--- a/Arquitectura de Sistemas Computacionales/Kit docente/Clase 4/Guion Docente Clase 4 - Microservicios y arquitecturas distribuidas.docx
+++ b/Arquitectura de Sistemas Computacionales/Kit docente/Clase 4/Guion Docente Clase 4 - Microservicios y arquitecturas distribuidas.docx
@@ -248,7 +248,7 @@
           <w:color w:val="1A1C1D"/>
           <w:sz w:val="32"/>
         </w:rPr>
-        <w:t>De donde viene la clase y que se abre hoy - diapositiva 13</w:t>
+        <w:t>Apoyo por diapositiva</w:t>
       </w:r>
     </w:p>
     <w:p>
@@ -258,317 +258,497 @@
           <w:color w:val="4A4A49"/>
           <w:sz w:val="22"/>
         </w:rPr>
-        <w:t>La Clase 3 dejo al estudiante con una unidad de despliegue concreta en las manos: una imagen que se ejecuta como contenedor. La Clase 1 le dejo una caja negra llamada CloudLite App con actores y sistemas externos alrededor. Hoy se juntan las dos cosas: se abre la caja negra y se decide de cuantas piezas esta hecha por dentro y por que. Ese es el nivel 2 del modelo C4, el de contenedores, y el entregable son tres cosas: la decision de arquitectura en una frase con sus dos criterios, el diagrama de contenedores escrito en Mermaid, y una tabla de tres contratos mas tres riesgos de distribucion. La pregunta que organiza la clase no es que son los microservicios, sino una mas incomoda y mas util: cada vez que un sistema se parte en dos, se gana algo y se paga algo, y hoy hay que decir explicitamente que se gana y que se paga. Un estudiante que solo aprende la primera mitad de esa frase sale convencido de que mas servicios es mejor arquitectura, que es exactamente el error que esta clase debe prevenir.</w:t>
-      </w:r>
-    </w:p>
-    <w:p>
-      <w:pPr>
-        <w:spacing w:before="200" w:after="60"/>
-      </w:pPr>
+        <w:t xml:space="preserve">Todo lo que hay que decir </w:t>
+      </w:r>
       <w:r>
         <w:rPr>
           <w:b/>
-          <w:color w:val="1A1C1D"/>
-          <w:sz w:val="32"/>
+          <w:color w:val="4A4A49"/>
+          <w:sz w:val="22"/>
         </w:rPr>
-        <w:t>Monolito: lo que la palabra realmente significa - diapositiva 4</w:t>
-      </w:r>
-    </w:p>
-    <w:p>
+        <w:t>esta proyectado</w:t>
+      </w:r>
       <w:r>
         <w:rPr>
           <w:b w:val="0"/>
           <w:color w:val="4A4A49"/>
           <w:sz w:val="22"/>
         </w:rPr>
-        <w:t>Empecemos por el termino que el estudiante trae con mala fama. Un monolito es un sistema que se despliega como una sola unidad: todo su codigo se construye junto y sale al aire junto. No es un insulto ni un error, es la arquitectura correcta por defecto para la mayoria de los sistemas pequenos, y varios proyectos de este curso deberian ser monolitos bien organizados. Un microservicio, en cambio, es una unidad de despliegue independiente con una frontera de responsabilidad de negocio propia. La palabra decisiva es independiente, y admite una prueba de una linea que el docente debe usar como criterio de correccion: si para poner en produccion el servicio A hay que desplegar tambien el servicio B, entonces A y B no son dos microservicios, son un solo sistema partido en dos repositorios, con todos los costos de la distribucion y ninguno de sus beneficios. Tres senales de una frontera real: el servicio es dueno de sus propios datos, puede liberarse a su propio ritmo y corresponde a una capacidad de negocio que se puede nombrar sin usar palabras tecnicas. En cuanto a la notacion, el nivel de contenedores del modelo C4 pide dibujar, dentro del sistema, cada cosa que se ejecuta o almacena de forma independiente, con tres datos obligatorios por caja (nombre, tecnologia y responsabilidad en una frase) y cada flecha etiquetada con protocolo y formato, nunca una linea muda. Aqui hay que repetir la advertencia de la clase pasada, porque es la fuente numero uno de confusion: contenedor en C4 no significa contenedor de Docker. Una aplicacion web de una sola pagina que corre en el navegador, una API, una base de datos gestionada, una cola de mensajes y un proceso trabajador en segundo plano son cinco contenedores C4, aunque solo dos de ellos esten dockerizados. Confundirlo lleva al estudiante a creer que debe empaquetar cada caja con Docker para que el diagrama sea valido, lo cual no es cierto y desvia el trabajo de la semana hacia una tarea que nadie pidio.</w:t>
+        <w:t>. Esta seccion dice que subrayar en cada lamina, no repite su contenido.</w:t>
       </w:r>
     </w:p>
     <w:p>
+      <w:r>
+        <w:rPr>
+          <w:b/>
+          <w:color w:val="4A4A49"/>
+          <w:sz w:val="22"/>
+        </w:rPr>
+        <w:t>[Slide 8] De donde viene la clase y que se abre hoy</w:t>
+      </w:r>
       <w:r>
         <w:rPr>
           <w:b w:val="0"/>
           <w:color w:val="4A4A49"/>
           <w:sz w:val="22"/>
         </w:rPr>
-        <w:t>Con eso claro, lo primero que el estudiante entrega hoy es la decision, y tiene una forma exigida que conviene dictar literal porque se corrige asi. Es UNA frase y elige UNA de las dos opciones: monolito modular o microservicios. «Un poco de los dos» vale cero, y hay que decir por que: no es una posicion intermedia sensata, es la frase de quien no decidio, y un sistema no se puede desplegar de las dos formas a la vez. La decision se sostiene con exactamente dos criterios. El primero es el tamano del equipo, y se exige CON numero y CON plazo: «somos dos personas y tenemos doce semanas» es un criterio; «el equipo es pequeno» no lo es, porque no permite verificar nada. La razon de fondo es la que se repite en el cierre: la cantidad de servicios que una organizacion sostiene es funcion del numero de equipos autonomos, no del gusto por la modularidad. El segundo criterio es el acoplamiento, y se responde diciendo QUE partes cambian juntas: si al tocar el calendario de disponibilidad hay que tocar tambien el registro de clientes, esas dos cosas no son dos servicios. Y la frase se cierra con las dos mitades del trade-off: lo que se gana y lo que se pierde. Sin la segunda mitad no hubo decision, hubo una justificacion escrita despues de los hechos —el mismo defecto que la Clase 2 senalaba en los ADR sin consecuencias negativas—, y esa simetria entre las dos clases vale la pena nombrarla en voz alta.</w:t>
+        <w:t xml:space="preserve"> — 6 vinetas.</w:t>
       </w:r>
     </w:p>
     <w:p>
-      <w:pPr>
-        <w:spacing w:before="200" w:after="60"/>
-      </w:pPr>
       <w:r>
         <w:rPr>
           <w:b/>
-          <w:color w:val="1A1C1D"/>
-          <w:sz w:val="32"/>
+          <w:color w:val="4A4A49"/>
+          <w:sz w:val="22"/>
         </w:rPr>
-        <w:t>Las tres reglas del nivel Container y la trazabilidad con el Context - diapositiva 5</w:t>
-      </w:r>
-    </w:p>
-    <w:p>
+        <w:t>[Slide 9] Monolito: lo que la palabra realmente significa (1/3)</w:t>
+      </w:r>
       <w:r>
         <w:rPr>
           <w:b w:val="0"/>
           <w:color w:val="4A4A49"/>
           <w:sz w:val="22"/>
         </w:rPr>
-        <w:t>Antes del ejemplo conviene fijar las tres reglas con las que se corrige el diagrama, porque cada una tiene puntos asignados y las tres se pierden por descuido y no por no saber. La primera: cada caja lleva TRES datos, no uno. Nombre, tecnologia y responsabilidad en una frase. Una caja que dice solo «API» no es un contenedor descrito, es una etiqueta; con «API de turnos · Node.js · valida la franja y registra el turno» ya se puede discutir si esa frontera tiene sentido. La segunda: lo que guarda datos no es una caja mas. En la notacion se marca como almacen —en el codigo, ContainerDb en lugar de Container— y esa distincion no es cosmetica: un almacen no se replica igual que un servicio, no se despliega igual y no falla igual, y todo eso se retoma en las Clases 7 y 13. La tercera: ninguna flecha queda muda, y media etiqueta tampoco alcanza. Cada flecha lleva protocolo Y formato: HTTPS/JSON, TCP/SQL. «HTTP» a secas no dice como viajan los datos y «SQL» a secas no dice sobre que transporte; con las dos mitades, cualquiera que lea el diagrama sabe por donde puede romperse.</w:t>
+        <w:t xml:space="preserve"> — 7 vinetas.</w:t>
       </w:r>
     </w:p>
     <w:p>
+      <w:pPr>
+        <w:pStyle w:val="ListBullet2"/>
+      </w:pPr>
       <w:r>
         <w:rPr>
           <w:b w:val="0"/>
           <w:color w:val="4A4A49"/>
           <w:sz w:val="22"/>
         </w:rPr>
-        <w:t>Y hay una cuarta condicion que no es del nivel sino de la continuidad del proyecto: los nombres tienen que ser IDENTICOS a los del C4 Context de la Clase 1. Si alli decia «Pasarela de pagos», aqui no puede decir «Pagos». No es pedanteria de notacion; es lo unico que permite afirmar que los dos dibujos son el mismo sistema visto desde distinta altura, y es exactamente lo que se volvera a verificar en la Clase 7 contra el diagrama de despliegue y en la Clase 11 en la auditoria del paquete. Los actores y los sistemas externos del Context siguen existiendo hoy y siguen estando FUERA del recuadro del sistema: abrir la caja no elimina lo que la rodeaba. Ese es el error de dibujo mas comun de la clase, meter al usuario o a la pasarela de pagos dentro del sistema propio, y se detecta en dos segundos preguntando quien lo opera.</w:t>
+        <w:t>La palabra decisiva es independiente, y admite una prueba de una linea que el docente debe usar como criterio de correccion: si para poner en produccion el servicio A hay que desplegar tambien el servicio B, entonces A y B no son dos microservicios, son un solo sistema partido en dos repositorios, con todos los costos de la distribucion y ninguno de sus beneficios.</w:t>
       </w:r>
     </w:p>
     <w:p>
-      <w:pPr>
-        <w:spacing w:before="200" w:after="60"/>
-      </w:pPr>
       <w:r>
         <w:rPr>
           <w:b/>
-          <w:color w:val="1A1C1D"/>
-          <w:sz w:val="32"/>
+          <w:color w:val="4A4A49"/>
+          <w:sz w:val="22"/>
         </w:rPr>
-        <w:t>C4Container en Mermaid: la sintaxis que la plataforma renderiza - diapositiva 10</w:t>
-      </w:r>
-    </w:p>
-    <w:p>
+        <w:t>[Slide 10] Monolito: lo que la palabra realmente significa (2/3)</w:t>
+      </w:r>
       <w:r>
         <w:rPr>
           <w:b w:val="0"/>
           <w:color w:val="4A4A49"/>
           <w:sz w:val="22"/>
         </w:rPr>
-        <w:t>El diagrama no se entrega como imagen: se entrega como codigo, y la plataforma lo renderiza. Eso cambia lo que el docente tiene que ensenar, porque un boceto correcto escrito con la sintaxis equivocada no renderiza y entonces no hay diagrama que calificar. Son cinco reglas de escritura y conviene recorrerlas sobre la diapositiva, linea por linea. La primera linea es exactamente C4Container, sin nada antes; C4Context es el nivel de la Clase 1 y graph TD es otro tipo de diagrama, y cualquiera de los dos deja la respuesta en el nivel equivocado. Los actores se declaran con Person y los sistemas ajenos con System_Ext, los dos por fuera del bloque del sistema. El sistema propio se abre con System_Boundary y una llave, y dentro van las cajas: Container para lo que ejecuta y ContainerDb para lo que almacena, cada una con identificador, nombre, tecnologia y responsabilidad. La llave se cierra, y las relaciones van despues, con Rel y cuatro datos: origen, destino, que hace y con que protocolo y formato. El identificador corto de cada caja —en el molde proyectado son spa, api, db y worker— es el que usan las relaciones; si no coincide, no dibuja la flecha y tampoco avisa con claridad.</w:t>
+        <w:t xml:space="preserve"> — 6 vinetas.</w:t>
       </w:r>
     </w:p>
     <w:p>
+      <w:r>
+        <w:rPr>
+          <w:b/>
+          <w:color w:val="4A4A49"/>
+          <w:sz w:val="22"/>
+        </w:rPr>
+        <w:t>[Slide 11] Monolito: lo que la palabra realmente significa (3/3)</w:t>
+      </w:r>
       <w:r>
         <w:rPr>
           <w:b w:val="0"/>
           <w:color w:val="4A4A49"/>
           <w:sz w:val="22"/>
         </w:rPr>
-        <w:t>Vale la pena decir en voz alta que aqui el uso de una IA es legitimo y ademas recomendado: pasar un boceto a codigo Mermaid es justo la tarea mecanica en la que ayuda sin sustituir el criterio. Lo que NO delega el estudiante es la revision, y hay tres cosas que tiene que verificar el mismo antes de enviar, porque son las que la IA equivoca con frecuencia: que la primera linea sea C4Container, que la base de datos haya quedado como ContainerDb y no como Container, y que ninguna relacion haya perdido la mitad de su etiqueta. La regla operativa del dia se dice como consecuencia y no como consejo: se pega el codigo, se mira renderizado, y solo entonces se envia. Un codigo que no renderiza vale cero, y es el unico punto del taller donde el estudiante puede comprobar su propia nota antes de entregar.</w:t>
+        <w:t xml:space="preserve"> — 7 vinetas.</w:t>
       </w:r>
     </w:p>
     <w:p>
-      <w:pPr>
-        <w:spacing w:before="200" w:after="60"/>
-      </w:pPr>
       <w:r>
         <w:rPr>
           <w:b/>
-          <w:color w:val="1A1C1D"/>
-          <w:sz w:val="32"/>
+          <w:color w:val="4A4A49"/>
+          <w:sz w:val="22"/>
         </w:rPr>
-        <w:t>Primer ejemplo: los tres contenedores de CloudLite Turnos - diapositiva 8</w:t>
-      </w:r>
-    </w:p>
-    <w:p>
+        <w:t>[Slide 12] Las tres reglas del nivel Container y la trazabilidad con el Context (1/2)</w:t>
+      </w:r>
       <w:r>
         <w:rPr>
           <w:b w:val="0"/>
           <w:color w:val="4A4A49"/>
           <w:sz w:val="22"/>
         </w:rPr>
-        <w:t>Primer ejemplo concreto, y conviene construirlo en el tablero en vivo. CloudLite Turnos, el sistema de agendamiento de la barberia, empieza con tres contenedores: una aplicacion web que corre en el navegador del cliente, una API que atiende peticiones HTTP con cuerpo en formato JSON, y una base de datos relacional donde viven turnos, clientes y horarios. La flecha entre la web y la API dice «HTTPS/JSON, consulta disponibilidad y crea reservas»; la flecha entre la API y la base de datos dice «TCP, lee y escribe turnos». Con eso ya existe un diagrama valido y defendible. Ahora viene la parte interesante: la cuarta caja aparece solo si hay una razon. El envio del correo de confirmacion tarda, con proveedores reales de correo, entre 300 y 2000 milisegundos, y puede fallar por causas ajenas al sistema. Si la API espera ese envio antes de responder, la reserva de un turno hereda esa latencia y ese riesgo. Esa es una razon legitima para separar: se agrega una cola de mensajes y un trabajador de notificaciones, la API escribe el turno, publica un mensaje y responde en decenas de milisegundos, y el trabajador envia el correo despues, con reintentos si falla. Cuatro contenedores con una justificacion medible es mejor arquitectura que ocho por moda.</w:t>
+        <w:t xml:space="preserve"> — 8 vinetas.</w:t>
       </w:r>
     </w:p>
     <w:p>
-      <w:pPr>
-        <w:spacing w:before="200" w:after="60"/>
-      </w:pPr>
       <w:r>
         <w:rPr>
           <w:b/>
-          <w:color w:val="1A1C1D"/>
-          <w:sz w:val="32"/>
+          <w:color w:val="4A4A49"/>
+          <w:sz w:val="22"/>
         </w:rPr>
-        <w:t>Los contratos: cuatro datos por fila y un 409 obligatorio - diapositiva 6</w:t>
-      </w:r>
-    </w:p>
-    <w:p>
+        <w:t>[Slide 13] Las tres reglas del nivel Container y la trazabilidad con el Context (2/2)</w:t>
+      </w:r>
       <w:r>
         <w:rPr>
           <w:b w:val="0"/>
           <w:color w:val="4A4A49"/>
           <w:sz w:val="22"/>
         </w:rPr>
-        <w:t>Si cada flecha del diagrama lleva protocolo y formato, el paso siguiente es decir QUE se negocia por esa flecha, y eso es un contrato. Un contrato entre dos piezas de un sistema tiene cuatro datos y los cuatro se piden por separado: como se llama la interaccion en terminos de negocio, quien llama a quien, con que verbo y ruta —o con que nombre de evento, si es asincrono—, y cual es el error de negocio que puede devolver. El cuarto es el que se olvida y el que hace util al contrato. Un error de negocio es una respuesta prevista, que forma parte del diseno: la franja ya esta tomada, el cupo se agoto, el usuario no tiene permiso. Un 500 no es un error de negocio, es una falla del sistema; nadie lo disena, y por eso poner 500 en esa columna es la senal de que el estudiante no distinguio las dos cosas. La diapositiva proyecta los tres contratos resueltos sobre CloudLite Turnos y conviene recorrerlos leyendo la cuarta columna en voz alta, porque es lo que hay que replicar.</w:t>
+        <w:t xml:space="preserve"> — 7 vinetas.</w:t>
       </w:r>
     </w:p>
     <w:p>
+      <w:r>
+        <w:rPr>
+          <w:b/>
+          <w:color w:val="4A4A49"/>
+          <w:sz w:val="22"/>
+        </w:rPr>
+        <w:t>[Slide 14] C4Container en Mermaid: la sintaxis que la plataforma renderiza (1/2)</w:t>
+      </w:r>
       <w:r>
         <w:rPr>
           <w:b w:val="0"/>
           <w:color w:val="4A4A49"/>
           <w:sz w:val="22"/>
         </w:rPr>
-        <w:t>Dos exigencias mas, que valen puntos y se pierden sin darse cuenta. La primera: al menos uno de los tres contratos tiene que ser un 409 de conflicto, y la razon es de dominio y no de capricho. El 409 es la respuesta que dice «tu peticion es valida, pero el estado actual del sistema no la admite», y en cualquier dominio de reservas ese caso existe siempre: dos clientes quieren la misma franja. Un estudiante que no encuentra ningun 409 en su sistema casi nunca tiene un dominio sin conflictos; lo que tiene es un diagrama que no modela ninguna regla de negocio. Conviene tambien tener a mano la diferencia con sus vecinos, porque se confunden: 400 es que la peticion esta mal formada, 401 que no se sabe quien eres, 403 que se sabe y no te corresponde, 404 que no existe, 422 que esta bien formada pero sus datos no pasan una validacion, y 409 que choca con el estado actual. La segunda exigencia: los tres contratos no pueden ser entre el mismo par de cajas. Tres filas que digan «App web → API» describen un solo canal contado tres veces, y lo que se esta evaluando es si el estudiante entendio que su sistema tiene varias fronteras. Y si el contrato es con la base de datos, en la columna del verbo va la sentencia (INSERT, SELECT) y no una ruta REST, porque la base no expone rutas; ponerle POST /turnos a la base de datos es el error que delata que se lleno la tabla por analogia y no leyendo el propio diagrama.</w:t>
+        <w:t xml:space="preserve"> — 7 vinetas.</w:t>
       </w:r>
     </w:p>
     <w:p>
       <w:pPr>
-        <w:spacing w:before="200" w:after="60"/>
+        <w:pStyle w:val="ListBullet2"/>
       </w:pPr>
-      <w:r>
-        <w:rPr>
-          <w:b/>
-          <w:color w:val="1A1C1D"/>
-          <w:sz w:val="32"/>
-        </w:rPr>
-        <w:t>Lo que se paga al distribuir: la red no es una llamada de funcion - diapositiva 7</w:t>
-      </w:r>
-    </w:p>
-    <w:p>
       <w:r>
         <w:rPr>
           <w:b w:val="0"/>
           <w:color w:val="4A4A49"/>
           <w:sz w:val="22"/>
         </w:rPr>
-        <w:t>El segundo bloque de contenido es el mas importante del dia: que se paga al distribuir. Una llamada a una funcion dentro del mismo proceso cuesta del orden de nanosegundos y no puede fallar por causas de red. La misma llamada convertida en peticion HTTP entre dos contenedores de la misma maquina o del mismo centro de datos cuesta tipicamente entre 1 y 5 milisegundos, y entre regiones geograficas distintas puede subir a 50 o 200 milisegundos. Es decir, convertir una llamada local en remota empeora el costo en varios ordenes de magnitud, y a eso se suma que ahora la llamada puede perderse, llegar duplicada o tardar indefinidamente. Hay una aritmetica que conviene mostrar porque impresiona con razon: si una peticion del usuario atraviesa en cadena cinco servicios y cada uno esta disponible el 99,9 % del tiempo, la disponibilidad del recorrido completo es 0,999 elevado a la quinta potencia, alrededor del 99,5 %, lo que pasa de unos 43 minutos de indisponibilidad al mes a mas de tres horas. Ese calculo es exacto y no una convencion, y es el argumento mas contundente contra multiplicar servicios sin necesidad.</w:t>
+        <w:t>Eso cambia lo que el docente tiene que ensenar, porque un boceto correcto escrito con la sintaxis equivocada no renderiza y entonces no hay diagrama que calificar.</w:t>
       </w:r>
     </w:p>
     <w:p>
       <w:pPr>
-        <w:spacing w:before="200" w:after="60"/>
+        <w:pStyle w:val="ListBullet2"/>
       </w:pPr>
-      <w:r>
-        <w:rPr>
-          <w:b/>
-          <w:color w:val="1A1C1D"/>
-          <w:sz w:val="32"/>
-        </w:rPr>
-        <w:t>Timeout, reintento, idempotencia y circuit breaker - diapositiva 7</w:t>
-      </w:r>
-    </w:p>
-    <w:p>
       <w:r>
         <w:rPr>
           <w:b w:val="0"/>
           <w:color w:val="4A4A49"/>
           <w:sz w:val="22"/>
         </w:rPr>
-        <w:t>De ahi salen cuatro mecanismos que el diagrama y la tabla deben poder mencionar. Un timeout es el tiempo maximo que un servicio espera respuesta antes de darse por vencido; sin timeout explicito, un servicio lento no falla sino que deja colgado a quien lo llamo, y el bloqueo se propaga hacia arriba hasta tumbar el sistema completo. Los valores tipicos para llamadas internas estan entre 2 y 5 segundos, y son convencion, no ley. Un reintento es volver a intentar la llamada fallida, y trae una trampa: si todos los clientes reintentan de inmediato contra un servicio ya saturado, lo hunden mas, por lo que se limita a dos o tres reintentos con espera creciente entre uno y otro. Los reintentos exigen idempotencia, que significa que ejecutar la misma operacion dos veces produzca el mismo resultado que ejecutarla una vez. En CloudLite eso es literal: si el reintento de crear turno no es idempotente, el cliente termina con dos reservas para el mismo horario, y la solucion habitual es que la peticion lleve un identificador unico que el servidor reconozca como repetido. El cuarto mecanismo es el interruptor de circuito, o circuit breaker, que tras varias fallas consecutivas deja de intentar por un rato y responde de inmediato con un error controlado, para no gastar recursos golpeando algo que esta caido.</w:t>
+        <w:t>Vale la pena decir en voz alta que aqui el uso de una IA es legitimo y ademas recomendado: pasar un boceto a codigo Mermaid es justo la tarea mecanica en la que ayuda sin sustituir el criterio.</w:t>
       </w:r>
     </w:p>
     <w:p>
-      <w:pPr>
-        <w:spacing w:before="200" w:after="60"/>
-      </w:pPr>
       <w:r>
         <w:rPr>
           <w:b/>
-          <w:color w:val="1A1C1D"/>
-          <w:sz w:val="32"/>
+          <w:color w:val="4A4A49"/>
+          <w:sz w:val="22"/>
         </w:rPr>
-        <w:t>Los datos: donde se rompen los proyectos academicos - diapositiva 9</w:t>
-      </w:r>
-    </w:p>
-    <w:p>
+        <w:t>[Slide 15] C4Container en Mermaid: la sintaxis que la plataforma renderiza (2/2)</w:t>
+      </w:r>
       <w:r>
         <w:rPr>
           <w:b w:val="0"/>
           <w:color w:val="4A4A49"/>
           <w:sz w:val="22"/>
         </w:rPr>
-        <w:t>El punto donde los proyectos academicos se rompen es el de los datos. La regla ortodoxa de los microservicios dice que cada servicio es dueno exclusivo de su base de datos y que nadie mas la consulta directamente; si dos servicios comparten tablas, estan acoplados y no pueden desplegarse por separado, lo que contradice la definicion. Pero cumplir esa regla tiene un precio real: una consulta que antes era un join deja de existir y hay que resolverla llamando a otro servicio, y una operacion que abarca dos servicios ya no puede ser una transaccion unica sino una secuencia de pasos con compensaciones. Eso introduce consistencia eventual, es decir un lapso durante el cual dos partes del sistema tienen versiones distintas de la verdad, con consecuencias visibles para el usuario. La postura honesta para este curso, y hay que enunciarla en voz alta, es que un CloudLite con una base de datos compartida y propiedad de tablas claramente documentada resulta aceptable, siempre que el estudiante lo registre como un trade-off consciente en su informe y no lo presente como microservicios puros. Fingir ortodoxia es peor que documentar una concesion.</w:t>
+        <w:t xml:space="preserve"> — 5 vinetas.</w:t>
       </w:r>
     </w:p>
     <w:p>
-      <w:pPr>
-        <w:spacing w:before="200" w:after="60"/>
-      </w:pPr>
       <w:r>
         <w:rPr>
           <w:b/>
-          <w:color w:val="1A1C1D"/>
-          <w:sz w:val="32"/>
+          <w:color w:val="4A4A49"/>
+          <w:sz w:val="22"/>
         </w:rPr>
-        <w:t>El tercer entregable: los tres riesgos, y por que son esos tres - diapositiva 7</w:t>
-      </w:r>
-    </w:p>
-    <w:p>
+        <w:t>[Slide 16] Primer ejemplo: los tres contenedores de CloudLite Turnos (1/2)</w:t>
+      </w:r>
       <w:r>
         <w:rPr>
           <w:b w:val="0"/>
           <w:color w:val="4A4A49"/>
           <w:sz w:val="22"/>
         </w:rPr>
-        <w:t>El tercer entregable es lo que impide que la clase quede en pura teoria, y no es una tabla libre de riesgos: son TRES riesgos, cada uno responde una pregunta distinta, y estan elegidos para que ninguno se pueda contestar sin mirar el propio diagrama. Conviene dictarlos asi, porque un estudiante que entiende por que son esos tres no escribe generalidades.</w:t>
+        <w:t xml:space="preserve"> — 6 vinetas.</w:t>
       </w:r>
     </w:p>
     <w:p>
+      <w:r>
+        <w:rPr>
+          <w:b/>
+          <w:color w:val="4A4A49"/>
+          <w:sz w:val="22"/>
+        </w:rPr>
+        <w:t>[Slide 17] Primer ejemplo: los tres contenedores de CloudLite Turnos (2/2)</w:t>
+      </w:r>
       <w:r>
         <w:rPr>
           <w:b w:val="0"/>
           <w:color w:val="4A4A49"/>
           <w:sz w:val="22"/>
         </w:rPr>
-        <w:t>El primero pregunta que se cae. Se nombra UNA caja del diagrama y se dice que deja de funcionar y —esta es la mitad que se olvida— que SIGUE funcionando. «Se cae todo» vale la mitad de los puntos, y con razon: en un sistema bien partido nunca se cae todo, y el ejercicio consiste precisamente en descubrir que algunas cosas sobreviven. En CloudLite Turnos, si se cae el trabajador de notificaciones, los turnos se siguen reservando y lo que se pierde es el correo de confirmacion; si se cae la base de turnos, no se reserva nada, pero la aplicacion web sigue cargando y puede mostrar un mensaje decente en lugar de una pantalla en blanco. Ese razonamiento es el que en la Clase 7 permite decidir que va en cada zona de red y en la Clase 13 que pieza vale la pena replicar.</w:t>
+        <w:t xml:space="preserve"> — 4 vinetas.</w:t>
       </w:r>
     </w:p>
     <w:p>
+      <w:r>
+        <w:rPr>
+          <w:b/>
+          <w:color w:val="4A4A49"/>
+          <w:sz w:val="22"/>
+        </w:rPr>
+        <w:t>[Slide 18] Los contratos: cuatro datos por fila y un 409 obligatorio (1/2)</w:t>
+      </w:r>
       <w:r>
         <w:rPr>
           <w:b w:val="0"/>
           <w:color w:val="4A4A49"/>
           <w:sz w:val="22"/>
         </w:rPr>
-        <w:t>El segundo pregunta cuantos saltos de red tiene una operacion de punta a punta, y se responde con un numero, contado sobre el propio dibujo. Reservar un turno en el ejemplo de tres cajas son tres saltos: el navegador a la aplicacion web, la aplicacion web a la API, y la API a la base de datos; si se agrega el correo son cuatro, y si el correo se envia por cola, cinco. El numero importa por lo que se explico arriba: cada salto agrega latencia y una probabilidad de fallo, y esa aritmetica es la unica defensa contra multiplicar cajas por gusto. Un estudiante que no puede contar sus saltos no esta leyendo su diagrama, esta recordandolo.</w:t>
+        <w:t xml:space="preserve"> — 8 vinetas.</w:t>
       </w:r>
     </w:p>
     <w:p>
+      <w:pPr>
+        <w:pStyle w:val="ListBullet2"/>
+      </w:pPr>
       <w:r>
         <w:rPr>
           <w:b w:val="0"/>
           <w:color w:val="4A4A49"/>
           <w:sz w:val="22"/>
         </w:rPr>
-        <w:t>El tercero pregunta por un dato que se escribe en dos pasos, y es el mas dificil de los tres porque exige mirar la escritura y no la lectura. En el ejemplo, el turno se escribe en la base y despues se publica el mensaje del correo: si el segundo paso falla, el turno existe y el cliente nunca se entero. Ese es el problema de fondo de todo sistema distribuido, y hoy no se resuelve con una saga completa: se reconoce, se nombra el dato concreto y se dice que queda inconsistente. Si un estudiante dice que no encuentra ningun riesgo, casi siempre es porque su diagrama tiene flechas sin protocolo o sin formato: no sabe por donde puede romperse porque nunca definio como se comunican las piezas. Devolverle el diagrama es mas util que darle un ejemplo.</w:t>
+        <w:t>Conviene tambien tener a mano la diferencia con sus vecinos, porque se confunden: 400 es que la peticion esta mal formada, 401 que no se sabe quien eres, 403 que se sabe y no te corresponde, 404 que no existe, 422 que esta bien formada pero sus datos no pasan una validacion, y 409 que choca con el estado actual.</w:t>
       </w:r>
     </w:p>
     <w:p>
-      <w:pPr>
-        <w:spacing w:before="200" w:after="60"/>
-      </w:pPr>
       <w:r>
         <w:rPr>
           <w:b/>
-          <w:color w:val="1A1C1D"/>
-          <w:sz w:val="32"/>
+          <w:color w:val="4A4A49"/>
+          <w:sz w:val="22"/>
         </w:rPr>
-        <w:t>Preguntas frecuentes y cierre conceptual (de la diapositiva 4 a la diapositiva 9)</w:t>
-      </w:r>
-    </w:p>
-    <w:p>
+        <w:t>[Slide 19] Los contratos: cuatro datos por fila y un 409 obligatorio (2/2)</w:t>
+      </w:r>
       <w:r>
         <w:rPr>
           <w:b w:val="0"/>
           <w:color w:val="4A4A49"/>
           <w:sz w:val="22"/>
         </w:rPr>
-        <w:t>Las preguntas de esta clase son predecibles y conviene responderlas con firmeza. Cuantos microservicios son los correctos: no hay numero correcto, hay justificacion por frontera, y el rango de dos a cinco contenedores que exige el curso es una restriccion pedagogica pensada para proyectos de una a tres personas en doce semanas, no un hallazgo de la ingenieria. Si las empresas grandes tienen cientos de servicios, por que nosotros solo tres: porque el numero de servicios que una organizacion puede sostener es funcion del numero de equipos autonomos y de la madurez de su automatizacion de despliegue y observabilidad, condiciones que un equipo de tres no tiene, y copiar la forma sin las condiciones produce lo que aqui se llama microservicios teatro. Y la tercera, que hay que responder sin ambiguedad: esta mal hacer un monolito. No; esta mal hacerlo sin saber que se eligio, y un monolito modular bien argumentado recibe mejor calificacion que cinco servicios sin razon. Conviene cerrar ubicando el curso: este diagrama es el ultimo insumo del Parcial 1 de la Clase 5; en la Clase 6 cada flecha se convertira en una superficie de ataque que hay que proteger; en la Clase 7 estas mismas cajas se reubicaran en un diagrama de despliegue con zonas publicas y privadas, conservando exactamente los mismos nombres; en la Clase 8 cada contenedor implicara su propio pipeline de integracion continua; y en las Clases 12 y 13 se preguntara cual de estas piezas es el cuello de botella y cual se puede replicar.</w:t>
+        <w:t xml:space="preserve"> — 7 vinetas.</w:t>
       </w:r>
     </w:p>
     <w:p>
+      <w:r>
+        <w:rPr>
+          <w:b/>
+          <w:color w:val="4A4A49"/>
+          <w:sz w:val="22"/>
+        </w:rPr>
+        <w:t>[Slide 20] Lo que se paga al distribuir: la red no es una llamada de funcion</w:t>
+      </w:r>
       <w:r>
         <w:rPr>
           <w:b w:val="0"/>
           <w:color w:val="4A4A49"/>
           <w:sz w:val="22"/>
         </w:rPr>
-        <w:t>Error tipico del docente que no domina el tema: aplaudir un diagrama con ocho microservicios sin preguntar por que existe cada uno. El numero de servicios no mide calidad arquitectonica; la justificacion de cada frontera si. La consecuencia aguas abajo es que ese estudiante llega a la Clase 7 con ocho cajas que no puede ubicar en zonas de red, a la Clase 8 con ocho pipelines que nunca construira y a la Clase 12 sin poder identificar un cuello de botella, porque no entiende el flujo de su propio sistema. El segundo error es tratar la latencia y los fallos parciales como un detalle de implementacion que se vera despues: si hoy no se dice que una flecha en el diagrama es una llamada de red que puede fallar, el estudiante disenara como si distribuir fuera gratis, no incluira timeouts ni idempotencia en su tabla de riesgos, y en la Clase 13 pedira autoescalado como solucion magica a un problema de diseno originado precisamente en esta clase.</w:t>
+        <w:t xml:space="preserve"> — 7 vinetas.</w:t>
+      </w:r>
+    </w:p>
+    <w:p>
+      <w:r>
+        <w:rPr>
+          <w:b/>
+          <w:color w:val="4A4A49"/>
+          <w:sz w:val="22"/>
+        </w:rPr>
+        <w:t>[Slide 21] Timeout, reintento, idempotencia y circuit breaker (1/2)</w:t>
+      </w:r>
+      <w:r>
+        <w:rPr>
+          <w:b w:val="0"/>
+          <w:color w:val="4A4A49"/>
+          <w:sz w:val="22"/>
+        </w:rPr>
+        <w:t xml:space="preserve"> — 4 vinetas.</w:t>
+      </w:r>
+    </w:p>
+    <w:p>
+      <w:r>
+        <w:rPr>
+          <w:b/>
+          <w:color w:val="4A4A49"/>
+          <w:sz w:val="22"/>
+        </w:rPr>
+        <w:t>[Slide 22] Timeout, reintento, idempotencia y circuit breaker (2/2)</w:t>
+      </w:r>
+      <w:r>
+        <w:rPr>
+          <w:b w:val="0"/>
+          <w:color w:val="4A4A49"/>
+          <w:sz w:val="22"/>
+        </w:rPr>
+        <w:t xml:space="preserve"> — 3 vinetas.</w:t>
+      </w:r>
+    </w:p>
+    <w:p>
+      <w:r>
+        <w:rPr>
+          <w:b/>
+          <w:color w:val="4A4A49"/>
+          <w:sz w:val="22"/>
+        </w:rPr>
+        <w:t>[Slide 23] Los datos: donde se rompen los proyectos academicos (1/2)</w:t>
+      </w:r>
+      <w:r>
+        <w:rPr>
+          <w:b w:val="0"/>
+          <w:color w:val="4A4A49"/>
+          <w:sz w:val="22"/>
+        </w:rPr>
+        <w:t xml:space="preserve"> — 5 vinetas.</w:t>
+      </w:r>
+    </w:p>
+    <w:p>
+      <w:r>
+        <w:rPr>
+          <w:b/>
+          <w:color w:val="4A4A49"/>
+          <w:sz w:val="22"/>
+        </w:rPr>
+        <w:t>[Slide 24] Los datos: donde se rompen los proyectos academicos (2/2)</w:t>
+      </w:r>
+      <w:r>
+        <w:rPr>
+          <w:b w:val="0"/>
+          <w:color w:val="4A4A49"/>
+          <w:sz w:val="22"/>
+        </w:rPr>
+        <w:t xml:space="preserve"> — 4 vinetas.</w:t>
+      </w:r>
+    </w:p>
+    <w:p>
+      <w:r>
+        <w:rPr>
+          <w:b/>
+          <w:color w:val="4A4A49"/>
+          <w:sz w:val="22"/>
+        </w:rPr>
+        <w:t>[Slide 25] El tercer entregable: los tres riesgos, y por que son esos tres (1/3)</w:t>
+      </w:r>
+      <w:r>
+        <w:rPr>
+          <w:b w:val="0"/>
+          <w:color w:val="4A4A49"/>
+          <w:sz w:val="22"/>
+        </w:rPr>
+        <w:t xml:space="preserve"> — 6 vinetas.</w:t>
+      </w:r>
+    </w:p>
+    <w:p>
+      <w:pPr>
+        <w:pStyle w:val="ListBullet2"/>
+      </w:pPr>
+      <w:r>
+        <w:rPr>
+          <w:b w:val="0"/>
+          <w:color w:val="4A4A49"/>
+          <w:sz w:val="22"/>
+        </w:rPr>
+        <w:t>Conviene dictarlos asi, porque un estudiante que entiende por que son esos tres no escribe generalidades.</w:t>
+      </w:r>
+    </w:p>
+    <w:p>
+      <w:r>
+        <w:rPr>
+          <w:b/>
+          <w:color w:val="4A4A49"/>
+          <w:sz w:val="22"/>
+        </w:rPr>
+        <w:t>[Slide 26] El tercer entregable: los tres riesgos, y por que son esos tres (2/3)</w:t>
+      </w:r>
+      <w:r>
+        <w:rPr>
+          <w:b w:val="0"/>
+          <w:color w:val="4A4A49"/>
+          <w:sz w:val="22"/>
+        </w:rPr>
+        <w:t xml:space="preserve"> — 6 vinetas.</w:t>
+      </w:r>
+    </w:p>
+    <w:p>
+      <w:r>
+        <w:rPr>
+          <w:b/>
+          <w:color w:val="4A4A49"/>
+          <w:sz w:val="22"/>
+        </w:rPr>
+        <w:t>[Slide 27] El tercer entregable: los tres riesgos, y por que son esos tres (3/3)</w:t>
+      </w:r>
+      <w:r>
+        <w:rPr>
+          <w:b w:val="0"/>
+          <w:color w:val="4A4A49"/>
+          <w:sz w:val="22"/>
+        </w:rPr>
+        <w:t xml:space="preserve"> — 4 vinetas.</w:t>
+      </w:r>
+    </w:p>
+    <w:p>
+      <w:r>
+        <w:rPr>
+          <w:b/>
+          <w:color w:val="4A4A49"/>
+          <w:sz w:val="22"/>
+        </w:rPr>
+        <w:t>[Slide 28] Preguntas frecuentes y cierre conceptual () (1/2)</w:t>
+      </w:r>
+      <w:r>
+        <w:rPr>
+          <w:b w:val="0"/>
+          <w:color w:val="4A4A49"/>
+          <w:sz w:val="22"/>
+        </w:rPr>
+        <w:t xml:space="preserve"> — 7 vinetas.</w:t>
+      </w:r>
+    </w:p>
+    <w:p>
+      <w:pPr>
+        <w:pStyle w:val="ListBullet2"/>
+      </w:pPr>
+      <w:r>
+        <w:rPr>
+          <w:b w:val="0"/>
+          <w:color w:val="4A4A49"/>
+          <w:sz w:val="22"/>
+        </w:rPr>
+        <w:t>Conviene cerrar ubicando el curso: este diagrama es el ultimo insumo del Parcial 1 de la Clase 5; en la Clase 6 cada flecha se convertira en una superficie de ataque que hay que proteger; en la Clase 7 estas mismas cajas se reubicaran en un diagrama de despliegue con zonas publicas y privadas, conservando exactamente los mismos nombres; en la Clase 8 cada contenedor implicara su propio pipeline de integracion continua; y en las Clases 12 y 13 se preguntara cual de estas piezas es el cuello de botella y cual se puede replicar.</w:t>
+      </w:r>
+    </w:p>
+    <w:p>
+      <w:r>
+        <w:rPr>
+          <w:b/>
+          <w:color w:val="4A4A49"/>
+          <w:sz w:val="22"/>
+        </w:rPr>
+        <w:t>[Slide 29] Preguntas frecuentes y cierre conceptual () (2/2)</w:t>
+      </w:r>
+      <w:r>
+        <w:rPr>
+          <w:b w:val="0"/>
+          <w:color w:val="4A4A49"/>
+          <w:sz w:val="22"/>
+        </w:rPr>
+        <w:t xml:space="preserve"> — 7 vinetas.</w:t>
       </w:r>
     </w:p>
     <w:p>
@@ -722,6 +902,292 @@
           <w:color w:val="4A4A49"/>
           <w:sz w:val="22"/>
         </w:rPr>
+        <w:t>De donde viene la clase y que se abre hoy</w:t>
+      </w:r>
+    </w:p>
+    <w:p>
+      <w:pPr>
+        <w:pStyle w:val="ListNumber"/>
+      </w:pPr>
+      <w:r>
+        <w:rPr>
+          <w:b w:val="0"/>
+          <w:color w:val="4A4A49"/>
+          <w:sz w:val="22"/>
+        </w:rPr>
+        <w:t>Monolito: lo que la palabra realmente significa (1/3)</w:t>
+      </w:r>
+    </w:p>
+    <w:p>
+      <w:pPr>
+        <w:pStyle w:val="ListNumber"/>
+      </w:pPr>
+      <w:r>
+        <w:rPr>
+          <w:b w:val="0"/>
+          <w:color w:val="4A4A49"/>
+          <w:sz w:val="22"/>
+        </w:rPr>
+        <w:t>Monolito: lo que la palabra realmente significa (2/3)</w:t>
+      </w:r>
+    </w:p>
+    <w:p>
+      <w:pPr>
+        <w:pStyle w:val="ListNumber"/>
+      </w:pPr>
+      <w:r>
+        <w:rPr>
+          <w:b w:val="0"/>
+          <w:color w:val="4A4A49"/>
+          <w:sz w:val="22"/>
+        </w:rPr>
+        <w:t>Monolito: lo que la palabra realmente significa (3/3)</w:t>
+      </w:r>
+    </w:p>
+    <w:p>
+      <w:pPr>
+        <w:pStyle w:val="ListNumber"/>
+      </w:pPr>
+      <w:r>
+        <w:rPr>
+          <w:b w:val="0"/>
+          <w:color w:val="4A4A49"/>
+          <w:sz w:val="22"/>
+        </w:rPr>
+        <w:t>Las tres reglas del nivel Container y la trazabilidad con el Context (1/2)</w:t>
+      </w:r>
+    </w:p>
+    <w:p>
+      <w:pPr>
+        <w:pStyle w:val="ListNumber"/>
+      </w:pPr>
+      <w:r>
+        <w:rPr>
+          <w:b w:val="0"/>
+          <w:color w:val="4A4A49"/>
+          <w:sz w:val="22"/>
+        </w:rPr>
+        <w:t>Las tres reglas del nivel Container y la trazabilidad con el Context (2/2)</w:t>
+      </w:r>
+    </w:p>
+    <w:p>
+      <w:pPr>
+        <w:pStyle w:val="ListNumber"/>
+      </w:pPr>
+      <w:r>
+        <w:rPr>
+          <w:b w:val="0"/>
+          <w:color w:val="4A4A49"/>
+          <w:sz w:val="22"/>
+        </w:rPr>
+        <w:t>C4Container en Mermaid: la sintaxis que la plataforma renderiza (1/2)</w:t>
+      </w:r>
+    </w:p>
+    <w:p>
+      <w:pPr>
+        <w:pStyle w:val="ListNumber"/>
+      </w:pPr>
+      <w:r>
+        <w:rPr>
+          <w:b w:val="0"/>
+          <w:color w:val="4A4A49"/>
+          <w:sz w:val="22"/>
+        </w:rPr>
+        <w:t>C4Container en Mermaid: la sintaxis que la plataforma renderiza (2/2)</w:t>
+      </w:r>
+    </w:p>
+    <w:p>
+      <w:pPr>
+        <w:pStyle w:val="ListNumber"/>
+      </w:pPr>
+      <w:r>
+        <w:rPr>
+          <w:b w:val="0"/>
+          <w:color w:val="4A4A49"/>
+          <w:sz w:val="22"/>
+        </w:rPr>
+        <w:t>Primer ejemplo: los tres contenedores de CloudLite Turnos (1/2)</w:t>
+      </w:r>
+    </w:p>
+    <w:p>
+      <w:pPr>
+        <w:pStyle w:val="ListNumber"/>
+      </w:pPr>
+      <w:r>
+        <w:rPr>
+          <w:b w:val="0"/>
+          <w:color w:val="4A4A49"/>
+          <w:sz w:val="22"/>
+        </w:rPr>
+        <w:t>Primer ejemplo: los tres contenedores de CloudLite Turnos (2/2)</w:t>
+      </w:r>
+    </w:p>
+    <w:p>
+      <w:pPr>
+        <w:pStyle w:val="ListNumber"/>
+      </w:pPr>
+      <w:r>
+        <w:rPr>
+          <w:b w:val="0"/>
+          <w:color w:val="4A4A49"/>
+          <w:sz w:val="22"/>
+        </w:rPr>
+        <w:t>Los contratos: cuatro datos por fila y un 409 obligatorio (1/2)</w:t>
+      </w:r>
+    </w:p>
+    <w:p>
+      <w:pPr>
+        <w:pStyle w:val="ListNumber"/>
+      </w:pPr>
+      <w:r>
+        <w:rPr>
+          <w:b w:val="0"/>
+          <w:color w:val="4A4A49"/>
+          <w:sz w:val="22"/>
+        </w:rPr>
+        <w:t>Los contratos: cuatro datos por fila y un 409 obligatorio (2/2)</w:t>
+      </w:r>
+    </w:p>
+    <w:p>
+      <w:pPr>
+        <w:pStyle w:val="ListNumber"/>
+      </w:pPr>
+      <w:r>
+        <w:rPr>
+          <w:b w:val="0"/>
+          <w:color w:val="4A4A49"/>
+          <w:sz w:val="22"/>
+        </w:rPr>
+        <w:t>Lo que se paga al distribuir: la red no es una llamada de funcion</w:t>
+      </w:r>
+    </w:p>
+    <w:p>
+      <w:pPr>
+        <w:pStyle w:val="ListNumber"/>
+      </w:pPr>
+      <w:r>
+        <w:rPr>
+          <w:b w:val="0"/>
+          <w:color w:val="4A4A49"/>
+          <w:sz w:val="22"/>
+        </w:rPr>
+        <w:t>Timeout, reintento, idempotencia y circuit breaker (1/2)</w:t>
+      </w:r>
+    </w:p>
+    <w:p>
+      <w:pPr>
+        <w:pStyle w:val="ListNumber"/>
+      </w:pPr>
+      <w:r>
+        <w:rPr>
+          <w:b w:val="0"/>
+          <w:color w:val="4A4A49"/>
+          <w:sz w:val="22"/>
+        </w:rPr>
+        <w:t>Timeout, reintento, idempotencia y circuit breaker (2/2)</w:t>
+      </w:r>
+    </w:p>
+    <w:p>
+      <w:pPr>
+        <w:pStyle w:val="ListNumber"/>
+      </w:pPr>
+      <w:r>
+        <w:rPr>
+          <w:b w:val="0"/>
+          <w:color w:val="4A4A49"/>
+          <w:sz w:val="22"/>
+        </w:rPr>
+        <w:t>Los datos: donde se rompen los proyectos academicos (1/2)</w:t>
+      </w:r>
+    </w:p>
+    <w:p>
+      <w:pPr>
+        <w:pStyle w:val="ListNumber"/>
+      </w:pPr>
+      <w:r>
+        <w:rPr>
+          <w:b w:val="0"/>
+          <w:color w:val="4A4A49"/>
+          <w:sz w:val="22"/>
+        </w:rPr>
+        <w:t>Los datos: donde se rompen los proyectos academicos (2/2)</w:t>
+      </w:r>
+    </w:p>
+    <w:p>
+      <w:pPr>
+        <w:pStyle w:val="ListNumber"/>
+      </w:pPr>
+      <w:r>
+        <w:rPr>
+          <w:b w:val="0"/>
+          <w:color w:val="4A4A49"/>
+          <w:sz w:val="22"/>
+        </w:rPr>
+        <w:t>El tercer entregable: los tres riesgos, y por que son esos tres (1/3)</w:t>
+      </w:r>
+    </w:p>
+    <w:p>
+      <w:pPr>
+        <w:pStyle w:val="ListNumber"/>
+      </w:pPr>
+      <w:r>
+        <w:rPr>
+          <w:b w:val="0"/>
+          <w:color w:val="4A4A49"/>
+          <w:sz w:val="22"/>
+        </w:rPr>
+        <w:t>El tercer entregable: los tres riesgos, y por que son esos tres (2/3)</w:t>
+      </w:r>
+    </w:p>
+    <w:p>
+      <w:pPr>
+        <w:pStyle w:val="ListNumber"/>
+      </w:pPr>
+      <w:r>
+        <w:rPr>
+          <w:b w:val="0"/>
+          <w:color w:val="4A4A49"/>
+          <w:sz w:val="22"/>
+        </w:rPr>
+        <w:t>El tercer entregable: los tres riesgos, y por que son esos tres (3/3)</w:t>
+      </w:r>
+    </w:p>
+    <w:p>
+      <w:pPr>
+        <w:pStyle w:val="ListNumber"/>
+      </w:pPr>
+      <w:r>
+        <w:rPr>
+          <w:b w:val="0"/>
+          <w:color w:val="4A4A49"/>
+          <w:sz w:val="22"/>
+        </w:rPr>
+        <w:t>Preguntas frecuentes y cierre conceptual () (1/2)</w:t>
+      </w:r>
+    </w:p>
+    <w:p>
+      <w:pPr>
+        <w:pStyle w:val="ListNumber"/>
+      </w:pPr>
+      <w:r>
+        <w:rPr>
+          <w:b w:val="0"/>
+          <w:color w:val="4A4A49"/>
+          <w:sz w:val="22"/>
+        </w:rPr>
+        <w:t>Preguntas frecuentes y cierre conceptual () (2/2)</w:t>
+      </w:r>
+    </w:p>
+    <w:p>
+      <w:pPr>
+        <w:pStyle w:val="ListNumber"/>
+      </w:pPr>
+      <w:r>
+        <w:rPr>
+          <w:b w:val="0"/>
+          <w:color w:val="4A4A49"/>
+          <w:sz w:val="22"/>
+        </w:rPr>
         <w:t>Ejemplo de diagrama C4 — nivel Containers</w:t>
       </w:r>
     </w:p>
@@ -852,7 +1318,7 @@
           <w:color w:val="1A1C1D"/>
           <w:sz w:val="32"/>
         </w:rPr>
-        <w:t>0–10 · Encuadre PI · [Slide 2][Slide 3][Slide 13]</w:t>
+        <w:t>0–10 · Encuadre PI · [Slide 2][Slide 3][Slide 35]</w:t>
       </w:r>
     </w:p>
     <w:p>
@@ -1106,7 +1572,7 @@
           <w:color w:val="1A1C1D"/>
           <w:sz w:val="32"/>
         </w:rPr>
-        <w:t>40–55 · Demo en vivo · [Slide 12]</w:t>
+        <w:t>40–55 · Demo en vivo · [Slide 34]</w:t>
       </w:r>
     </w:p>
     <w:p>
@@ -1438,7 +1904,7 @@
           <w:color w:val="4A4A49"/>
           <w:sz w:val="22"/>
         </w:rPr>
-        <w:t>Narra los clics en voz alta. Si falla la red, proyecta la [Slide 10], que ya trae el resultado de la demo, y recórrela rótulo por rótulo.</w:t>
+        <w:t>Narra los clics en voz alta. Si falla la red, proyecta la [Slide 32], que ya trae el resultado de la demo, y recórrela rótulo por rótulo.</w:t>
       </w:r>
     </w:p>
     <w:p>
@@ -1466,7 +1932,7 @@
           <w:color w:val="4A4A49"/>
           <w:sz w:val="22"/>
         </w:rPr>
-        <w:t xml:space="preserve"> [Slide 12] — es el paso que el estudiante no adivina: pasa el boceto a codigo Mermaid con ayuda de una IA, pegalo en la pregunta de diagrama y muestralo renderizado.</w:t>
+        <w:t xml:space="preserve"> [Slide 34] — es el paso que el estudiante no adivina: pasa el boceto a codigo Mermaid con ayuda de una IA, pegalo en la pregunta de diagrama y muestralo renderizado.</w:t>
       </w:r>
     </w:p>
     <w:p>
@@ -1598,7 +2064,7 @@
           <w:color w:val="1A1C1D"/>
           <w:sz w:val="32"/>
         </w:rPr>
-        <w:t>55–100 · Taller guiado PI (individual · equipos de 2–3 solo si tú los autorizaste) · [Slide 14]</w:t>
+        <w:t>55–100 · Taller guiado PI (individual · equipos de 2–3 solo si tú los autorizaste) · [Slide 36]</w:t>
       </w:r>
     </w:p>
     <w:p>
@@ -1739,7 +2205,7 @@
           <w:color w:val="1A1C1D"/>
           <w:sz w:val="32"/>
         </w:rPr>
-        <w:t>115–120 · Cierre · [Slide 16]</w:t>
+        <w:t>115–120 · Cierre · [Slide 38]</w:t>
       </w:r>
     </w:p>
     <w:p>

--- a/Arquitectura de Sistemas Computacionales/Kit docente/Clase 4/Guion Docente Clase 4 - Microservicios y arquitecturas distribuidas.docx
+++ b/Arquitectura de Sistemas Computacionales/Kit docente/Clase 4/Guion Docente Clase 4 - Microservicios y arquitecturas distribuidas.docx
@@ -284,7 +284,7 @@
           <w:color w:val="4A4A49"/>
           <w:sz w:val="22"/>
         </w:rPr>
-        <w:t>[Slide 8] De donde viene la clase y que se abre hoy</w:t>
+        <w:t>[Slide 8] De donde viene la clase y que se abre hoy (1/2)</w:t>
       </w:r>
       <w:r>
         <w:rPr>
@@ -292,7 +292,7 @@
           <w:color w:val="4A4A49"/>
           <w:sz w:val="22"/>
         </w:rPr>
-        <w:t xml:space="preserve"> — 6 vinetas.</w:t>
+        <w:t xml:space="preserve"> — 4 vinetas.</w:t>
       </w:r>
     </w:p>
     <w:p>
@@ -302,7 +302,7 @@
           <w:color w:val="4A4A49"/>
           <w:sz w:val="22"/>
         </w:rPr>
-        <w:t>[Slide 9] Monolito: lo que la palabra realmente significa (1/3)</w:t>
+        <w:t>[Slide 9] De donde viene la clase y que se abre hoy (2/2)</w:t>
       </w:r>
       <w:r>
         <w:rPr>
@@ -310,20 +310,77 @@
           <w:color w:val="4A4A49"/>
           <w:sz w:val="22"/>
         </w:rPr>
-        <w:t xml:space="preserve"> — 7 vinetas.</w:t>
+        <w:t xml:space="preserve"> — 2 vinetas.</w:t>
       </w:r>
     </w:p>
     <w:p>
-      <w:pPr>
-        <w:pStyle w:val="ListBullet2"/>
-      </w:pPr>
+      <w:r>
+        <w:rPr>
+          <w:b/>
+          <w:color w:val="4A4A49"/>
+          <w:sz w:val="22"/>
+        </w:rPr>
+        <w:t>[Slide 10] Monolito: lo que la palabra realmente significa (1/4)</w:t>
+      </w:r>
       <w:r>
         <w:rPr>
           <w:b w:val="0"/>
           <w:color w:val="4A4A49"/>
           <w:sz w:val="22"/>
         </w:rPr>
+        <w:t xml:space="preserve"> — 5 vinetas.</w:t>
+      </w:r>
+    </w:p>
+    <w:p>
+      <w:pPr>
+        <w:pStyle w:val="ListBullet2"/>
+      </w:pPr>
+      <w:r>
+        <w:rPr>
+          <w:b w:val="0"/>
+          <w:color w:val="4A4A49"/>
+          <w:sz w:val="22"/>
+        </w:rPr>
+        <w:t>Empecemos por el termino que el estudiante trae con mala fama.</w:t>
+      </w:r>
+    </w:p>
+    <w:p>
+      <w:pPr>
+        <w:pStyle w:val="ListBullet2"/>
+      </w:pPr>
+      <w:r>
+        <w:rPr>
+          <w:b w:val="0"/>
+          <w:color w:val="4A4A49"/>
+          <w:sz w:val="22"/>
+        </w:rPr>
         <w:t>La palabra decisiva es independiente, y admite una prueba de una linea que el docente debe usar como criterio de correccion: si para poner en produccion el servicio A hay que desplegar tambien el servicio B, entonces A y B no son dos microservicios, son un solo sistema partido en dos repositorios, con todos los costos de la distribucion y ninguno de sus beneficios.</w:t>
+      </w:r>
+    </w:p>
+    <w:p>
+      <w:pPr>
+        <w:pStyle w:val="ListBullet2"/>
+      </w:pPr>
+      <w:r>
+        <w:rPr>
+          <w:b w:val="0"/>
+          <w:color w:val="4A4A49"/>
+          <w:sz w:val="22"/>
+        </w:rPr>
+        <w:t>La decision se sostiene con exactamente dos criterios.</w:t>
+      </w:r>
+    </w:p>
+    <w:p>
+      <w:pPr>
+        <w:pStyle w:val="ListBullet2"/>
+      </w:pPr>
+      <w:r>
+        <w:rPr>
+          <w:b w:val="0"/>
+          <w:color w:val="4A4A49"/>
+          <w:sz w:val="22"/>
+        </w:rPr>
+        <w:t>La razon de fondo es la que se repite en el cierre: la cantidad de servicios que una organizacion sostiene es funcion del numero de equipos autonomos, no del gusto por la modularidad.</w:t>
       </w:r>
     </w:p>
     <w:p>
@@ -333,7 +390,7 @@
           <w:color w:val="4A4A49"/>
           <w:sz w:val="22"/>
         </w:rPr>
-        <w:t>[Slide 10] Monolito: lo que la palabra realmente significa (2/3)</w:t>
+        <w:t>[Slide 11] Monolito: lo que la palabra realmente significa (2/4)</w:t>
       </w:r>
       <w:r>
         <w:rPr>
@@ -341,7 +398,7 @@
           <w:color w:val="4A4A49"/>
           <w:sz w:val="22"/>
         </w:rPr>
-        <w:t xml:space="preserve"> — 6 vinetas.</w:t>
+        <w:t xml:space="preserve"> — 4 vinetas.</w:t>
       </w:r>
     </w:p>
     <w:p>
@@ -351,7 +408,7 @@
           <w:color w:val="4A4A49"/>
           <w:sz w:val="22"/>
         </w:rPr>
-        <w:t>[Slide 11] Monolito: lo que la palabra realmente significa (3/3)</w:t>
+        <w:t>[Slide 12] Monolito: lo que la palabra realmente significa (3/4)</w:t>
       </w:r>
       <w:r>
         <w:rPr>
@@ -359,7 +416,7 @@
           <w:color w:val="4A4A49"/>
           <w:sz w:val="22"/>
         </w:rPr>
-        <w:t xml:space="preserve"> — 7 vinetas.</w:t>
+        <w:t xml:space="preserve"> — 6 vinetas.</w:t>
       </w:r>
     </w:p>
     <w:p>
@@ -369,7 +426,7 @@
           <w:color w:val="4A4A49"/>
           <w:sz w:val="22"/>
         </w:rPr>
-        <w:t>[Slide 12] Las tres reglas del nivel Container y la trazabilidad con el Context (1/2)</w:t>
+        <w:t>[Slide 13] Monolito: lo que la palabra realmente significa (4/4)</w:t>
       </w:r>
       <w:r>
         <w:rPr>
@@ -377,7 +434,7 @@
           <w:color w:val="4A4A49"/>
           <w:sz w:val="22"/>
         </w:rPr>
-        <w:t xml:space="preserve"> — 8 vinetas.</w:t>
+        <w:t xml:space="preserve"> — 2 vinetas.</w:t>
       </w:r>
     </w:p>
     <w:p>
@@ -387,7 +444,7 @@
           <w:color w:val="4A4A49"/>
           <w:sz w:val="22"/>
         </w:rPr>
-        <w:t>[Slide 13] Las tres reglas del nivel Container y la trazabilidad con el Context (2/2)</w:t>
+        <w:t>[Slide 14] Las tres reglas del nivel Container y la trazabilidad con el Context (1/2)</w:t>
       </w:r>
       <w:r>
         <w:rPr>
@@ -395,7 +452,46 @@
           <w:color w:val="4A4A49"/>
           <w:sz w:val="22"/>
         </w:rPr>
-        <w:t xml:space="preserve"> — 7 vinetas.</w:t>
+        <w:t xml:space="preserve"> — 6 vinetas.</w:t>
+      </w:r>
+    </w:p>
+    <w:p>
+      <w:pPr>
+        <w:pStyle w:val="ListBullet2"/>
+      </w:pPr>
+      <w:r>
+        <w:rPr>
+          <w:b w:val="0"/>
+          <w:color w:val="4A4A49"/>
+          <w:sz w:val="22"/>
+        </w:rPr>
+        <w:t>Antes del ejemplo conviene fijar las tres reglas con las que se corrige el diagrama, porque cada una tiene puntos asignados y las tres se pierden por descuido y no por no saber.</w:t>
+      </w:r>
+    </w:p>
+    <w:p>
+      <w:pPr>
+        <w:pStyle w:val="ListBullet2"/>
+      </w:pPr>
+      <w:r>
+        <w:rPr>
+          <w:b w:val="0"/>
+          <w:color w:val="4A4A49"/>
+          <w:sz w:val="22"/>
+        </w:rPr>
+        <w:t>Nombre, tecnologia y responsabilidad en una frase.</w:t>
+      </w:r>
+    </w:p>
+    <w:p>
+      <w:pPr>
+        <w:pStyle w:val="ListBullet2"/>
+      </w:pPr>
+      <w:r>
+        <w:rPr>
+          <w:b w:val="0"/>
+          <w:color w:val="4A4A49"/>
+          <w:sz w:val="22"/>
+        </w:rPr>
+        <w:t>«HTTP» a secas no dice como viajan los datos y «SQL» a secas no dice sobre que transporte; con las dos mitades, cualquiera que lea el diagrama sabe por donde puede romperse.</w:t>
       </w:r>
     </w:p>
     <w:p>
@@ -405,7 +501,7 @@
           <w:color w:val="4A4A49"/>
           <w:sz w:val="22"/>
         </w:rPr>
-        <w:t>[Slide 14] C4Container en Mermaid: la sintaxis que la plataforma renderiza (1/2)</w:t>
+        <w:t>[Slide 15] Las tres reglas del nivel Container y la trazabilidad con el Context (2/2)</w:t>
       </w:r>
       <w:r>
         <w:rPr>
@@ -413,20 +509,25 @@
           <w:color w:val="4A4A49"/>
           <w:sz w:val="22"/>
         </w:rPr>
-        <w:t xml:space="preserve"> — 7 vinetas.</w:t>
+        <w:t xml:space="preserve"> — 6 vinetas.</w:t>
       </w:r>
     </w:p>
     <w:p>
-      <w:pPr>
-        <w:pStyle w:val="ListBullet2"/>
-      </w:pPr>
+      <w:r>
+        <w:rPr>
+          <w:b/>
+          <w:color w:val="4A4A49"/>
+          <w:sz w:val="22"/>
+        </w:rPr>
+        <w:t>[Slide 16] C4Container en Mermaid: la sintaxis que la plataforma renderiza (1/2)</w:t>
+      </w:r>
       <w:r>
         <w:rPr>
           <w:b w:val="0"/>
           <w:color w:val="4A4A49"/>
           <w:sz w:val="22"/>
         </w:rPr>
-        <w:t>Eso cambia lo que el docente tiene que ensenar, porque un boceto correcto escrito con la sintaxis equivocada no renderiza y entonces no hay diagrama que calificar.</w:t>
+        <w:t xml:space="preserve"> — 6 vinetas.</w:t>
       </w:r>
     </w:p>
     <w:p>
@@ -439,7 +540,33 @@
           <w:color w:val="4A4A49"/>
           <w:sz w:val="22"/>
         </w:rPr>
+        <w:t>Eso cambia lo que el docente tiene que ensenar, porque un boceto correcto escrito con la sintaxis equivocada no renderiza y entonces no hay diagrama que calificar.</w:t>
+      </w:r>
+    </w:p>
+    <w:p>
+      <w:pPr>
+        <w:pStyle w:val="ListBullet2"/>
+      </w:pPr>
+      <w:r>
+        <w:rPr>
+          <w:b w:val="0"/>
+          <w:color w:val="4A4A49"/>
+          <w:sz w:val="22"/>
+        </w:rPr>
         <w:t>Vale la pena decir en voz alta que aqui el uso de una IA es legitimo y ademas recomendado: pasar un boceto a codigo Mermaid es justo la tarea mecanica en la que ayuda sin sustituir el criterio.</w:t>
+      </w:r>
+    </w:p>
+    <w:p>
+      <w:pPr>
+        <w:pStyle w:val="ListBullet2"/>
+      </w:pPr>
+      <w:r>
+        <w:rPr>
+          <w:b w:val="0"/>
+          <w:color w:val="4A4A49"/>
+          <w:sz w:val="22"/>
+        </w:rPr>
+        <w:t>Lo que NO delega el estudiante es la revision, y hay tres cosas que tiene que verificar el mismo antes de enviar, porque son las que la IA equivoca con frecuencia: que la primera linea sea C4Container, que la base de datos haya quedado como ContainerDb y no como Container, y que ninguna relacion haya perdido la mitad de su etiqueta.</w:t>
       </w:r>
     </w:p>
     <w:p>
@@ -449,7 +576,7 @@
           <w:color w:val="4A4A49"/>
           <w:sz w:val="22"/>
         </w:rPr>
-        <w:t>[Slide 15] C4Container en Mermaid: la sintaxis que la plataforma renderiza (2/2)</w:t>
+        <w:t>[Slide 17] C4Container en Mermaid: la sintaxis que la plataforma renderiza (2/2)</w:t>
       </w:r>
       <w:r>
         <w:rPr>
@@ -457,7 +584,7 @@
           <w:color w:val="4A4A49"/>
           <w:sz w:val="22"/>
         </w:rPr>
-        <w:t xml:space="preserve"> — 5 vinetas.</w:t>
+        <w:t xml:space="preserve"> — 4 vinetas.</w:t>
       </w:r>
     </w:p>
     <w:p>
@@ -467,7 +594,7 @@
           <w:color w:val="4A4A49"/>
           <w:sz w:val="22"/>
         </w:rPr>
-        <w:t>[Slide 16] Primer ejemplo: los tres contenedores de CloudLite Turnos (1/2)</w:t>
+        <w:t>[Slide 18] Primer ejemplo: los tres contenedores de CloudLite Turnos</w:t>
       </w:r>
       <w:r>
         <w:rPr>
@@ -475,7 +602,72 @@
           <w:color w:val="4A4A49"/>
           <w:sz w:val="22"/>
         </w:rPr>
-        <w:t xml:space="preserve"> — 6 vinetas.</w:t>
+        <w:t xml:space="preserve"> — 5 vinetas.</w:t>
+      </w:r>
+    </w:p>
+    <w:p>
+      <w:pPr>
+        <w:pStyle w:val="ListBullet2"/>
+      </w:pPr>
+      <w:r>
+        <w:rPr>
+          <w:b w:val="0"/>
+          <w:color w:val="4A4A49"/>
+          <w:sz w:val="22"/>
+        </w:rPr>
+        <w:t>Primer ejemplo concreto, y conviene construirlo en el tablero en vivo.</w:t>
+      </w:r>
+    </w:p>
+    <w:p>
+      <w:pPr>
+        <w:pStyle w:val="ListBullet2"/>
+      </w:pPr>
+      <w:r>
+        <w:rPr>
+          <w:b w:val="0"/>
+          <w:color w:val="4A4A49"/>
+          <w:sz w:val="22"/>
+        </w:rPr>
+        <w:t>La flecha entre la web y la API dice «HTTPS/JSON, consulta disponibilidad y crea reservas»; la flecha entre la API y la base de datos dice «TCP, lee y escribe turnos».</w:t>
+      </w:r>
+    </w:p>
+    <w:p>
+      <w:pPr>
+        <w:pStyle w:val="ListBullet2"/>
+      </w:pPr>
+      <w:r>
+        <w:rPr>
+          <w:b w:val="0"/>
+          <w:color w:val="4A4A49"/>
+          <w:sz w:val="22"/>
+        </w:rPr>
+        <w:t>Con eso ya existe un diagrama valido y defendible.</w:t>
+      </w:r>
+    </w:p>
+    <w:p>
+      <w:pPr>
+        <w:pStyle w:val="ListBullet2"/>
+      </w:pPr>
+      <w:r>
+        <w:rPr>
+          <w:b w:val="0"/>
+          <w:color w:val="4A4A49"/>
+          <w:sz w:val="22"/>
+        </w:rPr>
+        <w:t>Si la API espera ese envio antes de responder, la reserva de un turno hereda esa latencia y ese riesgo.</w:t>
+      </w:r>
+    </w:p>
+    <w:p>
+      <w:pPr>
+        <w:pStyle w:val="ListBullet2"/>
+      </w:pPr>
+      <w:r>
+        <w:rPr>
+          <w:b w:val="0"/>
+          <w:color w:val="4A4A49"/>
+          <w:sz w:val="22"/>
+        </w:rPr>
+        <w:t>Esa es una razon legitima para separar: se agrega una cola de mensajes y un trabajador de notificaciones, la API escribe el turno, publica un mensaje y responde en decenas de milisegundos, y el trabajador envia el correo despues, con reintentos si falla.</w:t>
       </w:r>
     </w:p>
     <w:p>
@@ -485,7 +677,7 @@
           <w:color w:val="4A4A49"/>
           <w:sz w:val="22"/>
         </w:rPr>
-        <w:t>[Slide 17] Primer ejemplo: los tres contenedores de CloudLite Turnos (2/2)</w:t>
+        <w:t>[Slide 19] Los contratos: cuatro datos por fila y un 409 obligatorio (1/3)</w:t>
       </w:r>
       <w:r>
         <w:rPr>
@@ -493,7 +685,33 @@
           <w:color w:val="4A4A49"/>
           <w:sz w:val="22"/>
         </w:rPr>
-        <w:t xml:space="preserve"> — 4 vinetas.</w:t>
+        <w:t xml:space="preserve"> — 6 vinetas.</w:t>
+      </w:r>
+    </w:p>
+    <w:p>
+      <w:pPr>
+        <w:pStyle w:val="ListBullet2"/>
+      </w:pPr>
+      <w:r>
+        <w:rPr>
+          <w:b w:val="0"/>
+          <w:color w:val="4A4A49"/>
+          <w:sz w:val="22"/>
+        </w:rPr>
+        <w:t>Dos exigencias mas, que valen puntos y se pierden sin darse cuenta.</w:t>
+      </w:r>
+    </w:p>
+    <w:p>
+      <w:pPr>
+        <w:pStyle w:val="ListBullet2"/>
+      </w:pPr>
+      <w:r>
+        <w:rPr>
+          <w:b w:val="0"/>
+          <w:color w:val="4A4A49"/>
+          <w:sz w:val="22"/>
+        </w:rPr>
+        <w:t>Conviene tambien tener a mano la diferencia con sus vecinos, porque se confunden: 400 es que la peticion esta mal formada, 401 que no se sabe quien eres, 403 que se sabe y no te corresponde, 404 que no existe, 422 que esta bien formada pero sus datos no pasan una validacion, y 409 que choca con el estado actual.</w:t>
       </w:r>
     </w:p>
     <w:p>
@@ -503,7 +721,7 @@
           <w:color w:val="4A4A49"/>
           <w:sz w:val="22"/>
         </w:rPr>
-        <w:t>[Slide 18] Los contratos: cuatro datos por fila y un 409 obligatorio (1/2)</w:t>
+        <w:t>[Slide 20] Los contratos: cuatro datos por fila y un 409 obligatorio (2/3)</w:t>
       </w:r>
       <w:r>
         <w:rPr>
@@ -511,20 +729,25 @@
           <w:color w:val="4A4A49"/>
           <w:sz w:val="22"/>
         </w:rPr>
-        <w:t xml:space="preserve"> — 8 vinetas.</w:t>
+        <w:t xml:space="preserve"> — 5 vinetas.</w:t>
       </w:r>
     </w:p>
     <w:p>
-      <w:pPr>
-        <w:pStyle w:val="ListBullet2"/>
-      </w:pPr>
+      <w:r>
+        <w:rPr>
+          <w:b/>
+          <w:color w:val="4A4A49"/>
+          <w:sz w:val="22"/>
+        </w:rPr>
+        <w:t>[Slide 21] Los contratos: cuatro datos por fila y un 409 obligatorio (3/3)</w:t>
+      </w:r>
       <w:r>
         <w:rPr>
           <w:b w:val="0"/>
           <w:color w:val="4A4A49"/>
           <w:sz w:val="22"/>
         </w:rPr>
-        <w:t>Conviene tambien tener a mano la diferencia con sus vecinos, porque se confunden: 400 es que la peticion esta mal formada, 401 que no se sabe quien eres, 403 que se sabe y no te corresponde, 404 que no existe, 422 que esta bien formada pero sus datos no pasan una validacion, y 409 que choca con el estado actual.</w:t>
+        <w:t xml:space="preserve"> — 3 vinetas.</w:t>
       </w:r>
     </w:p>
     <w:p>
@@ -534,7 +757,7 @@
           <w:color w:val="4A4A49"/>
           <w:sz w:val="22"/>
         </w:rPr>
-        <w:t>[Slide 19] Los contratos: cuatro datos por fila y un 409 obligatorio (2/2)</w:t>
+        <w:t>[Slide 22] Lo que se paga al distribuir: la red no es una llamada de funcion (1/2)</w:t>
       </w:r>
       <w:r>
         <w:rPr>
@@ -542,7 +765,7 @@
           <w:color w:val="4A4A49"/>
           <w:sz w:val="22"/>
         </w:rPr>
-        <w:t xml:space="preserve"> — 7 vinetas.</w:t>
+        <w:t xml:space="preserve"> — 4 vinetas.</w:t>
       </w:r>
     </w:p>
     <w:p>
@@ -552,7 +775,7 @@
           <w:color w:val="4A4A49"/>
           <w:sz w:val="22"/>
         </w:rPr>
-        <w:t>[Slide 20] Lo que se paga al distribuir: la red no es una llamada de funcion</w:t>
+        <w:t>[Slide 23] Lo que se paga al distribuir: la red no es una llamada de funcion (2/2)</w:t>
       </w:r>
       <w:r>
         <w:rPr>
@@ -560,7 +783,7 @@
           <w:color w:val="4A4A49"/>
           <w:sz w:val="22"/>
         </w:rPr>
-        <w:t xml:space="preserve"> — 7 vinetas.</w:t>
+        <w:t xml:space="preserve"> — 3 vinetas.</w:t>
       </w:r>
     </w:p>
     <w:p>
@@ -570,7 +793,7 @@
           <w:color w:val="4A4A49"/>
           <w:sz w:val="22"/>
         </w:rPr>
-        <w:t>[Slide 21] Timeout, reintento, idempotencia y circuit breaker (1/2)</w:t>
+        <w:t>[Slide 24] Timeout, reintento, idempotencia y circuit breaker (1/2)</w:t>
       </w:r>
       <w:r>
         <w:rPr>
@@ -578,7 +801,33 @@
           <w:color w:val="4A4A49"/>
           <w:sz w:val="22"/>
         </w:rPr>
-        <w:t xml:space="preserve"> — 4 vinetas.</w:t>
+        <w:t xml:space="preserve"> — 3 vinetas.</w:t>
+      </w:r>
+    </w:p>
+    <w:p>
+      <w:pPr>
+        <w:pStyle w:val="ListBullet2"/>
+      </w:pPr>
+      <w:r>
+        <w:rPr>
+          <w:b w:val="0"/>
+          <w:color w:val="4A4A49"/>
+          <w:sz w:val="22"/>
+        </w:rPr>
+        <w:t>De ahi salen cuatro mecanismos que el diagrama y la tabla deben poder mencionar.</w:t>
+      </w:r>
+    </w:p>
+    <w:p>
+      <w:pPr>
+        <w:pStyle w:val="ListBullet2"/>
+      </w:pPr>
+      <w:r>
+        <w:rPr>
+          <w:b w:val="0"/>
+          <w:color w:val="4A4A49"/>
+          <w:sz w:val="22"/>
+        </w:rPr>
+        <w:t>Los reintentos exigen idempotencia, que significa que ejecutar la misma operacion dos veces produzca el mismo resultado que ejecutarla una vez.</w:t>
       </w:r>
     </w:p>
     <w:p>
@@ -588,7 +837,7 @@
           <w:color w:val="4A4A49"/>
           <w:sz w:val="22"/>
         </w:rPr>
-        <w:t>[Slide 22] Timeout, reintento, idempotencia y circuit breaker (2/2)</w:t>
+        <w:t>[Slide 25] Timeout, reintento, idempotencia y circuit breaker (2/2)</w:t>
       </w:r>
       <w:r>
         <w:rPr>
@@ -596,7 +845,7 @@
           <w:color w:val="4A4A49"/>
           <w:sz w:val="22"/>
         </w:rPr>
-        <w:t xml:space="preserve"> — 3 vinetas.</w:t>
+        <w:t xml:space="preserve"> — 2 vinetas.</w:t>
       </w:r>
     </w:p>
     <w:p>
@@ -606,7 +855,7 @@
           <w:color w:val="4A4A49"/>
           <w:sz w:val="22"/>
         </w:rPr>
-        <w:t>[Slide 23] Los datos: donde se rompen los proyectos academicos (1/2)</w:t>
+        <w:t>[Slide 26] Los datos: donde se rompen los proyectos academicos (1/2)</w:t>
       </w:r>
       <w:r>
         <w:rPr>
@@ -618,13 +867,26 @@
       </w:r>
     </w:p>
     <w:p>
+      <w:pPr>
+        <w:pStyle w:val="ListBullet2"/>
+      </w:pPr>
+      <w:r>
+        <w:rPr>
+          <w:b w:val="0"/>
+          <w:color w:val="4A4A49"/>
+          <w:sz w:val="22"/>
+        </w:rPr>
+        <w:t>Eso introduce consistencia eventual, es decir un lapso durante el cual dos partes del sistema tienen versiones distintas de la verdad, con consecuencias visibles para el usuario.</w:t>
+      </w:r>
+    </w:p>
+    <w:p>
       <w:r>
         <w:rPr>
           <w:b/>
           <w:color w:val="4A4A49"/>
           <w:sz w:val="22"/>
         </w:rPr>
-        <w:t>[Slide 24] Los datos: donde se rompen los proyectos academicos (2/2)</w:t>
+        <w:t>[Slide 27] Los datos: donde se rompen los proyectos academicos (2/2)</w:t>
       </w:r>
       <w:r>
         <w:rPr>
@@ -632,7 +894,7 @@
           <w:color w:val="4A4A49"/>
           <w:sz w:val="22"/>
         </w:rPr>
-        <w:t xml:space="preserve"> — 4 vinetas.</w:t>
+        <w:t xml:space="preserve"> — 3 vinetas.</w:t>
       </w:r>
     </w:p>
     <w:p>
@@ -642,7 +904,7 @@
           <w:color w:val="4A4A49"/>
           <w:sz w:val="22"/>
         </w:rPr>
-        <w:t>[Slide 25] El tercer entregable: los tres riesgos, y por que son esos tres (1/3)</w:t>
+        <w:t>[Slide 28] El tercer entregable: los tres riesgos, y por que son esos tres (1/3)</w:t>
       </w:r>
       <w:r>
         <w:rPr>
@@ -650,7 +912,7 @@
           <w:color w:val="4A4A49"/>
           <w:sz w:val="22"/>
         </w:rPr>
-        <w:t xml:space="preserve"> — 6 vinetas.</w:t>
+        <w:t xml:space="preserve"> — 4 vinetas.</w:t>
       </w:r>
     </w:p>
     <w:p>
@@ -667,13 +929,39 @@
       </w:r>
     </w:p>
     <w:p>
+      <w:pPr>
+        <w:pStyle w:val="ListBullet2"/>
+      </w:pPr>
+      <w:r>
+        <w:rPr>
+          <w:b w:val="0"/>
+          <w:color w:val="4A4A49"/>
+          <w:sz w:val="22"/>
+        </w:rPr>
+        <w:t>El primero pregunta que se cae.</w:t>
+      </w:r>
+    </w:p>
+    <w:p>
+      <w:pPr>
+        <w:pStyle w:val="ListBullet2"/>
+      </w:pPr>
+      <w:r>
+        <w:rPr>
+          <w:b w:val="0"/>
+          <w:color w:val="4A4A49"/>
+          <w:sz w:val="22"/>
+        </w:rPr>
+        <w:t>El segundo pregunta cuantos saltos de red tiene una operacion de punta a punta, y se responde con un numero, contado sobre el propio dibujo.</w:t>
+      </w:r>
+    </w:p>
+    <w:p>
       <w:r>
         <w:rPr>
           <w:b/>
           <w:color w:val="4A4A49"/>
           <w:sz w:val="22"/>
         </w:rPr>
-        <w:t>[Slide 26] El tercer entregable: los tres riesgos, y por que son esos tres (2/3)</w:t>
+        <w:t>[Slide 29] El tercer entregable: los tres riesgos, y por que son esos tres (2/3)</w:t>
       </w:r>
       <w:r>
         <w:rPr>
@@ -691,7 +979,7 @@
           <w:color w:val="4A4A49"/>
           <w:sz w:val="22"/>
         </w:rPr>
-        <w:t>[Slide 27] El tercer entregable: los tres riesgos, y por que son esos tres (3/3)</w:t>
+        <w:t>[Slide 30] El tercer entregable: los tres riesgos, y por que son esos tres (3/3)</w:t>
       </w:r>
       <w:r>
         <w:rPr>
@@ -709,7 +997,7 @@
           <w:color w:val="4A4A49"/>
           <w:sz w:val="22"/>
         </w:rPr>
-        <w:t>[Slide 28] Preguntas frecuentes y cierre conceptual () (1/2)</w:t>
+        <w:t>[Slide 31] Preguntas frecuentes y cierre conceptual () (1/3)</w:t>
       </w:r>
       <w:r>
         <w:rPr>
@@ -717,7 +1005,7 @@
           <w:color w:val="4A4A49"/>
           <w:sz w:val="22"/>
         </w:rPr>
-        <w:t xml:space="preserve"> — 7 vinetas.</w:t>
+        <w:t xml:space="preserve"> — 4 vinetas.</w:t>
       </w:r>
     </w:p>
     <w:p>
@@ -730,7 +1018,33 @@
           <w:color w:val="4A4A49"/>
           <w:sz w:val="22"/>
         </w:rPr>
+        <w:t>No; esta mal hacerlo sin saber que se eligio, y un monolito modular bien argumentado recibe mejor calificacion que cinco servicios sin razon.</w:t>
+      </w:r>
+    </w:p>
+    <w:p>
+      <w:pPr>
+        <w:pStyle w:val="ListBullet2"/>
+      </w:pPr>
+      <w:r>
+        <w:rPr>
+          <w:b w:val="0"/>
+          <w:color w:val="4A4A49"/>
+          <w:sz w:val="22"/>
+        </w:rPr>
         <w:t>Conviene cerrar ubicando el curso: este diagrama es el ultimo insumo del Parcial 1 de la Clase 5; en la Clase 6 cada flecha se convertira en una superficie de ataque que hay que proteger; en la Clase 7 estas mismas cajas se reubicaran en un diagrama de despliegue con zonas publicas y privadas, conservando exactamente los mismos nombres; en la Clase 8 cada contenedor implicara su propio pipeline de integracion continua; y en las Clases 12 y 13 se preguntara cual de estas piezas es el cuello de botella y cual se puede replicar.</w:t>
+      </w:r>
+    </w:p>
+    <w:p>
+      <w:pPr>
+        <w:pStyle w:val="ListBullet2"/>
+      </w:pPr>
+      <w:r>
+        <w:rPr>
+          <w:b w:val="0"/>
+          <w:color w:val="4A4A49"/>
+          <w:sz w:val="22"/>
+        </w:rPr>
+        <w:t>El numero de servicios no mide calidad arquitectonica; la justificacion de cada frontera si.</w:t>
       </w:r>
     </w:p>
     <w:p>
@@ -740,7 +1054,7 @@
           <w:color w:val="4A4A49"/>
           <w:sz w:val="22"/>
         </w:rPr>
-        <w:t>[Slide 29] Preguntas frecuentes y cierre conceptual () (2/2)</w:t>
+        <w:t>[Slide 32] Preguntas frecuentes y cierre conceptual () (2/3)</w:t>
       </w:r>
       <w:r>
         <w:rPr>
@@ -748,7 +1062,25 @@
           <w:color w:val="4A4A49"/>
           <w:sz w:val="22"/>
         </w:rPr>
-        <w:t xml:space="preserve"> — 7 vinetas.</w:t>
+        <w:t xml:space="preserve"> — 5 vinetas.</w:t>
+      </w:r>
+    </w:p>
+    <w:p>
+      <w:r>
+        <w:rPr>
+          <w:b/>
+          <w:color w:val="4A4A49"/>
+          <w:sz w:val="22"/>
+        </w:rPr>
+        <w:t>[Slide 33] Preguntas frecuentes y cierre conceptual () (3/3)</w:t>
+      </w:r>
+      <w:r>
+        <w:rPr>
+          <w:b w:val="0"/>
+          <w:color w:val="4A4A49"/>
+          <w:sz w:val="22"/>
+        </w:rPr>
+        <w:t xml:space="preserve"> — 3 vinetas.</w:t>
       </w:r>
     </w:p>
     <w:p>
@@ -902,7 +1234,7 @@
           <w:color w:val="4A4A49"/>
           <w:sz w:val="22"/>
         </w:rPr>
-        <w:t>De donde viene la clase y que se abre hoy</w:t>
+        <w:t>De donde viene la clase y que se abre hoy (1/2)</w:t>
       </w:r>
     </w:p>
     <w:p>
@@ -915,7 +1247,7 @@
           <w:color w:val="4A4A49"/>
           <w:sz w:val="22"/>
         </w:rPr>
-        <w:t>Monolito: lo que la palabra realmente significa (1/3)</w:t>
+        <w:t>De donde viene la clase y que se abre hoy (2/2)</w:t>
       </w:r>
     </w:p>
     <w:p>
@@ -928,7 +1260,7 @@
           <w:color w:val="4A4A49"/>
           <w:sz w:val="22"/>
         </w:rPr>
-        <w:t>Monolito: lo que la palabra realmente significa (2/3)</w:t>
+        <w:t>Monolito: lo que la palabra realmente significa (1/4)</w:t>
       </w:r>
     </w:p>
     <w:p>
@@ -941,7 +1273,7 @@
           <w:color w:val="4A4A49"/>
           <w:sz w:val="22"/>
         </w:rPr>
-        <w:t>Monolito: lo que la palabra realmente significa (3/3)</w:t>
+        <w:t>Monolito: lo que la palabra realmente significa (2/4)</w:t>
       </w:r>
     </w:p>
     <w:p>
@@ -954,7 +1286,7 @@
           <w:color w:val="4A4A49"/>
           <w:sz w:val="22"/>
         </w:rPr>
-        <w:t>Las tres reglas del nivel Container y la trazabilidad con el Context (1/2)</w:t>
+        <w:t>Monolito: lo que la palabra realmente significa (3/4)</w:t>
       </w:r>
     </w:p>
     <w:p>
@@ -967,7 +1299,7 @@
           <w:color w:val="4A4A49"/>
           <w:sz w:val="22"/>
         </w:rPr>
-        <w:t>Las tres reglas del nivel Container y la trazabilidad con el Context (2/2)</w:t>
+        <w:t>Monolito: lo que la palabra realmente significa (4/4)</w:t>
       </w:r>
     </w:p>
     <w:p>
@@ -980,7 +1312,7 @@
           <w:color w:val="4A4A49"/>
           <w:sz w:val="22"/>
         </w:rPr>
-        <w:t>C4Container en Mermaid: la sintaxis que la plataforma renderiza (1/2)</w:t>
+        <w:t>Las tres reglas del nivel Container y la trazabilidad con el Context (1/2)</w:t>
       </w:r>
     </w:p>
     <w:p>
@@ -993,7 +1325,7 @@
           <w:color w:val="4A4A49"/>
           <w:sz w:val="22"/>
         </w:rPr>
-        <w:t>C4Container en Mermaid: la sintaxis que la plataforma renderiza (2/2)</w:t>
+        <w:t>Las tres reglas del nivel Container y la trazabilidad con el Context (2/2)</w:t>
       </w:r>
     </w:p>
     <w:p>
@@ -1006,7 +1338,7 @@
           <w:color w:val="4A4A49"/>
           <w:sz w:val="22"/>
         </w:rPr>
-        <w:t>Primer ejemplo: los tres contenedores de CloudLite Turnos (1/2)</w:t>
+        <w:t>C4Container en Mermaid: la sintaxis que la plataforma renderiza (1/2)</w:t>
       </w:r>
     </w:p>
     <w:p>
@@ -1019,7 +1351,7 @@
           <w:color w:val="4A4A49"/>
           <w:sz w:val="22"/>
         </w:rPr>
-        <w:t>Primer ejemplo: los tres contenedores de CloudLite Turnos (2/2)</w:t>
+        <w:t>C4Container en Mermaid: la sintaxis que la plataforma renderiza (2/2)</w:t>
       </w:r>
     </w:p>
     <w:p>
@@ -1032,7 +1364,7 @@
           <w:color w:val="4A4A49"/>
           <w:sz w:val="22"/>
         </w:rPr>
-        <w:t>Los contratos: cuatro datos por fila y un 409 obligatorio (1/2)</w:t>
+        <w:t>Primer ejemplo: los tres contenedores de CloudLite Turnos</w:t>
       </w:r>
     </w:p>
     <w:p>
@@ -1045,7 +1377,7 @@
           <w:color w:val="4A4A49"/>
           <w:sz w:val="22"/>
         </w:rPr>
-        <w:t>Los contratos: cuatro datos por fila y un 409 obligatorio (2/2)</w:t>
+        <w:t>Los contratos: cuatro datos por fila y un 409 obligatorio (1/3)</w:t>
       </w:r>
     </w:p>
     <w:p>
@@ -1058,7 +1390,7 @@
           <w:color w:val="4A4A49"/>
           <w:sz w:val="22"/>
         </w:rPr>
-        <w:t>Lo que se paga al distribuir: la red no es una llamada de funcion</w:t>
+        <w:t>Los contratos: cuatro datos por fila y un 409 obligatorio (2/3)</w:t>
       </w:r>
     </w:p>
     <w:p>
@@ -1071,7 +1403,7 @@
           <w:color w:val="4A4A49"/>
           <w:sz w:val="22"/>
         </w:rPr>
-        <w:t>Timeout, reintento, idempotencia y circuit breaker (1/2)</w:t>
+        <w:t>Los contratos: cuatro datos por fila y un 409 obligatorio (3/3)</w:t>
       </w:r>
     </w:p>
     <w:p>
@@ -1084,7 +1416,7 @@
           <w:color w:val="4A4A49"/>
           <w:sz w:val="22"/>
         </w:rPr>
-        <w:t>Timeout, reintento, idempotencia y circuit breaker (2/2)</w:t>
+        <w:t>Lo que se paga al distribuir: la red no es una llamada de funcion (1/2)</w:t>
       </w:r>
     </w:p>
     <w:p>
@@ -1097,7 +1429,7 @@
           <w:color w:val="4A4A49"/>
           <w:sz w:val="22"/>
         </w:rPr>
-        <w:t>Los datos: donde se rompen los proyectos academicos (1/2)</w:t>
+        <w:t>Lo que se paga al distribuir: la red no es una llamada de funcion (2/2)</w:t>
       </w:r>
     </w:p>
     <w:p>
@@ -1110,7 +1442,7 @@
           <w:color w:val="4A4A49"/>
           <w:sz w:val="22"/>
         </w:rPr>
-        <w:t>Los datos: donde se rompen los proyectos academicos (2/2)</w:t>
+        <w:t>Timeout, reintento, idempotencia y circuit breaker (1/2)</w:t>
       </w:r>
     </w:p>
     <w:p>
@@ -1123,7 +1455,7 @@
           <w:color w:val="4A4A49"/>
           <w:sz w:val="22"/>
         </w:rPr>
-        <w:t>El tercer entregable: los tres riesgos, y por que son esos tres (1/3)</w:t>
+        <w:t>Timeout, reintento, idempotencia y circuit breaker (2/2)</w:t>
       </w:r>
     </w:p>
     <w:p>
@@ -1136,7 +1468,7 @@
           <w:color w:val="4A4A49"/>
           <w:sz w:val="22"/>
         </w:rPr>
-        <w:t>El tercer entregable: los tres riesgos, y por que son esos tres (2/3)</w:t>
+        <w:t>Los datos: donde se rompen los proyectos academicos (1/2)</w:t>
       </w:r>
     </w:p>
     <w:p>
@@ -1149,7 +1481,7 @@
           <w:color w:val="4A4A49"/>
           <w:sz w:val="22"/>
         </w:rPr>
-        <w:t>El tercer entregable: los tres riesgos, y por que son esos tres (3/3)</w:t>
+        <w:t>Los datos: donde se rompen los proyectos academicos (2/2)</w:t>
       </w:r>
     </w:p>
     <w:p>
@@ -1162,7 +1494,7 @@
           <w:color w:val="4A4A49"/>
           <w:sz w:val="22"/>
         </w:rPr>
-        <w:t>Preguntas frecuentes y cierre conceptual () (1/2)</w:t>
+        <w:t>El tercer entregable: los tres riesgos, y por que son esos tres (1/3)</w:t>
       </w:r>
     </w:p>
     <w:p>
@@ -1175,7 +1507,7 @@
           <w:color w:val="4A4A49"/>
           <w:sz w:val="22"/>
         </w:rPr>
-        <w:t>Preguntas frecuentes y cierre conceptual () (2/2)</w:t>
+        <w:t>El tercer entregable: los tres riesgos, y por que son esos tres (2/3)</w:t>
       </w:r>
     </w:p>
     <w:p>
@@ -1188,7 +1520,7 @@
           <w:color w:val="4A4A49"/>
           <w:sz w:val="22"/>
         </w:rPr>
-        <w:t>Ejemplo de diagrama C4 — nivel Containers</w:t>
+        <w:t>El tercer entregable: los tres riesgos, y por que son esos tres (3/3)</w:t>
       </w:r>
     </w:p>
     <w:p>
@@ -1201,7 +1533,7 @@
           <w:color w:val="4A4A49"/>
           <w:sz w:val="22"/>
         </w:rPr>
-        <w:t>Microservicios de verdad vs microservicios teatro</w:t>
+        <w:t>Preguntas frecuentes y cierre conceptual () (1/3)</w:t>
       </w:r>
     </w:p>
     <w:p>
@@ -1214,7 +1546,7 @@
           <w:color w:val="4A4A49"/>
           <w:sz w:val="22"/>
         </w:rPr>
-        <w:t>C4Container en Mermaid: el molde que ExamLab renderiza</w:t>
+        <w:t>Preguntas frecuentes y cierre conceptual () (2/3)</w:t>
       </w:r>
     </w:p>
     <w:p>
@@ -1227,7 +1559,7 @@
           <w:color w:val="4A4A49"/>
           <w:sz w:val="22"/>
         </w:rPr>
-        <w:t>Herramientas de hoy</w:t>
+        <w:t>Preguntas frecuentes y cierre conceptual () (3/3)</w:t>
       </w:r>
     </w:p>
     <w:p>
@@ -1240,7 +1572,7 @@
           <w:color w:val="4A4A49"/>
           <w:sz w:val="22"/>
         </w:rPr>
-        <w:t>Del boceto a ExamLab (diagrama)</w:t>
+        <w:t>Ejemplo de diagrama C4 — nivel Containers</w:t>
       </w:r>
     </w:p>
     <w:p>
@@ -1253,7 +1585,7 @@
           <w:color w:val="4A4A49"/>
           <w:sz w:val="22"/>
         </w:rPr>
-        <w:t>PI CloudLite — entregable de hoy</w:t>
+        <w:t>Microservicios de verdad vs microservicios teatro</w:t>
       </w:r>
     </w:p>
     <w:p>
@@ -1266,7 +1598,7 @@
           <w:color w:val="4A4A49"/>
           <w:sz w:val="22"/>
         </w:rPr>
-        <w:t>Manos a la obra (paso a paso)</w:t>
+        <w:t>C4Container en Mermaid: el molde que ExamLab renderiza</w:t>
       </w:r>
     </w:p>
     <w:p>
@@ -1279,7 +1611,7 @@
           <w:color w:val="4A4A49"/>
           <w:sz w:val="22"/>
         </w:rPr>
-        <w:t>Para continuar (PI)</w:t>
+        <w:t>Herramientas de hoy</w:t>
       </w:r>
     </w:p>
     <w:p>
@@ -1292,6 +1624,58 @@
           <w:color w:val="4A4A49"/>
           <w:sz w:val="22"/>
         </w:rPr>
+        <w:t>Del boceto a ExamLab (diagrama)</w:t>
+      </w:r>
+    </w:p>
+    <w:p>
+      <w:pPr>
+        <w:pStyle w:val="ListNumber"/>
+      </w:pPr>
+      <w:r>
+        <w:rPr>
+          <w:b w:val="0"/>
+          <w:color w:val="4A4A49"/>
+          <w:sz w:val="22"/>
+        </w:rPr>
+        <w:t>PI CloudLite — entregable de hoy</w:t>
+      </w:r>
+    </w:p>
+    <w:p>
+      <w:pPr>
+        <w:pStyle w:val="ListNumber"/>
+      </w:pPr>
+      <w:r>
+        <w:rPr>
+          <w:b w:val="0"/>
+          <w:color w:val="4A4A49"/>
+          <w:sz w:val="22"/>
+        </w:rPr>
+        <w:t>Manos a la obra (paso a paso)</w:t>
+      </w:r>
+    </w:p>
+    <w:p>
+      <w:pPr>
+        <w:pStyle w:val="ListNumber"/>
+      </w:pPr>
+      <w:r>
+        <w:rPr>
+          <w:b w:val="0"/>
+          <w:color w:val="4A4A49"/>
+          <w:sz w:val="22"/>
+        </w:rPr>
+        <w:t>Para continuar (PI)</w:t>
+      </w:r>
+    </w:p>
+    <w:p>
+      <w:pPr>
+        <w:pStyle w:val="ListNumber"/>
+      </w:pPr>
+      <w:r>
+        <w:rPr>
+          <w:b w:val="0"/>
+          <w:color w:val="4A4A49"/>
+          <w:sz w:val="22"/>
+        </w:rPr>
         <w:t>Clase 4 · PI en movimiento</w:t>
       </w:r>
     </w:p>
@@ -1318,7 +1702,7 @@
           <w:color w:val="1A1C1D"/>
           <w:sz w:val="32"/>
         </w:rPr>
-        <w:t>0–10 · Encuadre PI · [Slide 2][Slide 3][Slide 35]</w:t>
+        <w:t>0–10 · Encuadre PI · [Slide 2][Slide 3][Slide 39]</w:t>
       </w:r>
     </w:p>
     <w:p>
@@ -1572,7 +1956,7 @@
           <w:color w:val="1A1C1D"/>
           <w:sz w:val="32"/>
         </w:rPr>
-        <w:t>40–55 · Demo en vivo · [Slide 34]</w:t>
+        <w:t>40–55 · Demo en vivo · [Slide 38]</w:t>
       </w:r>
     </w:p>
     <w:p>
@@ -1904,7 +2288,7 @@
           <w:color w:val="4A4A49"/>
           <w:sz w:val="22"/>
         </w:rPr>
-        <w:t>Narra los clics en voz alta. Si falla la red, proyecta la [Slide 32], que ya trae el resultado de la demo, y recórrela rótulo por rótulo.</w:t>
+        <w:t>Narra los clics en voz alta. Si falla la red, proyecta la [Slide 36], que ya trae el resultado de la demo, y recórrela rótulo por rótulo.</w:t>
       </w:r>
     </w:p>
     <w:p>
@@ -1932,7 +2316,7 @@
           <w:color w:val="4A4A49"/>
           <w:sz w:val="22"/>
         </w:rPr>
-        <w:t xml:space="preserve"> [Slide 34] — es el paso que el estudiante no adivina: pasa el boceto a codigo Mermaid con ayuda de una IA, pegalo en la pregunta de diagrama y muestralo renderizado.</w:t>
+        <w:t xml:space="preserve"> [Slide 38] — es el paso que el estudiante no adivina: pasa el boceto a codigo Mermaid con ayuda de una IA, pegalo en la pregunta de diagrama y muestralo renderizado.</w:t>
       </w:r>
     </w:p>
     <w:p>
@@ -2064,7 +2448,7 @@
           <w:color w:val="1A1C1D"/>
           <w:sz w:val="32"/>
         </w:rPr>
-        <w:t>55–100 · Taller guiado PI (individual · equipos de 2–3 solo si tú los autorizaste) · [Slide 36]</w:t>
+        <w:t>55–100 · Taller guiado PI (individual · equipos de 2–3 solo si tú los autorizaste) · [Slide 40]</w:t>
       </w:r>
     </w:p>
     <w:p>
@@ -2205,7 +2589,7 @@
           <w:color w:val="1A1C1D"/>
           <w:sz w:val="32"/>
         </w:rPr>
-        <w:t>115–120 · Cierre · [Slide 38]</w:t>
+        <w:t>115–120 · Cierre · [Slide 42]</w:t>
       </w:r>
     </w:p>
     <w:p>

--- a/Arquitectura de Sistemas Computacionales/Kit docente/Clase 4/Guion Docente Clase 4 - Microservicios y arquitecturas distribuidas.docx
+++ b/Arquitectura de Sistemas Computacionales/Kit docente/Clase 4/Guion Docente Clase 4 - Microservicios y arquitecturas distribuidas.docx
@@ -1084,6 +1084,42 @@
       </w:r>
     </w:p>
     <w:p>
+      <w:r>
+        <w:rPr>
+          <w:b/>
+          <w:color w:val="4A4A49"/>
+          <w:sz w:val="22"/>
+        </w:rPr>
+        <w:t>[Slide 34] El C4 Container en Mermaid: la forma que ExamLab renderiza</w:t>
+      </w:r>
+      <w:r>
+        <w:rPr>
+          <w:b w:val="0"/>
+          <w:color w:val="4A4A49"/>
+          <w:sz w:val="22"/>
+        </w:rPr>
+        <w:t xml:space="preserve"> — 17 vinetas.</w:t>
+      </w:r>
+    </w:p>
+    <w:p>
+      <w:r>
+        <w:rPr>
+          <w:b/>
+          <w:color w:val="4A4A49"/>
+          <w:sz w:val="22"/>
+        </w:rPr>
+        <w:t>[Slide 35] Lo que se califica del diagrama, y no es el dibujo</w:t>
+      </w:r>
+      <w:r>
+        <w:rPr>
+          <w:b w:val="0"/>
+          <w:color w:val="4A4A49"/>
+          <w:sz w:val="22"/>
+        </w:rPr>
+        <w:t xml:space="preserve"> — 13 vinetas.</w:t>
+      </w:r>
+    </w:p>
+    <w:p>
       <w:pPr>
         <w:spacing w:before="200" w:after="60"/>
       </w:pPr>
@@ -1572,7 +1608,7 @@
           <w:color w:val="4A4A49"/>
           <w:sz w:val="22"/>
         </w:rPr>
-        <w:t>Ejemplo de diagrama C4 — nivel Containers</w:t>
+        <w:t>El C4 Container en Mermaid: la forma que ExamLab renderiza</w:t>
       </w:r>
     </w:p>
     <w:p>
@@ -1585,7 +1621,7 @@
           <w:color w:val="4A4A49"/>
           <w:sz w:val="22"/>
         </w:rPr>
-        <w:t>Microservicios de verdad vs microservicios teatro</w:t>
+        <w:t>Lo que se califica del diagrama, y no es el dibujo</w:t>
       </w:r>
     </w:p>
     <w:p>
@@ -1598,7 +1634,7 @@
           <w:color w:val="4A4A49"/>
           <w:sz w:val="22"/>
         </w:rPr>
-        <w:t>C4Container en Mermaid: el molde que ExamLab renderiza</w:t>
+        <w:t>Ejemplo de diagrama C4 — nivel Containers</w:t>
       </w:r>
     </w:p>
     <w:p>
@@ -1611,7 +1647,7 @@
           <w:color w:val="4A4A49"/>
           <w:sz w:val="22"/>
         </w:rPr>
-        <w:t>Herramientas de hoy</w:t>
+        <w:t>Microservicios de verdad vs microservicios teatro</w:t>
       </w:r>
     </w:p>
     <w:p>
@@ -1624,7 +1660,7 @@
           <w:color w:val="4A4A49"/>
           <w:sz w:val="22"/>
         </w:rPr>
-        <w:t>Del boceto a ExamLab (diagrama)</w:t>
+        <w:t>C4Container en Mermaid: el molde que ExamLab renderiza</w:t>
       </w:r>
     </w:p>
     <w:p>
@@ -1637,7 +1673,7 @@
           <w:color w:val="4A4A49"/>
           <w:sz w:val="22"/>
         </w:rPr>
-        <w:t>PI CloudLite — entregable de hoy</w:t>
+        <w:t>Herramientas de hoy</w:t>
       </w:r>
     </w:p>
     <w:p>
@@ -1650,7 +1686,7 @@
           <w:color w:val="4A4A49"/>
           <w:sz w:val="22"/>
         </w:rPr>
-        <w:t>Manos a la obra (paso a paso)</w:t>
+        <w:t>Del boceto a ExamLab (diagrama)</w:t>
       </w:r>
     </w:p>
     <w:p>
@@ -1663,7 +1699,7 @@
           <w:color w:val="4A4A49"/>
           <w:sz w:val="22"/>
         </w:rPr>
-        <w:t>Para continuar (PI)</w:t>
+        <w:t>PI CloudLite — entregable de hoy</w:t>
       </w:r>
     </w:p>
     <w:p>
@@ -1676,6 +1712,32 @@
           <w:color w:val="4A4A49"/>
           <w:sz w:val="22"/>
         </w:rPr>
+        <w:t>Manos a la obra (paso a paso)</w:t>
+      </w:r>
+    </w:p>
+    <w:p>
+      <w:pPr>
+        <w:pStyle w:val="ListNumber"/>
+      </w:pPr>
+      <w:r>
+        <w:rPr>
+          <w:b w:val="0"/>
+          <w:color w:val="4A4A49"/>
+          <w:sz w:val="22"/>
+        </w:rPr>
+        <w:t>Para continuar (PI)</w:t>
+      </w:r>
+    </w:p>
+    <w:p>
+      <w:pPr>
+        <w:pStyle w:val="ListNumber"/>
+      </w:pPr>
+      <w:r>
+        <w:rPr>
+          <w:b w:val="0"/>
+          <w:color w:val="4A4A49"/>
+          <w:sz w:val="22"/>
+        </w:rPr>
         <w:t>Clase 4 · PI en movimiento</w:t>
       </w:r>
     </w:p>
@@ -1702,7 +1764,7 @@
           <w:color w:val="1A1C1D"/>
           <w:sz w:val="32"/>
         </w:rPr>
-        <w:t>0–10 · Encuadre PI · [Slide 2][Slide 3][Slide 39]</w:t>
+        <w:t>0–10 · Encuadre PI · [Slide 2][Slide 3][Slide 41]</w:t>
       </w:r>
     </w:p>
     <w:p>
@@ -1956,7 +2018,7 @@
           <w:color w:val="1A1C1D"/>
           <w:sz w:val="32"/>
         </w:rPr>
-        <w:t>40–55 · Demo en vivo · [Slide 38]</w:t>
+        <w:t>40–55 · Demo en vivo · [Slide 40]</w:t>
       </w:r>
     </w:p>
     <w:p>
@@ -2288,7 +2350,7 @@
           <w:color w:val="4A4A49"/>
           <w:sz w:val="22"/>
         </w:rPr>
-        <w:t>Narra los clics en voz alta. Si falla la red, proyecta la [Slide 36], que ya trae el resultado de la demo, y recórrela rótulo por rótulo.</w:t>
+        <w:t>Narra los clics en voz alta. Si falla la red, proyecta la [Slide 38], que ya trae el resultado de la demo, y recórrela rótulo por rótulo.</w:t>
       </w:r>
     </w:p>
     <w:p>
@@ -2316,7 +2378,7 @@
           <w:color w:val="4A4A49"/>
           <w:sz w:val="22"/>
         </w:rPr>
-        <w:t xml:space="preserve"> [Slide 38] — es el paso que el estudiante no adivina: pasa el boceto a codigo Mermaid con ayuda de una IA, pegalo en la pregunta de diagrama y muestralo renderizado.</w:t>
+        <w:t xml:space="preserve"> [Slide 40] — es el paso que el estudiante no adivina: pasa el boceto a codigo Mermaid con ayuda de una IA, pegalo en la pregunta de diagrama y muestralo renderizado.</w:t>
       </w:r>
     </w:p>
     <w:p>
@@ -2448,7 +2510,7 @@
           <w:color w:val="1A1C1D"/>
           <w:sz w:val="32"/>
         </w:rPr>
-        <w:t>55–100 · Taller guiado PI (individual · equipos de 2–3 solo si tú los autorizaste) · [Slide 40]</w:t>
+        <w:t>55–100 · Taller guiado PI (individual · equipos de 2–3 solo si tú los autorizaste) · [Slide 42]</w:t>
       </w:r>
     </w:p>
     <w:p>
@@ -2589,7 +2651,7 @@
           <w:color w:val="1A1C1D"/>
           <w:sz w:val="32"/>
         </w:rPr>
-        <w:t>115–120 · Cierre · [Slide 42]</w:t>
+        <w:t>115–120 · Cierre · [Slide 44]</w:t>
       </w:r>
     </w:p>
     <w:p>

--- a/Arquitectura de Sistemas Computacionales/Kit docente/Clase 4/Guion Docente Clase 4 - Microservicios y arquitecturas distribuidas.docx
+++ b/Arquitectura de Sistemas Computacionales/Kit docente/Clase 4/Guion Docente Clase 4 - Microservicios y arquitecturas distribuidas.docx
@@ -222,7 +222,7 @@
           <w:color w:val="4A4A49"/>
           <w:sz w:val="22"/>
         </w:rPr>
-        <w:t xml:space="preserve"> draw.io o Excalidraw para bocetar · Mermaid dentro de ExamLab para entregar</w:t>
+        <w:t xml:space="preserve"> Navegador · editor de diagramas del curso (Mermaid) · boceto libre opcional</w:t>
       </w:r>
     </w:p>
     <w:p>
@@ -1090,7 +1090,7 @@
           <w:color w:val="4A4A49"/>
           <w:sz w:val="22"/>
         </w:rPr>
-        <w:t>[Slide 34] El C4 Container en Mermaid: la forma que ExamLab renderiza</w:t>
+        <w:t>[Slide 34] El C4 Container en Mermaid: la forma que la plataforma del curso renderiza</w:t>
       </w:r>
       <w:r>
         <w:rPr>
@@ -1608,7 +1608,7 @@
           <w:color w:val="4A4A49"/>
           <w:sz w:val="22"/>
         </w:rPr>
-        <w:t>El C4 Container en Mermaid: la forma que ExamLab renderiza</w:t>
+        <w:t>El C4 Container en Mermaid: la forma que la plataforma del curso renderiza</w:t>
       </w:r>
     </w:p>
     <w:p>
@@ -1660,7 +1660,7 @@
           <w:color w:val="4A4A49"/>
           <w:sz w:val="22"/>
         </w:rPr>
-        <w:t>C4Container en Mermaid: el molde que ExamLab renderiza</w:t>
+        <w:t>C4Container en Mermaid: el molde que la plataforma del curso renderiza</w:t>
       </w:r>
     </w:p>
     <w:p>
@@ -1686,7 +1686,7 @@
           <w:color w:val="4A4A49"/>
           <w:sz w:val="22"/>
         </w:rPr>
-        <w:t>Del boceto a ExamLab (diagrama)</w:t>
+        <w:t>Del boceto a la plataforma del curso (diagrama)</w:t>
       </w:r>
     </w:p>
     <w:p>
@@ -2036,7 +2036,7 @@
           <w:color w:val="4A4A49"/>
           <w:sz w:val="22"/>
         </w:rPr>
-        <w:t>draw.io o Excalidraw para bocetar · Mermaid dentro de ExamLab para entregar</w:t>
+        <w:t>Navegador · editor de diagramas del curso (Mermaid) · boceto libre opcional</w:t>
       </w:r>
       <w:r>
         <w:rPr>
@@ -2062,7 +2062,7 @@
           <w:color w:val="4A4A49"/>
           <w:sz w:val="22"/>
         </w:rPr>
-        <w:t xml:space="preserve"> Convertir el Context de la Clase 1 en Containers, y dejarlo renderizado en ExamLab</w:t>
+        <w:t xml:space="preserve"> Convertir el Context de la Clase 1 en Containers, y dejarlo renderizado en la plataforma</w:t>
       </w:r>
     </w:p>
     <w:p>
@@ -2153,7 +2153,7 @@
           <w:color w:val="4A4A49"/>
           <w:sz w:val="22"/>
         </w:rPr>
-        <w:t>Cierre en ExamLab: pegue el codigo Mermaid de la diapositiva del molde, cambie los nombres por los del ejemplo del tablero y proyecte el resultado RENDERIZADO. Diga: «si no renderiza, no hay diagrama; se revisa antes de enviar».</w:t>
+        <w:t>Cierre en la plataforma del curso: pegue el codigo Mermaid de la diapositiva del molde, cambie los nombres por los del ejemplo del tablero y proyecte el resultado RENDERIZADO. Diga: «si no renderiza, no hay diagrama; se revisa antes de enviar».</w:t>
       </w:r>
     </w:p>
     <w:p>
@@ -2171,7 +2171,7 @@
           <w:color w:val="4A4A49"/>
           <w:sz w:val="22"/>
         </w:rPr>
-        <w:t xml:space="preserve"> C4 Container de la demo (el Context de la Clase 1, ya abierto). Si la red falla o prefiere no dibujar a mano, pegue este codigo en la pregunta de diagrama de ExamLab y proyectelo renderizado; tambien sirve para volver a generar la imagen en cualquier editor que soporte Mermaid.</w:t>
+        <w:t xml:space="preserve"> C4 Container de la demo (el Context de la Clase 1, ya abierto). Si la red falla o prefiere no dibujar a mano, pegue este codigo en la pregunta de diagrama de la actividad y proyectelo renderizado; tambien sirve para volver a generar la imagen en cualquier editor que soporte Mermaid.</w:t>
       </w:r>
     </w:p>
     <w:p>
@@ -2370,7 +2370,7 @@
           <w:color w:val="4A4A49"/>
           <w:sz w:val="22"/>
         </w:rPr>
-        <w:t>Cierra la demo dentro de ExamLab</w:t>
+        <w:t>Cierra la demo en la plataforma del curso</w:t>
       </w:r>
       <w:r>
         <w:rPr>
@@ -2468,7 +2468,7 @@
           <w:color w:val="4A4A49"/>
           <w:sz w:val="22"/>
         </w:rPr>
-        <w:t>3. Pega y renderiza en ExamLab</w:t>
+        <w:t>3. Pega y renderiza en la plataforma del curso</w:t>
       </w:r>
       <w:r>
         <w:rPr>
@@ -2476,7 +2476,7 @@
           <w:color w:val="4A4A49"/>
           <w:sz w:val="22"/>
         </w:rPr>
-        <w:t xml:space="preserve"> Pega ese codigo en la caja de texto de la pregunta y mira como lo dibuja la plataforma. Si no renderiza, corrige ahi mismo: lo que se califica es el diagrama renderizado dentro de ExamLab.</w:t>
+        <w:t xml:space="preserve"> Pega ese codigo en la caja de texto de la pregunta y mira como lo dibuja la plataforma. Si no renderiza, corrige ahi mismo: lo que se califica es el diagrama renderizado dentro de la plataforma del curso.</w:t>
       </w:r>
     </w:p>
     <w:p>
@@ -2681,7 +2681,7 @@
           <w:color w:val="4A4A49"/>
           <w:sz w:val="22"/>
         </w:rPr>
-        <w:t>Entrega domingo 23:59 en ExamLab. Siguiente hito del PI según el plan.»</w:t>
+        <w:t>Entrega domingo 23:59 en la plataforma del curso. Siguiente hito del PI según el plan.»</w:t>
       </w:r>
     </w:p>
     <w:p>
@@ -2746,7 +2746,7 @@
           <w:color w:val="4A4A49"/>
           <w:sz w:val="22"/>
         </w:rPr>
-        <w:t>Paso 4: analice en la pregunta 15 los tres riesgos de distribucion nombrando una caja concreta que se cae, contando los saltos de red de una operacion de punta a punta y nombrando un dato expuesto a inconsistencia; con esto la actividad del Corte 1 queda completa y se entrega en ExamLab antes del domingo 23:59 de esta semana.</w:t>
+        <w:t>Paso 4: analice en la pregunta 15 los tres riesgos de distribucion nombrando una caja concreta que se cae, contando los saltos de red de una operacion de punta a punta y nombrando un dato expuesto a inconsistencia; con esto la actividad del Corte 1 queda completa y se entrega en la plataforma del curso antes del domingo 23:59 de esta semana.</w:t>
       </w:r>
     </w:p>
     <w:p>
@@ -3276,7 +3276,7 @@
           <w:color w:val="4A4A49"/>
           <w:sz w:val="22"/>
         </w:rPr>
-        <w:t>Plataforma de entrega: ExamLab (https://uniaj.examlab.workers.dev/). No es la plataforma oficial de la UNIAJC; la universidad no tiene campus virtual propio.</w:t>
+        <w:t>Plataforma de entrega: la plataforma del curso (la plataforma del curso). No es la plataforma oficial de la UNIAJC; la universidad no tiene campus virtual propio.</w:t>
       </w:r>
     </w:p>
     <w:p>

--- a/Arquitectura de Sistemas Computacionales/Kit docente/Clase 4/Guion Docente Clase 4 - Microservicios y arquitecturas distribuidas.docx
+++ b/Arquitectura de Sistemas Computacionales/Kit docente/Clase 4/Guion Docente Clase 4 - Microservicios y arquitecturas distribuidas.docx
@@ -1673,72 +1673,99 @@
           <w:color w:val="4A4A49"/>
           <w:sz w:val="22"/>
         </w:rPr>
-        <w:t>Herramientas de hoy</w:t>
+        <w:t>Clase 4 · cierre conceptual</w:t>
       </w:r>
     </w:p>
     <w:p>
       <w:pPr>
-        <w:pStyle w:val="ListNumber"/>
-      </w:pPr>
+        <w:spacing w:before="200" w:after="60"/>
+      </w:pPr>
+      <w:r>
+        <w:rPr>
+          <w:b/>
+          <w:color w:val="1A1C1D"/>
+          <w:sz w:val="32"/>
+        </w:rPr>
+        <w:t>Plan de clase minuto a minuto (120 min)</w:t>
+      </w:r>
+    </w:p>
+    <w:p>
+      <w:pPr>
+        <w:spacing w:before="200" w:after="60"/>
+      </w:pPr>
+      <w:r>
+        <w:rPr>
+          <w:b/>
+          <w:color w:val="1A1C1D"/>
+          <w:sz w:val="32"/>
+        </w:rPr>
+        <w:t>0–10 · Encuadre PI · [Slide 2][Slide 3]</w:t>
+      </w:r>
+    </w:p>
+    <w:p>
       <w:r>
         <w:rPr>
           <w:b w:val="0"/>
           <w:color w:val="4A4A49"/>
           <w:sz w:val="22"/>
         </w:rPr>
-        <w:t>Del boceto a la plataforma del curso (diagrama)</w:t>
-      </w:r>
-    </w:p>
-    <w:p>
-      <w:pPr>
-        <w:pStyle w:val="ListNumber"/>
-      </w:pPr>
+        <w:t xml:space="preserve">Di casi literal: «Hoy avanzamos el PI CloudLite App en: </w:t>
+      </w:r>
+      <w:r>
+        <w:rPr>
+          <w:b/>
+          <w:color w:val="4A4A49"/>
+          <w:sz w:val="22"/>
+        </w:rPr>
+        <w:t>Diagramar componentes/servicios de CloudLite y sus contratos</w:t>
+      </w:r>
       <w:r>
         <w:rPr>
           <w:b w:val="0"/>
           <w:color w:val="4A4A49"/>
           <w:sz w:val="22"/>
         </w:rPr>
-        <w:t>PI CloudLite — entregable de hoy</w:t>
+        <w:t>.</w:t>
       </w:r>
     </w:p>
     <w:p>
-      <w:pPr>
-        <w:pStyle w:val="ListNumber"/>
-      </w:pPr>
       <w:r>
         <w:rPr>
           <w:b w:val="0"/>
           <w:color w:val="4A4A49"/>
           <w:sz w:val="22"/>
         </w:rPr>
-        <w:t>Manos a la obra (paso a paso)</w:t>
+        <w:t>Entregable concreto: Diagrama C4 Container en Mermaid + tabla de 3 contratos + 3 riesgos de distribución.</w:t>
       </w:r>
     </w:p>
     <w:p>
-      <w:pPr>
-        <w:pStyle w:val="ListNumber"/>
-      </w:pPr>
       <w:r>
         <w:rPr>
           <w:b w:val="0"/>
           <w:color w:val="4A4A49"/>
           <w:sz w:val="22"/>
         </w:rPr>
-        <w:t>Para continuar (PI)</w:t>
+        <w:t>Teoría breve y luego taller; no es un lab suelto.»</w:t>
       </w:r>
     </w:p>
     <w:p>
-      <w:pPr>
-        <w:pStyle w:val="ListNumber"/>
-      </w:pPr>
       <w:r>
         <w:rPr>
           <w:b w:val="0"/>
           <w:color w:val="4A4A49"/>
           <w:sz w:val="22"/>
         </w:rPr>
-        <w:t>Clase 4 · PI en movimiento</w:t>
+        <w:t>Pasa la diapositiva de agenda y la de objetivos. Abre el enunciado PI si alguien aún no lo tiene.</w:t>
+      </w:r>
+    </w:p>
+    <w:p>
+      <w:r>
+        <w:rPr>
+          <w:b w:val="0"/>
+          <w:color w:val="4A4A49"/>
+          <w:sz w:val="22"/>
+        </w:rPr>
+        <w:t>Pregunta de arranque (1 min): «¿En qué quedó tu CloudLite la clase pasada?» — sirve para detectar estudiantes rezagados antes de avanzar.</w:t>
       </w:r>
     </w:p>
     <w:p>
@@ -1751,7 +1778,169 @@
           <w:color w:val="1A1C1D"/>
           <w:sz w:val="32"/>
         </w:rPr>
-        <w:t>Plan de clase minuto a minuto (120 min)</w:t>
+        <w:t>10–40 · Teoría Core (al servicio del taller) · desde [Slide 4]</w:t>
+      </w:r>
+    </w:p>
+    <w:p>
+      <w:r>
+        <w:rPr>
+          <w:b w:val="0"/>
+          <w:color w:val="4A4A49"/>
+          <w:sz w:val="22"/>
+        </w:rPr>
+        <w:t>Cubre estos conceptos, en este orden, ~7 min cada uno, con su diapositiva:</w:t>
+      </w:r>
+    </w:p>
+    <w:p>
+      <w:pPr>
+        <w:pStyle w:val="ListBullet"/>
+      </w:pPr>
+      <w:r>
+        <w:rPr>
+          <w:b/>
+          <w:color w:val="4A4A49"/>
+          <w:sz w:val="22"/>
+        </w:rPr>
+        <w:t>Monolito vs microservicios (para el PI)</w:t>
+      </w:r>
+      <w:r>
+        <w:rPr>
+          <w:b w:val="0"/>
+          <w:color w:val="4A4A49"/>
+          <w:sz w:val="22"/>
+        </w:rPr>
+        <w:t xml:space="preserve"> · [Slide 4]</w:t>
+      </w:r>
+    </w:p>
+    <w:p>
+      <w:pPr>
+        <w:pStyle w:val="ListBullet"/>
+      </w:pPr>
+      <w:r>
+        <w:rPr>
+          <w:b/>
+          <w:color w:val="4A4A49"/>
+          <w:sz w:val="22"/>
+        </w:rPr>
+        <w:t>C4-lite: del Context a los Containers</w:t>
+      </w:r>
+      <w:r>
+        <w:rPr>
+          <w:b w:val="0"/>
+          <w:color w:val="4A4A49"/>
+          <w:sz w:val="22"/>
+        </w:rPr>
+        <w:t xml:space="preserve"> · [Slide 5]</w:t>
+      </w:r>
+    </w:p>
+    <w:p>
+      <w:pPr>
+        <w:pStyle w:val="ListBullet"/>
+      </w:pPr>
+      <w:r>
+        <w:rPr>
+          <w:b/>
+          <w:color w:val="4A4A49"/>
+          <w:sz w:val="22"/>
+        </w:rPr>
+        <w:t>Los tres contratos de CloudLite: cuatro datos por fila</w:t>
+      </w:r>
+      <w:r>
+        <w:rPr>
+          <w:b w:val="0"/>
+          <w:color w:val="4A4A49"/>
+          <w:sz w:val="22"/>
+        </w:rPr>
+        <w:t xml:space="preserve"> · [Slide 6]</w:t>
+      </w:r>
+    </w:p>
+    <w:p>
+      <w:pPr>
+        <w:pStyle w:val="ListBullet"/>
+      </w:pPr>
+      <w:r>
+        <w:rPr>
+          <w:b/>
+          <w:color w:val="4A4A49"/>
+          <w:sz w:val="22"/>
+        </w:rPr>
+        <w:t>Distribuido implica fallos</w:t>
+      </w:r>
+      <w:r>
+        <w:rPr>
+          <w:b w:val="0"/>
+          <w:color w:val="4A4A49"/>
+          <w:sz w:val="22"/>
+        </w:rPr>
+        <w:t xml:space="preserve"> · [Slide 7]</w:t>
+      </w:r>
+    </w:p>
+    <w:p>
+      <w:r>
+        <w:rPr>
+          <w:b/>
+          <w:color w:val="4A4A49"/>
+          <w:sz w:val="22"/>
+        </w:rPr>
+        <w:t>Ninguna se salta</w:t>
+      </w:r>
+      <w:r>
+        <w:rPr>
+          <w:b w:val="0"/>
+          <w:color w:val="4A4A49"/>
+          <w:sz w:val="22"/>
+        </w:rPr>
+        <w:t>: cada una de esas diapositivas es el mecanismo con que se resuelve</w:t>
+      </w:r>
+    </w:p>
+    <w:p>
+      <w:r>
+        <w:rPr>
+          <w:b w:val="0"/>
+          <w:color w:val="4A4A49"/>
+          <w:sz w:val="22"/>
+        </w:rPr>
+        <w:t>al menos una pregunta de la actividad calificada de hoy.</w:t>
+      </w:r>
+    </w:p>
+    <w:p>
+      <w:r>
+        <w:rPr>
+          <w:b w:val="0"/>
+          <w:color w:val="4A4A49"/>
+          <w:sz w:val="22"/>
+        </w:rPr>
+        <w:t>El desarrollo completo de cada uno está arriba, en «Fundamento teórico para el docente»:</w:t>
+      </w:r>
+    </w:p>
+    <w:p>
+      <w:r>
+        <w:rPr>
+          <w:b w:val="0"/>
+          <w:color w:val="4A4A49"/>
+          <w:sz w:val="22"/>
+        </w:rPr>
+        <w:t>esa sección está escrita para que puedas dictarla sin consultar otra fuente.</w:t>
+      </w:r>
+    </w:p>
+    <w:p>
+      <w:r>
+        <w:rPr>
+          <w:b w:val="0"/>
+          <w:color w:val="4A4A49"/>
+          <w:sz w:val="22"/>
+        </w:rPr>
+        <w:t>Cada 8–10 min amarra al artefacto: «esto es lo que van a dejar hoy en su informe/diagrama/repo».</w:t>
+      </w:r>
+    </w:p>
+    <w:p>
+      <w:r>
+        <w:rPr>
+          <w:b w:val="0"/>
+          <w:color w:val="4A4A49"/>
+          <w:sz w:val="22"/>
+        </w:rPr>
+        <w:t>Pide un estudiante voluntario y usa SU dominio como ejemplo en vivo (no el de la demo).</w:t>
       </w:r>
     </w:p>
     <w:p>
@@ -1764,7 +1953,7 @@
           <w:color w:val="1A1C1D"/>
           <w:sz w:val="32"/>
         </w:rPr>
-        <w:t>0–10 · Encuadre PI · [Slide 2][Slide 3][Slide 41]</w:t>
+        <w:t>40–55 · Demo en vivo · [Slide 38]</w:t>
       </w:r>
     </w:p>
     <w:p>
@@ -1774,7 +1963,7 @@
           <w:color w:val="4A4A49"/>
           <w:sz w:val="22"/>
         </w:rPr>
-        <w:t xml:space="preserve">Di casi literal: «Hoy avanzamos el PI CloudLite App en: </w:t>
+        <w:t xml:space="preserve">Herramienta del día: </w:t>
       </w:r>
       <w:r>
         <w:rPr>
@@ -1782,7 +1971,7 @@
           <w:color w:val="4A4A49"/>
           <w:sz w:val="22"/>
         </w:rPr>
-        <w:t>Diagramar componentes/servicios de CloudLite y sus contratos</w:t>
+        <w:t>Navegador · editor de diagramas del curso (Mermaid) · boceto libre opcional</w:t>
       </w:r>
       <w:r>
         <w:rPr>
@@ -1796,77 +1985,120 @@
     <w:p>
       <w:r>
         <w:rPr>
+          <w:b/>
+          <w:color w:val="4A4A49"/>
+          <w:sz w:val="22"/>
+        </w:rPr>
+        <w:t>Demo que usted debe poder repetir:</w:t>
+      </w:r>
+      <w:r>
+        <w:rPr>
           <w:b w:val="0"/>
           <w:color w:val="4A4A49"/>
           <w:sz w:val="22"/>
         </w:rPr>
-        <w:t>Entregable concreto: Diagrama C4 Container en Mermaid + tabla de 3 contratos + 3 riesgos de distribución.</w:t>
+        <w:t xml:space="preserve"> Convertir el Context de la Clase 1 en Containers, y dejarlo renderizado en la plataforma</w:t>
       </w:r>
     </w:p>
     <w:p>
+      <w:pPr>
+        <w:pStyle w:val="ListNumber"/>
+      </w:pPr>
       <w:r>
         <w:rPr>
           <w:b w:val="0"/>
           <w:color w:val="4A4A49"/>
           <w:sz w:val="22"/>
         </w:rPr>
-        <w:t>Teoría breve y luego taller; no es un lab suelto.»</w:t>
+        <w:t>Abra el diagrama C4 Context de la demo de Clase 1 y haga zoom a la caja «CloudLite App». Diga: «hoy no dibujamos otro sistema, abrimos este».</w:t>
       </w:r>
     </w:p>
     <w:p>
+      <w:pPr>
+        <w:pStyle w:val="ListNumber"/>
+      </w:pPr>
       <w:r>
         <w:rPr>
           <w:b w:val="0"/>
           <w:color w:val="4A4A49"/>
           <w:sz w:val="22"/>
         </w:rPr>
-        <w:t>Pasa la diapositiva de agenda y la de objetivos. Abre el enunciado PI si alguien aún no lo tiene.</w:t>
+        <w:t>Reemplace esa caja por 3 cajas internas: «App web», «API de turnos» y «Base de turnos». Escriba en cada una sus TRES datos: nombre, tecnologia y responsabilidad en una frase.</w:t>
       </w:r>
     </w:p>
     <w:p>
+      <w:pPr>
+        <w:pStyle w:val="ListNumber"/>
+      </w:pPr>
       <w:r>
         <w:rPr>
           <w:b w:val="0"/>
           <w:color w:val="4A4A49"/>
           <w:sz w:val="22"/>
         </w:rPr>
-        <w:t>Pregunta de arranque (1 min): «¿En qué quedó tu CloudLite la clase pasada?» — sirve para detectar estudiantes rezagados antes de avanzar.</w:t>
+        <w:t>Senale la base de datos y diga: «esta no es un Container mas, es un ALMACEN; en el codigo va como ContainerDb y son 2 puntos». Deje el cliente y el correo FUERA del recuadro del sistema.</w:t>
       </w:r>
     </w:p>
     <w:p>
       <w:pPr>
-        <w:spacing w:before="200" w:after="60"/>
-      </w:pPr>
-      <w:r>
-        <w:rPr>
-          <w:b/>
-          <w:color w:val="1A1C1D"/>
-          <w:sz w:val="32"/>
-        </w:rPr>
-        <w:t>10–40 · Teoría Core (al servicio del taller) · desde [Slide 4]</w:t>
-      </w:r>
-    </w:p>
-    <w:p>
+        <w:pStyle w:val="ListNumber"/>
+      </w:pPr>
       <w:r>
         <w:rPr>
           <w:b w:val="0"/>
           <w:color w:val="4A4A49"/>
           <w:sz w:val="22"/>
         </w:rPr>
-        <w:t>Cubre estos conceptos, en este orden, ~7 min cada uno, con su diapositiva:</w:t>
+        <w:t>Rotule CADA flecha con protocolo Y formato: «HTTPS/JSON», «TCP/SQL». Borre a proposito una etiqueta y pregunte que se pierde: sin ella nadie puede decir por donde se rompe.</w:t>
       </w:r>
     </w:p>
     <w:p>
       <w:pPr>
-        <w:pStyle w:val="ListBullet"/>
-      </w:pPr>
+        <w:pStyle w:val="ListNumber"/>
+      </w:pPr>
+      <w:r>
+        <w:rPr>
+          <w:b w:val="0"/>
+          <w:color w:val="4A4A49"/>
+          <w:sz w:val="22"/>
+        </w:rPr>
+        <w:t>Proponga una cuarta caja, el worker de avisos, y pida la razon de negocio. Si nadie la da, borrela en vivo: «eso es microservicios teatro». Si alguien la da (el correo tarda y puede fallar), quedese con ella y anote la razon al lado.</w:t>
+      </w:r>
+    </w:p>
+    <w:p>
+      <w:pPr>
+        <w:pStyle w:val="ListNumber"/>
+      </w:pPr>
+      <w:r>
+        <w:rPr>
+          <w:b w:val="0"/>
+          <w:color w:val="4A4A49"/>
+          <w:sz w:val="22"/>
+        </w:rPr>
+        <w:t>Verifique nombre por nombre contra el C4 Context de la Clase 1: si alli decia «Pasarela de pagos», aqui no puede decir «Pagos». Son 2 puntos de la pregunta 13.</w:t>
+      </w:r>
+    </w:p>
+    <w:p>
+      <w:pPr>
+        <w:pStyle w:val="ListNumber"/>
+      </w:pPr>
+      <w:r>
+        <w:rPr>
+          <w:b w:val="0"/>
+          <w:color w:val="4A4A49"/>
+          <w:sz w:val="22"/>
+        </w:rPr>
+        <w:t>Cierre en la plataforma del curso: pegue el codigo Mermaid de la diapositiva del molde, cambie los nombres por los del ejemplo del tablero y proyecte el resultado RENDERIZADO. Diga: «si no renderiza, no hay diagrama; se revisa antes de enviar».</w:t>
+      </w:r>
+    </w:p>
+    <w:p>
       <w:r>
         <w:rPr>
           <w:b/>
           <w:color w:val="4A4A49"/>
           <w:sz w:val="22"/>
         </w:rPr>
-        <w:t>Monolito vs microservicios (para el PI)</w:t>
+        <w:t>Referencia del resultado:</w:t>
       </w:r>
       <w:r>
         <w:rPr>
@@ -1874,20 +2106,206 @@
           <w:color w:val="4A4A49"/>
           <w:sz w:val="22"/>
         </w:rPr>
-        <w:t xml:space="preserve"> · [Slide 4]</w:t>
+        <w:t xml:space="preserve"> C4 Container de la demo (el Context de la Clase 1, ya abierto). Si la red falla o prefiere no dibujar a mano, pegue este codigo en la pregunta de diagrama de la actividad y proyectelo renderizado; tambien sirve para volver a generar la imagen en cualquier editor que soporte Mermaid.</w:t>
       </w:r>
     </w:p>
     <w:p>
       <w:pPr>
-        <w:pStyle w:val="ListBullet"/>
-      </w:pPr>
+        <w:shd w:val="clear" w:fill="F2F2F3"/>
+        <w:spacing w:before="60" w:after="60"/>
+        <w:ind w:left="216"/>
+      </w:pPr>
+      <w:r>
+        <w:rPr>
+          <w:rFonts w:ascii="Consolas" w:hAnsi="Consolas"/>
+          <w:color w:val="111111"/>
+          <w:sz w:val="19"/>
+        </w:rPr>
+        <w:t>C4Container</w:t>
+      </w:r>
+      <w:r>
+        <w:br/>
+      </w:r>
+      <w:r>
+        <w:rPr>
+          <w:rFonts w:ascii="Consolas" w:hAnsi="Consolas"/>
+          <w:color w:val="111111"/>
+          <w:sz w:val="19"/>
+        </w:rPr>
+        <w:t xml:space="preserve">    title CloudLite App - nivel Container (demo de clase)</w:t>
+      </w:r>
+      <w:r>
+        <w:br/>
+      </w:r>
+      <w:r>
+        <w:rPr>
+          <w:rFonts w:ascii="Consolas" w:hAnsi="Consolas"/>
+          <w:color w:val="111111"/>
+          <w:sz w:val="19"/>
+        </w:rPr>
+        <w:t xml:space="preserve">    Person(usuario, "Usuario final", "Consulta y usa el servicio")</w:t>
+      </w:r>
+      <w:r>
+        <w:br/>
+      </w:r>
+      <w:r>
+        <w:rPr>
+          <w:rFonts w:ascii="Consolas" w:hAnsi="Consolas"/>
+          <w:color w:val="111111"/>
+          <w:sz w:val="19"/>
+        </w:rPr>
+        <w:t xml:space="preserve">    Person(admin, "Administrador", "Configura y opera")</w:t>
+      </w:r>
+      <w:r>
+        <w:br/>
+      </w:r>
+      <w:r>
+        <w:rPr>
+          <w:rFonts w:ascii="Consolas" w:hAnsi="Consolas"/>
+          <w:color w:val="111111"/>
+          <w:sz w:val="19"/>
+        </w:rPr>
+        <w:t xml:space="preserve">    System_Boundary(cloudlite, "CloudLite App") {</w:t>
+      </w:r>
+      <w:r>
+        <w:br/>
+      </w:r>
+      <w:r>
+        <w:rPr>
+          <w:rFonts w:ascii="Consolas" w:hAnsi="Consolas"/>
+          <w:color w:val="111111"/>
+          <w:sz w:val="19"/>
+        </w:rPr>
+        <w:t xml:space="preserve">      Container(web, "App web", "React", "Pantallas del usuario y del administrador")</w:t>
+      </w:r>
+      <w:r>
+        <w:br/>
+      </w:r>
+      <w:r>
+        <w:rPr>
+          <w:rFonts w:ascii="Consolas" w:hAnsi="Consolas"/>
+          <w:color w:val="111111"/>
+          <w:sz w:val="19"/>
+        </w:rPr>
+        <w:t xml:space="preserve">      Container(api, "API CloudLite", "Node.js", "Reglas de negocio y validaciones")</w:t>
+      </w:r>
+      <w:r>
+        <w:br/>
+      </w:r>
+      <w:r>
+        <w:rPr>
+          <w:rFonts w:ascii="Consolas" w:hAnsi="Consolas"/>
+          <w:color w:val="111111"/>
+          <w:sz w:val="19"/>
+        </w:rPr>
+        <w:t xml:space="preserve">      ContainerDb(db, "Base de datos", "PostgreSQL", "Datos del dominio")</w:t>
+      </w:r>
+      <w:r>
+        <w:br/>
+      </w:r>
+      <w:r>
+        <w:rPr>
+          <w:rFonts w:ascii="Consolas" w:hAnsi="Consolas"/>
+          <w:color w:val="111111"/>
+          <w:sz w:val="19"/>
+        </w:rPr>
+        <w:t xml:space="preserve">    }</w:t>
+      </w:r>
+      <w:r>
+        <w:br/>
+      </w:r>
+      <w:r>
+        <w:rPr>
+          <w:rFonts w:ascii="Consolas" w:hAnsi="Consolas"/>
+          <w:color w:val="111111"/>
+          <w:sz w:val="19"/>
+        </w:rPr>
+        <w:t xml:space="preserve">    System_Ext(pagos, "Pasarela de pagos", "Servicio de terceros")</w:t>
+      </w:r>
+      <w:r>
+        <w:br/>
+      </w:r>
+      <w:r>
+        <w:rPr>
+          <w:rFonts w:ascii="Consolas" w:hAnsi="Consolas"/>
+          <w:color w:val="111111"/>
+          <w:sz w:val="19"/>
+        </w:rPr>
+        <w:t xml:space="preserve">    Rel(usuario, web, "consulta", "HTTPS")</w:t>
+      </w:r>
+      <w:r>
+        <w:br/>
+      </w:r>
+      <w:r>
+        <w:rPr>
+          <w:rFonts w:ascii="Consolas" w:hAnsi="Consolas"/>
+          <w:color w:val="111111"/>
+          <w:sz w:val="19"/>
+        </w:rPr>
+        <w:t xml:space="preserve">    Rel(admin, web, "administra", "HTTPS")</w:t>
+      </w:r>
+      <w:r>
+        <w:br/>
+      </w:r>
+      <w:r>
+        <w:rPr>
+          <w:rFonts w:ascii="Consolas" w:hAnsi="Consolas"/>
+          <w:color w:val="111111"/>
+          <w:sz w:val="19"/>
+        </w:rPr>
+        <w:t xml:space="preserve">    Rel(web, api, "pide y envia datos", "HTTPS/JSON")</w:t>
+      </w:r>
+      <w:r>
+        <w:br/>
+      </w:r>
+      <w:r>
+        <w:rPr>
+          <w:rFonts w:ascii="Consolas" w:hAnsi="Consolas"/>
+          <w:color w:val="111111"/>
+          <w:sz w:val="19"/>
+        </w:rPr>
+        <w:t xml:space="preserve">    Rel(api, db, "lee y escribe", "TCP/SQL")</w:t>
+      </w:r>
+      <w:r>
+        <w:br/>
+      </w:r>
+      <w:r>
+        <w:rPr>
+          <w:rFonts w:ascii="Consolas" w:hAnsi="Consolas"/>
+          <w:color w:val="111111"/>
+          <w:sz w:val="19"/>
+        </w:rPr>
+        <w:t xml:space="preserve">    Rel(api, pagos, "cobra", "API REST sobre HTTPS")</w:t>
+      </w:r>
+    </w:p>
+    <w:p>
+      <w:r>
+        <w:rPr>
+          <w:b w:val="0"/>
+          <w:color w:val="4A4A49"/>
+          <w:sz w:val="22"/>
+        </w:rPr>
+        <w:t>Narra los clics en voz alta. Si falla la red, proyecta la [Slide 38], que ya trae el resultado de la demo, y recórrela rótulo por rótulo.</w:t>
+      </w:r>
+    </w:p>
+    <w:p>
+      <w:r>
+        <w:rPr>
+          <w:b w:val="0"/>
+          <w:color w:val="4A4A49"/>
+          <w:sz w:val="22"/>
+        </w:rPr>
+        <w:t>Cierra la demo con: «copien la estructura, no el dominio de mi ejemplo.»</w:t>
+      </w:r>
+    </w:p>
+    <w:p>
       <w:r>
         <w:rPr>
           <w:b/>
           <w:color w:val="4A4A49"/>
           <w:sz w:val="22"/>
         </w:rPr>
-        <w:t>C4-lite: del Context a los Containers</w:t>
+        <w:t>Si se hace el taller, cierra la demo en la plataforma del curso</w:t>
       </w:r>
       <w:r>
         <w:rPr>
@@ -1895,550 +2313,7 @@
           <w:color w:val="4A4A49"/>
           <w:sz w:val="22"/>
         </w:rPr>
-        <w:t xml:space="preserve"> · [Slide 5]</w:t>
-      </w:r>
-    </w:p>
-    <w:p>
-      <w:pPr>
-        <w:pStyle w:val="ListBullet"/>
-      </w:pPr>
-      <w:r>
-        <w:rPr>
-          <w:b/>
-          <w:color w:val="4A4A49"/>
-          <w:sz w:val="22"/>
-        </w:rPr>
-        <w:t>Los tres contratos de CloudLite: cuatro datos por fila</w:t>
-      </w:r>
-      <w:r>
-        <w:rPr>
-          <w:b w:val="0"/>
-          <w:color w:val="4A4A49"/>
-          <w:sz w:val="22"/>
-        </w:rPr>
-        <w:t xml:space="preserve"> · [Slide 6]</w:t>
-      </w:r>
-    </w:p>
-    <w:p>
-      <w:pPr>
-        <w:pStyle w:val="ListBullet"/>
-      </w:pPr>
-      <w:r>
-        <w:rPr>
-          <w:b/>
-          <w:color w:val="4A4A49"/>
-          <w:sz w:val="22"/>
-        </w:rPr>
-        <w:t>Distribuido implica fallos</w:t>
-      </w:r>
-      <w:r>
-        <w:rPr>
-          <w:b w:val="0"/>
-          <w:color w:val="4A4A49"/>
-          <w:sz w:val="22"/>
-        </w:rPr>
-        <w:t xml:space="preserve"> · [Slide 7]</w:t>
-      </w:r>
-    </w:p>
-    <w:p>
-      <w:r>
-        <w:rPr>
-          <w:b/>
-          <w:color w:val="4A4A49"/>
-          <w:sz w:val="22"/>
-        </w:rPr>
-        <w:t>Ninguna se salta</w:t>
-      </w:r>
-      <w:r>
-        <w:rPr>
-          <w:b w:val="0"/>
-          <w:color w:val="4A4A49"/>
-          <w:sz w:val="22"/>
-        </w:rPr>
-        <w:t>: cada una de esas diapositivas es el mecanismo con que se resuelve</w:t>
-      </w:r>
-    </w:p>
-    <w:p>
-      <w:r>
-        <w:rPr>
-          <w:b w:val="0"/>
-          <w:color w:val="4A4A49"/>
-          <w:sz w:val="22"/>
-        </w:rPr>
-        <w:t>al menos una pregunta de la actividad calificada de hoy.</w:t>
-      </w:r>
-    </w:p>
-    <w:p>
-      <w:r>
-        <w:rPr>
-          <w:b w:val="0"/>
-          <w:color w:val="4A4A49"/>
-          <w:sz w:val="22"/>
-        </w:rPr>
-        <w:t>El desarrollo completo de cada uno está arriba, en «Fundamento teórico para el docente»:</w:t>
-      </w:r>
-    </w:p>
-    <w:p>
-      <w:r>
-        <w:rPr>
-          <w:b w:val="0"/>
-          <w:color w:val="4A4A49"/>
-          <w:sz w:val="22"/>
-        </w:rPr>
-        <w:t>esa sección está escrita para que puedas dictarla sin consultar otra fuente.</w:t>
-      </w:r>
-    </w:p>
-    <w:p>
-      <w:r>
-        <w:rPr>
-          <w:b w:val="0"/>
-          <w:color w:val="4A4A49"/>
-          <w:sz w:val="22"/>
-        </w:rPr>
-        <w:t>Cada 8–10 min amarra al artefacto: «esto es lo que van a dejar hoy en su informe/diagrama/repo».</w:t>
-      </w:r>
-    </w:p>
-    <w:p>
-      <w:r>
-        <w:rPr>
-          <w:b w:val="0"/>
-          <w:color w:val="4A4A49"/>
-          <w:sz w:val="22"/>
-        </w:rPr>
-        <w:t>Pide un estudiante voluntario y usa SU dominio como ejemplo en vivo (no el de la demo).</w:t>
-      </w:r>
-    </w:p>
-    <w:p>
-      <w:pPr>
-        <w:spacing w:before="200" w:after="60"/>
-      </w:pPr>
-      <w:r>
-        <w:rPr>
-          <w:b/>
-          <w:color w:val="1A1C1D"/>
-          <w:sz w:val="32"/>
-        </w:rPr>
-        <w:t>40–55 · Demo en vivo · [Slide 40]</w:t>
-      </w:r>
-    </w:p>
-    <w:p>
-      <w:r>
-        <w:rPr>
-          <w:b w:val="0"/>
-          <w:color w:val="4A4A49"/>
-          <w:sz w:val="22"/>
-        </w:rPr>
-        <w:t xml:space="preserve">Herramienta del día: </w:t>
-      </w:r>
-      <w:r>
-        <w:rPr>
-          <w:b/>
-          <w:color w:val="4A4A49"/>
-          <w:sz w:val="22"/>
-        </w:rPr>
-        <w:t>Navegador · editor de diagramas del curso (Mermaid) · boceto libre opcional</w:t>
-      </w:r>
-      <w:r>
-        <w:rPr>
-          <w:b w:val="0"/>
-          <w:color w:val="4A4A49"/>
-          <w:sz w:val="22"/>
-        </w:rPr>
-        <w:t>.</w:t>
-      </w:r>
-    </w:p>
-    <w:p>
-      <w:r>
-        <w:rPr>
-          <w:b/>
-          <w:color w:val="4A4A49"/>
-          <w:sz w:val="22"/>
-        </w:rPr>
-        <w:t>Demo que usted debe poder repetir:</w:t>
-      </w:r>
-      <w:r>
-        <w:rPr>
-          <w:b w:val="0"/>
-          <w:color w:val="4A4A49"/>
-          <w:sz w:val="22"/>
-        </w:rPr>
-        <w:t xml:space="preserve"> Convertir el Context de la Clase 1 en Containers, y dejarlo renderizado en la plataforma</w:t>
-      </w:r>
-    </w:p>
-    <w:p>
-      <w:pPr>
-        <w:pStyle w:val="ListNumber"/>
-      </w:pPr>
-      <w:r>
-        <w:rPr>
-          <w:b w:val="0"/>
-          <w:color w:val="4A4A49"/>
-          <w:sz w:val="22"/>
-        </w:rPr>
-        <w:t>Abra el diagrama C4 Context de la demo de Clase 1 y haga zoom a la caja «CloudLite App». Diga: «hoy no dibujamos otro sistema, abrimos este».</w:t>
-      </w:r>
-    </w:p>
-    <w:p>
-      <w:pPr>
-        <w:pStyle w:val="ListNumber"/>
-      </w:pPr>
-      <w:r>
-        <w:rPr>
-          <w:b w:val="0"/>
-          <w:color w:val="4A4A49"/>
-          <w:sz w:val="22"/>
-        </w:rPr>
-        <w:t>Reemplace esa caja por 3 cajas internas: «App web», «API de turnos» y «Base de turnos». Escriba en cada una sus TRES datos: nombre, tecnologia y responsabilidad en una frase.</w:t>
-      </w:r>
-    </w:p>
-    <w:p>
-      <w:pPr>
-        <w:pStyle w:val="ListNumber"/>
-      </w:pPr>
-      <w:r>
-        <w:rPr>
-          <w:b w:val="0"/>
-          <w:color w:val="4A4A49"/>
-          <w:sz w:val="22"/>
-        </w:rPr>
-        <w:t>Senale la base de datos y diga: «esta no es un Container mas, es un ALMACEN; en el codigo va como ContainerDb y son 2 puntos». Deje el cliente y el correo FUERA del recuadro del sistema.</w:t>
-      </w:r>
-    </w:p>
-    <w:p>
-      <w:pPr>
-        <w:pStyle w:val="ListNumber"/>
-      </w:pPr>
-      <w:r>
-        <w:rPr>
-          <w:b w:val="0"/>
-          <w:color w:val="4A4A49"/>
-          <w:sz w:val="22"/>
-        </w:rPr>
-        <w:t>Rotule CADA flecha con protocolo Y formato: «HTTPS/JSON», «TCP/SQL». Borre a proposito una etiqueta y pregunte que se pierde: sin ella nadie puede decir por donde se rompe.</w:t>
-      </w:r>
-    </w:p>
-    <w:p>
-      <w:pPr>
-        <w:pStyle w:val="ListNumber"/>
-      </w:pPr>
-      <w:r>
-        <w:rPr>
-          <w:b w:val="0"/>
-          <w:color w:val="4A4A49"/>
-          <w:sz w:val="22"/>
-        </w:rPr>
-        <w:t>Proponga una cuarta caja, el worker de avisos, y pida la razon de negocio. Si nadie la da, borrela en vivo: «eso es microservicios teatro». Si alguien la da (el correo tarda y puede fallar), quedese con ella y anote la razon al lado.</w:t>
-      </w:r>
-    </w:p>
-    <w:p>
-      <w:pPr>
-        <w:pStyle w:val="ListNumber"/>
-      </w:pPr>
-      <w:r>
-        <w:rPr>
-          <w:b w:val="0"/>
-          <w:color w:val="4A4A49"/>
-          <w:sz w:val="22"/>
-        </w:rPr>
-        <w:t>Verifique nombre por nombre contra el C4 Context de la Clase 1: si alli decia «Pasarela de pagos», aqui no puede decir «Pagos». Son 2 puntos de la pregunta 13.</w:t>
-      </w:r>
-    </w:p>
-    <w:p>
-      <w:pPr>
-        <w:pStyle w:val="ListNumber"/>
-      </w:pPr>
-      <w:r>
-        <w:rPr>
-          <w:b w:val="0"/>
-          <w:color w:val="4A4A49"/>
-          <w:sz w:val="22"/>
-        </w:rPr>
-        <w:t>Cierre en la plataforma del curso: pegue el codigo Mermaid de la diapositiva del molde, cambie los nombres por los del ejemplo del tablero y proyecte el resultado RENDERIZADO. Diga: «si no renderiza, no hay diagrama; se revisa antes de enviar».</w:t>
-      </w:r>
-    </w:p>
-    <w:p>
-      <w:r>
-        <w:rPr>
-          <w:b/>
-          <w:color w:val="4A4A49"/>
-          <w:sz w:val="22"/>
-        </w:rPr>
-        <w:t>Referencia del resultado:</w:t>
-      </w:r>
-      <w:r>
-        <w:rPr>
-          <w:b w:val="0"/>
-          <w:color w:val="4A4A49"/>
-          <w:sz w:val="22"/>
-        </w:rPr>
-        <w:t xml:space="preserve"> C4 Container de la demo (el Context de la Clase 1, ya abierto). Si la red falla o prefiere no dibujar a mano, pegue este codigo en la pregunta de diagrama de la actividad y proyectelo renderizado; tambien sirve para volver a generar la imagen en cualquier editor que soporte Mermaid.</w:t>
-      </w:r>
-    </w:p>
-    <w:p>
-      <w:pPr>
-        <w:shd w:val="clear" w:fill="F2F2F3"/>
-        <w:spacing w:before="60" w:after="60"/>
-        <w:ind w:left="216"/>
-      </w:pPr>
-      <w:r>
-        <w:rPr>
-          <w:rFonts w:ascii="Consolas" w:hAnsi="Consolas"/>
-          <w:color w:val="111111"/>
-          <w:sz w:val="19"/>
-        </w:rPr>
-        <w:t>C4Container</w:t>
-      </w:r>
-      <w:r>
-        <w:br/>
-      </w:r>
-      <w:r>
-        <w:rPr>
-          <w:rFonts w:ascii="Consolas" w:hAnsi="Consolas"/>
-          <w:color w:val="111111"/>
-          <w:sz w:val="19"/>
-        </w:rPr>
-        <w:t xml:space="preserve">    title CloudLite App - nivel Container (demo de clase)</w:t>
-      </w:r>
-      <w:r>
-        <w:br/>
-      </w:r>
-      <w:r>
-        <w:rPr>
-          <w:rFonts w:ascii="Consolas" w:hAnsi="Consolas"/>
-          <w:color w:val="111111"/>
-          <w:sz w:val="19"/>
-        </w:rPr>
-        <w:t xml:space="preserve">    Person(usuario, "Usuario final", "Consulta y usa el servicio")</w:t>
-      </w:r>
-      <w:r>
-        <w:br/>
-      </w:r>
-      <w:r>
-        <w:rPr>
-          <w:rFonts w:ascii="Consolas" w:hAnsi="Consolas"/>
-          <w:color w:val="111111"/>
-          <w:sz w:val="19"/>
-        </w:rPr>
-        <w:t xml:space="preserve">    Person(admin, "Administrador", "Configura y opera")</w:t>
-      </w:r>
-      <w:r>
-        <w:br/>
-      </w:r>
-      <w:r>
-        <w:rPr>
-          <w:rFonts w:ascii="Consolas" w:hAnsi="Consolas"/>
-          <w:color w:val="111111"/>
-          <w:sz w:val="19"/>
-        </w:rPr>
-        <w:t xml:space="preserve">    System_Boundary(cloudlite, "CloudLite App") {</w:t>
-      </w:r>
-      <w:r>
-        <w:br/>
-      </w:r>
-      <w:r>
-        <w:rPr>
-          <w:rFonts w:ascii="Consolas" w:hAnsi="Consolas"/>
-          <w:color w:val="111111"/>
-          <w:sz w:val="19"/>
-        </w:rPr>
-        <w:t xml:space="preserve">      Container(web, "App web", "React", "Pantallas del usuario y del administrador")</w:t>
-      </w:r>
-      <w:r>
-        <w:br/>
-      </w:r>
-      <w:r>
-        <w:rPr>
-          <w:rFonts w:ascii="Consolas" w:hAnsi="Consolas"/>
-          <w:color w:val="111111"/>
-          <w:sz w:val="19"/>
-        </w:rPr>
-        <w:t xml:space="preserve">      Container(api, "API CloudLite", "Node.js", "Reglas de negocio y validaciones")</w:t>
-      </w:r>
-      <w:r>
-        <w:br/>
-      </w:r>
-      <w:r>
-        <w:rPr>
-          <w:rFonts w:ascii="Consolas" w:hAnsi="Consolas"/>
-          <w:color w:val="111111"/>
-          <w:sz w:val="19"/>
-        </w:rPr>
-        <w:t xml:space="preserve">      ContainerDb(db, "Base de datos", "PostgreSQL", "Datos del dominio")</w:t>
-      </w:r>
-      <w:r>
-        <w:br/>
-      </w:r>
-      <w:r>
-        <w:rPr>
-          <w:rFonts w:ascii="Consolas" w:hAnsi="Consolas"/>
-          <w:color w:val="111111"/>
-          <w:sz w:val="19"/>
-        </w:rPr>
-        <w:t xml:space="preserve">    }</w:t>
-      </w:r>
-      <w:r>
-        <w:br/>
-      </w:r>
-      <w:r>
-        <w:rPr>
-          <w:rFonts w:ascii="Consolas" w:hAnsi="Consolas"/>
-          <w:color w:val="111111"/>
-          <w:sz w:val="19"/>
-        </w:rPr>
-        <w:t xml:space="preserve">    System_Ext(pagos, "Pasarela de pagos", "Servicio de terceros")</w:t>
-      </w:r>
-      <w:r>
-        <w:br/>
-      </w:r>
-      <w:r>
-        <w:rPr>
-          <w:rFonts w:ascii="Consolas" w:hAnsi="Consolas"/>
-          <w:color w:val="111111"/>
-          <w:sz w:val="19"/>
-        </w:rPr>
-        <w:t xml:space="preserve">    Rel(usuario, web, "consulta", "HTTPS")</w:t>
-      </w:r>
-      <w:r>
-        <w:br/>
-      </w:r>
-      <w:r>
-        <w:rPr>
-          <w:rFonts w:ascii="Consolas" w:hAnsi="Consolas"/>
-          <w:color w:val="111111"/>
-          <w:sz w:val="19"/>
-        </w:rPr>
-        <w:t xml:space="preserve">    Rel(admin, web, "administra", "HTTPS")</w:t>
-      </w:r>
-      <w:r>
-        <w:br/>
-      </w:r>
-      <w:r>
-        <w:rPr>
-          <w:rFonts w:ascii="Consolas" w:hAnsi="Consolas"/>
-          <w:color w:val="111111"/>
-          <w:sz w:val="19"/>
-        </w:rPr>
-        <w:t xml:space="preserve">    Rel(web, api, "pide y envia datos", "HTTPS/JSON")</w:t>
-      </w:r>
-      <w:r>
-        <w:br/>
-      </w:r>
-      <w:r>
-        <w:rPr>
-          <w:rFonts w:ascii="Consolas" w:hAnsi="Consolas"/>
-          <w:color w:val="111111"/>
-          <w:sz w:val="19"/>
-        </w:rPr>
-        <w:t xml:space="preserve">    Rel(api, db, "lee y escribe", "TCP/SQL")</w:t>
-      </w:r>
-      <w:r>
-        <w:br/>
-      </w:r>
-      <w:r>
-        <w:rPr>
-          <w:rFonts w:ascii="Consolas" w:hAnsi="Consolas"/>
-          <w:color w:val="111111"/>
-          <w:sz w:val="19"/>
-        </w:rPr>
-        <w:t xml:space="preserve">    Rel(api, pagos, "cobra", "API REST sobre HTTPS")</w:t>
-      </w:r>
-    </w:p>
-    <w:p>
-      <w:r>
-        <w:rPr>
-          <w:b w:val="0"/>
-          <w:color w:val="4A4A49"/>
-          <w:sz w:val="22"/>
-        </w:rPr>
-        <w:t>Narra los clics en voz alta. Si falla la red, proyecta la [Slide 38], que ya trae el resultado de la demo, y recórrela rótulo por rótulo.</w:t>
-      </w:r>
-    </w:p>
-    <w:p>
-      <w:r>
-        <w:rPr>
-          <w:b w:val="0"/>
-          <w:color w:val="4A4A49"/>
-          <w:sz w:val="22"/>
-        </w:rPr>
-        <w:t>Cierra la demo con: «copien la estructura, no el dominio de mi ejemplo.»</w:t>
-      </w:r>
-    </w:p>
-    <w:p>
-      <w:r>
-        <w:rPr>
-          <w:b/>
-          <w:color w:val="4A4A49"/>
-          <w:sz w:val="22"/>
-        </w:rPr>
-        <w:t>Cierra la demo en la plataforma del curso</w:t>
-      </w:r>
-      <w:r>
-        <w:rPr>
-          <w:b w:val="0"/>
-          <w:color w:val="4A4A49"/>
-          <w:sz w:val="22"/>
-        </w:rPr>
-        <w:t xml:space="preserve"> [Slide 40] — es el paso que el estudiante no adivina: pasa el boceto a codigo Mermaid con ayuda de una IA, pegalo en la pregunta de diagrama y muestralo renderizado.</w:t>
-      </w:r>
-    </w:p>
-    <w:p>
-      <w:r>
-        <w:rPr>
-          <w:b/>
-          <w:color w:val="4A4A49"/>
-          <w:sz w:val="22"/>
-        </w:rPr>
-        <w:t>Del boceto al codigo Mermaid.</w:t>
-      </w:r>
-      <w:r>
-        <w:rPr>
-          <w:b w:val="0"/>
-          <w:color w:val="4A4A49"/>
-          <w:sz w:val="22"/>
-        </w:rPr>
-        <w:t xml:space="preserve"> No subas una imagen: la respuesta de esta pregunta es texto Mermaid.</w:t>
-      </w:r>
-    </w:p>
-    <w:p>
-      <w:pPr>
-        <w:pStyle w:val="ListBullet"/>
-      </w:pPr>
-      <w:r>
-        <w:rPr>
-          <w:b/>
-          <w:color w:val="4A4A49"/>
-          <w:sz w:val="22"/>
-        </w:rPr>
-        <w:t>1. Disena visual</w:t>
-      </w:r>
-      <w:r>
-        <w:rPr>
-          <w:b w:val="0"/>
-          <w:color w:val="4A4A49"/>
-          <w:sz w:val="22"/>
-        </w:rPr>
-        <w:t xml:space="preserve"> Dibuja el diagrama como quieras en Excalidraw o draw.io: es mas rapido arrastrar cajas que escribir codigo, y ahi es donde piensas el modelo.</w:t>
-      </w:r>
-    </w:p>
-    <w:p>
-      <w:pPr>
-        <w:pStyle w:val="ListBullet"/>
-      </w:pPr>
-      <w:r>
-        <w:rPr>
-          <w:b/>
-          <w:color w:val="4A4A49"/>
-          <w:sz w:val="22"/>
-        </w:rPr>
-        <w:t>2. Traduce con IA</w:t>
-      </w:r>
-      <w:r>
-        <w:rPr>
-          <w:b w:val="0"/>
-          <w:color w:val="4A4A49"/>
-          <w:sz w:val="22"/>
-        </w:rPr>
-        <w:t xml:space="preserve"> Copia o describe tu boceto a una IA y pidele el codigo Mermaid: «convierte este diagrama a Mermaid usando </w:t>
+        <w:t xml:space="preserve"> (sin diapositiva: el flujo está en el </w:t>
       </w:r>
       <w:r>
         <w:rPr>
@@ -2447,7 +2322,7 @@
           <w:color w:val="111111"/>
           <w:sz w:val="21"/>
         </w:rPr>
-        <w:t>C4Container</w:t>
+        <w:t>Taller … .docx</w:t>
       </w:r>
       <w:r>
         <w:rPr>
@@ -2455,20 +2330,17 @@
           <w:color w:val="4A4A49"/>
           <w:sz w:val="22"/>
         </w:rPr>
-        <w:t>». Revisa el resultado: la IA acierta la sintaxis, no tu modelo.</w:t>
+        <w:t>) — es el paso que el estudiante no adivina: pasa el boceto a codigo Mermaid con ayuda de una IA, pegalo en la pregunta de diagrama y muestralo renderizado.</w:t>
       </w:r>
     </w:p>
     <w:p>
-      <w:pPr>
-        <w:pStyle w:val="ListBullet"/>
-      </w:pPr>
       <w:r>
         <w:rPr>
           <w:b/>
           <w:color w:val="4A4A49"/>
           <w:sz w:val="22"/>
         </w:rPr>
-        <w:t>3. Pega y renderiza en la plataforma del curso</w:t>
+        <w:t>Del boceto al codigo Mermaid.</w:t>
       </w:r>
       <w:r>
         <w:rPr>
@@ -2476,7 +2348,7 @@
           <w:color w:val="4A4A49"/>
           <w:sz w:val="22"/>
         </w:rPr>
-        <w:t xml:space="preserve"> Pega ese codigo en la caja de texto de la pregunta y mira como lo dibuja la plataforma. Si no renderiza, corrige ahi mismo: lo que se califica es el diagrama renderizado dentro de la plataforma del curso.</w:t>
+        <w:t xml:space="preserve"> No subas una imagen: la respuesta de esta pregunta es texto Mermaid.</w:t>
       </w:r>
     </w:p>
     <w:p>
@@ -2489,7 +2361,7 @@
           <w:color w:val="4A4A49"/>
           <w:sz w:val="22"/>
         </w:rPr>
-        <w:t>4. Guarda el PNG para tu PI</w:t>
+        <w:t>1. Disena visual</w:t>
       </w:r>
       <w:r>
         <w:rPr>
@@ -2497,93 +2369,28 @@
           <w:color w:val="4A4A49"/>
           <w:sz w:val="22"/>
         </w:rPr>
-        <w:t xml:space="preserve"> Exporta tambien la imagen a la carpeta de tu Proyecto Integrador. Esa copia es para tu informe; no reemplaza la respuesta en la plataforma.</w:t>
+        <w:t xml:space="preserve"> Dibuja el diagrama como quieras en Excalidraw o draw.io: es mas rapido arrastrar cajas que escribir codigo, y ahi es donde piensas el modelo.</w:t>
       </w:r>
     </w:p>
     <w:p>
       <w:pPr>
-        <w:spacing w:before="200" w:after="60"/>
+        <w:pStyle w:val="ListBullet"/>
       </w:pPr>
       <w:r>
         <w:rPr>
           <w:b/>
-          <w:color w:val="1A1C1D"/>
-          <w:sz w:val="32"/>
-        </w:rPr>
-        <w:t>55–100 · Taller guiado PI (individual · equipos de 2–3 solo si tú los autorizaste) · [Slide 42]</w:t>
-      </w:r>
-    </w:p>
-    <w:p>
+          <w:color w:val="4A4A49"/>
+          <w:sz w:val="22"/>
+        </w:rPr>
+        <w:t>2. Traduce con IA</w:t>
+      </w:r>
       <w:r>
         <w:rPr>
           <w:b w:val="0"/>
           <w:color w:val="4A4A49"/>
           <w:sz w:val="22"/>
         </w:rPr>
-        <w:t>Proyecta la lista de pasos del taller del estudiante (está en la sección «Actividad / taller» de este guion).</w:t>
-      </w:r>
-    </w:p>
-    <w:p>
-      <w:r>
-        <w:rPr>
-          <w:b w:val="0"/>
-          <w:color w:val="4A4A49"/>
-          <w:sz w:val="22"/>
-        </w:rPr>
-        <w:t>Circula por mesas/Meet con la lista de errores frecuentes de abajo en la mano: son los que vas a ver hoy.</w:t>
-      </w:r>
-    </w:p>
-    <w:p>
-      <w:r>
-        <w:rPr>
-          <w:b w:val="0"/>
-          <w:color w:val="4A4A49"/>
-          <w:sz w:val="22"/>
-        </w:rPr>
-        <w:t>A los 80 min anuncia: «faltan 20 min. Falta evidencia: PNG/YAML/enlace. Empiecen a subir borrador.»</w:t>
-      </w:r>
-    </w:p>
-    <w:p>
-      <w:pPr>
-        <w:spacing w:before="200" w:after="60"/>
-      </w:pPr>
-      <w:r>
-        <w:rPr>
-          <w:b/>
-          <w:color w:val="1A1C1D"/>
-          <w:sz w:val="32"/>
-        </w:rPr>
-        <w:t>100–115 · Comprobación y evidencias</w:t>
-      </w:r>
-    </w:p>
-    <w:p>
-      <w:r>
-        <w:rPr>
-          <w:b w:val="0"/>
-          <w:color w:val="4A4A49"/>
-          <w:sz w:val="22"/>
-        </w:rPr>
-        <w:t>Haz 3–4 de las preguntas de comprobación oral de abajo, a personas distintas y al azar</w:t>
-      </w:r>
-    </w:p>
-    <w:p>
-      <w:r>
-        <w:rPr>
-          <w:b w:val="0"/>
-          <w:color w:val="4A4A49"/>
-          <w:sz w:val="22"/>
-        </w:rPr>
-        <w:t>(no al que levanta la mano). Es el mecanismo para verificar la regla de los 60 segundos.</w:t>
-      </w:r>
-    </w:p>
-    <w:p>
-      <w:r>
-        <w:rPr>
-          <w:b w:val="0"/>
-          <w:color w:val="4A4A49"/>
-          <w:sz w:val="22"/>
-        </w:rPr>
-        <w:t xml:space="preserve">Aplica el quiz corto de </w:t>
+        <w:t xml:space="preserve"> Copia o describe tu boceto a una IA y pidele el codigo Mermaid: «convierte este diagrama a Mermaid usando </w:t>
       </w:r>
       <w:r>
         <w:rPr>
@@ -2592,25 +2399,28 @@
           <w:color w:val="111111"/>
           <w:sz w:val="21"/>
         </w:rPr>
-        <w:t>Kit docente/Clase 4/Quiz Clase 4 - Microservicios y arquitecturas distribuidas.docx</w:t>
-      </w:r>
-    </w:p>
-    <w:p>
+        <w:t>C4Container</w:t>
+      </w:r>
       <w:r>
         <w:rPr>
           <w:b w:val="0"/>
           <w:color w:val="4A4A49"/>
           <w:sz w:val="22"/>
         </w:rPr>
-        <w:t xml:space="preserve">(la clave va en archivo aparte y </w:t>
-      </w:r>
+        <w:t>». Revisa el resultado: la IA acierta la sintaxis, no tu modelo.</w:t>
+      </w:r>
+    </w:p>
+    <w:p>
+      <w:pPr>
+        <w:pStyle w:val="ListBullet"/>
+      </w:pPr>
       <w:r>
         <w:rPr>
           <w:b/>
           <w:color w:val="4A4A49"/>
           <w:sz w:val="22"/>
         </w:rPr>
-        <w:t>no se proyecta</w:t>
+        <w:t>3. Pega y renderiza en la plataforma del curso</w:t>
       </w:r>
       <w:r>
         <w:rPr>
@@ -2618,17 +2428,41 @@
           <w:color w:val="4A4A49"/>
           <w:sz w:val="22"/>
         </w:rPr>
-        <w:t>).</w:t>
+        <w:t xml:space="preserve"> Pega ese codigo en la caja de texto de la pregunta y mira como lo dibuja la plataforma. Si no renderiza, corrige ahi mismo: lo que se califica es el diagrama renderizado dentro de la plataforma del curso.</w:t>
       </w:r>
     </w:p>
     <w:p>
+      <w:pPr>
+        <w:pStyle w:val="ListBullet"/>
+      </w:pPr>
+      <w:r>
+        <w:rPr>
+          <w:b/>
+          <w:color w:val="4A4A49"/>
+          <w:sz w:val="22"/>
+        </w:rPr>
+        <w:t>4. Guarda el PNG para tu PI</w:t>
+      </w:r>
       <w:r>
         <w:rPr>
           <w:b w:val="0"/>
           <w:color w:val="4A4A49"/>
           <w:sz w:val="22"/>
         </w:rPr>
-        <w:t>Mientras responden, verifica que el entregable esté realmente subido.</w:t>
+        <w:t xml:space="preserve"> Exporta tambien la imagen a la carpeta de tu Proyecto Integrador. Esa copia es para tu informe; no reemplaza la respuesta en la plataforma.</w:t>
+      </w:r>
+    </w:p>
+    <w:p>
+      <w:pPr>
+        <w:spacing w:before="200" w:after="60"/>
+      </w:pPr>
+      <w:r>
+        <w:rPr>
+          <w:b/>
+          <w:color w:val="1A1C1D"/>
+          <w:sz w:val="32"/>
+        </w:rPr>
+        <w:t>55–100 · Taller guiado PI (individual · equipos de 2–3 solo si tú los autorizaste) · opcional · sin diapositiva</w:t>
       </w:r>
     </w:p>
     <w:p>
@@ -2638,7 +2472,79 @@
           <w:color w:val="4A4A49"/>
           <w:sz w:val="22"/>
         </w:rPr>
-        <w:t>Retroalimenta 2–3 estudiantes en voz alta, nombrando el error y la corrección concreta.</w:t>
+        <w:t xml:space="preserve">El taller es </w:t>
+      </w:r>
+      <w:r>
+        <w:rPr>
+          <w:b/>
+          <w:color w:val="4A4A49"/>
+          <w:sz w:val="22"/>
+        </w:rPr>
+        <w:t>opcional</w:t>
+      </w:r>
+      <w:r>
+        <w:rPr>
+          <w:b w:val="0"/>
+          <w:color w:val="4A4A49"/>
+          <w:sz w:val="22"/>
+        </w:rPr>
+        <w:t xml:space="preserve"> y ya no está en el deck: si se hace hoy, comparte el </w:t>
+      </w:r>
+      <w:r>
+        <w:rPr>
+          <w:rFonts w:ascii="Consolas" w:hAnsi="Consolas"/>
+          <w:b w:val="0"/>
+          <w:color w:val="111111"/>
+          <w:sz w:val="21"/>
+        </w:rPr>
+        <w:t>Taller … .docx</w:t>
+      </w:r>
+      <w:r>
+        <w:rPr>
+          <w:b w:val="0"/>
+          <w:color w:val="4A4A49"/>
+          <w:sz w:val="22"/>
+        </w:rPr>
+        <w:t xml:space="preserve"> de</w:t>
+      </w:r>
+    </w:p>
+    <w:p>
+      <w:r>
+        <w:rPr>
+          <w:rFonts w:ascii="Consolas" w:hAnsi="Consolas"/>
+          <w:b w:val="0"/>
+          <w:color w:val="111111"/>
+          <w:sz w:val="21"/>
+        </w:rPr>
+        <w:t>Clases/Clase 4 - Microservicios y arquitecturas distribuidas/</w:t>
+      </w:r>
+      <w:r>
+        <w:rPr>
+          <w:b w:val="0"/>
+          <w:color w:val="4A4A49"/>
+          <w:sz w:val="22"/>
+        </w:rPr>
+        <w:t xml:space="preserve"> (los pasos también están en la sección «Actividad / taller» de este guion).</w:t>
+      </w:r>
+    </w:p>
+    <w:p>
+      <w:r>
+        <w:rPr>
+          <w:b w:val="0"/>
+          <w:color w:val="4A4A49"/>
+          <w:sz w:val="22"/>
+        </w:rPr>
+        <w:t>Circula por mesas/Meet con la lista de errores frecuentes de abajo en la mano: son los que vas a ver hoy.</w:t>
+      </w:r>
+    </w:p>
+    <w:p>
+      <w:r>
+        <w:rPr>
+          <w:b w:val="0"/>
+          <w:color w:val="4A4A49"/>
+          <w:sz w:val="22"/>
+        </w:rPr>
+        <w:t>A los 80 min anuncia: «faltan 20 min. Falta evidencia: PNG/YAML/enlace. Empiecen a subir borrador.»</w:t>
       </w:r>
     </w:p>
     <w:p>
@@ -2651,7 +2557,105 @@
           <w:color w:val="1A1C1D"/>
           <w:sz w:val="32"/>
         </w:rPr>
-        <w:t>115–120 · Cierre · [Slide 44]</w:t>
+        <w:t>100–115 · Comprobación y evidencias</w:t>
+      </w:r>
+    </w:p>
+    <w:p>
+      <w:r>
+        <w:rPr>
+          <w:b w:val="0"/>
+          <w:color w:val="4A4A49"/>
+          <w:sz w:val="22"/>
+        </w:rPr>
+        <w:t>Haz 3–4 de las preguntas de comprobación oral de abajo, a personas distintas y al azar</w:t>
+      </w:r>
+    </w:p>
+    <w:p>
+      <w:r>
+        <w:rPr>
+          <w:b w:val="0"/>
+          <w:color w:val="4A4A49"/>
+          <w:sz w:val="22"/>
+        </w:rPr>
+        <w:t>(no al que levanta la mano). Es el mecanismo para verificar la regla de los 60 segundos.</w:t>
+      </w:r>
+    </w:p>
+    <w:p>
+      <w:r>
+        <w:rPr>
+          <w:b w:val="0"/>
+          <w:color w:val="4A4A49"/>
+          <w:sz w:val="22"/>
+        </w:rPr>
+        <w:t xml:space="preserve">Aplica el quiz corto de </w:t>
+      </w:r>
+      <w:r>
+        <w:rPr>
+          <w:rFonts w:ascii="Consolas" w:hAnsi="Consolas"/>
+          <w:b w:val="0"/>
+          <w:color w:val="111111"/>
+          <w:sz w:val="21"/>
+        </w:rPr>
+        <w:t>Kit docente/Clase 4/Quiz Clase 4 - Microservicios y arquitecturas distribuidas.docx</w:t>
+      </w:r>
+    </w:p>
+    <w:p>
+      <w:r>
+        <w:rPr>
+          <w:b w:val="0"/>
+          <w:color w:val="4A4A49"/>
+          <w:sz w:val="22"/>
+        </w:rPr>
+        <w:t xml:space="preserve">(la clave va en archivo aparte y </w:t>
+      </w:r>
+      <w:r>
+        <w:rPr>
+          <w:b/>
+          <w:color w:val="4A4A49"/>
+          <w:sz w:val="22"/>
+        </w:rPr>
+        <w:t>no se proyecta</w:t>
+      </w:r>
+      <w:r>
+        <w:rPr>
+          <w:b w:val="0"/>
+          <w:color w:val="4A4A49"/>
+          <w:sz w:val="22"/>
+        </w:rPr>
+        <w:t>).</w:t>
+      </w:r>
+    </w:p>
+    <w:p>
+      <w:r>
+        <w:rPr>
+          <w:b w:val="0"/>
+          <w:color w:val="4A4A49"/>
+          <w:sz w:val="22"/>
+        </w:rPr>
+        <w:t>Mientras responden, verifica que el entregable esté realmente subido.</w:t>
+      </w:r>
+    </w:p>
+    <w:p>
+      <w:r>
+        <w:rPr>
+          <w:b w:val="0"/>
+          <w:color w:val="4A4A49"/>
+          <w:sz w:val="22"/>
+        </w:rPr>
+        <w:t>Retroalimenta 2–3 estudiantes en voz alta, nombrando el error y la corrección concreta.</w:t>
+      </w:r>
+    </w:p>
+    <w:p>
+      <w:pPr>
+        <w:spacing w:before="200" w:after="60"/>
+      </w:pPr>
+      <w:r>
+        <w:rPr>
+          <w:b/>
+          <w:color w:val="1A1C1D"/>
+          <w:sz w:val="32"/>
+        </w:rPr>
+        <w:t>115–120 · Cierre · [Slide 39]</w:t>
       </w:r>
     </w:p>
     <w:p>

--- a/Arquitectura de Sistemas Computacionales/Kit docente/Clase 4/Guion Docente Clase 4 - Microservicios y arquitecturas distribuidas.docx
+++ b/Arquitectura de Sistemas Computacionales/Kit docente/Clase 4/Guion Docente Clase 4 - Microservicios y arquitecturas distribuidas.docx
@@ -292,7 +292,7 @@
           <w:color w:val="4A4A49"/>
           <w:sz w:val="22"/>
         </w:rPr>
-        <w:t xml:space="preserve"> — 4 vinetas.</w:t>
+        <w:t xml:space="preserve"> — 5 vinetas.</w:t>
       </w:r>
     </w:p>
     <w:p>
@@ -465,7 +465,7 @@
           <w:color w:val="4A4A49"/>
           <w:sz w:val="22"/>
         </w:rPr>
-        <w:t>Antes del ejemplo conviene fijar las tres reglas con las que se corrige el diagrama, porque cada una tiene puntos asignados y las tres se pierden por descuido y no por no saber.</w:t>
+        <w:t>Nombre, tecnologia y responsabilidad en una frase.</w:t>
       </w:r>
     </w:p>
     <w:p>
@@ -478,7 +478,7 @@
           <w:color w:val="4A4A49"/>
           <w:sz w:val="22"/>
         </w:rPr>
-        <w:t>Nombre, tecnologia y responsabilidad en una frase.</w:t>
+        <w:t>«HTTP» a secas no dice como viajan los datos y «SQL» a secas no dice sobre que transporte; con las dos mitades, cualquiera que lea el diagrama sabe por donde puede romperse.</w:t>
       </w:r>
     </w:p>
     <w:p>
@@ -491,7 +491,7 @@
           <w:color w:val="4A4A49"/>
           <w:sz w:val="22"/>
         </w:rPr>
-        <w:t>«HTTP» a secas no dice como viajan los datos y «SQL» a secas no dice sobre que transporte; con las dos mitades, cualquiera que lea el diagrama sabe por donde puede romperse.</w:t>
+        <w:t>(Sobre la actividad, no se proyecta) Antes del ejemplo conviene fijar las tres reglas con las que se corrige el diagrama, porque cada una tiene puntos asignados y las tres se pierden por descuido y no por no saber.</w:t>
       </w:r>
     </w:p>
     <w:p>
@@ -519,7 +519,7 @@
           <w:color w:val="4A4A49"/>
           <w:sz w:val="22"/>
         </w:rPr>
-        <w:t>[Slide 16] C4Container en Mermaid: la sintaxis que la plataforma renderiza (1/2)</w:t>
+        <w:t>[Slide 16] C4Container en Mermaid: la sintaxis que se renderiza (1/2)</w:t>
       </w:r>
       <w:r>
         <w:rPr>
@@ -540,7 +540,7 @@
           <w:color w:val="4A4A49"/>
           <w:sz w:val="22"/>
         </w:rPr>
-        <w:t>Eso cambia lo que el docente tiene que ensenar, porque un boceto correcto escrito con la sintaxis equivocada no renderiza y entonces no hay diagrama que calificar.</w:t>
+        <w:t>Vale la pena decir en voz alta que aqui el uso de una IA es legitimo y ademas recomendado: pasar un boceto a codigo Mermaid es justo la tarea mecanica en la que ayuda sin sustituir el criterio.</w:t>
       </w:r>
     </w:p>
     <w:p>
@@ -553,7 +553,7 @@
           <w:color w:val="4A4A49"/>
           <w:sz w:val="22"/>
         </w:rPr>
-        <w:t>Vale la pena decir en voz alta que aqui el uso de una IA es legitimo y ademas recomendado: pasar un boceto a codigo Mermaid es justo la tarea mecanica en la que ayuda sin sustituir el criterio.</w:t>
+        <w:t>Lo que NO delega el estudiante es la revision, y hay tres cosas que tiene que verificar el mismo antes de enviar, porque son las que la IA equivoca con frecuencia: que la primera linea sea C4Container, que la base de datos haya quedado como ContainerDb y no como Container, y que ninguna relacion haya perdido la mitad de su etiqueta.</w:t>
       </w:r>
     </w:p>
     <w:p>
@@ -566,7 +566,20 @@
           <w:color w:val="4A4A49"/>
           <w:sz w:val="22"/>
         </w:rPr>
-        <w:t>Lo que NO delega el estudiante es la revision, y hay tres cosas que tiene que verificar el mismo antes de enviar, porque son las que la IA equivoca con frecuencia: que la primera linea sea C4Container, que la base de datos haya quedado como ContainerDb y no como Container, y que ninguna relacion haya perdido la mitad de su etiqueta.</w:t>
+        <w:t>(Sobre la actividad, no se proyecta) Eso cambia lo que el docente tiene que ensenar, porque un boceto correcto escrito con la sintaxis equivocada no renderiza y entonces no hay diagrama que calificar.</w:t>
+      </w:r>
+    </w:p>
+    <w:p>
+      <w:pPr>
+        <w:pStyle w:val="ListBullet2"/>
+      </w:pPr>
+      <w:r>
+        <w:rPr>
+          <w:b w:val="0"/>
+          <w:color w:val="4A4A49"/>
+          <w:sz w:val="22"/>
+        </w:rPr>
+        <w:t>(Sobre la actividad, no se proyecta) Un codigo que no renderiza vale cero, y es el unico punto del taller donde el estudiante puede comprobar su propia nota antes de entregar.</w:t>
       </w:r>
     </w:p>
     <w:p>
@@ -576,7 +589,7 @@
           <w:color w:val="4A4A49"/>
           <w:sz w:val="22"/>
         </w:rPr>
-        <w:t>[Slide 17] C4Container en Mermaid: la sintaxis que la plataforma renderiza (2/2)</w:t>
+        <w:t>[Slide 17] C4Container en Mermaid: la sintaxis que se renderiza (2/2)</w:t>
       </w:r>
       <w:r>
         <w:rPr>
@@ -584,7 +597,7 @@
           <w:color w:val="4A4A49"/>
           <w:sz w:val="22"/>
         </w:rPr>
-        <w:t xml:space="preserve"> — 4 vinetas.</w:t>
+        <w:t xml:space="preserve"> — 3 vinetas.</w:t>
       </w:r>
     </w:p>
     <w:p>
@@ -698,7 +711,7 @@
           <w:color w:val="4A4A49"/>
           <w:sz w:val="22"/>
         </w:rPr>
-        <w:t>Dos exigencias mas, que valen puntos y se pierden sin darse cuenta.</w:t>
+        <w:t>Conviene tambien tener a mano la diferencia con sus vecinos, porque se confunden: 400 es que la peticion esta mal formada, 401 que no se sabe quien eres, 403 que se sabe y no te corresponde, 404 que no existe, 422 que esta bien formada pero sus datos no pasan una validacion, y 409 que choca con el estado actual.</w:t>
       </w:r>
     </w:p>
     <w:p>
@@ -711,7 +724,7 @@
           <w:color w:val="4A4A49"/>
           <w:sz w:val="22"/>
         </w:rPr>
-        <w:t>Conviene tambien tener a mano la diferencia con sus vecinos, porque se confunden: 400 es que la peticion esta mal formada, 401 que no se sabe quien eres, 403 que se sabe y no te corresponde, 404 que no existe, 422 que esta bien formada pero sus datos no pasan una validacion, y 409 que choca con el estado actual.</w:t>
+        <w:t>(Sobre la actividad, no se proyecta) Dos exigencias mas, que valen puntos y se pierden sin darse cuenta.</w:t>
       </w:r>
     </w:p>
     <w:p>
@@ -904,7 +917,7 @@
           <w:color w:val="4A4A49"/>
           <w:sz w:val="22"/>
         </w:rPr>
-        <w:t>[Slide 28] El tercer entregable: los tres riesgos, y por que son esos tres (1/3)</w:t>
+        <w:t>[Slide 28] Los tres riesgos de distribuir, y por que son esos tres (1/3)</w:t>
       </w:r>
       <w:r>
         <w:rPr>
@@ -912,7 +925,7 @@
           <w:color w:val="4A4A49"/>
           <w:sz w:val="22"/>
         </w:rPr>
-        <w:t xml:space="preserve"> — 4 vinetas.</w:t>
+        <w:t xml:space="preserve"> — 5 vinetas.</w:t>
       </w:r>
     </w:p>
     <w:p>
@@ -955,13 +968,26 @@
       </w:r>
     </w:p>
     <w:p>
+      <w:pPr>
+        <w:pStyle w:val="ListBullet2"/>
+      </w:pPr>
+      <w:r>
+        <w:rPr>
+          <w:b w:val="0"/>
+          <w:color w:val="4A4A49"/>
+          <w:sz w:val="22"/>
+        </w:rPr>
+        <w:t>(Sobre la actividad, no se proyecta) «Se cae todo» vale la mitad de los puntos, y con razon: en un sistema bien partido nunca se cae todo, y el ejercicio consiste precisamente en descubrir que algunas cosas sobreviven.</w:t>
+      </w:r>
+    </w:p>
+    <w:p>
       <w:r>
         <w:rPr>
           <w:b/>
           <w:color w:val="4A4A49"/>
           <w:sz w:val="22"/>
         </w:rPr>
-        <w:t>[Slide 29] El tercer entregable: los tres riesgos, y por que son esos tres (2/3)</w:t>
+        <w:t>[Slide 29] Los tres riesgos de distribuir, y por que son esos tres (2/3)</w:t>
       </w:r>
       <w:r>
         <w:rPr>
@@ -969,7 +995,7 @@
           <w:color w:val="4A4A49"/>
           <w:sz w:val="22"/>
         </w:rPr>
-        <w:t xml:space="preserve"> — 6 vinetas.</w:t>
+        <w:t xml:space="preserve"> — 5 vinetas.</w:t>
       </w:r>
     </w:p>
     <w:p>
@@ -979,7 +1005,7 @@
           <w:color w:val="4A4A49"/>
           <w:sz w:val="22"/>
         </w:rPr>
-        <w:t>[Slide 30] El tercer entregable: los tres riesgos, y por que son esos tres (3/3)</w:t>
+        <w:t>[Slide 30] Los tres riesgos de distribuir, y por que son esos tres (3/3)</w:t>
       </w:r>
       <w:r>
         <w:rPr>
@@ -987,7 +1013,7 @@
           <w:color w:val="4A4A49"/>
           <w:sz w:val="22"/>
         </w:rPr>
-        <w:t xml:space="preserve"> — 4 vinetas.</w:t>
+        <w:t xml:space="preserve"> — 3 vinetas.</w:t>
       </w:r>
     </w:p>
     <w:p>
@@ -1018,7 +1044,7 @@
           <w:color w:val="4A4A49"/>
           <w:sz w:val="22"/>
         </w:rPr>
-        <w:t>No; esta mal hacerlo sin saber que se eligio, y un monolito modular bien argumentado recibe mejor calificacion que cinco servicios sin razon.</w:t>
+        <w:t>Conviene cerrar ubicando el curso: este diagrama es el ultimo insumo del Parcial 1 de la Clase 5; en la Clase 6 cada flecha se convertira en una superficie de ataque que hay que proteger; en la Clase 7 estas mismas cajas se reubicaran en un diagrama de despliegue con zonas publicas y privadas, conservando exactamente los mismos nombres; en la Clase 8 cada contenedor implicara su propio pipeline de integracion continua; y en las Clases 12 y 13 se preguntara cual de estas piezas es el cuello de botella y cual se puede replicar.</w:t>
       </w:r>
     </w:p>
     <w:p>
@@ -1031,7 +1057,7 @@
           <w:color w:val="4A4A49"/>
           <w:sz w:val="22"/>
         </w:rPr>
-        <w:t>Conviene cerrar ubicando el curso: este diagrama es el ultimo insumo del Parcial 1 de la Clase 5; en la Clase 6 cada flecha se convertira en una superficie de ataque que hay que proteger; en la Clase 7 estas mismas cajas se reubicaran en un diagrama de despliegue con zonas publicas y privadas, conservando exactamente los mismos nombres; en la Clase 8 cada contenedor implicara su propio pipeline de integracion continua; y en las Clases 12 y 13 se preguntara cual de estas piezas es el cuello de botella y cual se puede replicar.</w:t>
+        <w:t>El numero de servicios no mide calidad arquitectonica; la justificacion de cada frontera si.</w:t>
       </w:r>
     </w:p>
     <w:p>
@@ -1044,7 +1070,7 @@
           <w:color w:val="4A4A49"/>
           <w:sz w:val="22"/>
         </w:rPr>
-        <w:t>El numero de servicios no mide calidad arquitectonica; la justificacion de cada frontera si.</w:t>
+        <w:t>(Sobre la actividad, no se proyecta) No; esta mal hacerlo sin saber que se eligio, y un monolito modular bien argumentado recibe mejor calificacion que cinco servicios sin razon.</w:t>
       </w:r>
     </w:p>
     <w:p>
@@ -1090,7 +1116,7 @@
           <w:color w:val="4A4A49"/>
           <w:sz w:val="22"/>
         </w:rPr>
-        <w:t>[Slide 34] El C4 Container en Mermaid: la forma que la plataforma del curso renderiza</w:t>
+        <w:t>[Slide 34] El C4 Container en Mermaid: la forma que un visor renderiza</w:t>
       </w:r>
       <w:r>
         <w:rPr>
@@ -1108,7 +1134,7 @@
           <w:color w:val="4A4A49"/>
           <w:sz w:val="22"/>
         </w:rPr>
-        <w:t>[Slide 35] Lo que se califica del diagrama, y no es el dibujo</w:t>
+        <w:t>[Slide 35] Lo que importa del diagrama, y no es el dibujo</w:t>
       </w:r>
       <w:r>
         <w:rPr>
@@ -1374,7 +1400,7 @@
           <w:color w:val="4A4A49"/>
           <w:sz w:val="22"/>
         </w:rPr>
-        <w:t>C4Container en Mermaid: la sintaxis que la plataforma renderiza (1/2)</w:t>
+        <w:t>C4Container en Mermaid: la sintaxis que se renderiza (1/2)</w:t>
       </w:r>
     </w:p>
     <w:p>
@@ -1387,7 +1413,7 @@
           <w:color w:val="4A4A49"/>
           <w:sz w:val="22"/>
         </w:rPr>
-        <w:t>C4Container en Mermaid: la sintaxis que la plataforma renderiza (2/2)</w:t>
+        <w:t>C4Container en Mermaid: la sintaxis que se renderiza (2/2)</w:t>
       </w:r>
     </w:p>
     <w:p>
@@ -1530,7 +1556,7 @@
           <w:color w:val="4A4A49"/>
           <w:sz w:val="22"/>
         </w:rPr>
-        <w:t>El tercer entregable: los tres riesgos, y por que son esos tres (1/3)</w:t>
+        <w:t>Los tres riesgos de distribuir, y por que son esos tres (1/3)</w:t>
       </w:r>
     </w:p>
     <w:p>
@@ -1543,7 +1569,7 @@
           <w:color w:val="4A4A49"/>
           <w:sz w:val="22"/>
         </w:rPr>
-        <w:t>El tercer entregable: los tres riesgos, y por que son esos tres (2/3)</w:t>
+        <w:t>Los tres riesgos de distribuir, y por que son esos tres (2/3)</w:t>
       </w:r>
     </w:p>
     <w:p>
@@ -1556,7 +1582,7 @@
           <w:color w:val="4A4A49"/>
           <w:sz w:val="22"/>
         </w:rPr>
-        <w:t>El tercer entregable: los tres riesgos, y por que son esos tres (3/3)</w:t>
+        <w:t>Los tres riesgos de distribuir, y por que son esos tres (3/3)</w:t>
       </w:r>
     </w:p>
     <w:p>
@@ -1608,7 +1634,7 @@
           <w:color w:val="4A4A49"/>
           <w:sz w:val="22"/>
         </w:rPr>
-        <w:t>El C4 Container en Mermaid: la forma que la plataforma del curso renderiza</w:t>
+        <w:t>El C4 Container en Mermaid: la forma que un visor renderiza</w:t>
       </w:r>
     </w:p>
     <w:p>
@@ -1621,7 +1647,7 @@
           <w:color w:val="4A4A49"/>
           <w:sz w:val="22"/>
         </w:rPr>
-        <w:t>Lo que se califica del diagrama, y no es el dibujo</w:t>
+        <w:t>Lo que importa del diagrama, y no es el dibujo</w:t>
       </w:r>
     </w:p>
     <w:p>
@@ -1660,7 +1686,7 @@
           <w:color w:val="4A4A49"/>
           <w:sz w:val="22"/>
         </w:rPr>
-        <w:t>C4Container en Mermaid: el molde que la plataforma del curso renderiza</w:t>
+        <w:t>C4Container en Mermaid: el molde que un visor renderiza</w:t>
       </w:r>
     </w:p>
     <w:p>
@@ -1673,6 +1699,19 @@
           <w:color w:val="4A4A49"/>
           <w:sz w:val="22"/>
         </w:rPr>
+        <w:t>Del boceto al código Mermaid</w:t>
+      </w:r>
+    </w:p>
+    <w:p>
+      <w:pPr>
+        <w:pStyle w:val="ListNumber"/>
+      </w:pPr>
+      <w:r>
+        <w:rPr>
+          <w:b w:val="0"/>
+          <w:color w:val="4A4A49"/>
+          <w:sz w:val="22"/>
+        </w:rPr>
         <w:t>Clase 4 · cierre conceptual</w:t>
       </w:r>
     </w:p>
@@ -1953,7 +1992,7 @@
           <w:color w:val="1A1C1D"/>
           <w:sz w:val="32"/>
         </w:rPr>
-        <w:t>40–55 · Demo en vivo · [Slide 38]</w:t>
+        <w:t>40–55 · Demo en vivo · [Slide 39]</w:t>
       </w:r>
     </w:p>
     <w:p>
@@ -2655,7 +2694,7 @@
           <w:color w:val="1A1C1D"/>
           <w:sz w:val="32"/>
         </w:rPr>
-        <w:t>115–120 · Cierre · [Slide 39]</w:t>
+        <w:t>115–120 · Cierre · [Slide 40]</w:t>
       </w:r>
     </w:p>
     <w:p>

--- a/Arquitectura de Sistemas Computacionales/Kit docente/Clase 4/Guion Docente Clase 4 - Microservicios y arquitecturas distribuidas.docx
+++ b/Arquitectura de Sistemas Computacionales/Kit docente/Clase 4/Guion Docente Clase 4 - Microservicios y arquitecturas distribuidas.docx
@@ -384,6 +384,19 @@
       </w:r>
     </w:p>
     <w:p>
+      <w:pPr>
+        <w:pStyle w:val="ListBullet2"/>
+      </w:pPr>
+      <w:r>
+        <w:rPr>
+          <w:b w:val="0"/>
+          <w:color w:val="4A4A49"/>
+          <w:sz w:val="22"/>
+        </w:rPr>
+        <w:t>Esa frase tiene decision, 2 criterios y las 2 mitades del trade-off.</w:t>
+      </w:r>
+    </w:p>
+    <w:p>
       <w:r>
         <w:rPr>
           <w:b/>
@@ -434,7 +447,7 @@
           <w:color w:val="4A4A49"/>
           <w:sz w:val="22"/>
         </w:rPr>
-        <w:t xml:space="preserve"> — 2 vinetas.</w:t>
+        <w:t xml:space="preserve"> — 4 vinetas.</w:t>
       </w:r>
     </w:p>
     <w:p>
@@ -876,7 +889,7 @@
           <w:color w:val="4A4A49"/>
           <w:sz w:val="22"/>
         </w:rPr>
-        <w:t xml:space="preserve"> — 5 vinetas.</w:t>
+        <w:t xml:space="preserve"> — 6 vinetas.</w:t>
       </w:r>
     </w:p>
     <w:p>
@@ -907,7 +920,7 @@
           <w:color w:val="4A4A49"/>
           <w:sz w:val="22"/>
         </w:rPr>
-        <w:t xml:space="preserve"> — 3 vinetas.</w:t>
+        <w:t xml:space="preserve"> — 5 vinetas.</w:t>
       </w:r>
     </w:p>
     <w:p>

--- a/Arquitectura de Sistemas Computacionales/Kit docente/Clase 4/Guion Docente Clase 4 - Microservicios y arquitecturas distribuidas.docx
+++ b/Arquitectura de Sistemas Computacionales/Kit docente/Clase 4/Guion Docente Clase 4 - Microservicios y arquitecturas distribuidas.docx
@@ -284,7 +284,7 @@
           <w:color w:val="4A4A49"/>
           <w:sz w:val="22"/>
         </w:rPr>
-        <w:t>[Slide 8] De donde viene la clase y que se abre hoy (1/2)</w:t>
+        <w:t>[Slide 8] De donde viene la clase y que se abre hoy</w:t>
       </w:r>
       <w:r>
         <w:rPr>
@@ -296,13 +296,65 @@
       </w:r>
     </w:p>
     <w:p>
+      <w:pPr>
+        <w:pStyle w:val="ListBullet2"/>
+      </w:pPr>
+      <w:r>
+        <w:rPr>
+          <w:b w:val="0"/>
+          <w:color w:val="4A4A49"/>
+          <w:sz w:val="22"/>
+        </w:rPr>
+        <w:t>(No se proyecta) La Clase 3 dejo al estudiante con una unidad de despliegue concreta en las manos: una imagen que se ejecuta como contenedor.</w:t>
+      </w:r>
+    </w:p>
+    <w:p>
+      <w:pPr>
+        <w:pStyle w:val="ListBullet2"/>
+      </w:pPr>
+      <w:r>
+        <w:rPr>
+          <w:b w:val="0"/>
+          <w:color w:val="4A4A49"/>
+          <w:sz w:val="22"/>
+        </w:rPr>
+        <w:t>(No se proyecta) La Clase 1 le dejo una caja negra llamada CloudLite App con actores y sistemas externos alrededor.</w:t>
+      </w:r>
+    </w:p>
+    <w:p>
+      <w:pPr>
+        <w:pStyle w:val="ListBullet2"/>
+      </w:pPr>
+      <w:r>
+        <w:rPr>
+          <w:b w:val="0"/>
+          <w:color w:val="4A4A49"/>
+          <w:sz w:val="22"/>
+        </w:rPr>
+        <w:t>(No se proyecta) La pregunta que organiza la clase no es que son los microservicios, sino una mas incomoda y mas util: cada vez que un sistema se parte en dos, se gana algo y se paga algo, y hoy hay que decir explicitamente que se gana y que se paga.</w:t>
+      </w:r>
+    </w:p>
+    <w:p>
+      <w:pPr>
+        <w:pStyle w:val="ListBullet2"/>
+      </w:pPr>
+      <w:r>
+        <w:rPr>
+          <w:b w:val="0"/>
+          <w:color w:val="4A4A49"/>
+          <w:sz w:val="22"/>
+        </w:rPr>
+        <w:t>(No se proyecta) Un estudiante que solo aprende la primera mitad de esa frase sale convencido de que mas servicios es mejor arquitectura, que es exactamente el error que esta clase debe prevenir.</w:t>
+      </w:r>
+    </w:p>
+    <w:p>
       <w:r>
         <w:rPr>
           <w:b/>
           <w:color w:val="4A4A49"/>
           <w:sz w:val="22"/>
         </w:rPr>
-        <w:t>[Slide 9] De donde viene la clase y que se abre hoy (2/2)</w:t>
+        <w:t>[Slide 9] Monolito: lo que la palabra realmente significa (1/4)</w:t>
       </w:r>
       <w:r>
         <w:rPr>
@@ -310,7 +362,124 @@
           <w:color w:val="4A4A49"/>
           <w:sz w:val="22"/>
         </w:rPr>
-        <w:t xml:space="preserve"> — 2 vinetas.</w:t>
+        <w:t xml:space="preserve"> — 5 vinetas.</w:t>
+      </w:r>
+    </w:p>
+    <w:p>
+      <w:pPr>
+        <w:pStyle w:val="ListBullet2"/>
+      </w:pPr>
+      <w:r>
+        <w:rPr>
+          <w:b w:val="0"/>
+          <w:color w:val="4A4A49"/>
+          <w:sz w:val="22"/>
+        </w:rPr>
+        <w:t>La decision se sostiene con exactamente dos criterios.</w:t>
+      </w:r>
+    </w:p>
+    <w:p>
+      <w:pPr>
+        <w:pStyle w:val="ListBullet2"/>
+      </w:pPr>
+      <w:r>
+        <w:rPr>
+          <w:b w:val="0"/>
+          <w:color w:val="4A4A49"/>
+          <w:sz w:val="22"/>
+        </w:rPr>
+        <w:t>La razon de fondo es la que se repite en el cierre: la cantidad de servicios que una organizacion sostiene es funcion del numero de equipos autonomos, no del gusto por la modularidad.</w:t>
+      </w:r>
+    </w:p>
+    <w:p>
+      <w:pPr>
+        <w:pStyle w:val="ListBullet2"/>
+      </w:pPr>
+      <w:r>
+        <w:rPr>
+          <w:b w:val="0"/>
+          <w:color w:val="4A4A49"/>
+          <w:sz w:val="22"/>
+        </w:rPr>
+        <w:t>Esa frase tiene decision, 2 criterios y las 2 mitades del trade-off.</w:t>
+      </w:r>
+    </w:p>
+    <w:p>
+      <w:pPr>
+        <w:pStyle w:val="ListBullet2"/>
+      </w:pPr>
+      <w:r>
+        <w:rPr>
+          <w:b w:val="0"/>
+          <w:color w:val="4A4A49"/>
+          <w:sz w:val="22"/>
+        </w:rPr>
+        <w:t>El modular conserva la opcion de extraer un servicio despues.</w:t>
+      </w:r>
+    </w:p>
+    <w:p>
+      <w:pPr>
+        <w:pStyle w:val="ListBullet2"/>
+      </w:pPr>
+      <w:r>
+        <w:rPr>
+          <w:b w:val="0"/>
+          <w:color w:val="4A4A49"/>
+          <w:sz w:val="22"/>
+        </w:rPr>
+        <w:t>(No se proyecta) Empecemos por el termino que el estudiante trae con mala fama.</w:t>
+      </w:r>
+    </w:p>
+    <w:p>
+      <w:pPr>
+        <w:pStyle w:val="ListBullet2"/>
+      </w:pPr>
+      <w:r>
+        <w:rPr>
+          <w:b w:val="0"/>
+          <w:color w:val="4A4A49"/>
+          <w:sz w:val="22"/>
+        </w:rPr>
+        <w:t>(No se proyecta) La palabra decisiva es independiente, y admite una prueba de una linea que el docente debe usar como criterio de correccion: si para poner en produccion el servicio A hay que desplegar tambien el servicio B, entonces A y B no son dos microservicios, son un solo sistema partido en dos repositorios, con todos los costos de la distribucion y ninguno de sus beneficios.</w:t>
+      </w:r>
+    </w:p>
+    <w:p>
+      <w:pPr>
+        <w:pStyle w:val="ListBullet2"/>
+      </w:pPr>
+      <w:r>
+        <w:rPr>
+          <w:b w:val="0"/>
+          <w:color w:val="4A4A49"/>
+          <w:sz w:val="22"/>
+        </w:rPr>
+        <w:t>(No se proyecta) Aqui hay que repetir la advertencia de la clase pasada, porque es la fuente numero uno de confusion: contenedor en C4 no significa contenedor de Docker.</w:t>
+      </w:r>
+    </w:p>
+    <w:p>
+      <w:pPr>
+        <w:pStyle w:val="ListBullet2"/>
+      </w:pPr>
+      <w:r>
+        <w:rPr>
+          <w:b w:val="0"/>
+          <w:color w:val="4A4A49"/>
+          <w:sz w:val="22"/>
+        </w:rPr>
+        <w:t>(No se proyecta) Con eso claro, lo primero que el estudiante entrega hoy es la decision, y tiene una forma exigida que conviene dictar literal porque se corrige asi.</w:t>
+      </w:r>
+    </w:p>
+    <w:p>
+      <w:pPr>
+        <w:pStyle w:val="ListBullet2"/>
+      </w:pPr>
+      <w:r>
+        <w:rPr>
+          <w:b w:val="0"/>
+          <w:color w:val="4A4A49"/>
+          <w:sz w:val="22"/>
+        </w:rPr>
+        <w:t>(No se proyecta) Sin la segunda mitad no hubo decision, hubo una justificacion escrita despues de los hechos —el mismo defecto que la Clase 2 senalaba en los ADR sin consecuencias negativas—.</w:t>
       </w:r>
     </w:p>
     <w:p>
@@ -320,7 +489,7 @@
           <w:color w:val="4A4A49"/>
           <w:sz w:val="22"/>
         </w:rPr>
-        <w:t>[Slide 10] Monolito: lo que la palabra realmente significa (1/4)</w:t>
+        <w:t>[Slide 10] Monolito: lo que la palabra realmente significa (2/4)</w:t>
       </w:r>
       <w:r>
         <w:rPr>
@@ -328,46 +497,61 @@
           <w:color w:val="4A4A49"/>
           <w:sz w:val="22"/>
         </w:rPr>
-        <w:t xml:space="preserve"> — 5 vinetas.</w:t>
+        <w:t xml:space="preserve"> — 4 vinetas.</w:t>
       </w:r>
     </w:p>
     <w:p>
-      <w:pPr>
-        <w:pStyle w:val="ListBullet2"/>
-      </w:pPr>
+      <w:r>
+        <w:rPr>
+          <w:b/>
+          <w:color w:val="4A4A49"/>
+          <w:sz w:val="22"/>
+        </w:rPr>
+        <w:t>[Slide 11] Monolito: lo que la palabra realmente significa (3/4)</w:t>
+      </w:r>
       <w:r>
         <w:rPr>
           <w:b w:val="0"/>
           <w:color w:val="4A4A49"/>
           <w:sz w:val="22"/>
         </w:rPr>
-        <w:t>Empecemos por el termino que el estudiante trae con mala fama.</w:t>
+        <w:t xml:space="preserve"> — 5 vinetas.</w:t>
       </w:r>
     </w:p>
     <w:p>
-      <w:pPr>
-        <w:pStyle w:val="ListBullet2"/>
-      </w:pPr>
+      <w:r>
+        <w:rPr>
+          <w:b/>
+          <w:color w:val="4A4A49"/>
+          <w:sz w:val="22"/>
+        </w:rPr>
+        <w:t>[Slide 12] Monolito: lo que la palabra realmente significa (4/4)</w:t>
+      </w:r>
       <w:r>
         <w:rPr>
           <w:b w:val="0"/>
           <w:color w:val="4A4A49"/>
           <w:sz w:val="22"/>
         </w:rPr>
-        <w:t>La palabra decisiva es independiente, y admite una prueba de una linea que el docente debe usar como criterio de correccion: si para poner en produccion el servicio A hay que desplegar tambien el servicio B, entonces A y B no son dos microservicios, son un solo sistema partido en dos repositorios, con todos los costos de la distribucion y ninguno de sus beneficios.</w:t>
+        <w:t xml:space="preserve"> — 3 vinetas.</w:t>
       </w:r>
     </w:p>
     <w:p>
-      <w:pPr>
-        <w:pStyle w:val="ListBullet2"/>
-      </w:pPr>
+      <w:r>
+        <w:rPr>
+          <w:b/>
+          <w:color w:val="4A4A49"/>
+          <w:sz w:val="22"/>
+        </w:rPr>
+        <w:t>[Slide 13] Las tres reglas del nivel Container y la trazabilidad con el Context (1/2)</w:t>
+      </w:r>
       <w:r>
         <w:rPr>
           <w:b w:val="0"/>
           <w:color w:val="4A4A49"/>
           <w:sz w:val="22"/>
         </w:rPr>
-        <w:t>La decision se sostiene con exactamente dos criterios.</w:t>
+        <w:t xml:space="preserve"> — 5 vinetas.</w:t>
       </w:r>
     </w:p>
     <w:p>
@@ -380,7 +564,7 @@
           <w:color w:val="4A4A49"/>
           <w:sz w:val="22"/>
         </w:rPr>
-        <w:t>La razon de fondo es la que se repite en el cierre: la cantidad de servicios que una organizacion sostiene es funcion del numero de equipos autonomos, no del gusto por la modularidad.</w:t>
+        <w:t>Nombre, tecnologia y responsabilidad en una frase.</w:t>
       </w:r>
     </w:p>
     <w:p>
@@ -393,7 +577,59 @@
           <w:color w:val="4A4A49"/>
           <w:sz w:val="22"/>
         </w:rPr>
-        <w:t>Esa frase tiene decision, 2 criterios y las 2 mitades del trade-off.</w:t>
+        <w:t>«HTTP» a secas no dice como viajan los datos y «SQL» a secas no dice sobre que transporte; con las dos mitades, cualquiera que lea el diagrama sabe por donde puede romperse.</w:t>
+      </w:r>
+    </w:p>
+    <w:p>
+      <w:pPr>
+        <w:pStyle w:val="ListBullet2"/>
+      </w:pPr>
+      <w:r>
+        <w:rPr>
+          <w:b w:val="0"/>
+          <w:color w:val="4A4A49"/>
+          <w:sz w:val="22"/>
+        </w:rPr>
+        <w:t>(No se proyecta) Antes del ejemplo conviene fijar las tres reglas con las que se corrige el diagrama, porque cada una tiene puntos asignados y las tres se pierden por descuido y no por no saber.</w:t>
+      </w:r>
+    </w:p>
+    <w:p>
+      <w:pPr>
+        <w:pStyle w:val="ListBullet2"/>
+      </w:pPr>
+      <w:r>
+        <w:rPr>
+          <w:b w:val="0"/>
+          <w:color w:val="4A4A49"/>
+          <w:sz w:val="22"/>
+        </w:rPr>
+        <w:t>(No se proyecta) Y hay una cuarta condicion que no es del nivel sino de la continuidad del proyecto: los nombres tienen que ser IDENTICOS a los del C4 Context de la Clase 1.</w:t>
+      </w:r>
+    </w:p>
+    <w:p>
+      <w:pPr>
+        <w:pStyle w:val="ListBullet2"/>
+      </w:pPr>
+      <w:r>
+        <w:rPr>
+          <w:b w:val="0"/>
+          <w:color w:val="4A4A49"/>
+          <w:sz w:val="22"/>
+        </w:rPr>
+        <w:t>(No se proyecta) No es pedanteria de notacion; es lo unico que permite afirmar que los dos dibujos son el mismo sistema visto desde distinta altura, y es exactamente lo que se volvera a verificar en la Clase 7 contra el diagrama de despliegue y en la Clase 11 en la auditoria del paquete.</w:t>
+      </w:r>
+    </w:p>
+    <w:p>
+      <w:pPr>
+        <w:pStyle w:val="ListBullet2"/>
+      </w:pPr>
+      <w:r>
+        <w:rPr>
+          <w:b w:val="0"/>
+          <w:color w:val="4A4A49"/>
+          <w:sz w:val="22"/>
+        </w:rPr>
+        <w:t>(No se proyecta) Ese es el error de dibujo mas comun de la clase, meter al usuario o a la pasarela de pagos dentro del sistema propio, y se detecta en dos segundos preguntando quien lo opera.</w:t>
       </w:r>
     </w:p>
     <w:p>
@@ -403,7 +639,7 @@
           <w:color w:val="4A4A49"/>
           <w:sz w:val="22"/>
         </w:rPr>
-        <w:t>[Slide 11] Monolito: lo que la palabra realmente significa (2/4)</w:t>
+        <w:t>[Slide 14] Las tres reglas del nivel Container y la trazabilidad con el Context (2/2)</w:t>
       </w:r>
       <w:r>
         <w:rPr>
@@ -421,7 +657,7 @@
           <w:color w:val="4A4A49"/>
           <w:sz w:val="22"/>
         </w:rPr>
-        <w:t>[Slide 12] Monolito: lo que la palabra realmente significa (3/4)</w:t>
+        <w:t>[Slide 15] C4Container en Mermaid: la sintaxis que se renderiza (1/2)</w:t>
       </w:r>
       <w:r>
         <w:rPr>
@@ -429,7 +665,85 @@
           <w:color w:val="4A4A49"/>
           <w:sz w:val="22"/>
         </w:rPr>
-        <w:t xml:space="preserve"> — 6 vinetas.</w:t>
+        <w:t xml:space="preserve"> — 4 vinetas.</w:t>
+      </w:r>
+    </w:p>
+    <w:p>
+      <w:pPr>
+        <w:pStyle w:val="ListBullet2"/>
+      </w:pPr>
+      <w:r>
+        <w:rPr>
+          <w:b w:val="0"/>
+          <w:color w:val="4A4A49"/>
+          <w:sz w:val="22"/>
+        </w:rPr>
+        <w:t>(No se proyecta) Eso cambia lo que el docente tiene que ensenar, porque un boceto correcto escrito con la sintaxis equivocada no renderiza y entonces no hay diagrama que calificar.</w:t>
+      </w:r>
+    </w:p>
+    <w:p>
+      <w:pPr>
+        <w:pStyle w:val="ListBullet2"/>
+      </w:pPr>
+      <w:r>
+        <w:rPr>
+          <w:b w:val="0"/>
+          <w:color w:val="4A4A49"/>
+          <w:sz w:val="22"/>
+        </w:rPr>
+        <w:t>(No se proyecta) Son cinco reglas de escritura y conviene recorrerlas sobre la diapositiva, linea por linea.</w:t>
+      </w:r>
+    </w:p>
+    <w:p>
+      <w:pPr>
+        <w:pStyle w:val="ListBullet2"/>
+      </w:pPr>
+      <w:r>
+        <w:rPr>
+          <w:b w:val="0"/>
+          <w:color w:val="4A4A49"/>
+          <w:sz w:val="22"/>
+        </w:rPr>
+        <w:t>(No se proyecta) C4Context es el nivel de la Clase 1 y graph TD es otro tipo de diagrama, y cualquiera de los dos deja la respuesta en el nivel equivocado.</w:t>
+      </w:r>
+    </w:p>
+    <w:p>
+      <w:pPr>
+        <w:pStyle w:val="ListBullet2"/>
+      </w:pPr>
+      <w:r>
+        <w:rPr>
+          <w:b w:val="0"/>
+          <w:color w:val="4A4A49"/>
+          <w:sz w:val="22"/>
+        </w:rPr>
+        <w:t>(No se proyecta) Vale la pena decir en voz alta que aqui el uso de una IA es legitimo y ademas recomendado: pasar un boceto a codigo Mermaid es justo la tarea mecanica en la que ayuda sin sustituir el criterio.</w:t>
+      </w:r>
+    </w:p>
+    <w:p>
+      <w:pPr>
+        <w:pStyle w:val="ListBullet2"/>
+      </w:pPr>
+      <w:r>
+        <w:rPr>
+          <w:b w:val="0"/>
+          <w:color w:val="4A4A49"/>
+          <w:sz w:val="22"/>
+        </w:rPr>
+        <w:t>(No se proyecta) Lo que NO delega el estudiante es la revision, y hay tres cosas que tiene que verificar el mismo antes de enviar, porque son las que la IA equivoca con frecuencia: que la primera linea sea C4Container, que la base de datos haya quedado como ContainerDb y no como Container, y que ninguna relacion haya perdido la mitad de su etiqueta.</w:t>
+      </w:r>
+    </w:p>
+    <w:p>
+      <w:pPr>
+        <w:pStyle w:val="ListBullet2"/>
+      </w:pPr>
+      <w:r>
+        <w:rPr>
+          <w:b w:val="0"/>
+          <w:color w:val="4A4A49"/>
+          <w:sz w:val="22"/>
+        </w:rPr>
+        <w:t>(No se proyecta) Un codigo que no renderiza vale cero, y es el unico punto del taller donde el estudiante puede comprobar su propia nota antes de entregar.</w:t>
       </w:r>
     </w:p>
     <w:p>
@@ -439,7 +753,7 @@
           <w:color w:val="4A4A49"/>
           <w:sz w:val="22"/>
         </w:rPr>
-        <w:t>[Slide 13] Monolito: lo que la palabra realmente significa (4/4)</w:t>
+        <w:t>[Slide 16] C4Container en Mermaid: la sintaxis que se renderiza (2/2)</w:t>
       </w:r>
       <w:r>
         <w:rPr>
@@ -447,7 +761,7 @@
           <w:color w:val="4A4A49"/>
           <w:sz w:val="22"/>
         </w:rPr>
-        <w:t xml:space="preserve"> — 4 vinetas.</w:t>
+        <w:t xml:space="preserve"> — 3 vinetas.</w:t>
       </w:r>
     </w:p>
     <w:p>
@@ -457,7 +771,7 @@
           <w:color w:val="4A4A49"/>
           <w:sz w:val="22"/>
         </w:rPr>
-        <w:t>[Slide 14] Las tres reglas del nivel Container y la trazabilidad con el Context (1/2)</w:t>
+        <w:t>[Slide 17] Primer ejemplo: los tres contenedores de CloudLite Turnos</w:t>
       </w:r>
       <w:r>
         <w:rPr>
@@ -465,7 +779,7 @@
           <w:color w:val="4A4A49"/>
           <w:sz w:val="22"/>
         </w:rPr>
-        <w:t xml:space="preserve"> — 6 vinetas.</w:t>
+        <w:t xml:space="preserve"> — 5 vinetas.</w:t>
       </w:r>
     </w:p>
     <w:p>
@@ -478,7 +792,7 @@
           <w:color w:val="4A4A49"/>
           <w:sz w:val="22"/>
         </w:rPr>
-        <w:t>Nombre, tecnologia y responsabilidad en una frase.</w:t>
+        <w:t>La flecha entre la web y la API dice «HTTPS/JSON, consulta disponibilidad y crea reservas»; la flecha entre la API y la base de datos dice «TCP, lee y escribe turnos».</w:t>
       </w:r>
     </w:p>
     <w:p>
@@ -491,7 +805,7 @@
           <w:color w:val="4A4A49"/>
           <w:sz w:val="22"/>
         </w:rPr>
-        <w:t>«HTTP» a secas no dice como viajan los datos y «SQL» a secas no dice sobre que transporte; con las dos mitades, cualquiera que lea el diagrama sabe por donde puede romperse.</w:t>
+        <w:t>Con eso ya existe un diagrama valido y defendible.</w:t>
       </w:r>
     </w:p>
     <w:p>
@@ -504,7 +818,33 @@
           <w:color w:val="4A4A49"/>
           <w:sz w:val="22"/>
         </w:rPr>
-        <w:t>(Sobre la actividad, no se proyecta) Antes del ejemplo conviene fijar las tres reglas con las que se corrige el diagrama, porque cada una tiene puntos asignados y las tres se pierden por descuido y no por no saber.</w:t>
+        <w:t>Si la API espera ese envio antes de responder, la reserva de un turno hereda esa latencia y ese riesgo.</w:t>
+      </w:r>
+    </w:p>
+    <w:p>
+      <w:pPr>
+        <w:pStyle w:val="ListBullet2"/>
+      </w:pPr>
+      <w:r>
+        <w:rPr>
+          <w:b w:val="0"/>
+          <w:color w:val="4A4A49"/>
+          <w:sz w:val="22"/>
+        </w:rPr>
+        <w:t>Esa es una razon legitima para separar: se agrega una cola de mensajes y un trabajador de notificaciones, la API escribe el turno, publica un mensaje y responde en decenas de milisegundos, y el trabajador envia el correo despues, con reintentos si falla.</w:t>
+      </w:r>
+    </w:p>
+    <w:p>
+      <w:pPr>
+        <w:pStyle w:val="ListBullet2"/>
+      </w:pPr>
+      <w:r>
+        <w:rPr>
+          <w:b w:val="0"/>
+          <w:color w:val="4A4A49"/>
+          <w:sz w:val="22"/>
+        </w:rPr>
+        <w:t>(No se proyecta) Primer ejemplo concreto, y conviene construirlo en el tablero en vivo.</w:t>
       </w:r>
     </w:p>
     <w:p>
@@ -514,7 +854,7 @@
           <w:color w:val="4A4A49"/>
           <w:sz w:val="22"/>
         </w:rPr>
-        <w:t>[Slide 15] Las tres reglas del nivel Container y la trazabilidad con el Context (2/2)</w:t>
+        <w:t>[Slide 18] Los contratos: cuatro datos por fila y un 409 obligatorio (1/2)</w:t>
       </w:r>
       <w:r>
         <w:rPr>
@@ -526,13 +866,78 @@
       </w:r>
     </w:p>
     <w:p>
+      <w:pPr>
+        <w:pStyle w:val="ListBullet2"/>
+      </w:pPr>
+      <w:r>
+        <w:rPr>
+          <w:b w:val="0"/>
+          <w:color w:val="4A4A49"/>
+          <w:sz w:val="22"/>
+        </w:rPr>
+        <w:t>(No se proyecta) Un 500 no es un error de negocio, es una falla del sistema; nadie lo disena, y por eso poner 500 en esa columna es la senal de que el estudiante no distinguio las dos cosas.</w:t>
+      </w:r>
+    </w:p>
+    <w:p>
+      <w:pPr>
+        <w:pStyle w:val="ListBullet2"/>
+      </w:pPr>
+      <w:r>
+        <w:rPr>
+          <w:b w:val="0"/>
+          <w:color w:val="4A4A49"/>
+          <w:sz w:val="22"/>
+        </w:rPr>
+        <w:t>(No se proyecta) La diapositiva proyecta los tres contratos resueltos sobre CloudLite Turnos y conviene recorrerlos leyendo la cuarta columna en voz alta, porque es lo que hay que replicar.</w:t>
+      </w:r>
+    </w:p>
+    <w:p>
+      <w:pPr>
+        <w:pStyle w:val="ListBullet2"/>
+      </w:pPr>
+      <w:r>
+        <w:rPr>
+          <w:b w:val="0"/>
+          <w:color w:val="4A4A49"/>
+          <w:sz w:val="22"/>
+        </w:rPr>
+        <w:t>(No se proyecta) Dos exigencias mas, que valen puntos y se pierden sin darse cuenta.</w:t>
+      </w:r>
+    </w:p>
+    <w:p>
+      <w:pPr>
+        <w:pStyle w:val="ListBullet2"/>
+      </w:pPr>
+      <w:r>
+        <w:rPr>
+          <w:b w:val="0"/>
+          <w:color w:val="4A4A49"/>
+          <w:sz w:val="22"/>
+        </w:rPr>
+        <w:t>(No se proyecta) Conviene tambien tener a mano la diferencia con sus vecinos, porque se confunden: 400 es que la peticion esta mal formada, 401 que no se sabe quien eres, 403 que se sabe y no te corresponde, 404 que no existe, 422 que esta bien formada pero sus datos no pasan una validacion, y 409 que choca con el estado actual.</w:t>
+      </w:r>
+    </w:p>
+    <w:p>
+      <w:pPr>
+        <w:pStyle w:val="ListBullet2"/>
+      </w:pPr>
+      <w:r>
+        <w:rPr>
+          <w:b w:val="0"/>
+          <w:color w:val="4A4A49"/>
+          <w:sz w:val="22"/>
+        </w:rPr>
+        <w:t>(No se proyecta) Tres filas que digan «App web → API» describen un solo canal contado tres veces, y lo que se esta evaluando es si el estudiante entendio que su sistema tiene varias fronteras.</w:t>
+      </w:r>
+    </w:p>
+    <w:p>
       <w:r>
         <w:rPr>
           <w:b/>
           <w:color w:val="4A4A49"/>
           <w:sz w:val="22"/>
         </w:rPr>
-        <w:t>[Slide 16] C4Container en Mermaid: la sintaxis que se renderiza (1/2)</w:t>
+        <w:t>[Slide 19] Los contratos: cuatro datos por fila y un 409 obligatorio (2/2)</w:t>
       </w:r>
       <w:r>
         <w:rPr>
@@ -540,20 +945,25 @@
           <w:color w:val="4A4A49"/>
           <w:sz w:val="22"/>
         </w:rPr>
-        <w:t xml:space="preserve"> — 6 vinetas.</w:t>
+        <w:t xml:space="preserve"> — 5 vinetas.</w:t>
       </w:r>
     </w:p>
     <w:p>
-      <w:pPr>
-        <w:pStyle w:val="ListBullet2"/>
-      </w:pPr>
+      <w:r>
+        <w:rPr>
+          <w:b/>
+          <w:color w:val="4A4A49"/>
+          <w:sz w:val="22"/>
+        </w:rPr>
+        <w:t>[Slide 20] Lo que se paga al distribuir: la red no es una llamada de funcion</w:t>
+      </w:r>
       <w:r>
         <w:rPr>
           <w:b w:val="0"/>
           <w:color w:val="4A4A49"/>
           <w:sz w:val="22"/>
         </w:rPr>
-        <w:t>Vale la pena decir en voz alta que aqui el uso de una IA es legitimo y ademas recomendado: pasar un boceto a codigo Mermaid es justo la tarea mecanica en la que ayuda sin sustituir el criterio.</w:t>
+        <w:t xml:space="preserve"> — 5 vinetas.</w:t>
       </w:r>
     </w:p>
     <w:p>
@@ -566,20 +976,25 @@
           <w:color w:val="4A4A49"/>
           <w:sz w:val="22"/>
         </w:rPr>
-        <w:t>Lo que NO delega el estudiante es la revision, y hay tres cosas que tiene que verificar el mismo antes de enviar, porque son las que la IA equivoca con frecuencia: que la primera linea sea C4Container, que la base de datos haya quedado como ContainerDb y no como Container, y que ninguna relacion haya perdido la mitad de su etiqueta.</w:t>
+        <w:t>(No se proyecta) Hay una aritmetica que conviene mostrar porque impresiona con razon: si una peticion del usuario atraviesa en cadena cinco servicios y cada uno esta disponible el 99,9 % del tiempo, la disponibilidad del recorrido completo es 0,999 elevado a la quinta potencia, alrededor del 99,5 %, lo que pasa de unos 43 minutos de indisponibilidad al mes a mas de tres horas.</w:t>
       </w:r>
     </w:p>
     <w:p>
-      <w:pPr>
-        <w:pStyle w:val="ListBullet2"/>
-      </w:pPr>
+      <w:r>
+        <w:rPr>
+          <w:b/>
+          <w:color w:val="4A4A49"/>
+          <w:sz w:val="22"/>
+        </w:rPr>
+        <w:t>[Slide 21] Timeout, reintento, idempotencia y circuit breaker (1/2)</w:t>
+      </w:r>
       <w:r>
         <w:rPr>
           <w:b w:val="0"/>
           <w:color w:val="4A4A49"/>
           <w:sz w:val="22"/>
         </w:rPr>
-        <w:t>(Sobre la actividad, no se proyecta) Eso cambia lo que el docente tiene que ensenar, porque un boceto correcto escrito con la sintaxis equivocada no renderiza y entonces no hay diagrama que calificar.</w:t>
+        <w:t xml:space="preserve"> — 3 vinetas.</w:t>
       </w:r>
     </w:p>
     <w:p>
@@ -592,7 +1007,20 @@
           <w:color w:val="4A4A49"/>
           <w:sz w:val="22"/>
         </w:rPr>
-        <w:t>(Sobre la actividad, no se proyecta) Un codigo que no renderiza vale cero, y es el unico punto del taller donde el estudiante puede comprobar su propia nota antes de entregar.</w:t>
+        <w:t>De ahi salen cuatro mecanismos que el diagrama y la tabla deben poder mencionar.</w:t>
+      </w:r>
+    </w:p>
+    <w:p>
+      <w:pPr>
+        <w:pStyle w:val="ListBullet2"/>
+      </w:pPr>
+      <w:r>
+        <w:rPr>
+          <w:b w:val="0"/>
+          <w:color w:val="4A4A49"/>
+          <w:sz w:val="22"/>
+        </w:rPr>
+        <w:t>Los reintentos exigen idempotencia, que significa que ejecutar la misma operacion dos veces produzca el mismo resultado que ejecutarla una vez.</w:t>
       </w:r>
     </w:p>
     <w:p>
@@ -602,7 +1030,7 @@
           <w:color w:val="4A4A49"/>
           <w:sz w:val="22"/>
         </w:rPr>
-        <w:t>[Slide 17] C4Container en Mermaid: la sintaxis que se renderiza (2/2)</w:t>
+        <w:t>[Slide 22] Timeout, reintento, idempotencia y circuit breaker (2/2)</w:t>
       </w:r>
       <w:r>
         <w:rPr>
@@ -610,7 +1038,7 @@
           <w:color w:val="4A4A49"/>
           <w:sz w:val="22"/>
         </w:rPr>
-        <w:t xml:space="preserve"> — 3 vinetas.</w:t>
+        <w:t xml:space="preserve"> — 2 vinetas.</w:t>
       </w:r>
     </w:p>
     <w:p>
@@ -620,7 +1048,7 @@
           <w:color w:val="4A4A49"/>
           <w:sz w:val="22"/>
         </w:rPr>
-        <w:t>[Slide 18] Primer ejemplo: los tres contenedores de CloudLite Turnos</w:t>
+        <w:t>[Slide 23] Los datos: donde se rompen los proyectos academicos (1/2)</w:t>
       </w:r>
       <w:r>
         <w:rPr>
@@ -641,7 +1069,7 @@
           <w:color w:val="4A4A49"/>
           <w:sz w:val="22"/>
         </w:rPr>
-        <w:t>Primer ejemplo concreto, y conviene construirlo en el tablero en vivo.</w:t>
+        <w:t>Eso introduce consistencia eventual, es decir un lapso durante el cual dos partes del sistema tienen versiones distintas de la verdad, con consecuencias visibles para el usuario.</w:t>
       </w:r>
     </w:p>
     <w:p>
@@ -654,33 +1082,43 @@
           <w:color w:val="4A4A49"/>
           <w:sz w:val="22"/>
         </w:rPr>
-        <w:t>La flecha entre la web y la API dice «HTTPS/JSON, consulta disponibilidad y crea reservas»; la flecha entre la API y la base de datos dice «TCP, lee y escribe turnos».</w:t>
+        <w:t>(No se proyecta) La postura honesta para este curso es que un CloudLite con una base de datos compartida y propiedad de tablas claramente documentada resulta aceptable, siempre que el estudiante lo registre como un trade-off consciente en su informe y no lo presente como microservicios puros.</w:t>
       </w:r>
     </w:p>
     <w:p>
-      <w:pPr>
-        <w:pStyle w:val="ListBullet2"/>
-      </w:pPr>
+      <w:r>
+        <w:rPr>
+          <w:b/>
+          <w:color w:val="4A4A49"/>
+          <w:sz w:val="22"/>
+        </w:rPr>
+        <w:t>[Slide 24] Los datos: donde se rompen los proyectos academicos (2/2)</w:t>
+      </w:r>
       <w:r>
         <w:rPr>
           <w:b w:val="0"/>
           <w:color w:val="4A4A49"/>
           <w:sz w:val="22"/>
         </w:rPr>
-        <w:t>Con eso ya existe un diagrama valido y defendible.</w:t>
+        <w:t xml:space="preserve"> — 4 vinetas.</w:t>
       </w:r>
     </w:p>
     <w:p>
-      <w:pPr>
-        <w:pStyle w:val="ListBullet2"/>
-      </w:pPr>
+      <w:r>
+        <w:rPr>
+          <w:b/>
+          <w:color w:val="4A4A49"/>
+          <w:sz w:val="22"/>
+        </w:rPr>
+        <w:t>[Slide 25] Los tres riesgos de distribuir, y por que son esos tres (1/3)</w:t>
+      </w:r>
       <w:r>
         <w:rPr>
           <w:b w:val="0"/>
           <w:color w:val="4A4A49"/>
           <w:sz w:val="22"/>
         </w:rPr>
-        <w:t>Si la API espera ese envio antes de responder, la reserva de un turno hereda esa latencia y ese riesgo.</w:t>
+        <w:t xml:space="preserve"> — 5 vinetas.</w:t>
       </w:r>
     </w:p>
     <w:p>
@@ -693,7 +1131,72 @@
           <w:color w:val="4A4A49"/>
           <w:sz w:val="22"/>
         </w:rPr>
-        <w:t>Esa es una razon legitima para separar: se agrega una cola de mensajes y un trabajador de notificaciones, la API escribe el turno, publica un mensaje y responde en decenas de milisegundos, y el trabajador envia el correo despues, con reintentos si falla.</w:t>
+        <w:t>El primero pregunta que se cae.</w:t>
+      </w:r>
+    </w:p>
+    <w:p>
+      <w:pPr>
+        <w:pStyle w:val="ListBullet2"/>
+      </w:pPr>
+      <w:r>
+        <w:rPr>
+          <w:b w:val="0"/>
+          <w:color w:val="4A4A49"/>
+          <w:sz w:val="22"/>
+        </w:rPr>
+        <w:t>El segundo pregunta cuantos saltos de red tiene una operacion de punta a punta, y se responde con un numero, contado sobre el propio dibujo.</w:t>
+      </w:r>
+    </w:p>
+    <w:p>
+      <w:pPr>
+        <w:pStyle w:val="ListBullet2"/>
+      </w:pPr>
+      <w:r>
+        <w:rPr>
+          <w:b w:val="0"/>
+          <w:color w:val="4A4A49"/>
+          <w:sz w:val="22"/>
+        </w:rPr>
+        <w:t>(No se proyecta) Conviene dictarlos asi, porque un estudiante que entiende por que son esos tres no escribe generalidades.</w:t>
+      </w:r>
+    </w:p>
+    <w:p>
+      <w:pPr>
+        <w:pStyle w:val="ListBullet2"/>
+      </w:pPr>
+      <w:r>
+        <w:rPr>
+          <w:b w:val="0"/>
+          <w:color w:val="4A4A49"/>
+          <w:sz w:val="22"/>
+        </w:rPr>
+        <w:t>(No se proyecta) «Se cae todo» vale la mitad de los puntos, y con razon: en un sistema bien partido nunca se cae todo, y el ejercicio consiste precisamente en descubrir que algunas cosas sobreviven.</w:t>
+      </w:r>
+    </w:p>
+    <w:p>
+      <w:pPr>
+        <w:pStyle w:val="ListBullet2"/>
+      </w:pPr>
+      <w:r>
+        <w:rPr>
+          <w:b w:val="0"/>
+          <w:color w:val="4A4A49"/>
+          <w:sz w:val="22"/>
+        </w:rPr>
+        <w:t>(No se proyecta) Ese razonamiento es el que en la Clase 7 permite decidir que va en cada zona de red y en la Clase 13 que pieza vale la pena replicar.</w:t>
+      </w:r>
+    </w:p>
+    <w:p>
+      <w:pPr>
+        <w:pStyle w:val="ListBullet2"/>
+      </w:pPr>
+      <w:r>
+        <w:rPr>
+          <w:b w:val="0"/>
+          <w:color w:val="4A4A49"/>
+          <w:sz w:val="22"/>
+        </w:rPr>
+        <w:t>(No se proyecta) Devolverle el diagrama es mas util que darle un ejemplo.</w:t>
       </w:r>
     </w:p>
     <w:p>
@@ -703,7 +1206,7 @@
           <w:color w:val="4A4A49"/>
           <w:sz w:val="22"/>
         </w:rPr>
-        <w:t>[Slide 19] Los contratos: cuatro datos por fila y un 409 obligatorio (1/3)</w:t>
+        <w:t>[Slide 26] Los tres riesgos de distribuir, y por que son esos tres (2/3)</w:t>
       </w:r>
       <w:r>
         <w:rPr>
@@ -711,33 +1214,43 @@
           <w:color w:val="4A4A49"/>
           <w:sz w:val="22"/>
         </w:rPr>
-        <w:t xml:space="preserve"> — 6 vinetas.</w:t>
+        <w:t xml:space="preserve"> — 5 vinetas.</w:t>
       </w:r>
     </w:p>
     <w:p>
-      <w:pPr>
-        <w:pStyle w:val="ListBullet2"/>
-      </w:pPr>
+      <w:r>
+        <w:rPr>
+          <w:b/>
+          <w:color w:val="4A4A49"/>
+          <w:sz w:val="22"/>
+        </w:rPr>
+        <w:t>[Slide 27] Los tres riesgos de distribuir, y por que son esos tres (3/3)</w:t>
+      </w:r>
       <w:r>
         <w:rPr>
           <w:b w:val="0"/>
           <w:color w:val="4A4A49"/>
           <w:sz w:val="22"/>
         </w:rPr>
-        <w:t>Conviene tambien tener a mano la diferencia con sus vecinos, porque se confunden: 400 es que la peticion esta mal formada, 401 que no se sabe quien eres, 403 que se sabe y no te corresponde, 404 que no existe, 422 que esta bien formada pero sus datos no pasan una validacion, y 409 que choca con el estado actual.</w:t>
+        <w:t xml:space="preserve"> — 3 vinetas.</w:t>
       </w:r>
     </w:p>
     <w:p>
-      <w:pPr>
-        <w:pStyle w:val="ListBullet2"/>
-      </w:pPr>
+      <w:r>
+        <w:rPr>
+          <w:b/>
+          <w:color w:val="4A4A49"/>
+          <w:sz w:val="22"/>
+        </w:rPr>
+        <w:t>[Slide 28] Preguntas frecuentes y cierre conceptual</w:t>
+      </w:r>
       <w:r>
         <w:rPr>
           <w:b w:val="0"/>
           <w:color w:val="4A4A49"/>
           <w:sz w:val="22"/>
         </w:rPr>
-        <w:t>(Sobre la actividad, no se proyecta) Dos exigencias mas, que valen puntos y se pierden sin darse cuenta.</w:t>
+        <w:t xml:space="preserve"> — 5 vinetas.</w:t>
       </w:r>
     </w:p>
     <w:p>
@@ -747,7 +1260,7 @@
           <w:color w:val="4A4A49"/>
           <w:sz w:val="22"/>
         </w:rPr>
-        <w:t>[Slide 20] Los contratos: cuatro datos por fila y un 409 obligatorio (2/3)</w:t>
+        <w:t>[Slide 29] El C4 Container en Mermaid: la forma que un visor renderiza</w:t>
       </w:r>
       <w:r>
         <w:rPr>
@@ -755,7 +1268,7 @@
           <w:color w:val="4A4A49"/>
           <w:sz w:val="22"/>
         </w:rPr>
-        <w:t xml:space="preserve"> — 5 vinetas.</w:t>
+        <w:t xml:space="preserve"> — 17 vinetas.</w:t>
       </w:r>
     </w:p>
     <w:p>
@@ -765,389 +1278,7 @@
           <w:color w:val="4A4A49"/>
           <w:sz w:val="22"/>
         </w:rPr>
-        <w:t>[Slide 21] Los contratos: cuatro datos por fila y un 409 obligatorio (3/3)</w:t>
-      </w:r>
-      <w:r>
-        <w:rPr>
-          <w:b w:val="0"/>
-          <w:color w:val="4A4A49"/>
-          <w:sz w:val="22"/>
-        </w:rPr>
-        <w:t xml:space="preserve"> — 3 vinetas.</w:t>
-      </w:r>
-    </w:p>
-    <w:p>
-      <w:r>
-        <w:rPr>
-          <w:b/>
-          <w:color w:val="4A4A49"/>
-          <w:sz w:val="22"/>
-        </w:rPr>
-        <w:t>[Slide 22] Lo que se paga al distribuir: la red no es una llamada de funcion (1/2)</w:t>
-      </w:r>
-      <w:r>
-        <w:rPr>
-          <w:b w:val="0"/>
-          <w:color w:val="4A4A49"/>
-          <w:sz w:val="22"/>
-        </w:rPr>
-        <w:t xml:space="preserve"> — 4 vinetas.</w:t>
-      </w:r>
-    </w:p>
-    <w:p>
-      <w:r>
-        <w:rPr>
-          <w:b/>
-          <w:color w:val="4A4A49"/>
-          <w:sz w:val="22"/>
-        </w:rPr>
-        <w:t>[Slide 23] Lo que se paga al distribuir: la red no es una llamada de funcion (2/2)</w:t>
-      </w:r>
-      <w:r>
-        <w:rPr>
-          <w:b w:val="0"/>
-          <w:color w:val="4A4A49"/>
-          <w:sz w:val="22"/>
-        </w:rPr>
-        <w:t xml:space="preserve"> — 3 vinetas.</w:t>
-      </w:r>
-    </w:p>
-    <w:p>
-      <w:r>
-        <w:rPr>
-          <w:b/>
-          <w:color w:val="4A4A49"/>
-          <w:sz w:val="22"/>
-        </w:rPr>
-        <w:t>[Slide 24] Timeout, reintento, idempotencia y circuit breaker (1/2)</w:t>
-      </w:r>
-      <w:r>
-        <w:rPr>
-          <w:b w:val="0"/>
-          <w:color w:val="4A4A49"/>
-          <w:sz w:val="22"/>
-        </w:rPr>
-        <w:t xml:space="preserve"> — 3 vinetas.</w:t>
-      </w:r>
-    </w:p>
-    <w:p>
-      <w:pPr>
-        <w:pStyle w:val="ListBullet2"/>
-      </w:pPr>
-      <w:r>
-        <w:rPr>
-          <w:b w:val="0"/>
-          <w:color w:val="4A4A49"/>
-          <w:sz w:val="22"/>
-        </w:rPr>
-        <w:t>De ahi salen cuatro mecanismos que el diagrama y la tabla deben poder mencionar.</w:t>
-      </w:r>
-    </w:p>
-    <w:p>
-      <w:pPr>
-        <w:pStyle w:val="ListBullet2"/>
-      </w:pPr>
-      <w:r>
-        <w:rPr>
-          <w:b w:val="0"/>
-          <w:color w:val="4A4A49"/>
-          <w:sz w:val="22"/>
-        </w:rPr>
-        <w:t>Los reintentos exigen idempotencia, que significa que ejecutar la misma operacion dos veces produzca el mismo resultado que ejecutarla una vez.</w:t>
-      </w:r>
-    </w:p>
-    <w:p>
-      <w:r>
-        <w:rPr>
-          <w:b/>
-          <w:color w:val="4A4A49"/>
-          <w:sz w:val="22"/>
-        </w:rPr>
-        <w:t>[Slide 25] Timeout, reintento, idempotencia y circuit breaker (2/2)</w:t>
-      </w:r>
-      <w:r>
-        <w:rPr>
-          <w:b w:val="0"/>
-          <w:color w:val="4A4A49"/>
-          <w:sz w:val="22"/>
-        </w:rPr>
-        <w:t xml:space="preserve"> — 2 vinetas.</w:t>
-      </w:r>
-    </w:p>
-    <w:p>
-      <w:r>
-        <w:rPr>
-          <w:b/>
-          <w:color w:val="4A4A49"/>
-          <w:sz w:val="22"/>
-        </w:rPr>
-        <w:t>[Slide 26] Los datos: donde se rompen los proyectos academicos (1/2)</w:t>
-      </w:r>
-      <w:r>
-        <w:rPr>
-          <w:b w:val="0"/>
-          <w:color w:val="4A4A49"/>
-          <w:sz w:val="22"/>
-        </w:rPr>
-        <w:t xml:space="preserve"> — 6 vinetas.</w:t>
-      </w:r>
-    </w:p>
-    <w:p>
-      <w:pPr>
-        <w:pStyle w:val="ListBullet2"/>
-      </w:pPr>
-      <w:r>
-        <w:rPr>
-          <w:b w:val="0"/>
-          <w:color w:val="4A4A49"/>
-          <w:sz w:val="22"/>
-        </w:rPr>
-        <w:t>Eso introduce consistencia eventual, es decir un lapso durante el cual dos partes del sistema tienen versiones distintas de la verdad, con consecuencias visibles para el usuario.</w:t>
-      </w:r>
-    </w:p>
-    <w:p>
-      <w:r>
-        <w:rPr>
-          <w:b/>
-          <w:color w:val="4A4A49"/>
-          <w:sz w:val="22"/>
-        </w:rPr>
-        <w:t>[Slide 27] Los datos: donde se rompen los proyectos academicos (2/2)</w:t>
-      </w:r>
-      <w:r>
-        <w:rPr>
-          <w:b w:val="0"/>
-          <w:color w:val="4A4A49"/>
-          <w:sz w:val="22"/>
-        </w:rPr>
-        <w:t xml:space="preserve"> — 5 vinetas.</w:t>
-      </w:r>
-    </w:p>
-    <w:p>
-      <w:r>
-        <w:rPr>
-          <w:b/>
-          <w:color w:val="4A4A49"/>
-          <w:sz w:val="22"/>
-        </w:rPr>
-        <w:t>[Slide 28] Los tres riesgos de distribuir, y por que son esos tres (1/3)</w:t>
-      </w:r>
-      <w:r>
-        <w:rPr>
-          <w:b w:val="0"/>
-          <w:color w:val="4A4A49"/>
-          <w:sz w:val="22"/>
-        </w:rPr>
-        <w:t xml:space="preserve"> — 5 vinetas.</w:t>
-      </w:r>
-    </w:p>
-    <w:p>
-      <w:pPr>
-        <w:pStyle w:val="ListBullet2"/>
-      </w:pPr>
-      <w:r>
-        <w:rPr>
-          <w:b w:val="0"/>
-          <w:color w:val="4A4A49"/>
-          <w:sz w:val="22"/>
-        </w:rPr>
-        <w:t>Conviene dictarlos asi, porque un estudiante que entiende por que son esos tres no escribe generalidades.</w:t>
-      </w:r>
-    </w:p>
-    <w:p>
-      <w:pPr>
-        <w:pStyle w:val="ListBullet2"/>
-      </w:pPr>
-      <w:r>
-        <w:rPr>
-          <w:b w:val="0"/>
-          <w:color w:val="4A4A49"/>
-          <w:sz w:val="22"/>
-        </w:rPr>
-        <w:t>El primero pregunta que se cae.</w:t>
-      </w:r>
-    </w:p>
-    <w:p>
-      <w:pPr>
-        <w:pStyle w:val="ListBullet2"/>
-      </w:pPr>
-      <w:r>
-        <w:rPr>
-          <w:b w:val="0"/>
-          <w:color w:val="4A4A49"/>
-          <w:sz w:val="22"/>
-        </w:rPr>
-        <w:t>El segundo pregunta cuantos saltos de red tiene una operacion de punta a punta, y se responde con un numero, contado sobre el propio dibujo.</w:t>
-      </w:r>
-    </w:p>
-    <w:p>
-      <w:pPr>
-        <w:pStyle w:val="ListBullet2"/>
-      </w:pPr>
-      <w:r>
-        <w:rPr>
-          <w:b w:val="0"/>
-          <w:color w:val="4A4A49"/>
-          <w:sz w:val="22"/>
-        </w:rPr>
-        <w:t>(Sobre la actividad, no se proyecta) «Se cae todo» vale la mitad de los puntos, y con razon: en un sistema bien partido nunca se cae todo, y el ejercicio consiste precisamente en descubrir que algunas cosas sobreviven.</w:t>
-      </w:r>
-    </w:p>
-    <w:p>
-      <w:r>
-        <w:rPr>
-          <w:b/>
-          <w:color w:val="4A4A49"/>
-          <w:sz w:val="22"/>
-        </w:rPr>
-        <w:t>[Slide 29] Los tres riesgos de distribuir, y por que son esos tres (2/3)</w:t>
-      </w:r>
-      <w:r>
-        <w:rPr>
-          <w:b w:val="0"/>
-          <w:color w:val="4A4A49"/>
-          <w:sz w:val="22"/>
-        </w:rPr>
-        <w:t xml:space="preserve"> — 5 vinetas.</w:t>
-      </w:r>
-    </w:p>
-    <w:p>
-      <w:r>
-        <w:rPr>
-          <w:b/>
-          <w:color w:val="4A4A49"/>
-          <w:sz w:val="22"/>
-        </w:rPr>
-        <w:t>[Slide 30] Los tres riesgos de distribuir, y por que son esos tres (3/3)</w:t>
-      </w:r>
-      <w:r>
-        <w:rPr>
-          <w:b w:val="0"/>
-          <w:color w:val="4A4A49"/>
-          <w:sz w:val="22"/>
-        </w:rPr>
-        <w:t xml:space="preserve"> — 3 vinetas.</w:t>
-      </w:r>
-    </w:p>
-    <w:p>
-      <w:r>
-        <w:rPr>
-          <w:b/>
-          <w:color w:val="4A4A49"/>
-          <w:sz w:val="22"/>
-        </w:rPr>
-        <w:t>[Slide 31] Preguntas frecuentes y cierre conceptual () (1/3)</w:t>
-      </w:r>
-      <w:r>
-        <w:rPr>
-          <w:b w:val="0"/>
-          <w:color w:val="4A4A49"/>
-          <w:sz w:val="22"/>
-        </w:rPr>
-        <w:t xml:space="preserve"> — 4 vinetas.</w:t>
-      </w:r>
-    </w:p>
-    <w:p>
-      <w:pPr>
-        <w:pStyle w:val="ListBullet2"/>
-      </w:pPr>
-      <w:r>
-        <w:rPr>
-          <w:b w:val="0"/>
-          <w:color w:val="4A4A49"/>
-          <w:sz w:val="22"/>
-        </w:rPr>
-        <w:t>Conviene cerrar ubicando el curso: este diagrama es el ultimo insumo del Parcial 1 de la Clase 5; en la Clase 6 cada flecha se convertira en una superficie de ataque que hay que proteger; en la Clase 7 estas mismas cajas se reubicaran en un diagrama de despliegue con zonas publicas y privadas, conservando exactamente los mismos nombres; en la Clase 8 cada contenedor implicara su propio pipeline de integracion continua; y en las Clases 12 y 13 se preguntara cual de estas piezas es el cuello de botella y cual se puede replicar.</w:t>
-      </w:r>
-    </w:p>
-    <w:p>
-      <w:pPr>
-        <w:pStyle w:val="ListBullet2"/>
-      </w:pPr>
-      <w:r>
-        <w:rPr>
-          <w:b w:val="0"/>
-          <w:color w:val="4A4A49"/>
-          <w:sz w:val="22"/>
-        </w:rPr>
-        <w:t>El numero de servicios no mide calidad arquitectonica; la justificacion de cada frontera si.</w:t>
-      </w:r>
-    </w:p>
-    <w:p>
-      <w:pPr>
-        <w:pStyle w:val="ListBullet2"/>
-      </w:pPr>
-      <w:r>
-        <w:rPr>
-          <w:b w:val="0"/>
-          <w:color w:val="4A4A49"/>
-          <w:sz w:val="22"/>
-        </w:rPr>
-        <w:t>(Sobre la actividad, no se proyecta) No; esta mal hacerlo sin saber que se eligio, y un monolito modular bien argumentado recibe mejor calificacion que cinco servicios sin razon.</w:t>
-      </w:r>
-    </w:p>
-    <w:p>
-      <w:r>
-        <w:rPr>
-          <w:b/>
-          <w:color w:val="4A4A49"/>
-          <w:sz w:val="22"/>
-        </w:rPr>
-        <w:t>[Slide 32] Preguntas frecuentes y cierre conceptual () (2/3)</w:t>
-      </w:r>
-      <w:r>
-        <w:rPr>
-          <w:b w:val="0"/>
-          <w:color w:val="4A4A49"/>
-          <w:sz w:val="22"/>
-        </w:rPr>
-        <w:t xml:space="preserve"> — 5 vinetas.</w:t>
-      </w:r>
-    </w:p>
-    <w:p>
-      <w:r>
-        <w:rPr>
-          <w:b/>
-          <w:color w:val="4A4A49"/>
-          <w:sz w:val="22"/>
-        </w:rPr>
-        <w:t>[Slide 33] Preguntas frecuentes y cierre conceptual () (3/3)</w:t>
-      </w:r>
-      <w:r>
-        <w:rPr>
-          <w:b w:val="0"/>
-          <w:color w:val="4A4A49"/>
-          <w:sz w:val="22"/>
-        </w:rPr>
-        <w:t xml:space="preserve"> — 3 vinetas.</w:t>
-      </w:r>
-    </w:p>
-    <w:p>
-      <w:r>
-        <w:rPr>
-          <w:b/>
-          <w:color w:val="4A4A49"/>
-          <w:sz w:val="22"/>
-        </w:rPr>
-        <w:t>[Slide 34] El C4 Container en Mermaid: la forma que un visor renderiza</w:t>
-      </w:r>
-      <w:r>
-        <w:rPr>
-          <w:b w:val="0"/>
-          <w:color w:val="4A4A49"/>
-          <w:sz w:val="22"/>
-        </w:rPr>
-        <w:t xml:space="preserve"> — 17 vinetas.</w:t>
-      </w:r>
-    </w:p>
-    <w:p>
-      <w:r>
-        <w:rPr>
-          <w:b/>
-          <w:color w:val="4A4A49"/>
-          <w:sz w:val="22"/>
-        </w:rPr>
-        <w:t>[Slide 35] Lo que importa del diagrama, y no es el dibujo</w:t>
+        <w:t>[Slide 30] Lo que importa del diagrama, y no es el dibujo</w:t>
       </w:r>
       <w:r>
         <w:rPr>
@@ -1309,7 +1440,7 @@
           <w:color w:val="4A4A49"/>
           <w:sz w:val="22"/>
         </w:rPr>
-        <w:t>De donde viene la clase y que se abre hoy (1/2)</w:t>
+        <w:t>De donde viene la clase y que se abre hoy</w:t>
       </w:r>
     </w:p>
     <w:p>
@@ -1322,7 +1453,7 @@
           <w:color w:val="4A4A49"/>
           <w:sz w:val="22"/>
         </w:rPr>
-        <w:t>De donde viene la clase y que se abre hoy (2/2)</w:t>
+        <w:t>Monolito: lo que la palabra realmente significa (1/4)</w:t>
       </w:r>
     </w:p>
     <w:p>
@@ -1335,7 +1466,7 @@
           <w:color w:val="4A4A49"/>
           <w:sz w:val="22"/>
         </w:rPr>
-        <w:t>Monolito: lo que la palabra realmente significa (1/4)</w:t>
+        <w:t>Monolito: lo que la palabra realmente significa (2/4)</w:t>
       </w:r>
     </w:p>
     <w:p>
@@ -1348,7 +1479,7 @@
           <w:color w:val="4A4A49"/>
           <w:sz w:val="22"/>
         </w:rPr>
-        <w:t>Monolito: lo que la palabra realmente significa (2/4)</w:t>
+        <w:t>Monolito: lo que la palabra realmente significa (3/4)</w:t>
       </w:r>
     </w:p>
     <w:p>
@@ -1361,7 +1492,7 @@
           <w:color w:val="4A4A49"/>
           <w:sz w:val="22"/>
         </w:rPr>
-        <w:t>Monolito: lo que la palabra realmente significa (3/4)</w:t>
+        <w:t>Monolito: lo que la palabra realmente significa (4/4)</w:t>
       </w:r>
     </w:p>
     <w:p>
@@ -1374,7 +1505,7 @@
           <w:color w:val="4A4A49"/>
           <w:sz w:val="22"/>
         </w:rPr>
-        <w:t>Monolito: lo que la palabra realmente significa (4/4)</w:t>
+        <w:t>Las tres reglas del nivel Container y la trazabilidad con el Context (1/2)</w:t>
       </w:r>
     </w:p>
     <w:p>
@@ -1387,7 +1518,7 @@
           <w:color w:val="4A4A49"/>
           <w:sz w:val="22"/>
         </w:rPr>
-        <w:t>Las tres reglas del nivel Container y la trazabilidad con el Context (1/2)</w:t>
+        <w:t>Las tres reglas del nivel Container y la trazabilidad con el Context (2/2)</w:t>
       </w:r>
     </w:p>
     <w:p>
@@ -1400,7 +1531,7 @@
           <w:color w:val="4A4A49"/>
           <w:sz w:val="22"/>
         </w:rPr>
-        <w:t>Las tres reglas del nivel Container y la trazabilidad con el Context (2/2)</w:t>
+        <w:t>C4Container en Mermaid: la sintaxis que se renderiza (1/2)</w:t>
       </w:r>
     </w:p>
     <w:p>
@@ -1413,7 +1544,7 @@
           <w:color w:val="4A4A49"/>
           <w:sz w:val="22"/>
         </w:rPr>
-        <w:t>C4Container en Mermaid: la sintaxis que se renderiza (1/2)</w:t>
+        <w:t>C4Container en Mermaid: la sintaxis que se renderiza (2/2)</w:t>
       </w:r>
     </w:p>
     <w:p>
@@ -1426,7 +1557,7 @@
           <w:color w:val="4A4A49"/>
           <w:sz w:val="22"/>
         </w:rPr>
-        <w:t>C4Container en Mermaid: la sintaxis que se renderiza (2/2)</w:t>
+        <w:t>Primer ejemplo: los tres contenedores de CloudLite Turnos</w:t>
       </w:r>
     </w:p>
     <w:p>
@@ -1439,7 +1570,7 @@
           <w:color w:val="4A4A49"/>
           <w:sz w:val="22"/>
         </w:rPr>
-        <w:t>Primer ejemplo: los tres contenedores de CloudLite Turnos</w:t>
+        <w:t>Los contratos: cuatro datos por fila y un 409 obligatorio (1/2)</w:t>
       </w:r>
     </w:p>
     <w:p>
@@ -1452,7 +1583,7 @@
           <w:color w:val="4A4A49"/>
           <w:sz w:val="22"/>
         </w:rPr>
-        <w:t>Los contratos: cuatro datos por fila y un 409 obligatorio (1/3)</w:t>
+        <w:t>Los contratos: cuatro datos por fila y un 409 obligatorio (2/2)</w:t>
       </w:r>
     </w:p>
     <w:p>
@@ -1465,7 +1596,7 @@
           <w:color w:val="4A4A49"/>
           <w:sz w:val="22"/>
         </w:rPr>
-        <w:t>Los contratos: cuatro datos por fila y un 409 obligatorio (2/3)</w:t>
+        <w:t>Lo que se paga al distribuir: la red no es una llamada de funcion</w:t>
       </w:r>
     </w:p>
     <w:p>
@@ -1478,7 +1609,7 @@
           <w:color w:val="4A4A49"/>
           <w:sz w:val="22"/>
         </w:rPr>
-        <w:t>Los contratos: cuatro datos por fila y un 409 obligatorio (3/3)</w:t>
+        <w:t>Timeout, reintento, idempotencia y circuit breaker (1/2)</w:t>
       </w:r>
     </w:p>
     <w:p>
@@ -1491,7 +1622,7 @@
           <w:color w:val="4A4A49"/>
           <w:sz w:val="22"/>
         </w:rPr>
-        <w:t>Lo que se paga al distribuir: la red no es una llamada de funcion (1/2)</w:t>
+        <w:t>Timeout, reintento, idempotencia y circuit breaker (2/2)</w:t>
       </w:r>
     </w:p>
     <w:p>
@@ -1504,7 +1635,7 @@
           <w:color w:val="4A4A49"/>
           <w:sz w:val="22"/>
         </w:rPr>
-        <w:t>Lo que se paga al distribuir: la red no es una llamada de funcion (2/2)</w:t>
+        <w:t>Los datos: donde se rompen los proyectos academicos (1/2)</w:t>
       </w:r>
     </w:p>
     <w:p>
@@ -1517,7 +1648,7 @@
           <w:color w:val="4A4A49"/>
           <w:sz w:val="22"/>
         </w:rPr>
-        <w:t>Timeout, reintento, idempotencia y circuit breaker (1/2)</w:t>
+        <w:t>Los datos: donde se rompen los proyectos academicos (2/2)</w:t>
       </w:r>
     </w:p>
     <w:p>
@@ -1530,7 +1661,7 @@
           <w:color w:val="4A4A49"/>
           <w:sz w:val="22"/>
         </w:rPr>
-        <w:t>Timeout, reintento, idempotencia y circuit breaker (2/2)</w:t>
+        <w:t>Los tres riesgos de distribuir, y por que son esos tres (1/3)</w:t>
       </w:r>
     </w:p>
     <w:p>
@@ -1543,7 +1674,7 @@
           <w:color w:val="4A4A49"/>
           <w:sz w:val="22"/>
         </w:rPr>
-        <w:t>Los datos: donde se rompen los proyectos academicos (1/2)</w:t>
+        <w:t>Los tres riesgos de distribuir, y por que son esos tres (2/3)</w:t>
       </w:r>
     </w:p>
     <w:p>
@@ -1556,7 +1687,7 @@
           <w:color w:val="4A4A49"/>
           <w:sz w:val="22"/>
         </w:rPr>
-        <w:t>Los datos: donde se rompen los proyectos academicos (2/2)</w:t>
+        <w:t>Los tres riesgos de distribuir, y por que son esos tres (3/3)</w:t>
       </w:r>
     </w:p>
     <w:p>
@@ -1569,7 +1700,7 @@
           <w:color w:val="4A4A49"/>
           <w:sz w:val="22"/>
         </w:rPr>
-        <w:t>Los tres riesgos de distribuir, y por que son esos tres (1/3)</w:t>
+        <w:t>Preguntas frecuentes y cierre conceptual</w:t>
       </w:r>
     </w:p>
     <w:p>
@@ -1582,7 +1713,7 @@
           <w:color w:val="4A4A49"/>
           <w:sz w:val="22"/>
         </w:rPr>
-        <w:t>Los tres riesgos de distribuir, y por que son esos tres (2/3)</w:t>
+        <w:t>El C4 Container en Mermaid: la forma que un visor renderiza</w:t>
       </w:r>
     </w:p>
     <w:p>
@@ -1595,7 +1726,7 @@
           <w:color w:val="4A4A49"/>
           <w:sz w:val="22"/>
         </w:rPr>
-        <w:t>Los tres riesgos de distribuir, y por que son esos tres (3/3)</w:t>
+        <w:t>Lo que importa del diagrama, y no es el dibujo</w:t>
       </w:r>
     </w:p>
     <w:p>
@@ -1608,7 +1739,7 @@
           <w:color w:val="4A4A49"/>
           <w:sz w:val="22"/>
         </w:rPr>
-        <w:t>Preguntas frecuentes y cierre conceptual () (1/3)</w:t>
+        <w:t>Ejemplo de diagrama C4 — nivel Containers</w:t>
       </w:r>
     </w:p>
     <w:p>
@@ -1621,7 +1752,7 @@
           <w:color w:val="4A4A49"/>
           <w:sz w:val="22"/>
         </w:rPr>
-        <w:t>Preguntas frecuentes y cierre conceptual () (2/3)</w:t>
+        <w:t>Microservicios de verdad vs microservicios teatro</w:t>
       </w:r>
     </w:p>
     <w:p>
@@ -1634,7 +1765,7 @@
           <w:color w:val="4A4A49"/>
           <w:sz w:val="22"/>
         </w:rPr>
-        <w:t>Preguntas frecuentes y cierre conceptual () (3/3)</w:t>
+        <w:t>C4Container en Mermaid: el molde que un visor renderiza</w:t>
       </w:r>
     </w:p>
     <w:p>
@@ -1647,7 +1778,7 @@
           <w:color w:val="4A4A49"/>
           <w:sz w:val="22"/>
         </w:rPr>
-        <w:t>El C4 Container en Mermaid: la forma que un visor renderiza</w:t>
+        <w:t>Del boceto al código Mermaid</w:t>
       </w:r>
     </w:p>
     <w:p>
@@ -1660,72 +1791,99 @@
           <w:color w:val="4A4A49"/>
           <w:sz w:val="22"/>
         </w:rPr>
-        <w:t>Lo que importa del diagrama, y no es el dibujo</w:t>
+        <w:t>Clase 4 · cierre conceptual</w:t>
       </w:r>
     </w:p>
     <w:p>
       <w:pPr>
-        <w:pStyle w:val="ListNumber"/>
-      </w:pPr>
+        <w:spacing w:before="200" w:after="60"/>
+      </w:pPr>
+      <w:r>
+        <w:rPr>
+          <w:b/>
+          <w:color w:val="1A1C1D"/>
+          <w:sz w:val="32"/>
+        </w:rPr>
+        <w:t>Plan de clase minuto a minuto (120 min)</w:t>
+      </w:r>
+    </w:p>
+    <w:p>
+      <w:pPr>
+        <w:spacing w:before="200" w:after="60"/>
+      </w:pPr>
+      <w:r>
+        <w:rPr>
+          <w:b/>
+          <w:color w:val="1A1C1D"/>
+          <w:sz w:val="32"/>
+        </w:rPr>
+        <w:t>0–10 · Encuadre PI · [Slide 2][Slide 3]</w:t>
+      </w:r>
+    </w:p>
+    <w:p>
       <w:r>
         <w:rPr>
           <w:b w:val="0"/>
           <w:color w:val="4A4A49"/>
           <w:sz w:val="22"/>
         </w:rPr>
-        <w:t>Ejemplo de diagrama C4 — nivel Containers</w:t>
-      </w:r>
-    </w:p>
-    <w:p>
-      <w:pPr>
-        <w:pStyle w:val="ListNumber"/>
-      </w:pPr>
+        <w:t xml:space="preserve">Di casi literal: «Hoy avanzamos el PI CloudLite App en: </w:t>
+      </w:r>
+      <w:r>
+        <w:rPr>
+          <w:b/>
+          <w:color w:val="4A4A49"/>
+          <w:sz w:val="22"/>
+        </w:rPr>
+        <w:t>Diagramar componentes/servicios de CloudLite y sus contratos</w:t>
+      </w:r>
       <w:r>
         <w:rPr>
           <w:b w:val="0"/>
           <w:color w:val="4A4A49"/>
           <w:sz w:val="22"/>
         </w:rPr>
-        <w:t>Microservicios de verdad vs microservicios teatro</w:t>
+        <w:t>.</w:t>
       </w:r>
     </w:p>
     <w:p>
-      <w:pPr>
-        <w:pStyle w:val="ListNumber"/>
-      </w:pPr>
       <w:r>
         <w:rPr>
           <w:b w:val="0"/>
           <w:color w:val="4A4A49"/>
           <w:sz w:val="22"/>
         </w:rPr>
-        <w:t>C4Container en Mermaid: el molde que un visor renderiza</w:t>
+        <w:t>Entregable concreto: Diagrama C4 Container en Mermaid + tabla de 3 contratos + 3 riesgos de distribución.</w:t>
       </w:r>
     </w:p>
     <w:p>
-      <w:pPr>
-        <w:pStyle w:val="ListNumber"/>
-      </w:pPr>
       <w:r>
         <w:rPr>
           <w:b w:val="0"/>
           <w:color w:val="4A4A49"/>
           <w:sz w:val="22"/>
         </w:rPr>
-        <w:t>Del boceto al código Mermaid</w:t>
+        <w:t>Teoría breve y luego taller; no es un lab suelto.»</w:t>
       </w:r>
     </w:p>
     <w:p>
-      <w:pPr>
-        <w:pStyle w:val="ListNumber"/>
-      </w:pPr>
       <w:r>
         <w:rPr>
           <w:b w:val="0"/>
           <w:color w:val="4A4A49"/>
           <w:sz w:val="22"/>
         </w:rPr>
-        <w:t>Clase 4 · cierre conceptual</w:t>
+        <w:t>Pasa la diapositiva de agenda y la de objetivos. Abre el enunciado PI si alguien aún no lo tiene.</w:t>
+      </w:r>
+    </w:p>
+    <w:p>
+      <w:r>
+        <w:rPr>
+          <w:b w:val="0"/>
+          <w:color w:val="4A4A49"/>
+          <w:sz w:val="22"/>
+        </w:rPr>
+        <w:t>Pregunta de arranque (1 min): «¿En qué quedó tu CloudLite la clase pasada?» — sirve para detectar estudiantes rezagados antes de avanzar.</w:t>
       </w:r>
     </w:p>
     <w:p>
@@ -1738,7 +1896,169 @@
           <w:color w:val="1A1C1D"/>
           <w:sz w:val="32"/>
         </w:rPr>
-        <w:t>Plan de clase minuto a minuto (120 min)</w:t>
+        <w:t>10–40 · Teoría Core (al servicio del taller) · desde [Slide 4]</w:t>
+      </w:r>
+    </w:p>
+    <w:p>
+      <w:r>
+        <w:rPr>
+          <w:b w:val="0"/>
+          <w:color w:val="4A4A49"/>
+          <w:sz w:val="22"/>
+        </w:rPr>
+        <w:t>Cubre estos conceptos, en este orden, ~7 min cada uno, con su diapositiva:</w:t>
+      </w:r>
+    </w:p>
+    <w:p>
+      <w:pPr>
+        <w:pStyle w:val="ListBullet"/>
+      </w:pPr>
+      <w:r>
+        <w:rPr>
+          <w:b/>
+          <w:color w:val="4A4A49"/>
+          <w:sz w:val="22"/>
+        </w:rPr>
+        <w:t>Monolito vs microservicios (para el PI)</w:t>
+      </w:r>
+      <w:r>
+        <w:rPr>
+          <w:b w:val="0"/>
+          <w:color w:val="4A4A49"/>
+          <w:sz w:val="22"/>
+        </w:rPr>
+        <w:t xml:space="preserve"> · [Slide 4]</w:t>
+      </w:r>
+    </w:p>
+    <w:p>
+      <w:pPr>
+        <w:pStyle w:val="ListBullet"/>
+      </w:pPr>
+      <w:r>
+        <w:rPr>
+          <w:b/>
+          <w:color w:val="4A4A49"/>
+          <w:sz w:val="22"/>
+        </w:rPr>
+        <w:t>C4-lite: del Context a los Containers</w:t>
+      </w:r>
+      <w:r>
+        <w:rPr>
+          <w:b w:val="0"/>
+          <w:color w:val="4A4A49"/>
+          <w:sz w:val="22"/>
+        </w:rPr>
+        <w:t xml:space="preserve"> · [Slide 5]</w:t>
+      </w:r>
+    </w:p>
+    <w:p>
+      <w:pPr>
+        <w:pStyle w:val="ListBullet"/>
+      </w:pPr>
+      <w:r>
+        <w:rPr>
+          <w:b/>
+          <w:color w:val="4A4A49"/>
+          <w:sz w:val="22"/>
+        </w:rPr>
+        <w:t>Los tres contratos de CloudLite: cuatro datos por fila</w:t>
+      </w:r>
+      <w:r>
+        <w:rPr>
+          <w:b w:val="0"/>
+          <w:color w:val="4A4A49"/>
+          <w:sz w:val="22"/>
+        </w:rPr>
+        <w:t xml:space="preserve"> · [Slide 6]</w:t>
+      </w:r>
+    </w:p>
+    <w:p>
+      <w:pPr>
+        <w:pStyle w:val="ListBullet"/>
+      </w:pPr>
+      <w:r>
+        <w:rPr>
+          <w:b/>
+          <w:color w:val="4A4A49"/>
+          <w:sz w:val="22"/>
+        </w:rPr>
+        <w:t>Distribuido implica fallos</w:t>
+      </w:r>
+      <w:r>
+        <w:rPr>
+          <w:b w:val="0"/>
+          <w:color w:val="4A4A49"/>
+          <w:sz w:val="22"/>
+        </w:rPr>
+        <w:t xml:space="preserve"> · [Slide 7]</w:t>
+      </w:r>
+    </w:p>
+    <w:p>
+      <w:r>
+        <w:rPr>
+          <w:b/>
+          <w:color w:val="4A4A49"/>
+          <w:sz w:val="22"/>
+        </w:rPr>
+        <w:t>Ninguna se salta</w:t>
+      </w:r>
+      <w:r>
+        <w:rPr>
+          <w:b w:val="0"/>
+          <w:color w:val="4A4A49"/>
+          <w:sz w:val="22"/>
+        </w:rPr>
+        <w:t>: cada una de esas diapositivas es el mecanismo con que se resuelve</w:t>
+      </w:r>
+    </w:p>
+    <w:p>
+      <w:r>
+        <w:rPr>
+          <w:b w:val="0"/>
+          <w:color w:val="4A4A49"/>
+          <w:sz w:val="22"/>
+        </w:rPr>
+        <w:t>al menos una pregunta de la actividad calificada de hoy.</w:t>
+      </w:r>
+    </w:p>
+    <w:p>
+      <w:r>
+        <w:rPr>
+          <w:b w:val="0"/>
+          <w:color w:val="4A4A49"/>
+          <w:sz w:val="22"/>
+        </w:rPr>
+        <w:t>El desarrollo completo de cada uno está arriba, en «Fundamento teórico para el docente»:</w:t>
+      </w:r>
+    </w:p>
+    <w:p>
+      <w:r>
+        <w:rPr>
+          <w:b w:val="0"/>
+          <w:color w:val="4A4A49"/>
+          <w:sz w:val="22"/>
+        </w:rPr>
+        <w:t>esa sección está escrita para que puedas dictarla sin consultar otra fuente.</w:t>
+      </w:r>
+    </w:p>
+    <w:p>
+      <w:r>
+        <w:rPr>
+          <w:b w:val="0"/>
+          <w:color w:val="4A4A49"/>
+          <w:sz w:val="22"/>
+        </w:rPr>
+        <w:t>Cada 8–10 min amarra al artefacto: «esto es lo que van a dejar hoy en su informe/diagrama/repo».</w:t>
+      </w:r>
+    </w:p>
+    <w:p>
+      <w:r>
+        <w:rPr>
+          <w:b w:val="0"/>
+          <w:color w:val="4A4A49"/>
+          <w:sz w:val="22"/>
+        </w:rPr>
+        <w:t>Pide un estudiante voluntario y usa SU dominio como ejemplo en vivo (no el de la demo).</w:t>
       </w:r>
     </w:p>
     <w:p>
@@ -1751,7 +2071,7 @@
           <w:color w:val="1A1C1D"/>
           <w:sz w:val="32"/>
         </w:rPr>
-        <w:t>0–10 · Encuadre PI · [Slide 2][Slide 3]</w:t>
+        <w:t>40–55 · Demo en vivo · [Slide 34]</w:t>
       </w:r>
     </w:p>
     <w:p>
@@ -1761,7 +2081,7 @@
           <w:color w:val="4A4A49"/>
           <w:sz w:val="22"/>
         </w:rPr>
-        <w:t xml:space="preserve">Di casi literal: «Hoy avanzamos el PI CloudLite App en: </w:t>
+        <w:t xml:space="preserve">Herramienta del día: </w:t>
       </w:r>
       <w:r>
         <w:rPr>
@@ -1769,7 +2089,7 @@
           <w:color w:val="4A4A49"/>
           <w:sz w:val="22"/>
         </w:rPr>
-        <w:t>Diagramar componentes/servicios de CloudLite y sus contratos</w:t>
+        <w:t>Navegador · editor de diagramas del curso (Mermaid) · boceto libre opcional</w:t>
       </w:r>
       <w:r>
         <w:rPr>
@@ -1783,77 +2103,120 @@
     <w:p>
       <w:r>
         <w:rPr>
+          <w:b/>
+          <w:color w:val="4A4A49"/>
+          <w:sz w:val="22"/>
+        </w:rPr>
+        <w:t>Demo que usted debe poder repetir:</w:t>
+      </w:r>
+      <w:r>
+        <w:rPr>
           <w:b w:val="0"/>
           <w:color w:val="4A4A49"/>
           <w:sz w:val="22"/>
         </w:rPr>
-        <w:t>Entregable concreto: Diagrama C4 Container en Mermaid + tabla de 3 contratos + 3 riesgos de distribución.</w:t>
+        <w:t xml:space="preserve"> Convertir el Context de la Clase 1 en Containers, y dejarlo renderizado en la plataforma</w:t>
       </w:r>
     </w:p>
     <w:p>
+      <w:pPr>
+        <w:pStyle w:val="ListNumber"/>
+      </w:pPr>
       <w:r>
         <w:rPr>
           <w:b w:val="0"/>
           <w:color w:val="4A4A49"/>
           <w:sz w:val="22"/>
         </w:rPr>
-        <w:t>Teoría breve y luego taller; no es un lab suelto.»</w:t>
+        <w:t>Abra el diagrama C4 Context de la demo de Clase 1 y haga zoom a la caja «CloudLite App». Diga: «hoy no dibujamos otro sistema, abrimos este».</w:t>
       </w:r>
     </w:p>
     <w:p>
+      <w:pPr>
+        <w:pStyle w:val="ListNumber"/>
+      </w:pPr>
       <w:r>
         <w:rPr>
           <w:b w:val="0"/>
           <w:color w:val="4A4A49"/>
           <w:sz w:val="22"/>
         </w:rPr>
-        <w:t>Pasa la diapositiva de agenda y la de objetivos. Abre el enunciado PI si alguien aún no lo tiene.</w:t>
+        <w:t>Reemplace esa caja por 3 cajas internas: «App web», «API de turnos» y «Base de turnos». Escriba en cada una sus TRES datos: nombre, tecnologia y responsabilidad en una frase.</w:t>
       </w:r>
     </w:p>
     <w:p>
+      <w:pPr>
+        <w:pStyle w:val="ListNumber"/>
+      </w:pPr>
       <w:r>
         <w:rPr>
           <w:b w:val="0"/>
           <w:color w:val="4A4A49"/>
           <w:sz w:val="22"/>
         </w:rPr>
-        <w:t>Pregunta de arranque (1 min): «¿En qué quedó tu CloudLite la clase pasada?» — sirve para detectar estudiantes rezagados antes de avanzar.</w:t>
+        <w:t>Senale la base de datos y diga: «esta no es un Container mas, es un ALMACEN; en el codigo va como ContainerDb y son 2 puntos». Deje el cliente y el correo FUERA del recuadro del sistema.</w:t>
       </w:r>
     </w:p>
     <w:p>
       <w:pPr>
-        <w:spacing w:before="200" w:after="60"/>
-      </w:pPr>
-      <w:r>
-        <w:rPr>
-          <w:b/>
-          <w:color w:val="1A1C1D"/>
-          <w:sz w:val="32"/>
-        </w:rPr>
-        <w:t>10–40 · Teoría Core (al servicio del taller) · desde [Slide 4]</w:t>
-      </w:r>
-    </w:p>
-    <w:p>
+        <w:pStyle w:val="ListNumber"/>
+      </w:pPr>
       <w:r>
         <w:rPr>
           <w:b w:val="0"/>
           <w:color w:val="4A4A49"/>
           <w:sz w:val="22"/>
         </w:rPr>
-        <w:t>Cubre estos conceptos, en este orden, ~7 min cada uno, con su diapositiva:</w:t>
+        <w:t>Rotule CADA flecha con protocolo Y formato: «HTTPS/JSON», «TCP/SQL». Borre a proposito una etiqueta y pregunte que se pierde: sin ella nadie puede decir por donde se rompe.</w:t>
       </w:r>
     </w:p>
     <w:p>
       <w:pPr>
-        <w:pStyle w:val="ListBullet"/>
-      </w:pPr>
+        <w:pStyle w:val="ListNumber"/>
+      </w:pPr>
+      <w:r>
+        <w:rPr>
+          <w:b w:val="0"/>
+          <w:color w:val="4A4A49"/>
+          <w:sz w:val="22"/>
+        </w:rPr>
+        <w:t>Proponga una cuarta caja, el worker de avisos, y pida la razon de negocio. Si nadie la da, borrela en vivo: «eso es microservicios teatro». Si alguien la da (el correo tarda y puede fallar), quedese con ella y anote la razon al lado.</w:t>
+      </w:r>
+    </w:p>
+    <w:p>
+      <w:pPr>
+        <w:pStyle w:val="ListNumber"/>
+      </w:pPr>
+      <w:r>
+        <w:rPr>
+          <w:b w:val="0"/>
+          <w:color w:val="4A4A49"/>
+          <w:sz w:val="22"/>
+        </w:rPr>
+        <w:t>Verifique nombre por nombre contra el C4 Context de la Clase 1: si alli decia «Pasarela de pagos», aqui no puede decir «Pagos». Son 2 puntos de la pregunta 13.</w:t>
+      </w:r>
+    </w:p>
+    <w:p>
+      <w:pPr>
+        <w:pStyle w:val="ListNumber"/>
+      </w:pPr>
+      <w:r>
+        <w:rPr>
+          <w:b w:val="0"/>
+          <w:color w:val="4A4A49"/>
+          <w:sz w:val="22"/>
+        </w:rPr>
+        <w:t>Cierre en la plataforma del curso: pegue el codigo Mermaid de la diapositiva del molde, cambie los nombres por los del ejemplo del tablero y proyecte el resultado RENDERIZADO. Diga: «si no renderiza, no hay diagrama; se revisa antes de enviar».</w:t>
+      </w:r>
+    </w:p>
+    <w:p>
       <w:r>
         <w:rPr>
           <w:b/>
           <w:color w:val="4A4A49"/>
           <w:sz w:val="22"/>
         </w:rPr>
-        <w:t>Monolito vs microservicios (para el PI)</w:t>
+        <w:t>Referencia del resultado:</w:t>
       </w:r>
       <w:r>
         <w:rPr>
@@ -1861,483 +2224,186 @@
           <w:color w:val="4A4A49"/>
           <w:sz w:val="22"/>
         </w:rPr>
-        <w:t xml:space="preserve"> · [Slide 4]</w:t>
+        <w:t xml:space="preserve"> C4 Container de la demo (el Context de la Clase 1, ya abierto). Si la red falla o prefiere no dibujar a mano, pegue este codigo en la pregunta de diagrama de la actividad y proyectelo renderizado; tambien sirve para volver a generar la imagen en cualquier editor que soporte Mermaid.</w:t>
       </w:r>
     </w:p>
     <w:p>
       <w:pPr>
-        <w:pStyle w:val="ListBullet"/>
-      </w:pPr>
-      <w:r>
-        <w:rPr>
-          <w:b/>
-          <w:color w:val="4A4A49"/>
-          <w:sz w:val="22"/>
-        </w:rPr>
-        <w:t>C4-lite: del Context a los Containers</w:t>
-      </w:r>
+        <w:shd w:val="clear" w:fill="F2F2F3"/>
+        <w:spacing w:before="60" w:after="60"/>
+        <w:ind w:left="216"/>
+      </w:pPr>
+      <w:r>
+        <w:rPr>
+          <w:rFonts w:ascii="Consolas" w:hAnsi="Consolas"/>
+          <w:color w:val="111111"/>
+          <w:sz w:val="19"/>
+        </w:rPr>
+        <w:t>C4Container</w:t>
+      </w:r>
+      <w:r>
+        <w:br/>
+      </w:r>
+      <w:r>
+        <w:rPr>
+          <w:rFonts w:ascii="Consolas" w:hAnsi="Consolas"/>
+          <w:color w:val="111111"/>
+          <w:sz w:val="19"/>
+        </w:rPr>
+        <w:t xml:space="preserve">    title CloudLite App - nivel Container (demo de clase)</w:t>
+      </w:r>
+      <w:r>
+        <w:br/>
+      </w:r>
+      <w:r>
+        <w:rPr>
+          <w:rFonts w:ascii="Consolas" w:hAnsi="Consolas"/>
+          <w:color w:val="111111"/>
+          <w:sz w:val="19"/>
+        </w:rPr>
+        <w:t xml:space="preserve">    Person(usuario, "Usuario final", "Consulta y usa el servicio")</w:t>
+      </w:r>
+      <w:r>
+        <w:br/>
+      </w:r>
+      <w:r>
+        <w:rPr>
+          <w:rFonts w:ascii="Consolas" w:hAnsi="Consolas"/>
+          <w:color w:val="111111"/>
+          <w:sz w:val="19"/>
+        </w:rPr>
+        <w:t xml:space="preserve">    Person(admin, "Administrador", "Configura y opera")</w:t>
+      </w:r>
+      <w:r>
+        <w:br/>
+      </w:r>
+      <w:r>
+        <w:rPr>
+          <w:rFonts w:ascii="Consolas" w:hAnsi="Consolas"/>
+          <w:color w:val="111111"/>
+          <w:sz w:val="19"/>
+        </w:rPr>
+        <w:t xml:space="preserve">    System_Boundary(cloudlite, "CloudLite App") {</w:t>
+      </w:r>
+      <w:r>
+        <w:br/>
+      </w:r>
+      <w:r>
+        <w:rPr>
+          <w:rFonts w:ascii="Consolas" w:hAnsi="Consolas"/>
+          <w:color w:val="111111"/>
+          <w:sz w:val="19"/>
+        </w:rPr>
+        <w:t xml:space="preserve">      Container(web, "App web", "React", "Pantallas del usuario y del administrador")</w:t>
+      </w:r>
+      <w:r>
+        <w:br/>
+      </w:r>
+      <w:r>
+        <w:rPr>
+          <w:rFonts w:ascii="Consolas" w:hAnsi="Consolas"/>
+          <w:color w:val="111111"/>
+          <w:sz w:val="19"/>
+        </w:rPr>
+        <w:t xml:space="preserve">      Container(api, "API CloudLite", "Node.js", "Reglas de negocio y validaciones")</w:t>
+      </w:r>
+      <w:r>
+        <w:br/>
+      </w:r>
+      <w:r>
+        <w:rPr>
+          <w:rFonts w:ascii="Consolas" w:hAnsi="Consolas"/>
+          <w:color w:val="111111"/>
+          <w:sz w:val="19"/>
+        </w:rPr>
+        <w:t xml:space="preserve">      ContainerDb(db, "Base de datos", "PostgreSQL", "Datos del dominio")</w:t>
+      </w:r>
+      <w:r>
+        <w:br/>
+      </w:r>
+      <w:r>
+        <w:rPr>
+          <w:rFonts w:ascii="Consolas" w:hAnsi="Consolas"/>
+          <w:color w:val="111111"/>
+          <w:sz w:val="19"/>
+        </w:rPr>
+        <w:t xml:space="preserve">    }</w:t>
+      </w:r>
+      <w:r>
+        <w:br/>
+      </w:r>
+      <w:r>
+        <w:rPr>
+          <w:rFonts w:ascii="Consolas" w:hAnsi="Consolas"/>
+          <w:color w:val="111111"/>
+          <w:sz w:val="19"/>
+        </w:rPr>
+        <w:t xml:space="preserve">    System_Ext(pagos, "Pasarela de pagos", "Servicio de terceros")</w:t>
+      </w:r>
+      <w:r>
+        <w:br/>
+      </w:r>
+      <w:r>
+        <w:rPr>
+          <w:rFonts w:ascii="Consolas" w:hAnsi="Consolas"/>
+          <w:color w:val="111111"/>
+          <w:sz w:val="19"/>
+        </w:rPr>
+        <w:t xml:space="preserve">    Rel(usuario, web, "consulta", "HTTPS")</w:t>
+      </w:r>
+      <w:r>
+        <w:br/>
+      </w:r>
+      <w:r>
+        <w:rPr>
+          <w:rFonts w:ascii="Consolas" w:hAnsi="Consolas"/>
+          <w:color w:val="111111"/>
+          <w:sz w:val="19"/>
+        </w:rPr>
+        <w:t xml:space="preserve">    Rel(admin, web, "administra", "HTTPS")</w:t>
+      </w:r>
+      <w:r>
+        <w:br/>
+      </w:r>
+      <w:r>
+        <w:rPr>
+          <w:rFonts w:ascii="Consolas" w:hAnsi="Consolas"/>
+          <w:color w:val="111111"/>
+          <w:sz w:val="19"/>
+        </w:rPr>
+        <w:t xml:space="preserve">    Rel(web, api, "pide y envia datos", "HTTPS/JSON")</w:t>
+      </w:r>
+      <w:r>
+        <w:br/>
+      </w:r>
+      <w:r>
+        <w:rPr>
+          <w:rFonts w:ascii="Consolas" w:hAnsi="Consolas"/>
+          <w:color w:val="111111"/>
+          <w:sz w:val="19"/>
+        </w:rPr>
+        <w:t xml:space="preserve">    Rel(api, db, "lee y escribe", "TCP/SQL")</w:t>
+      </w:r>
+      <w:r>
+        <w:br/>
+      </w:r>
+      <w:r>
+        <w:rPr>
+          <w:rFonts w:ascii="Consolas" w:hAnsi="Consolas"/>
+          <w:color w:val="111111"/>
+          <w:sz w:val="19"/>
+        </w:rPr>
+        <w:t xml:space="preserve">    Rel(api, pagos, "cobra", "API REST sobre HTTPS")</w:t>
+      </w:r>
+    </w:p>
+    <w:p>
       <w:r>
         <w:rPr>
           <w:b w:val="0"/>
           <w:color w:val="4A4A49"/>
           <w:sz w:val="22"/>
         </w:rPr>
-        <w:t xml:space="preserve"> · [Slide 5]</w:t>
-      </w:r>
-    </w:p>
-    <w:p>
-      <w:pPr>
-        <w:pStyle w:val="ListBullet"/>
-      </w:pPr>
-      <w:r>
-        <w:rPr>
-          <w:b/>
-          <w:color w:val="4A4A49"/>
-          <w:sz w:val="22"/>
-        </w:rPr>
-        <w:t>Los tres contratos de CloudLite: cuatro datos por fila</w:t>
-      </w:r>
-      <w:r>
-        <w:rPr>
-          <w:b w:val="0"/>
-          <w:color w:val="4A4A49"/>
-          <w:sz w:val="22"/>
-        </w:rPr>
-        <w:t xml:space="preserve"> · [Slide 6]</w:t>
-      </w:r>
-    </w:p>
-    <w:p>
-      <w:pPr>
-        <w:pStyle w:val="ListBullet"/>
-      </w:pPr>
-      <w:r>
-        <w:rPr>
-          <w:b/>
-          <w:color w:val="4A4A49"/>
-          <w:sz w:val="22"/>
-        </w:rPr>
-        <w:t>Distribuido implica fallos</w:t>
-      </w:r>
-      <w:r>
-        <w:rPr>
-          <w:b w:val="0"/>
-          <w:color w:val="4A4A49"/>
-          <w:sz w:val="22"/>
-        </w:rPr>
-        <w:t xml:space="preserve"> · [Slide 7]</w:t>
-      </w:r>
-    </w:p>
-    <w:p>
-      <w:r>
-        <w:rPr>
-          <w:b/>
-          <w:color w:val="4A4A49"/>
-          <w:sz w:val="22"/>
-        </w:rPr>
-        <w:t>Ninguna se salta</w:t>
-      </w:r>
-      <w:r>
-        <w:rPr>
-          <w:b w:val="0"/>
-          <w:color w:val="4A4A49"/>
-          <w:sz w:val="22"/>
-        </w:rPr>
-        <w:t>: cada una de esas diapositivas es el mecanismo con que se resuelve</w:t>
-      </w:r>
-    </w:p>
-    <w:p>
-      <w:r>
-        <w:rPr>
-          <w:b w:val="0"/>
-          <w:color w:val="4A4A49"/>
-          <w:sz w:val="22"/>
-        </w:rPr>
-        <w:t>al menos una pregunta de la actividad calificada de hoy.</w:t>
-      </w:r>
-    </w:p>
-    <w:p>
-      <w:r>
-        <w:rPr>
-          <w:b w:val="0"/>
-          <w:color w:val="4A4A49"/>
-          <w:sz w:val="22"/>
-        </w:rPr>
-        <w:t>El desarrollo completo de cada uno está arriba, en «Fundamento teórico para el docente»:</w:t>
-      </w:r>
-    </w:p>
-    <w:p>
-      <w:r>
-        <w:rPr>
-          <w:b w:val="0"/>
-          <w:color w:val="4A4A49"/>
-          <w:sz w:val="22"/>
-        </w:rPr>
-        <w:t>esa sección está escrita para que puedas dictarla sin consultar otra fuente.</w:t>
-      </w:r>
-    </w:p>
-    <w:p>
-      <w:r>
-        <w:rPr>
-          <w:b w:val="0"/>
-          <w:color w:val="4A4A49"/>
-          <w:sz w:val="22"/>
-        </w:rPr>
-        <w:t>Cada 8–10 min amarra al artefacto: «esto es lo que van a dejar hoy en su informe/diagrama/repo».</w:t>
-      </w:r>
-    </w:p>
-    <w:p>
-      <w:r>
-        <w:rPr>
-          <w:b w:val="0"/>
-          <w:color w:val="4A4A49"/>
-          <w:sz w:val="22"/>
-        </w:rPr>
-        <w:t>Pide un estudiante voluntario y usa SU dominio como ejemplo en vivo (no el de la demo).</w:t>
-      </w:r>
-    </w:p>
-    <w:p>
-      <w:pPr>
-        <w:spacing w:before="200" w:after="60"/>
-      </w:pPr>
-      <w:r>
-        <w:rPr>
-          <w:b/>
-          <w:color w:val="1A1C1D"/>
-          <w:sz w:val="32"/>
-        </w:rPr>
-        <w:t>40–55 · Demo en vivo · [Slide 39]</w:t>
-      </w:r>
-    </w:p>
-    <w:p>
-      <w:r>
-        <w:rPr>
-          <w:b w:val="0"/>
-          <w:color w:val="4A4A49"/>
-          <w:sz w:val="22"/>
-        </w:rPr>
-        <w:t xml:space="preserve">Herramienta del día: </w:t>
-      </w:r>
-      <w:r>
-        <w:rPr>
-          <w:b/>
-          <w:color w:val="4A4A49"/>
-          <w:sz w:val="22"/>
-        </w:rPr>
-        <w:t>Navegador · editor de diagramas del curso (Mermaid) · boceto libre opcional</w:t>
-      </w:r>
-      <w:r>
-        <w:rPr>
-          <w:b w:val="0"/>
-          <w:color w:val="4A4A49"/>
-          <w:sz w:val="22"/>
-        </w:rPr>
-        <w:t>.</w:t>
-      </w:r>
-    </w:p>
-    <w:p>
-      <w:r>
-        <w:rPr>
-          <w:b/>
-          <w:color w:val="4A4A49"/>
-          <w:sz w:val="22"/>
-        </w:rPr>
-        <w:t>Demo que usted debe poder repetir:</w:t>
-      </w:r>
-      <w:r>
-        <w:rPr>
-          <w:b w:val="0"/>
-          <w:color w:val="4A4A49"/>
-          <w:sz w:val="22"/>
-        </w:rPr>
-        <w:t xml:space="preserve"> Convertir el Context de la Clase 1 en Containers, y dejarlo renderizado en la plataforma</w:t>
-      </w:r>
-    </w:p>
-    <w:p>
-      <w:pPr>
-        <w:pStyle w:val="ListNumber"/>
-      </w:pPr>
-      <w:r>
-        <w:rPr>
-          <w:b w:val="0"/>
-          <w:color w:val="4A4A49"/>
-          <w:sz w:val="22"/>
-        </w:rPr>
-        <w:t>Abra el diagrama C4 Context de la demo de Clase 1 y haga zoom a la caja «CloudLite App». Diga: «hoy no dibujamos otro sistema, abrimos este».</w:t>
-      </w:r>
-    </w:p>
-    <w:p>
-      <w:pPr>
-        <w:pStyle w:val="ListNumber"/>
-      </w:pPr>
-      <w:r>
-        <w:rPr>
-          <w:b w:val="0"/>
-          <w:color w:val="4A4A49"/>
-          <w:sz w:val="22"/>
-        </w:rPr>
-        <w:t>Reemplace esa caja por 3 cajas internas: «App web», «API de turnos» y «Base de turnos». Escriba en cada una sus TRES datos: nombre, tecnologia y responsabilidad en una frase.</w:t>
-      </w:r>
-    </w:p>
-    <w:p>
-      <w:pPr>
-        <w:pStyle w:val="ListNumber"/>
-      </w:pPr>
-      <w:r>
-        <w:rPr>
-          <w:b w:val="0"/>
-          <w:color w:val="4A4A49"/>
-          <w:sz w:val="22"/>
-        </w:rPr>
-        <w:t>Senale la base de datos y diga: «esta no es un Container mas, es un ALMACEN; en el codigo va como ContainerDb y son 2 puntos». Deje el cliente y el correo FUERA del recuadro del sistema.</w:t>
-      </w:r>
-    </w:p>
-    <w:p>
-      <w:pPr>
-        <w:pStyle w:val="ListNumber"/>
-      </w:pPr>
-      <w:r>
-        <w:rPr>
-          <w:b w:val="0"/>
-          <w:color w:val="4A4A49"/>
-          <w:sz w:val="22"/>
-        </w:rPr>
-        <w:t>Rotule CADA flecha con protocolo Y formato: «HTTPS/JSON», «TCP/SQL». Borre a proposito una etiqueta y pregunte que se pierde: sin ella nadie puede decir por donde se rompe.</w:t>
-      </w:r>
-    </w:p>
-    <w:p>
-      <w:pPr>
-        <w:pStyle w:val="ListNumber"/>
-      </w:pPr>
-      <w:r>
-        <w:rPr>
-          <w:b w:val="0"/>
-          <w:color w:val="4A4A49"/>
-          <w:sz w:val="22"/>
-        </w:rPr>
-        <w:t>Proponga una cuarta caja, el worker de avisos, y pida la razon de negocio. Si nadie la da, borrela en vivo: «eso es microservicios teatro». Si alguien la da (el correo tarda y puede fallar), quedese con ella y anote la razon al lado.</w:t>
-      </w:r>
-    </w:p>
-    <w:p>
-      <w:pPr>
-        <w:pStyle w:val="ListNumber"/>
-      </w:pPr>
-      <w:r>
-        <w:rPr>
-          <w:b w:val="0"/>
-          <w:color w:val="4A4A49"/>
-          <w:sz w:val="22"/>
-        </w:rPr>
-        <w:t>Verifique nombre por nombre contra el C4 Context de la Clase 1: si alli decia «Pasarela de pagos», aqui no puede decir «Pagos». Son 2 puntos de la pregunta 13.</w:t>
-      </w:r>
-    </w:p>
-    <w:p>
-      <w:pPr>
-        <w:pStyle w:val="ListNumber"/>
-      </w:pPr>
-      <w:r>
-        <w:rPr>
-          <w:b w:val="0"/>
-          <w:color w:val="4A4A49"/>
-          <w:sz w:val="22"/>
-        </w:rPr>
-        <w:t>Cierre en la plataforma del curso: pegue el codigo Mermaid de la diapositiva del molde, cambie los nombres por los del ejemplo del tablero y proyecte el resultado RENDERIZADO. Diga: «si no renderiza, no hay diagrama; se revisa antes de enviar».</w:t>
-      </w:r>
-    </w:p>
-    <w:p>
-      <w:r>
-        <w:rPr>
-          <w:b/>
-          <w:color w:val="4A4A49"/>
-          <w:sz w:val="22"/>
-        </w:rPr>
-        <w:t>Referencia del resultado:</w:t>
-      </w:r>
-      <w:r>
-        <w:rPr>
-          <w:b w:val="0"/>
-          <w:color w:val="4A4A49"/>
-          <w:sz w:val="22"/>
-        </w:rPr>
-        <w:t xml:space="preserve"> C4 Container de la demo (el Context de la Clase 1, ya abierto). Si la red falla o prefiere no dibujar a mano, pegue este codigo en la pregunta de diagrama de la actividad y proyectelo renderizado; tambien sirve para volver a generar la imagen en cualquier editor que soporte Mermaid.</w:t>
-      </w:r>
-    </w:p>
-    <w:p>
-      <w:pPr>
-        <w:shd w:val="clear" w:fill="F2F2F3"/>
-        <w:spacing w:before="60" w:after="60"/>
-        <w:ind w:left="216"/>
-      </w:pPr>
-      <w:r>
-        <w:rPr>
-          <w:rFonts w:ascii="Consolas" w:hAnsi="Consolas"/>
-          <w:color w:val="111111"/>
-          <w:sz w:val="19"/>
-        </w:rPr>
-        <w:t>C4Container</w:t>
-      </w:r>
-      <w:r>
-        <w:br/>
-      </w:r>
-      <w:r>
-        <w:rPr>
-          <w:rFonts w:ascii="Consolas" w:hAnsi="Consolas"/>
-          <w:color w:val="111111"/>
-          <w:sz w:val="19"/>
-        </w:rPr>
-        <w:t xml:space="preserve">    title CloudLite App - nivel Container (demo de clase)</w:t>
-      </w:r>
-      <w:r>
-        <w:br/>
-      </w:r>
-      <w:r>
-        <w:rPr>
-          <w:rFonts w:ascii="Consolas" w:hAnsi="Consolas"/>
-          <w:color w:val="111111"/>
-          <w:sz w:val="19"/>
-        </w:rPr>
-        <w:t xml:space="preserve">    Person(usuario, "Usuario final", "Consulta y usa el servicio")</w:t>
-      </w:r>
-      <w:r>
-        <w:br/>
-      </w:r>
-      <w:r>
-        <w:rPr>
-          <w:rFonts w:ascii="Consolas" w:hAnsi="Consolas"/>
-          <w:color w:val="111111"/>
-          <w:sz w:val="19"/>
-        </w:rPr>
-        <w:t xml:space="preserve">    Person(admin, "Administrador", "Configura y opera")</w:t>
-      </w:r>
-      <w:r>
-        <w:br/>
-      </w:r>
-      <w:r>
-        <w:rPr>
-          <w:rFonts w:ascii="Consolas" w:hAnsi="Consolas"/>
-          <w:color w:val="111111"/>
-          <w:sz w:val="19"/>
-        </w:rPr>
-        <w:t xml:space="preserve">    System_Boundary(cloudlite, "CloudLite App") {</w:t>
-      </w:r>
-      <w:r>
-        <w:br/>
-      </w:r>
-      <w:r>
-        <w:rPr>
-          <w:rFonts w:ascii="Consolas" w:hAnsi="Consolas"/>
-          <w:color w:val="111111"/>
-          <w:sz w:val="19"/>
-        </w:rPr>
-        <w:t xml:space="preserve">      Container(web, "App web", "React", "Pantallas del usuario y del administrador")</w:t>
-      </w:r>
-      <w:r>
-        <w:br/>
-      </w:r>
-      <w:r>
-        <w:rPr>
-          <w:rFonts w:ascii="Consolas" w:hAnsi="Consolas"/>
-          <w:color w:val="111111"/>
-          <w:sz w:val="19"/>
-        </w:rPr>
-        <w:t xml:space="preserve">      Container(api, "API CloudLite", "Node.js", "Reglas de negocio y validaciones")</w:t>
-      </w:r>
-      <w:r>
-        <w:br/>
-      </w:r>
-      <w:r>
-        <w:rPr>
-          <w:rFonts w:ascii="Consolas" w:hAnsi="Consolas"/>
-          <w:color w:val="111111"/>
-          <w:sz w:val="19"/>
-        </w:rPr>
-        <w:t xml:space="preserve">      ContainerDb(db, "Base de datos", "PostgreSQL", "Datos del dominio")</w:t>
-      </w:r>
-      <w:r>
-        <w:br/>
-      </w:r>
-      <w:r>
-        <w:rPr>
-          <w:rFonts w:ascii="Consolas" w:hAnsi="Consolas"/>
-          <w:color w:val="111111"/>
-          <w:sz w:val="19"/>
-        </w:rPr>
-        <w:t xml:space="preserve">    }</w:t>
-      </w:r>
-      <w:r>
-        <w:br/>
-      </w:r>
-      <w:r>
-        <w:rPr>
-          <w:rFonts w:ascii="Consolas" w:hAnsi="Consolas"/>
-          <w:color w:val="111111"/>
-          <w:sz w:val="19"/>
-        </w:rPr>
-        <w:t xml:space="preserve">    System_Ext(pagos, "Pasarela de pagos", "Servicio de terceros")</w:t>
-      </w:r>
-      <w:r>
-        <w:br/>
-      </w:r>
-      <w:r>
-        <w:rPr>
-          <w:rFonts w:ascii="Consolas" w:hAnsi="Consolas"/>
-          <w:color w:val="111111"/>
-          <w:sz w:val="19"/>
-        </w:rPr>
-        <w:t xml:space="preserve">    Rel(usuario, web, "consulta", "HTTPS")</w:t>
-      </w:r>
-      <w:r>
-        <w:br/>
-      </w:r>
-      <w:r>
-        <w:rPr>
-          <w:rFonts w:ascii="Consolas" w:hAnsi="Consolas"/>
-          <w:color w:val="111111"/>
-          <w:sz w:val="19"/>
-        </w:rPr>
-        <w:t xml:space="preserve">    Rel(admin, web, "administra", "HTTPS")</w:t>
-      </w:r>
-      <w:r>
-        <w:br/>
-      </w:r>
-      <w:r>
-        <w:rPr>
-          <w:rFonts w:ascii="Consolas" w:hAnsi="Consolas"/>
-          <w:color w:val="111111"/>
-          <w:sz w:val="19"/>
-        </w:rPr>
-        <w:t xml:space="preserve">    Rel(web, api, "pide y envia datos", "HTTPS/JSON")</w:t>
-      </w:r>
-      <w:r>
-        <w:br/>
-      </w:r>
-      <w:r>
-        <w:rPr>
-          <w:rFonts w:ascii="Consolas" w:hAnsi="Consolas"/>
-          <w:color w:val="111111"/>
-          <w:sz w:val="19"/>
-        </w:rPr>
-        <w:t xml:space="preserve">    Rel(api, db, "lee y escribe", "TCP/SQL")</w:t>
-      </w:r>
-      <w:r>
-        <w:br/>
-      </w:r>
-      <w:r>
-        <w:rPr>
-          <w:rFonts w:ascii="Consolas" w:hAnsi="Consolas"/>
-          <w:color w:val="111111"/>
-          <w:sz w:val="19"/>
-        </w:rPr>
-        <w:t xml:space="preserve">    Rel(api, pagos, "cobra", "API REST sobre HTTPS")</w:t>
-      </w:r>
-    </w:p>
-    <w:p>
-      <w:r>
-        <w:rPr>
-          <w:b w:val="0"/>
-          <w:color w:val="4A4A49"/>
-          <w:sz w:val="22"/>
-        </w:rPr>
-        <w:t>Narra los clics en voz alta. Si falla la red, proyecta la [Slide 38], que ya trae el resultado de la demo, y recórrela rótulo por rótulo.</w:t>
+        <w:t>Narra los clics en voz alta. Si falla la red, proyecta la [Slide 33], que ya trae el resultado de la demo, y recórrela rótulo por rótulo.</w:t>
       </w:r>
     </w:p>
     <w:p>
@@ -2707,7 +2773,7 @@
           <w:color w:val="1A1C1D"/>
           <w:sz w:val="32"/>
         </w:rPr>
-        <w:t>115–120 · Cierre · [Slide 40]</w:t>
+        <w:t>115–120 · Cierre · [Slide 35]</w:t>
       </w:r>
     </w:p>
     <w:p>

--- a/Arquitectura de Sistemas Computacionales/Kit docente/Clase 4/Guion Docente Clase 4 - Microservicios y arquitecturas distribuidas.docx
+++ b/Arquitectura de Sistemas Computacionales/Kit docente/Clase 4/Guion Docente Clase 4 - Microservicios y arquitecturas distribuidas.docx
@@ -284,15 +284,15 @@
           <w:color w:val="4A4A49"/>
           <w:sz w:val="22"/>
         </w:rPr>
-        <w:t>[Slide 8] De donde viene la clase y que se abre hoy</w:t>
-      </w:r>
-      <w:r>
-        <w:rPr>
-          <w:b w:val="0"/>
-          <w:color w:val="4A4A49"/>
-          <w:sz w:val="22"/>
-        </w:rPr>
-        <w:t xml:space="preserve"> — 5 vinetas.</w:t>
+        <w:t>[Slide 4] De donde viene la clase y que se abre hoy</w:t>
+      </w:r>
+      <w:r>
+        <w:rPr>
+          <w:b w:val="0"/>
+          <w:color w:val="4A4A49"/>
+          <w:sz w:val="22"/>
+        </w:rPr>
+        <w:t xml:space="preserve"> — 4 vinetas.</w:t>
       </w:r>
     </w:p>
     <w:p>
@@ -305,6 +305,84 @@
           <w:color w:val="4A4A49"/>
           <w:sz w:val="22"/>
         </w:rPr>
+        <w:t>DESARROLLO (para explicarlo, no se proyecta):</w:t>
+      </w:r>
+    </w:p>
+    <w:p>
+      <w:pPr>
+        <w:pStyle w:val="ListBullet2"/>
+      </w:pPr>
+      <w:r>
+        <w:rPr>
+          <w:b w:val="0"/>
+          <w:color w:val="4A4A49"/>
+          <w:sz w:val="22"/>
+        </w:rPr>
+        <w:t>Hoy se juntan las dos cosas: se abre la caja negra y se decide de cuantas piezas esta hecha por dentro y por que.</w:t>
+      </w:r>
+    </w:p>
+    <w:p>
+      <w:pPr>
+        <w:pStyle w:val="ListBullet2"/>
+      </w:pPr>
+      <w:r>
+        <w:rPr>
+          <w:b w:val="0"/>
+          <w:color w:val="4A4A49"/>
+          <w:sz w:val="22"/>
+        </w:rPr>
+        <w:t>Ese es el nivel 2 del modelo C4, el de contenedores, y el trabajo de este nivel son tres cosas: la decision de arquitectura en una frase con sus dos criterios</w:t>
+      </w:r>
+    </w:p>
+    <w:p>
+      <w:pPr>
+        <w:pStyle w:val="ListBullet2"/>
+      </w:pPr>
+      <w:r>
+        <w:rPr>
+          <w:b w:val="0"/>
+          <w:color w:val="4A4A49"/>
+          <w:sz w:val="22"/>
+        </w:rPr>
+        <w:t>El diagrama de contenedores escrito en Mermaid, y una tabla de tres contratos mas tres riesgos de distribucion.</w:t>
+      </w:r>
+    </w:p>
+    <w:p>
+      <w:pPr>
+        <w:pStyle w:val="ListBullet2"/>
+      </w:pPr>
+      <w:r>
+        <w:rPr>
+          <w:b w:val="0"/>
+          <w:color w:val="4A4A49"/>
+          <w:sz w:val="22"/>
+        </w:rPr>
+        <w:t>En el modelo C4 un contenedor es una unidad que se ejecuta o almacena datos por separado: una aplicacion web, una API, una base de datos, una cola.</w:t>
+      </w:r>
+    </w:p>
+    <w:p>
+      <w:pPr>
+        <w:pStyle w:val="ListBullet2"/>
+      </w:pPr>
+      <w:r>
+        <w:rPr>
+          <w:b w:val="0"/>
+          <w:color w:val="4A4A49"/>
+          <w:sz w:val="22"/>
+        </w:rPr>
+        <w:t>No es lo mismo que un contenedor Docker, aunque a menudo uno se despliegue dentro del otro.</w:t>
+      </w:r>
+    </w:p>
+    <w:p>
+      <w:pPr>
+        <w:pStyle w:val="ListBullet2"/>
+      </w:pPr>
+      <w:r>
+        <w:rPr>
+          <w:b w:val="0"/>
+          <w:color w:val="4A4A49"/>
+          <w:sz w:val="22"/>
+        </w:rPr>
         <w:t>(No se proyecta) La Clase 3 dejo al estudiante con una unidad de despliegue concreta en las manos: una imagen que se ejecuta como contenedor.</w:t>
       </w:r>
     </w:p>
@@ -354,15 +432,15 @@
           <w:color w:val="4A4A49"/>
           <w:sz w:val="22"/>
         </w:rPr>
-        <w:t>[Slide 9] Monolito: lo que la palabra realmente significa (1/4)</w:t>
-      </w:r>
-      <w:r>
-        <w:rPr>
-          <w:b w:val="0"/>
-          <w:color w:val="4A4A49"/>
-          <w:sz w:val="22"/>
-        </w:rPr>
-        <w:t xml:space="preserve"> — 5 vinetas.</w:t>
+        <w:t>[Slide 5] Monolito: lo que la palabra realmente significa</w:t>
+      </w:r>
+      <w:r>
+        <w:rPr>
+          <w:b w:val="0"/>
+          <w:color w:val="4A4A49"/>
+          <w:sz w:val="22"/>
+        </w:rPr>
+        <w:t xml:space="preserve"> — 3 vinetas.</w:t>
       </w:r>
     </w:p>
     <w:p>
@@ -375,6 +453,253 @@
           <w:color w:val="4A4A49"/>
           <w:sz w:val="22"/>
         </w:rPr>
+        <w:t>DESARROLLO (para explicarlo, no se proyecta):</w:t>
+      </w:r>
+    </w:p>
+    <w:p>
+      <w:pPr>
+        <w:pStyle w:val="ListBullet2"/>
+      </w:pPr>
+      <w:r>
+        <w:rPr>
+          <w:b w:val="0"/>
+          <w:color w:val="4A4A49"/>
+          <w:sz w:val="22"/>
+        </w:rPr>
+        <w:t>Un monolito es un sistema que se despliega como una sola unidad: todo su codigo se construye junto y sale al aire junto.</w:t>
+      </w:r>
+    </w:p>
+    <w:p>
+      <w:pPr>
+        <w:pStyle w:val="ListBullet2"/>
+      </w:pPr>
+      <w:r>
+        <w:rPr>
+          <w:b w:val="0"/>
+          <w:color w:val="4A4A49"/>
+          <w:sz w:val="22"/>
+        </w:rPr>
+        <w:t>No es un insulto ni un error, es la arquitectura correcta por defecto para la mayoria de los sistemas pequenos, y varios proyectos de este curso deberian ser monolitos bien organizados.</w:t>
+      </w:r>
+    </w:p>
+    <w:p>
+      <w:pPr>
+        <w:pStyle w:val="ListBullet2"/>
+      </w:pPr>
+      <w:r>
+        <w:rPr>
+          <w:b w:val="0"/>
+          <w:color w:val="4A4A49"/>
+          <w:sz w:val="22"/>
+        </w:rPr>
+        <w:t>Un microservicio, en cambio, es una unidad de despliegue independiente con una frontera de responsabilidad de negocio propia.</w:t>
+      </w:r>
+    </w:p>
+    <w:p>
+      <w:pPr>
+        <w:pStyle w:val="ListBullet2"/>
+      </w:pPr>
+      <w:r>
+        <w:rPr>
+          <w:b w:val="0"/>
+          <w:color w:val="4A4A49"/>
+          <w:sz w:val="22"/>
+        </w:rPr>
+        <w:t>Tres senales de una frontera real: el servicio es dueno de sus propios datos, puede liberarse a su propio ritmo y corresponde a una capacidad de negocio que se puede nombrar sin usar palabras tecnicas.</w:t>
+      </w:r>
+    </w:p>
+    <w:p>
+      <w:pPr>
+        <w:pStyle w:val="ListBullet2"/>
+      </w:pPr>
+      <w:r>
+        <w:rPr>
+          <w:b w:val="0"/>
+          <w:color w:val="4A4A49"/>
+          <w:sz w:val="22"/>
+        </w:rPr>
+        <w:t>En cuanto a la notacion, el nivel de contenedores del modelo C4 pide dibujar, dentro del sistema, cada cosa que se ejecuta o almacena de forma independiente</w:t>
+      </w:r>
+    </w:p>
+    <w:p>
+      <w:pPr>
+        <w:pStyle w:val="ListBullet2"/>
+      </w:pPr>
+      <w:r>
+        <w:rPr>
+          <w:b w:val="0"/>
+          <w:color w:val="4A4A49"/>
+          <w:sz w:val="22"/>
+        </w:rPr>
+        <w:t>Con tres datos obligatorios por caja (nombre, tecnologia y responsabilidad en una frase) y cada flecha etiquetada con protocolo y formato, nunca una linea muda.</w:t>
+      </w:r>
+    </w:p>
+    <w:p>
+      <w:pPr>
+        <w:pStyle w:val="ListBullet2"/>
+      </w:pPr>
+      <w:r>
+        <w:rPr>
+          <w:b w:val="0"/>
+          <w:color w:val="4A4A49"/>
+          <w:sz w:val="22"/>
+        </w:rPr>
+        <w:t>Una aplicacion web de una sola pagina que corre en el navegador, una API, una base de datos gestionada, una cola de mensajes y un proceso trabajador en segundo plano son cinco contenedores C4, aunque solo dos de ellos esten dockerizados.</w:t>
+      </w:r>
+    </w:p>
+    <w:p>
+      <w:pPr>
+        <w:pStyle w:val="ListBullet2"/>
+      </w:pPr>
+      <w:r>
+        <w:rPr>
+          <w:b w:val="0"/>
+          <w:color w:val="4A4A49"/>
+          <w:sz w:val="22"/>
+        </w:rPr>
+        <w:t>Confundirlo lleva al estudiante a creer que debe empaquetar cada caja con Docker para que el diagrama sea valido, lo cual no es cierto y desvia el trabajo de la semana hacia una tarea que nadie pidio.</w:t>
+      </w:r>
+    </w:p>
+    <w:p>
+      <w:pPr>
+        <w:pStyle w:val="ListBullet2"/>
+      </w:pPr>
+      <w:r>
+        <w:rPr>
+          <w:b w:val="0"/>
+          <w:color w:val="4A4A49"/>
+          <w:sz w:val="22"/>
+        </w:rPr>
+        <w:t>Es UNA frase y elige UNA de las dos opciones: monolito modular o microservicios.</w:t>
+      </w:r>
+    </w:p>
+    <w:p>
+      <w:pPr>
+        <w:pStyle w:val="ListBullet2"/>
+      </w:pPr>
+      <w:r>
+        <w:rPr>
+          <w:b w:val="0"/>
+          <w:color w:val="4A4A49"/>
+          <w:sz w:val="22"/>
+        </w:rPr>
+        <w:t>«Un poco de los dos» no es una respuesta: no es una posicion intermedia sensata, es la frase de quien no decidio, y un sistema no se puede desplegar de las dos formas a la vez.</w:t>
+      </w:r>
+    </w:p>
+    <w:p>
+      <w:pPr>
+        <w:pStyle w:val="ListBullet2"/>
+      </w:pPr>
+      <w:r>
+        <w:rPr>
+          <w:b w:val="0"/>
+          <w:color w:val="4A4A49"/>
+          <w:sz w:val="22"/>
+        </w:rPr>
+        <w:t>El primero es el tamano del equipo, y se exige CON numero y CON plazo: «somos dos personas y tenemos doce semanas» es un criterio</w:t>
+      </w:r>
+    </w:p>
+    <w:p>
+      <w:pPr>
+        <w:pStyle w:val="ListBullet2"/>
+      </w:pPr>
+      <w:r>
+        <w:rPr>
+          <w:b w:val="0"/>
+          <w:color w:val="4A4A49"/>
+          <w:sz w:val="22"/>
+        </w:rPr>
+        <w:t>«el equipo es pequeno» no lo es, porque no permite verificar nada.</w:t>
+      </w:r>
+    </w:p>
+    <w:p>
+      <w:pPr>
+        <w:pStyle w:val="ListBullet2"/>
+      </w:pPr>
+      <w:r>
+        <w:rPr>
+          <w:b w:val="0"/>
+          <w:color w:val="4A4A49"/>
+          <w:sz w:val="22"/>
+        </w:rPr>
+        <w:t>El segundo criterio es el acoplamiento, y se responde diciendo QUE partes cambian juntas: si al tocar el calendario de disponibilidad hay que tocar tambien el registro de clientes, esas dos cosas no son dos servicios.</w:t>
+      </w:r>
+    </w:p>
+    <w:p>
+      <w:pPr>
+        <w:pStyle w:val="ListBullet2"/>
+      </w:pPr>
+      <w:r>
+        <w:rPr>
+          <w:b w:val="0"/>
+          <w:color w:val="4A4A49"/>
+          <w:sz w:val="22"/>
+        </w:rPr>
+        <w:t>Y la frase se cierra con las dos mitades del trade-off: lo que se gana y lo que se pierde.</w:t>
+      </w:r>
+    </w:p>
+    <w:p>
+      <w:pPr>
+        <w:pStyle w:val="ListBullet2"/>
+      </w:pPr>
+      <w:r>
+        <w:rPr>
+          <w:b w:val="0"/>
+          <w:color w:val="4A4A49"/>
+          <w:sz w:val="22"/>
+        </w:rPr>
+        <w:t>Un ejemplo completo para CloudLite Turnos es: «Elegimos un monolito modular porque el equipo es de 1 persona y el dominio tiene 3 capacidades</w:t>
+      </w:r>
+    </w:p>
+    <w:p>
+      <w:pPr>
+        <w:pStyle w:val="ListBullet2"/>
+      </w:pPr>
+      <w:r>
+        <w:rPr>
+          <w:b w:val="0"/>
+          <w:color w:val="4A4A49"/>
+          <w:sz w:val="22"/>
+        </w:rPr>
+        <w:t>Ganamos un solo despliegue y transacciones simples; perdemos la posibilidad de escalar el envio de avisos por separado».</w:t>
+      </w:r>
+    </w:p>
+    <w:p>
+      <w:pPr>
+        <w:pStyle w:val="ListBullet2"/>
+      </w:pPr>
+      <w:r>
+        <w:rPr>
+          <w:b w:val="0"/>
+          <w:color w:val="4A4A49"/>
+          <w:sz w:val="22"/>
+        </w:rPr>
+        <w:t>Un monolito modular es un solo desplegable dividido por dentro en modulos con fronteras claras; es distinto del monolito enredado, donde cualquier parte llama a cualquier otra.</w:t>
+      </w:r>
+    </w:p>
+    <w:p>
+      <w:pPr>
+        <w:pStyle w:val="ListBullet2"/>
+      </w:pPr>
+      <w:r>
+        <w:rPr>
+          <w:b w:val="0"/>
+          <w:color w:val="4A4A49"/>
+          <w:sz w:val="22"/>
+        </w:rPr>
+        <w:t>NOTAS:</w:t>
+      </w:r>
+    </w:p>
+    <w:p>
+      <w:pPr>
+        <w:pStyle w:val="ListBullet2"/>
+      </w:pPr>
+      <w:r>
+        <w:rPr>
+          <w:b w:val="0"/>
+          <w:color w:val="4A4A49"/>
+          <w:sz w:val="22"/>
+        </w:rPr>
         <w:t>La decision se sostiene con exactamente dos criterios.</w:t>
       </w:r>
     </w:p>
@@ -489,7 +814,1229 @@
           <w:color w:val="4A4A49"/>
           <w:sz w:val="22"/>
         </w:rPr>
-        <w:t>[Slide 10] Monolito: lo que la palabra realmente significa (2/4)</w:t>
+        <w:t>[Slide 6] Monolito vs microservicios (para el PI)</w:t>
+      </w:r>
+      <w:r>
+        <w:rPr>
+          <w:b w:val="0"/>
+          <w:color w:val="4A4A49"/>
+          <w:sz w:val="22"/>
+        </w:rPr>
+        <w:t xml:space="preserve"> — 6 vinetas.</w:t>
+      </w:r>
+    </w:p>
+    <w:p>
+      <w:r>
+        <w:rPr>
+          <w:b/>
+          <w:color w:val="4A4A49"/>
+          <w:sz w:val="22"/>
+        </w:rPr>
+        <w:t>[Slide 7] Microservicios de verdad vs microservicios teatro</w:t>
+      </w:r>
+      <w:r>
+        <w:rPr>
+          <w:b w:val="0"/>
+          <w:color w:val="4A4A49"/>
+          <w:sz w:val="22"/>
+        </w:rPr>
+        <w:t xml:space="preserve"> — 10 vinetas.</w:t>
+      </w:r>
+    </w:p>
+    <w:p>
+      <w:r>
+        <w:rPr>
+          <w:b/>
+          <w:color w:val="4A4A49"/>
+          <w:sz w:val="22"/>
+        </w:rPr>
+        <w:t>[Slide 8] Las tres reglas del nivel Container y la trazabilidad con el Context</w:t>
+      </w:r>
+      <w:r>
+        <w:rPr>
+          <w:b w:val="0"/>
+          <w:color w:val="4A4A49"/>
+          <w:sz w:val="22"/>
+        </w:rPr>
+        <w:t xml:space="preserve"> — 3 vinetas.</w:t>
+      </w:r>
+    </w:p>
+    <w:p>
+      <w:pPr>
+        <w:pStyle w:val="ListBullet2"/>
+      </w:pPr>
+      <w:r>
+        <w:rPr>
+          <w:b w:val="0"/>
+          <w:color w:val="4A4A49"/>
+          <w:sz w:val="22"/>
+        </w:rPr>
+        <w:t>DESARROLLO (para explicarlo, no se proyecta):</w:t>
+      </w:r>
+    </w:p>
+    <w:p>
+      <w:pPr>
+        <w:pStyle w:val="ListBullet2"/>
+      </w:pPr>
+      <w:r>
+        <w:rPr>
+          <w:b w:val="0"/>
+          <w:color w:val="4A4A49"/>
+          <w:sz w:val="22"/>
+        </w:rPr>
+        <w:t>La primera: cada caja lleva TRES datos, no uno.</w:t>
+      </w:r>
+    </w:p>
+    <w:p>
+      <w:pPr>
+        <w:pStyle w:val="ListBullet2"/>
+      </w:pPr>
+      <w:r>
+        <w:rPr>
+          <w:b w:val="0"/>
+          <w:color w:val="4A4A49"/>
+          <w:sz w:val="22"/>
+        </w:rPr>
+        <w:t>Una caja que dice solo «API» no es un contenedor descrito, es una etiqueta; con «API de turnos · Node.js · valida la franja y registra el turno» ya se puede discutir si esa frontera tiene sentido.</w:t>
+      </w:r>
+    </w:p>
+    <w:p>
+      <w:pPr>
+        <w:pStyle w:val="ListBullet2"/>
+      </w:pPr>
+      <w:r>
+        <w:rPr>
+          <w:b w:val="0"/>
+          <w:color w:val="4A4A49"/>
+          <w:sz w:val="22"/>
+        </w:rPr>
+        <w:t>La segunda: lo que guarda datos no es una caja mas.</w:t>
+      </w:r>
+    </w:p>
+    <w:p>
+      <w:pPr>
+        <w:pStyle w:val="ListBullet2"/>
+      </w:pPr>
+      <w:r>
+        <w:rPr>
+          <w:b w:val="0"/>
+          <w:color w:val="4A4A49"/>
+          <w:sz w:val="22"/>
+        </w:rPr>
+        <w:t>En la notacion se marca como almacen —en el codigo, ContainerDb en lugar de Container— y esa distincion no es cosmetica: un almacen no se replica igual que un servicio, no se despliega igual y no falla igual, y todo eso se retoma en las Clases 7 y 13.</w:t>
+      </w:r>
+    </w:p>
+    <w:p>
+      <w:pPr>
+        <w:pStyle w:val="ListBullet2"/>
+      </w:pPr>
+      <w:r>
+        <w:rPr>
+          <w:b w:val="0"/>
+          <w:color w:val="4A4A49"/>
+          <w:sz w:val="22"/>
+        </w:rPr>
+        <w:t>La tercera: ninguna flecha queda muda, y media etiqueta tampoco alcanza.</w:t>
+      </w:r>
+    </w:p>
+    <w:p>
+      <w:pPr>
+        <w:pStyle w:val="ListBullet2"/>
+      </w:pPr>
+      <w:r>
+        <w:rPr>
+          <w:b w:val="0"/>
+          <w:color w:val="4A4A49"/>
+          <w:sz w:val="22"/>
+        </w:rPr>
+        <w:t>Cada flecha lleva protocolo Y formato: HTTPS/JSON, TCP/SQL.</w:t>
+      </w:r>
+    </w:p>
+    <w:p>
+      <w:pPr>
+        <w:pStyle w:val="ListBullet2"/>
+      </w:pPr>
+      <w:r>
+        <w:rPr>
+          <w:b w:val="0"/>
+          <w:color w:val="4A4A49"/>
+          <w:sz w:val="22"/>
+        </w:rPr>
+        <w:t>Si alli decia «Pasarela de pagos», aqui no puede decir «Pagos».</w:t>
+      </w:r>
+    </w:p>
+    <w:p>
+      <w:pPr>
+        <w:pStyle w:val="ListBullet2"/>
+      </w:pPr>
+      <w:r>
+        <w:rPr>
+          <w:b w:val="0"/>
+          <w:color w:val="4A4A49"/>
+          <w:sz w:val="22"/>
+        </w:rPr>
+        <w:t>Los actores y los sistemas externos del Context siguen existiendo hoy y siguen estando FUERA del recuadro del sistema: abrir la caja no elimina lo que la rodeaba.</w:t>
+      </w:r>
+    </w:p>
+    <w:p>
+      <w:pPr>
+        <w:pStyle w:val="ListBullet2"/>
+      </w:pPr>
+      <w:r>
+        <w:rPr>
+          <w:b w:val="0"/>
+          <w:color w:val="4A4A49"/>
+          <w:sz w:val="22"/>
+        </w:rPr>
+        <w:t>Un ejemplo de trazabilidad: si el Context muestra «Proveedor de correo» como System_Ext, en el Containers aparece con el mismo nombre, fuera del recuadro, y la flecha que llega a el sale del contenedor que envia los avisos.</w:t>
+      </w:r>
+    </w:p>
+    <w:p>
+      <w:pPr>
+        <w:pStyle w:val="ListBullet2"/>
+      </w:pPr>
+      <w:r>
+        <w:rPr>
+          <w:b w:val="0"/>
+          <w:color w:val="4A4A49"/>
+          <w:sz w:val="22"/>
+        </w:rPr>
+        <w:t>NOTAS:</w:t>
+      </w:r>
+    </w:p>
+    <w:p>
+      <w:pPr>
+        <w:pStyle w:val="ListBullet2"/>
+      </w:pPr>
+      <w:r>
+        <w:rPr>
+          <w:b w:val="0"/>
+          <w:color w:val="4A4A49"/>
+          <w:sz w:val="22"/>
+        </w:rPr>
+        <w:t>Nombre, tecnologia y responsabilidad en una frase.</w:t>
+      </w:r>
+    </w:p>
+    <w:p>
+      <w:pPr>
+        <w:pStyle w:val="ListBullet2"/>
+      </w:pPr>
+      <w:r>
+        <w:rPr>
+          <w:b w:val="0"/>
+          <w:color w:val="4A4A49"/>
+          <w:sz w:val="22"/>
+        </w:rPr>
+        <w:t>«HTTP» a secas no dice como viajan los datos y «SQL» a secas no dice sobre que transporte; con las dos mitades, cualquiera que lea el diagrama sabe por donde puede romperse.</w:t>
+      </w:r>
+    </w:p>
+    <w:p>
+      <w:pPr>
+        <w:pStyle w:val="ListBullet2"/>
+      </w:pPr>
+      <w:r>
+        <w:rPr>
+          <w:b w:val="0"/>
+          <w:color w:val="4A4A49"/>
+          <w:sz w:val="22"/>
+        </w:rPr>
+        <w:t>(No se proyecta) Antes del ejemplo conviene fijar las tres reglas con las que se corrige el diagrama, porque cada una tiene puntos asignados y las tres se pierden por descuido y no por no saber.</w:t>
+      </w:r>
+    </w:p>
+    <w:p>
+      <w:pPr>
+        <w:pStyle w:val="ListBullet2"/>
+      </w:pPr>
+      <w:r>
+        <w:rPr>
+          <w:b w:val="0"/>
+          <w:color w:val="4A4A49"/>
+          <w:sz w:val="22"/>
+        </w:rPr>
+        <w:t>(No se proyecta) Y hay una cuarta condicion que no es del nivel sino de la continuidad del proyecto: los nombres tienen que ser IDENTICOS a los del C4 Context de la Clase 1.</w:t>
+      </w:r>
+    </w:p>
+    <w:p>
+      <w:pPr>
+        <w:pStyle w:val="ListBullet2"/>
+      </w:pPr>
+      <w:r>
+        <w:rPr>
+          <w:b w:val="0"/>
+          <w:color w:val="4A4A49"/>
+          <w:sz w:val="22"/>
+        </w:rPr>
+        <w:t>(No se proyecta) No es pedanteria de notacion; es lo unico que permite afirmar que los dos dibujos son el mismo sistema visto desde distinta altura, y es exactamente lo que se volvera a verificar en la Clase 7 contra el diagrama de despliegue y en la Clase 11 en la auditoria del paquete.</w:t>
+      </w:r>
+    </w:p>
+    <w:p>
+      <w:pPr>
+        <w:pStyle w:val="ListBullet2"/>
+      </w:pPr>
+      <w:r>
+        <w:rPr>
+          <w:b w:val="0"/>
+          <w:color w:val="4A4A49"/>
+          <w:sz w:val="22"/>
+        </w:rPr>
+        <w:t>(No se proyecta) Ese es el error de dibujo mas comun de la clase, meter al usuario o a la pasarela de pagos dentro del sistema propio, y se detecta en dos segundos preguntando quien lo opera.</w:t>
+      </w:r>
+    </w:p>
+    <w:p>
+      <w:r>
+        <w:rPr>
+          <w:b/>
+          <w:color w:val="4A4A49"/>
+          <w:sz w:val="22"/>
+        </w:rPr>
+        <w:t>[Slide 9] Las tres reglas del C4 Container, en codigo</w:t>
+      </w:r>
+      <w:r>
+        <w:rPr>
+          <w:b w:val="0"/>
+          <w:color w:val="4A4A49"/>
+          <w:sz w:val="22"/>
+        </w:rPr>
+        <w:t xml:space="preserve"> — 9 vinetas.</w:t>
+      </w:r>
+    </w:p>
+    <w:p>
+      <w:r>
+        <w:rPr>
+          <w:b/>
+          <w:color w:val="4A4A49"/>
+          <w:sz w:val="22"/>
+        </w:rPr>
+        <w:t>[Slide 10] C4-lite: del Context a los Containers</w:t>
+      </w:r>
+      <w:r>
+        <w:rPr>
+          <w:b w:val="0"/>
+          <w:color w:val="4A4A49"/>
+          <w:sz w:val="22"/>
+        </w:rPr>
+        <w:t xml:space="preserve"> — 6 vinetas.</w:t>
+      </w:r>
+    </w:p>
+    <w:p>
+      <w:r>
+        <w:rPr>
+          <w:b/>
+          <w:color w:val="4A4A49"/>
+          <w:sz w:val="22"/>
+        </w:rPr>
+        <w:t>[Slide 11] Ejemplo de diagrama C4 — nivel Containers</w:t>
+      </w:r>
+      <w:r>
+        <w:rPr>
+          <w:b w:val="0"/>
+          <w:color w:val="4A4A49"/>
+          <w:sz w:val="22"/>
+        </w:rPr>
+        <w:t xml:space="preserve"> — 6 vinetas.</w:t>
+      </w:r>
+    </w:p>
+    <w:p>
+      <w:r>
+        <w:rPr>
+          <w:b/>
+          <w:color w:val="4A4A49"/>
+          <w:sz w:val="22"/>
+        </w:rPr>
+        <w:t>[Slide 12] C4Container en Mermaid: la sintaxis que se renderiza</w:t>
+      </w:r>
+      <w:r>
+        <w:rPr>
+          <w:b w:val="0"/>
+          <w:color w:val="4A4A49"/>
+          <w:sz w:val="22"/>
+        </w:rPr>
+        <w:t xml:space="preserve"> — 3 vinetas.</w:t>
+      </w:r>
+    </w:p>
+    <w:p>
+      <w:pPr>
+        <w:pStyle w:val="ListBullet2"/>
+      </w:pPr>
+      <w:r>
+        <w:rPr>
+          <w:b w:val="0"/>
+          <w:color w:val="4A4A49"/>
+          <w:sz w:val="22"/>
+        </w:rPr>
+        <w:t>DESARROLLO (para explicarlo, no se proyecta):</w:t>
+      </w:r>
+    </w:p>
+    <w:p>
+      <w:pPr>
+        <w:pStyle w:val="ListBullet2"/>
+      </w:pPr>
+      <w:r>
+        <w:rPr>
+          <w:b w:val="0"/>
+          <w:color w:val="4A4A49"/>
+          <w:sz w:val="22"/>
+        </w:rPr>
+        <w:t>En este curso el diagrama se escribe como codigo Mermaid, y un visor Mermaid lo renderiza.</w:t>
+      </w:r>
+    </w:p>
+    <w:p>
+      <w:pPr>
+        <w:pStyle w:val="ListBullet2"/>
+      </w:pPr>
+      <w:r>
+        <w:rPr>
+          <w:b w:val="0"/>
+          <w:color w:val="4A4A49"/>
+          <w:sz w:val="22"/>
+        </w:rPr>
+        <w:t>La primera linea es exactamente C4Container, sin nada antes</w:t>
+      </w:r>
+    </w:p>
+    <w:p>
+      <w:pPr>
+        <w:pStyle w:val="ListBullet2"/>
+      </w:pPr>
+      <w:r>
+        <w:rPr>
+          <w:b w:val="0"/>
+          <w:color w:val="4A4A49"/>
+          <w:sz w:val="22"/>
+        </w:rPr>
+        <w:t>Los actores se declaran con Person y los sistemas ajenos con System_Ext, los dos por fuera del bloque del sistema.</w:t>
+      </w:r>
+    </w:p>
+    <w:p>
+      <w:pPr>
+        <w:pStyle w:val="ListBullet2"/>
+      </w:pPr>
+      <w:r>
+        <w:rPr>
+          <w:b w:val="0"/>
+          <w:color w:val="4A4A49"/>
+          <w:sz w:val="22"/>
+        </w:rPr>
+        <w:t>El sistema propio se abre con System_Boundary y una llave, y dentro van las cajas: Container para lo que ejecuta y ContainerDb para lo que almacena, cada una con identificador, nombre, tecnologia y responsabilidad.</w:t>
+      </w:r>
+    </w:p>
+    <w:p>
+      <w:pPr>
+        <w:pStyle w:val="ListBullet2"/>
+      </w:pPr>
+      <w:r>
+        <w:rPr>
+          <w:b w:val="0"/>
+          <w:color w:val="4A4A49"/>
+          <w:sz w:val="22"/>
+        </w:rPr>
+        <w:t>La llave se cierra, y las relaciones van despues, con Rel y cuatro datos: origen, destino, que hace y con que protocolo y formato.</w:t>
+      </w:r>
+    </w:p>
+    <w:p>
+      <w:pPr>
+        <w:pStyle w:val="ListBullet2"/>
+      </w:pPr>
+      <w:r>
+        <w:rPr>
+          <w:b w:val="0"/>
+          <w:color w:val="4A4A49"/>
+          <w:sz w:val="22"/>
+        </w:rPr>
+        <w:t>El identificador corto de cada caja —en el molde proyectado son spa, api, db y worker— es el que usan las relaciones; si no coincide, no dibuja la flecha y tampoco avisa con claridad.</w:t>
+      </w:r>
+    </w:p>
+    <w:p>
+      <w:pPr>
+        <w:pStyle w:val="ListBullet2"/>
+      </w:pPr>
+      <w:r>
+        <w:rPr>
+          <w:b w:val="0"/>
+          <w:color w:val="4A4A49"/>
+          <w:sz w:val="22"/>
+        </w:rPr>
+        <w:t>La regla operativa del dia se dice como consecuencia y no como consejo: se pega el codigo, se mira renderizado, y solo entonces se envia.</w:t>
+      </w:r>
+    </w:p>
+    <w:p>
+      <w:pPr>
+        <w:pStyle w:val="ListBullet2"/>
+      </w:pPr>
+      <w:r>
+        <w:rPr>
+          <w:b w:val="0"/>
+          <w:color w:val="4A4A49"/>
+          <w:sz w:val="22"/>
+        </w:rPr>
+        <w:t>(No se proyecta) Eso cambia lo que el docente tiene que ensenar, porque un boceto correcto escrito con la sintaxis equivocada no renderiza y entonces no hay diagrama que calificar.</w:t>
+      </w:r>
+    </w:p>
+    <w:p>
+      <w:pPr>
+        <w:pStyle w:val="ListBullet2"/>
+      </w:pPr>
+      <w:r>
+        <w:rPr>
+          <w:b w:val="0"/>
+          <w:color w:val="4A4A49"/>
+          <w:sz w:val="22"/>
+        </w:rPr>
+        <w:t>(No se proyecta) Son cinco reglas de escritura y conviene recorrerlas sobre la diapositiva, linea por linea.</w:t>
+      </w:r>
+    </w:p>
+    <w:p>
+      <w:pPr>
+        <w:pStyle w:val="ListBullet2"/>
+      </w:pPr>
+      <w:r>
+        <w:rPr>
+          <w:b w:val="0"/>
+          <w:color w:val="4A4A49"/>
+          <w:sz w:val="22"/>
+        </w:rPr>
+        <w:t>(No se proyecta) C4Context es el nivel de la Clase 1 y graph TD es otro tipo de diagrama, y cualquiera de los dos deja la respuesta en el nivel equivocado.</w:t>
+      </w:r>
+    </w:p>
+    <w:p>
+      <w:pPr>
+        <w:pStyle w:val="ListBullet2"/>
+      </w:pPr>
+      <w:r>
+        <w:rPr>
+          <w:b w:val="0"/>
+          <w:color w:val="4A4A49"/>
+          <w:sz w:val="22"/>
+        </w:rPr>
+        <w:t>(No se proyecta) Vale la pena decir en voz alta que aqui el uso de una IA es legitimo y ademas recomendado: pasar un boceto a codigo Mermaid es justo la tarea mecanica en la que ayuda sin sustituir el criterio.</w:t>
+      </w:r>
+    </w:p>
+    <w:p>
+      <w:pPr>
+        <w:pStyle w:val="ListBullet2"/>
+      </w:pPr>
+      <w:r>
+        <w:rPr>
+          <w:b w:val="0"/>
+          <w:color w:val="4A4A49"/>
+          <w:sz w:val="22"/>
+        </w:rPr>
+        <w:t>(No se proyecta) Lo que NO delega el estudiante es la revision, y hay tres cosas que tiene que verificar el mismo antes de enviar, porque son las que la IA equivoca con frecuencia: que la primera linea sea C4Container, que la base de datos haya quedado como ContainerDb y no como Container, y que ninguna relacion haya perdido la mitad de su etiqueta.</w:t>
+      </w:r>
+    </w:p>
+    <w:p>
+      <w:pPr>
+        <w:pStyle w:val="ListBullet2"/>
+      </w:pPr>
+      <w:r>
+        <w:rPr>
+          <w:b w:val="0"/>
+          <w:color w:val="4A4A49"/>
+          <w:sz w:val="22"/>
+        </w:rPr>
+        <w:t>(No se proyecta) Un codigo que no renderiza vale cero, y es el unico punto del taller donde el estudiante puede comprobar su propia nota antes de entregar.</w:t>
+      </w:r>
+    </w:p>
+    <w:p>
+      <w:r>
+        <w:rPr>
+          <w:b/>
+          <w:color w:val="4A4A49"/>
+          <w:sz w:val="22"/>
+        </w:rPr>
+        <w:t>[Slide 13] C4Container en Mermaid: el molde que un visor renderiza</w:t>
+      </w:r>
+      <w:r>
+        <w:rPr>
+          <w:b w:val="0"/>
+          <w:color w:val="4A4A49"/>
+          <w:sz w:val="22"/>
+        </w:rPr>
+        <w:t xml:space="preserve"> — 15 vinetas.</w:t>
+      </w:r>
+    </w:p>
+    <w:p>
+      <w:r>
+        <w:rPr>
+          <w:b/>
+          <w:color w:val="4A4A49"/>
+          <w:sz w:val="22"/>
+        </w:rPr>
+        <w:t>[Slide 14] Primer ejemplo: los tres contenedores de CloudLite Turnos</w:t>
+      </w:r>
+      <w:r>
+        <w:rPr>
+          <w:b w:val="0"/>
+          <w:color w:val="4A4A49"/>
+          <w:sz w:val="22"/>
+        </w:rPr>
+        <w:t xml:space="preserve"> — 3 vinetas.</w:t>
+      </w:r>
+    </w:p>
+    <w:p>
+      <w:pPr>
+        <w:pStyle w:val="ListBullet2"/>
+      </w:pPr>
+      <w:r>
+        <w:rPr>
+          <w:b w:val="0"/>
+          <w:color w:val="4A4A49"/>
+          <w:sz w:val="22"/>
+        </w:rPr>
+        <w:t>DESARROLLO (para explicarlo, no se proyecta):</w:t>
+      </w:r>
+    </w:p>
+    <w:p>
+      <w:pPr>
+        <w:pStyle w:val="ListBullet2"/>
+      </w:pPr>
+      <w:r>
+        <w:rPr>
+          <w:b w:val="0"/>
+          <w:color w:val="4A4A49"/>
+          <w:sz w:val="22"/>
+        </w:rPr>
+        <w:t>CloudLite Turnos, el sistema de agendamiento de la barberia, empieza con tres contenedores: una aplicacion web que corre en el navegador del cliente, una API que atiende peticiones HTTP con cuerpo en formato JSON</w:t>
+      </w:r>
+    </w:p>
+    <w:p>
+      <w:pPr>
+        <w:pStyle w:val="ListBullet2"/>
+      </w:pPr>
+      <w:r>
+        <w:rPr>
+          <w:b w:val="0"/>
+          <w:color w:val="4A4A49"/>
+          <w:sz w:val="22"/>
+        </w:rPr>
+        <w:t>Y una base de datos relacional donde viven turnos, clientes y horarios.</w:t>
+      </w:r>
+    </w:p>
+    <w:p>
+      <w:pPr>
+        <w:pStyle w:val="ListBullet2"/>
+      </w:pPr>
+      <w:r>
+        <w:rPr>
+          <w:b w:val="0"/>
+          <w:color w:val="4A4A49"/>
+          <w:sz w:val="22"/>
+        </w:rPr>
+        <w:t>Ahora viene la parte interesante: la cuarta caja aparece solo si hay una razon.</w:t>
+      </w:r>
+    </w:p>
+    <w:p>
+      <w:pPr>
+        <w:pStyle w:val="ListBullet2"/>
+      </w:pPr>
+      <w:r>
+        <w:rPr>
+          <w:b w:val="0"/>
+          <w:color w:val="4A4A49"/>
+          <w:sz w:val="22"/>
+        </w:rPr>
+        <w:t>El envio del correo de confirmacion tarda, con proveedores reales de correo, entre 300 y 2000 milisegundos, y puede fallar por causas ajenas al sistema.</w:t>
+      </w:r>
+    </w:p>
+    <w:p>
+      <w:pPr>
+        <w:pStyle w:val="ListBullet2"/>
+      </w:pPr>
+      <w:r>
+        <w:rPr>
+          <w:b w:val="0"/>
+          <w:color w:val="4A4A49"/>
+          <w:sz w:val="22"/>
+        </w:rPr>
+        <w:t>Cuatro contenedores con una justificacion medible es mejor arquitectura que ocho por moda.</w:t>
+      </w:r>
+    </w:p>
+    <w:p>
+      <w:pPr>
+        <w:pStyle w:val="ListBullet2"/>
+      </w:pPr>
+      <w:r>
+        <w:rPr>
+          <w:b w:val="0"/>
+          <w:color w:val="4A4A49"/>
+          <w:sz w:val="22"/>
+        </w:rPr>
+        <w:t>NOTAS:</w:t>
+      </w:r>
+    </w:p>
+    <w:p>
+      <w:pPr>
+        <w:pStyle w:val="ListBullet2"/>
+      </w:pPr>
+      <w:r>
+        <w:rPr>
+          <w:b w:val="0"/>
+          <w:color w:val="4A4A49"/>
+          <w:sz w:val="22"/>
+        </w:rPr>
+        <w:t>La flecha entre la web y la API dice «HTTPS/JSON, consulta disponibilidad y crea reservas»; la flecha entre la API y la base de datos dice «TCP, lee y escribe turnos».</w:t>
+      </w:r>
+    </w:p>
+    <w:p>
+      <w:pPr>
+        <w:pStyle w:val="ListBullet2"/>
+      </w:pPr>
+      <w:r>
+        <w:rPr>
+          <w:b w:val="0"/>
+          <w:color w:val="4A4A49"/>
+          <w:sz w:val="22"/>
+        </w:rPr>
+        <w:t>Con eso ya existe un diagrama valido y defendible.</w:t>
+      </w:r>
+    </w:p>
+    <w:p>
+      <w:pPr>
+        <w:pStyle w:val="ListBullet2"/>
+      </w:pPr>
+      <w:r>
+        <w:rPr>
+          <w:b w:val="0"/>
+          <w:color w:val="4A4A49"/>
+          <w:sz w:val="22"/>
+        </w:rPr>
+        <w:t>Si la API espera ese envio antes de responder, la reserva de un turno hereda esa latencia y ese riesgo.</w:t>
+      </w:r>
+    </w:p>
+    <w:p>
+      <w:pPr>
+        <w:pStyle w:val="ListBullet2"/>
+      </w:pPr>
+      <w:r>
+        <w:rPr>
+          <w:b w:val="0"/>
+          <w:color w:val="4A4A49"/>
+          <w:sz w:val="22"/>
+        </w:rPr>
+        <w:t>Esa es una razon legitima para separar: se agrega una cola de mensajes y un trabajador de notificaciones, la API escribe el turno, publica un mensaje y responde en decenas de milisegundos, y el trabajador envia el correo despues, con reintentos si falla.</w:t>
+      </w:r>
+    </w:p>
+    <w:p>
+      <w:pPr>
+        <w:pStyle w:val="ListBullet2"/>
+      </w:pPr>
+      <w:r>
+        <w:rPr>
+          <w:b w:val="0"/>
+          <w:color w:val="4A4A49"/>
+          <w:sz w:val="22"/>
+        </w:rPr>
+        <w:t>(No se proyecta) Primer ejemplo concreto, y conviene construirlo en el tablero en vivo.</w:t>
+      </w:r>
+    </w:p>
+    <w:p>
+      <w:r>
+        <w:rPr>
+          <w:b/>
+          <w:color w:val="4A4A49"/>
+          <w:sz w:val="22"/>
+        </w:rPr>
+        <w:t>[Slide 15] Los contratos: cuatro datos por fila y un 409 obligatorio</w:t>
+      </w:r>
+      <w:r>
+        <w:rPr>
+          <w:b w:val="0"/>
+          <w:color w:val="4A4A49"/>
+          <w:sz w:val="22"/>
+        </w:rPr>
+        <w:t xml:space="preserve"> — 3 vinetas.</w:t>
+      </w:r>
+    </w:p>
+    <w:p>
+      <w:pPr>
+        <w:pStyle w:val="ListBullet2"/>
+      </w:pPr>
+      <w:r>
+        <w:rPr>
+          <w:b w:val="0"/>
+          <w:color w:val="4A4A49"/>
+          <w:sz w:val="22"/>
+        </w:rPr>
+        <w:t>DESARROLLO (para explicarlo, no se proyecta):</w:t>
+      </w:r>
+    </w:p>
+    <w:p>
+      <w:pPr>
+        <w:pStyle w:val="ListBullet2"/>
+      </w:pPr>
+      <w:r>
+        <w:rPr>
+          <w:b w:val="0"/>
+          <w:color w:val="4A4A49"/>
+          <w:sz w:val="22"/>
+        </w:rPr>
+        <w:t>Si cada flecha del diagrama lleva protocolo y formato, el paso siguiente es decir QUE se negocia por esa flecha, y eso es un contrato.</w:t>
+      </w:r>
+    </w:p>
+    <w:p>
+      <w:pPr>
+        <w:pStyle w:val="ListBullet2"/>
+      </w:pPr>
+      <w:r>
+        <w:rPr>
+          <w:b w:val="0"/>
+          <w:color w:val="4A4A49"/>
+          <w:sz w:val="22"/>
+        </w:rPr>
+        <w:t>Un contrato entre dos piezas de un sistema tiene cuatro datos y los cuatro se piden por separado: como se llama la interaccion en terminos de negocio</w:t>
+      </w:r>
+    </w:p>
+    <w:p>
+      <w:pPr>
+        <w:pStyle w:val="ListBullet2"/>
+      </w:pPr>
+      <w:r>
+        <w:rPr>
+          <w:b w:val="0"/>
+          <w:color w:val="4A4A49"/>
+          <w:sz w:val="22"/>
+        </w:rPr>
+        <w:t>Quien llama a quien, con que verbo y ruta —o con que nombre de evento, si es asincrono—, y cual es el error de negocio que puede devolver.</w:t>
+      </w:r>
+    </w:p>
+    <w:p>
+      <w:pPr>
+        <w:pStyle w:val="ListBullet2"/>
+      </w:pPr>
+      <w:r>
+        <w:rPr>
+          <w:b w:val="0"/>
+          <w:color w:val="4A4A49"/>
+          <w:sz w:val="22"/>
+        </w:rPr>
+        <w:t>El cuarto es el que se olvida y el que hace util al contrato.</w:t>
+      </w:r>
+    </w:p>
+    <w:p>
+      <w:pPr>
+        <w:pStyle w:val="ListBullet2"/>
+      </w:pPr>
+      <w:r>
+        <w:rPr>
+          <w:b w:val="0"/>
+          <w:color w:val="4A4A49"/>
+          <w:sz w:val="22"/>
+        </w:rPr>
+        <w:t>Un error de negocio es una respuesta prevista, que forma parte del diseno: la franja ya esta tomada, el cupo se agoto, el usuario no tiene permiso.</w:t>
+      </w:r>
+    </w:p>
+    <w:p>
+      <w:pPr>
+        <w:pStyle w:val="ListBullet2"/>
+      </w:pPr>
+      <w:r>
+        <w:rPr>
+          <w:b w:val="0"/>
+          <w:color w:val="4A4A49"/>
+          <w:sz w:val="22"/>
+        </w:rPr>
+        <w:t>La primera: al menos uno de los tres contratos tiene que ser un 409 de conflicto, y la razon es de dominio y no de capricho.</w:t>
+      </w:r>
+    </w:p>
+    <w:p>
+      <w:pPr>
+        <w:pStyle w:val="ListBullet2"/>
+      </w:pPr>
+      <w:r>
+        <w:rPr>
+          <w:b w:val="0"/>
+          <w:color w:val="4A4A49"/>
+          <w:sz w:val="22"/>
+        </w:rPr>
+        <w:t>El 409 es la respuesta que dice «tu peticion es valida, pero el estado actual del sistema no la admite», y en cualquier dominio de reservas ese caso existe siempre: dos clientes quieren la misma franja.</w:t>
+      </w:r>
+    </w:p>
+    <w:p>
+      <w:pPr>
+        <w:pStyle w:val="ListBullet2"/>
+      </w:pPr>
+      <w:r>
+        <w:rPr>
+          <w:b w:val="0"/>
+          <w:color w:val="4A4A49"/>
+          <w:sz w:val="22"/>
+        </w:rPr>
+        <w:t>Un estudiante que no encuentra ningun 409 en su sistema casi nunca tiene un dominio sin conflictos; lo que tiene es un diagrama que no modela ninguna regla de negocio.</w:t>
+      </w:r>
+    </w:p>
+    <w:p>
+      <w:pPr>
+        <w:pStyle w:val="ListBullet2"/>
+      </w:pPr>
+      <w:r>
+        <w:rPr>
+          <w:b w:val="0"/>
+          <w:color w:val="4A4A49"/>
+          <w:sz w:val="22"/>
+        </w:rPr>
+        <w:t>La segunda exigencia: los tres contratos no pueden ser entre el mismo par de cajas.</w:t>
+      </w:r>
+    </w:p>
+    <w:p>
+      <w:pPr>
+        <w:pStyle w:val="ListBullet2"/>
+      </w:pPr>
+      <w:r>
+        <w:rPr>
+          <w:b w:val="0"/>
+          <w:color w:val="4A4A49"/>
+          <w:sz w:val="22"/>
+        </w:rPr>
+        <w:t>Y si el contrato es con la base de datos, en la columna del verbo va la sentencia (INSERT, SELECT) y no una ruta REST</w:t>
+      </w:r>
+    </w:p>
+    <w:p>
+      <w:pPr>
+        <w:pStyle w:val="ListBullet2"/>
+      </w:pPr>
+      <w:r>
+        <w:rPr>
+          <w:b w:val="0"/>
+          <w:color w:val="4A4A49"/>
+          <w:sz w:val="22"/>
+        </w:rPr>
+        <w:t>Porque la base no expone rutas; ponerle POST /turnos a la base de datos es el error que delata que se lleno la tabla por analogia y no leyendo el propio diagrama.</w:t>
+      </w:r>
+    </w:p>
+    <w:p>
+      <w:pPr>
+        <w:pStyle w:val="ListBullet2"/>
+      </w:pPr>
+      <w:r>
+        <w:rPr>
+          <w:b w:val="0"/>
+          <w:color w:val="4A4A49"/>
+          <w:sz w:val="22"/>
+        </w:rPr>
+        <w:t>(No se proyecta) Un 500 no es un error de negocio, es una falla del sistema; nadie lo disena, y por eso poner 500 en esa columna es la senal de que el estudiante no distinguio las dos cosas.</w:t>
+      </w:r>
+    </w:p>
+    <w:p>
+      <w:pPr>
+        <w:pStyle w:val="ListBullet2"/>
+      </w:pPr>
+      <w:r>
+        <w:rPr>
+          <w:b w:val="0"/>
+          <w:color w:val="4A4A49"/>
+          <w:sz w:val="22"/>
+        </w:rPr>
+        <w:t>(No se proyecta) La diapositiva proyecta los tres contratos resueltos sobre CloudLite Turnos y conviene recorrerlos leyendo la cuarta columna en voz alta, porque es lo que hay que replicar.</w:t>
+      </w:r>
+    </w:p>
+    <w:p>
+      <w:pPr>
+        <w:pStyle w:val="ListBullet2"/>
+      </w:pPr>
+      <w:r>
+        <w:rPr>
+          <w:b w:val="0"/>
+          <w:color w:val="4A4A49"/>
+          <w:sz w:val="22"/>
+        </w:rPr>
+        <w:t>(No se proyecta) Dos exigencias mas, que valen puntos y se pierden sin darse cuenta.</w:t>
+      </w:r>
+    </w:p>
+    <w:p>
+      <w:pPr>
+        <w:pStyle w:val="ListBullet2"/>
+      </w:pPr>
+      <w:r>
+        <w:rPr>
+          <w:b w:val="0"/>
+          <w:color w:val="4A4A49"/>
+          <w:sz w:val="22"/>
+        </w:rPr>
+        <w:t>(No se proyecta) Conviene tambien tener a mano la diferencia con sus vecinos, porque se confunden: 400 es que la peticion esta mal formada, 401 que no se sabe quien eres, 403 que se sabe y no te corresponde, 404 que no existe, 422 que esta bien formada pero sus datos no pasan una validacion, y 409 que choca con el estado actual.</w:t>
+      </w:r>
+    </w:p>
+    <w:p>
+      <w:pPr>
+        <w:pStyle w:val="ListBullet2"/>
+      </w:pPr>
+      <w:r>
+        <w:rPr>
+          <w:b w:val="0"/>
+          <w:color w:val="4A4A49"/>
+          <w:sz w:val="22"/>
+        </w:rPr>
+        <w:t>(No se proyecta) Tres filas que digan «App web → API» describen un solo canal contado tres veces, y lo que se esta evaluando es si el estudiante entendio que su sistema tiene varias fronteras.</w:t>
+      </w:r>
+    </w:p>
+    <w:p>
+      <w:r>
+        <w:rPr>
+          <w:b/>
+          <w:color w:val="4A4A49"/>
+          <w:sz w:val="22"/>
+        </w:rPr>
+        <w:t>[Slide 16] Los tres contratos de CloudLite: cuatro datos por fila</w:t>
+      </w:r>
+      <w:r>
+        <w:rPr>
+          <w:b w:val="0"/>
+          <w:color w:val="4A4A49"/>
+          <w:sz w:val="22"/>
+        </w:rPr>
+        <w:t xml:space="preserve"> — 0 vinetas.</w:t>
+      </w:r>
+    </w:p>
+    <w:p>
+      <w:r>
+        <w:rPr>
+          <w:b/>
+          <w:color w:val="4A4A49"/>
+          <w:sz w:val="22"/>
+        </w:rPr>
+        <w:t>[Slide 17] Lo que se paga al distribuir: la red no es una llamada de funcion</w:t>
+      </w:r>
+      <w:r>
+        <w:rPr>
+          <w:b w:val="0"/>
+          <w:color w:val="4A4A49"/>
+          <w:sz w:val="22"/>
+        </w:rPr>
+        <w:t xml:space="preserve"> — 2 vinetas.</w:t>
+      </w:r>
+    </w:p>
+    <w:p>
+      <w:pPr>
+        <w:pStyle w:val="ListBullet2"/>
+      </w:pPr>
+      <w:r>
+        <w:rPr>
+          <w:b w:val="0"/>
+          <w:color w:val="4A4A49"/>
+          <w:sz w:val="22"/>
+        </w:rPr>
+        <w:t>DESARROLLO (para explicarlo, no se proyecta):</w:t>
+      </w:r>
+    </w:p>
+    <w:p>
+      <w:pPr>
+        <w:pStyle w:val="ListBullet2"/>
+      </w:pPr>
+      <w:r>
+        <w:rPr>
+          <w:b w:val="0"/>
+          <w:color w:val="4A4A49"/>
+          <w:sz w:val="22"/>
+        </w:rPr>
+        <w:t>El segundo bloque de contenido es el mas importante del dia: que se paga al distribuir.</w:t>
+      </w:r>
+    </w:p>
+    <w:p>
+      <w:pPr>
+        <w:pStyle w:val="ListBullet2"/>
+      </w:pPr>
+      <w:r>
+        <w:rPr>
+          <w:b w:val="0"/>
+          <w:color w:val="4A4A49"/>
+          <w:sz w:val="22"/>
+        </w:rPr>
+        <w:t>Una llamada a una funcion dentro del mismo proceso cuesta del orden de nanosegundos y no puede fallar por causas de red.</w:t>
+      </w:r>
+    </w:p>
+    <w:p>
+      <w:pPr>
+        <w:pStyle w:val="ListBullet2"/>
+      </w:pPr>
+      <w:r>
+        <w:rPr>
+          <w:b w:val="0"/>
+          <w:color w:val="4A4A49"/>
+          <w:sz w:val="22"/>
+        </w:rPr>
+        <w:t>La misma llamada convertida en peticion HTTP entre dos contenedores de la misma maquina o del mismo centro de datos cuesta tipicamente entre 1 y 5 milisegundos, y entre regiones geograficas distintas puede subir a 50 o 200 milisegundos.</w:t>
+      </w:r>
+    </w:p>
+    <w:p>
+      <w:pPr>
+        <w:pStyle w:val="ListBullet2"/>
+      </w:pPr>
+      <w:r>
+        <w:rPr>
+          <w:b w:val="0"/>
+          <w:color w:val="4A4A49"/>
+          <w:sz w:val="22"/>
+        </w:rPr>
+        <w:t>Es decir, convertir una llamada local en remota empeora el costo en varios ordenes de magnitud, y a eso se suma que ahora la llamada puede perderse, llegar duplicada o tardar indefinidamente.</w:t>
+      </w:r>
+    </w:p>
+    <w:p>
+      <w:pPr>
+        <w:pStyle w:val="ListBullet2"/>
+      </w:pPr>
+      <w:r>
+        <w:rPr>
+          <w:b w:val="0"/>
+          <w:color w:val="4A4A49"/>
+          <w:sz w:val="22"/>
+        </w:rPr>
+        <w:t>Ese calculo es exacto y no una convencion, y es el argumento mas contundente contra multiplicar servicios sin necesidad.</w:t>
+      </w:r>
+    </w:p>
+    <w:p>
+      <w:pPr>
+        <w:pStyle w:val="ListBullet2"/>
+      </w:pPr>
+      <w:r>
+        <w:rPr>
+          <w:b w:val="0"/>
+          <w:color w:val="4A4A49"/>
+          <w:sz w:val="22"/>
+        </w:rPr>
+        <w:t>(No se proyecta) Hay una aritmetica que conviene mostrar porque impresiona con razon: si una peticion del usuario atraviesa en cadena cinco servicios y cada uno esta disponible el 99,9 % del tiempo, la disponibilidad del recorrido completo es 0,999 elevado a la quinta potencia, alrededor del 99,5 %, lo que pasa de unos 43 minutos de indisponibilidad al mes a mas de tres horas.</w:t>
+      </w:r>
+    </w:p>
+    <w:p>
+      <w:r>
+        <w:rPr>
+          <w:b/>
+          <w:color w:val="4A4A49"/>
+          <w:sz w:val="22"/>
+        </w:rPr>
+        <w:t>[Slide 18] Timeout, reintento, idempotencia y circuit breaker</w:t>
+      </w:r>
+      <w:r>
+        <w:rPr>
+          <w:b w:val="0"/>
+          <w:color w:val="4A4A49"/>
+          <w:sz w:val="22"/>
+        </w:rPr>
+        <w:t xml:space="preserve"> — 3 vinetas.</w:t>
+      </w:r>
+    </w:p>
+    <w:p>
+      <w:pPr>
+        <w:pStyle w:val="ListBullet2"/>
+      </w:pPr>
+      <w:r>
+        <w:rPr>
+          <w:b w:val="0"/>
+          <w:color w:val="4A4A49"/>
+          <w:sz w:val="22"/>
+        </w:rPr>
+        <w:t>DESARROLLO (para explicarlo, no se proyecta):</w:t>
+      </w:r>
+    </w:p>
+    <w:p>
+      <w:pPr>
+        <w:pStyle w:val="ListBullet2"/>
+      </w:pPr>
+      <w:r>
+        <w:rPr>
+          <w:b w:val="0"/>
+          <w:color w:val="4A4A49"/>
+          <w:sz w:val="22"/>
+        </w:rPr>
+        <w:t>Un timeout es el tiempo maximo que un servicio espera respuesta antes de darse por vencido; sin timeout explicito, un servicio lento no falla sino que deja colgado a quien lo llamo, y el bloqueo se propaga hacia arriba hasta tumbar el sistema completo.</w:t>
+      </w:r>
+    </w:p>
+    <w:p>
+      <w:pPr>
+        <w:pStyle w:val="ListBullet2"/>
+      </w:pPr>
+      <w:r>
+        <w:rPr>
+          <w:b w:val="0"/>
+          <w:color w:val="4A4A49"/>
+          <w:sz w:val="22"/>
+        </w:rPr>
+        <w:t>Los valores tipicos para llamadas internas estan entre 2 y 5 segundos, y son convencion, no ley.</w:t>
+      </w:r>
+    </w:p>
+    <w:p>
+      <w:pPr>
+        <w:pStyle w:val="ListBullet2"/>
+      </w:pPr>
+      <w:r>
+        <w:rPr>
+          <w:b w:val="0"/>
+          <w:color w:val="4A4A49"/>
+          <w:sz w:val="22"/>
+        </w:rPr>
+        <w:t>Un reintento es volver a intentar la llamada fallida, y trae una trampa: si todos los clientes reintentan de inmediato contra un servicio ya saturado, lo hunden mas, por lo que se limita a dos o tres reintentos con espera creciente entre uno y otro.</w:t>
+      </w:r>
+    </w:p>
+    <w:p>
+      <w:pPr>
+        <w:pStyle w:val="ListBullet2"/>
+      </w:pPr>
+      <w:r>
+        <w:rPr>
+          <w:b w:val="0"/>
+          <w:color w:val="4A4A49"/>
+          <w:sz w:val="22"/>
+        </w:rPr>
+        <w:t>En CloudLite eso es literal: si el reintento de crear turno no es idempotente, el cliente termina con dos reservas para el mismo horario, y la solucion habitual es que la peticion lleve un identificador unico que el servidor reconozca como repetido.</w:t>
+      </w:r>
+    </w:p>
+    <w:p>
+      <w:pPr>
+        <w:pStyle w:val="ListBullet2"/>
+      </w:pPr>
+      <w:r>
+        <w:rPr>
+          <w:b w:val="0"/>
+          <w:color w:val="4A4A49"/>
+          <w:sz w:val="22"/>
+        </w:rPr>
+        <w:t>El cuarto mecanismo es el interruptor de circuito, o circuit breaker, que tras varias fallas consecutivas deja de intentar por un rato y responde de inmediato con un error controlado, para no gastar recursos golpeando algo que esta caido.</w:t>
+      </w:r>
+    </w:p>
+    <w:p>
+      <w:pPr>
+        <w:pStyle w:val="ListBullet2"/>
+      </w:pPr>
+      <w:r>
+        <w:rPr>
+          <w:b w:val="0"/>
+          <w:color w:val="4A4A49"/>
+          <w:sz w:val="22"/>
+        </w:rPr>
+        <w:t>NOTAS:</w:t>
+      </w:r>
+    </w:p>
+    <w:p>
+      <w:pPr>
+        <w:pStyle w:val="ListBullet2"/>
+      </w:pPr>
+      <w:r>
+        <w:rPr>
+          <w:b w:val="0"/>
+          <w:color w:val="4A4A49"/>
+          <w:sz w:val="22"/>
+        </w:rPr>
+        <w:t>De ahi salen cuatro mecanismos que el diagrama y la tabla deben poder mencionar.</w:t>
+      </w:r>
+    </w:p>
+    <w:p>
+      <w:pPr>
+        <w:pStyle w:val="ListBullet2"/>
+      </w:pPr>
+      <w:r>
+        <w:rPr>
+          <w:b w:val="0"/>
+          <w:color w:val="4A4A49"/>
+          <w:sz w:val="22"/>
+        </w:rPr>
+        <w:t>Los reintentos exigen idempotencia, que significa que ejecutar la misma operacion dos veces produzca el mismo resultado que ejecutarla una vez.</w:t>
+      </w:r>
+    </w:p>
+    <w:p>
+      <w:r>
+        <w:rPr>
+          <w:b/>
+          <w:color w:val="4A4A49"/>
+          <w:sz w:val="22"/>
+        </w:rPr>
+        <w:t>[Slide 19] Los datos: donde se rompen los proyectos academicos</w:t>
       </w:r>
       <w:r>
         <w:rPr>
@@ -501,21 +2048,541 @@
       </w:r>
     </w:p>
     <w:p>
+      <w:pPr>
+        <w:pStyle w:val="ListBullet2"/>
+      </w:pPr>
+      <w:r>
+        <w:rPr>
+          <w:b w:val="0"/>
+          <w:color w:val="4A4A49"/>
+          <w:sz w:val="22"/>
+        </w:rPr>
+        <w:t>DESARROLLO (para explicarlo, no se proyecta):</w:t>
+      </w:r>
+    </w:p>
+    <w:p>
+      <w:pPr>
+        <w:pStyle w:val="ListBullet2"/>
+      </w:pPr>
+      <w:r>
+        <w:rPr>
+          <w:b w:val="0"/>
+          <w:color w:val="4A4A49"/>
+          <w:sz w:val="22"/>
+        </w:rPr>
+        <w:t>El punto donde los proyectos academicos se rompen es el de los datos.</w:t>
+      </w:r>
+    </w:p>
+    <w:p>
+      <w:pPr>
+        <w:pStyle w:val="ListBullet2"/>
+      </w:pPr>
+      <w:r>
+        <w:rPr>
+          <w:b w:val="0"/>
+          <w:color w:val="4A4A49"/>
+          <w:sz w:val="22"/>
+        </w:rPr>
+        <w:t>La regla ortodoxa de los microservicios dice que cada servicio es dueno exclusivo de su base de datos y que nadie mas la consulta directamente</w:t>
+      </w:r>
+    </w:p>
+    <w:p>
+      <w:pPr>
+        <w:pStyle w:val="ListBullet2"/>
+      </w:pPr>
+      <w:r>
+        <w:rPr>
+          <w:b w:val="0"/>
+          <w:color w:val="4A4A49"/>
+          <w:sz w:val="22"/>
+        </w:rPr>
+        <w:t>Si dos servicios comparten tablas, estan acoplados y no pueden desplegarse por separado, lo que contradice la definicion.</w:t>
+      </w:r>
+    </w:p>
+    <w:p>
+      <w:pPr>
+        <w:pStyle w:val="ListBullet2"/>
+      </w:pPr>
+      <w:r>
+        <w:rPr>
+          <w:b w:val="0"/>
+          <w:color w:val="4A4A49"/>
+          <w:sz w:val="22"/>
+        </w:rPr>
+        <w:t>Pero cumplir esa regla tiene un precio real: una consulta que antes era un join deja de existir y hay que resolverla llamando a otro servicio</w:t>
+      </w:r>
+    </w:p>
+    <w:p>
+      <w:pPr>
+        <w:pStyle w:val="ListBullet2"/>
+      </w:pPr>
+      <w:r>
+        <w:rPr>
+          <w:b w:val="0"/>
+          <w:color w:val="4A4A49"/>
+          <w:sz w:val="22"/>
+        </w:rPr>
+        <w:t>Y una operacion que abarca dos servicios ya no puede ser una transaccion unica sino una secuencia de pasos con compensaciones.</w:t>
+      </w:r>
+    </w:p>
+    <w:p>
+      <w:pPr>
+        <w:pStyle w:val="ListBullet2"/>
+      </w:pPr>
+      <w:r>
+        <w:rPr>
+          <w:b w:val="0"/>
+          <w:color w:val="4A4A49"/>
+          <w:sz w:val="22"/>
+        </w:rPr>
+        <w:t>Fingir ortodoxia es peor que documentar una concesion.</w:t>
+      </w:r>
+    </w:p>
+    <w:p>
+      <w:pPr>
+        <w:pStyle w:val="ListBullet2"/>
+      </w:pPr>
+      <w:r>
+        <w:rPr>
+          <w:b w:val="0"/>
+          <w:color w:val="4A4A49"/>
+          <w:sz w:val="22"/>
+        </w:rPr>
+        <w:t>La regla de propiedad es: cada tabla tiene un solo servicio dueno, que es el unico que escribe en ella; los demas la consultan por su API.</w:t>
+      </w:r>
+    </w:p>
+    <w:p>
+      <w:pPr>
+        <w:pStyle w:val="ListBullet2"/>
+      </w:pPr>
+      <w:r>
+        <w:rPr>
+          <w:b w:val="0"/>
+          <w:color w:val="4A4A49"/>
+          <w:sz w:val="22"/>
+        </w:rPr>
+        <w:t>En CloudLite Turnos la tabla de turnos es de la API de turnos, y el worker de avisos no la toca: recibe por la cola el dato que necesita.</w:t>
+      </w:r>
+    </w:p>
+    <w:p>
+      <w:pPr>
+        <w:pStyle w:val="ListBullet2"/>
+      </w:pPr>
+      <w:r>
+        <w:rPr>
+          <w:b w:val="0"/>
+          <w:color w:val="4A4A49"/>
+          <w:sz w:val="22"/>
+        </w:rPr>
+        <w:t>Dos servicios que escriben en la misma tabla quedan acoplados aunque se desplieguen por separado, y ese es el error mas comun.</w:t>
+      </w:r>
+    </w:p>
+    <w:p>
+      <w:pPr>
+        <w:pStyle w:val="ListBullet2"/>
+      </w:pPr>
+      <w:r>
+        <w:rPr>
+          <w:b w:val="0"/>
+          <w:color w:val="4A4A49"/>
+          <w:sz w:val="22"/>
+        </w:rPr>
+        <w:t>NOTAS:</w:t>
+      </w:r>
+    </w:p>
+    <w:p>
+      <w:pPr>
+        <w:pStyle w:val="ListBullet2"/>
+      </w:pPr>
+      <w:r>
+        <w:rPr>
+          <w:b w:val="0"/>
+          <w:color w:val="4A4A49"/>
+          <w:sz w:val="22"/>
+        </w:rPr>
+        <w:t>Eso introduce consistencia eventual, es decir un lapso durante el cual dos partes del sistema tienen versiones distintas de la verdad, con consecuencias visibles para el usuario.</w:t>
+      </w:r>
+    </w:p>
+    <w:p>
+      <w:pPr>
+        <w:pStyle w:val="ListBullet2"/>
+      </w:pPr>
+      <w:r>
+        <w:rPr>
+          <w:b w:val="0"/>
+          <w:color w:val="4A4A49"/>
+          <w:sz w:val="22"/>
+        </w:rPr>
+        <w:t>(No se proyecta) La postura honesta para este curso es que un CloudLite con una base de datos compartida y propiedad de tablas claramente documentada resulta aceptable, siempre que el estudiante lo registre como un trade-off consciente en su informe y no lo presente como microservicios puros.</w:t>
+      </w:r>
+    </w:p>
+    <w:p>
       <w:r>
         <w:rPr>
           <w:b/>
           <w:color w:val="4A4A49"/>
           <w:sz w:val="22"/>
         </w:rPr>
-        <w:t>[Slide 11] Monolito: lo que la palabra realmente significa (3/4)</w:t>
-      </w:r>
-      <w:r>
-        <w:rPr>
-          <w:b w:val="0"/>
-          <w:color w:val="4A4A49"/>
-          <w:sz w:val="22"/>
-        </w:rPr>
-        <w:t xml:space="preserve"> — 5 vinetas.</w:t>
+        <w:t>[Slide 20] Los tres riesgos de distribuir, y por que son esos tres</w:t>
+      </w:r>
+      <w:r>
+        <w:rPr>
+          <w:b w:val="0"/>
+          <w:color w:val="4A4A49"/>
+          <w:sz w:val="22"/>
+        </w:rPr>
+        <w:t xml:space="preserve"> — 2 vinetas.</w:t>
+      </w:r>
+    </w:p>
+    <w:p>
+      <w:pPr>
+        <w:pStyle w:val="ListBullet2"/>
+      </w:pPr>
+      <w:r>
+        <w:rPr>
+          <w:b w:val="0"/>
+          <w:color w:val="4A4A49"/>
+          <w:sz w:val="22"/>
+        </w:rPr>
+        <w:t>DESARROLLO (para explicarlo, no se proyecta):</w:t>
+      </w:r>
+    </w:p>
+    <w:p>
+      <w:pPr>
+        <w:pStyle w:val="ListBullet2"/>
+      </w:pPr>
+      <w:r>
+        <w:rPr>
+          <w:b w:val="0"/>
+          <w:color w:val="4A4A49"/>
+          <w:sz w:val="22"/>
+        </w:rPr>
+        <w:t>Los riesgos de distribucion no son una lista libre: son TRES riesgos, cada uno responde una pregunta distinta, y estan elegidos para que ninguno se pueda contestar sin mirar el propio diagrama.</w:t>
+      </w:r>
+    </w:p>
+    <w:p>
+      <w:pPr>
+        <w:pStyle w:val="ListBullet2"/>
+      </w:pPr>
+      <w:r>
+        <w:rPr>
+          <w:b w:val="0"/>
+          <w:color w:val="4A4A49"/>
+          <w:sz w:val="22"/>
+        </w:rPr>
+        <w:t>Se nombra UNA caja del diagrama y se dice que deja de funcionar y —esta es la mitad que se olvida— que SIGUE funcionando.</w:t>
+      </w:r>
+    </w:p>
+    <w:p>
+      <w:pPr>
+        <w:pStyle w:val="ListBullet2"/>
+      </w:pPr>
+      <w:r>
+        <w:rPr>
+          <w:b w:val="0"/>
+          <w:color w:val="4A4A49"/>
+          <w:sz w:val="22"/>
+        </w:rPr>
+        <w:t>En CloudLite Turnos, si se cae el trabajador de notificaciones, los turnos se siguen reservando y lo que se pierde es el correo de confirmacion; si se cae la base de turnos, no se reserva nada</w:t>
+      </w:r>
+    </w:p>
+    <w:p>
+      <w:pPr>
+        <w:pStyle w:val="ListBullet2"/>
+      </w:pPr>
+      <w:r>
+        <w:rPr>
+          <w:b w:val="0"/>
+          <w:color w:val="4A4A49"/>
+          <w:sz w:val="22"/>
+        </w:rPr>
+        <w:t>Pero la aplicacion web sigue cargando y puede mostrar un mensaje decente en lugar de una pantalla en blanco.</w:t>
+      </w:r>
+    </w:p>
+    <w:p>
+      <w:pPr>
+        <w:pStyle w:val="ListBullet2"/>
+      </w:pPr>
+      <w:r>
+        <w:rPr>
+          <w:b w:val="0"/>
+          <w:color w:val="4A4A49"/>
+          <w:sz w:val="22"/>
+        </w:rPr>
+        <w:t>Reservar un turno en el ejemplo de tres cajas son tres saltos: el navegador a la aplicacion web, la aplicacion web a la API, y la API a la base de datos; si se agrega el correo son cuatro, y si el correo se envia por cola, cinco.</w:t>
+      </w:r>
+    </w:p>
+    <w:p>
+      <w:pPr>
+        <w:pStyle w:val="ListBullet2"/>
+      </w:pPr>
+      <w:r>
+        <w:rPr>
+          <w:b w:val="0"/>
+          <w:color w:val="4A4A49"/>
+          <w:sz w:val="22"/>
+        </w:rPr>
+        <w:t>El numero importa por lo que se explico arriba: cada salto agrega latencia y una probabilidad de fallo, y esa aritmetica es la unica defensa contra multiplicar cajas por gusto.</w:t>
+      </w:r>
+    </w:p>
+    <w:p>
+      <w:pPr>
+        <w:pStyle w:val="ListBullet2"/>
+      </w:pPr>
+      <w:r>
+        <w:rPr>
+          <w:b w:val="0"/>
+          <w:color w:val="4A4A49"/>
+          <w:sz w:val="22"/>
+        </w:rPr>
+        <w:t>Un estudiante que no puede contar sus saltos no esta leyendo su diagrama, esta recordandolo.</w:t>
+      </w:r>
+    </w:p>
+    <w:p>
+      <w:pPr>
+        <w:pStyle w:val="ListBullet2"/>
+      </w:pPr>
+      <w:r>
+        <w:rPr>
+          <w:b w:val="0"/>
+          <w:color w:val="4A4A49"/>
+          <w:sz w:val="22"/>
+        </w:rPr>
+        <w:t>El tercero pregunta por un dato que se escribe en dos pasos, y es el mas dificil de los tres porque exige mirar la escritura y no la lectura.</w:t>
+      </w:r>
+    </w:p>
+    <w:p>
+      <w:pPr>
+        <w:pStyle w:val="ListBullet2"/>
+      </w:pPr>
+      <w:r>
+        <w:rPr>
+          <w:b w:val="0"/>
+          <w:color w:val="4A4A49"/>
+          <w:sz w:val="22"/>
+        </w:rPr>
+        <w:t>En el ejemplo, el turno se escribe en la base y despues se publica el mensaje del correo: si el segundo paso falla, el turno existe y el cliente nunca se entero.</w:t>
+      </w:r>
+    </w:p>
+    <w:p>
+      <w:pPr>
+        <w:pStyle w:val="ListBullet2"/>
+      </w:pPr>
+      <w:r>
+        <w:rPr>
+          <w:b w:val="0"/>
+          <w:color w:val="4A4A49"/>
+          <w:sz w:val="22"/>
+        </w:rPr>
+        <w:t>Ese es el problema de fondo de todo sistema distribuido, y hoy no se resuelve con una saga completa: se reconoce, se nombra el dato concreto y se dice que queda inconsistente.</w:t>
+      </w:r>
+    </w:p>
+    <w:p>
+      <w:pPr>
+        <w:pStyle w:val="ListBullet2"/>
+      </w:pPr>
+      <w:r>
+        <w:rPr>
+          <w:b w:val="0"/>
+          <w:color w:val="4A4A49"/>
+          <w:sz w:val="22"/>
+        </w:rPr>
+        <w:t>Si un estudiante dice que no encuentra ningun riesgo, casi siempre es porque su diagrama tiene flechas sin protocolo o sin formato: no sabe por donde puede romperse porque nunca definio como se comunican las piezas.</w:t>
+      </w:r>
+    </w:p>
+    <w:p>
+      <w:pPr>
+        <w:pStyle w:val="ListBullet2"/>
+      </w:pPr>
+      <w:r>
+        <w:rPr>
+          <w:b w:val="0"/>
+          <w:color w:val="4A4A49"/>
+          <w:sz w:val="22"/>
+        </w:rPr>
+        <w:t>Los tres riesgos clasicos de un sistema distribuido son: la red falla o se demora, un servicio deja de responder mientras los demas siguen, y los datos quedan inconsistentes entre dos servicios.</w:t>
+      </w:r>
+    </w:p>
+    <w:p>
+      <w:pPr>
+        <w:pStyle w:val="ListBullet2"/>
+      </w:pPr>
+      <w:r>
+        <w:rPr>
+          <w:b w:val="0"/>
+          <w:color w:val="4A4A49"/>
+          <w:sz w:val="22"/>
+        </w:rPr>
+        <w:t>En la app de turnos, si el worker de avisos cae, los turnos se siguen reservando y los avisos esperan en la cola: el fallo queda contenido.</w:t>
+      </w:r>
+    </w:p>
+    <w:p>
+      <w:pPr>
+        <w:pStyle w:val="ListBullet2"/>
+      </w:pPr>
+      <w:r>
+        <w:rPr>
+          <w:b w:val="0"/>
+          <w:color w:val="4A4A49"/>
+          <w:sz w:val="22"/>
+        </w:rPr>
+        <w:t>NOTAS:</w:t>
+      </w:r>
+    </w:p>
+    <w:p>
+      <w:pPr>
+        <w:pStyle w:val="ListBullet2"/>
+      </w:pPr>
+      <w:r>
+        <w:rPr>
+          <w:b w:val="0"/>
+          <w:color w:val="4A4A49"/>
+          <w:sz w:val="22"/>
+        </w:rPr>
+        <w:t>El primero pregunta que se cae.</w:t>
+      </w:r>
+    </w:p>
+    <w:p>
+      <w:pPr>
+        <w:pStyle w:val="ListBullet2"/>
+      </w:pPr>
+      <w:r>
+        <w:rPr>
+          <w:b w:val="0"/>
+          <w:color w:val="4A4A49"/>
+          <w:sz w:val="22"/>
+        </w:rPr>
+        <w:t>El segundo pregunta cuantos saltos de red tiene una operacion de punta a punta, y se responde con un numero, contado sobre el propio dibujo.</w:t>
+      </w:r>
+    </w:p>
+    <w:p>
+      <w:pPr>
+        <w:pStyle w:val="ListBullet2"/>
+      </w:pPr>
+      <w:r>
+        <w:rPr>
+          <w:b w:val="0"/>
+          <w:color w:val="4A4A49"/>
+          <w:sz w:val="22"/>
+        </w:rPr>
+        <w:t>PREGUNTAS FRECUENTES Y CIERRE CONCEPTUAL ()</w:t>
+      </w:r>
+    </w:p>
+    <w:p>
+      <w:pPr>
+        <w:pStyle w:val="ListBullet2"/>
+      </w:pPr>
+      <w:r>
+        <w:rPr>
+          <w:b w:val="0"/>
+          <w:color w:val="4A4A49"/>
+          <w:sz w:val="22"/>
+        </w:rPr>
+        <w:t>Cuantos microservicios son los correctos: no hay numero correcto, hay justificacion por frontera</w:t>
+      </w:r>
+    </w:p>
+    <w:p>
+      <w:pPr>
+        <w:pStyle w:val="ListBullet2"/>
+      </w:pPr>
+      <w:r>
+        <w:rPr>
+          <w:b w:val="0"/>
+          <w:color w:val="4A4A49"/>
+          <w:sz w:val="22"/>
+        </w:rPr>
+        <w:t>Y el rango de dos a cinco contenedores que exige el curso es una restriccion pedagogica pensada para proyectos de una a tres personas en doce semanas, no un hallazgo de la ingenieria.</w:t>
+      </w:r>
+    </w:p>
+    <w:p>
+      <w:pPr>
+        <w:pStyle w:val="ListBullet2"/>
+      </w:pPr>
+      <w:r>
+        <w:rPr>
+          <w:b w:val="0"/>
+          <w:color w:val="4A4A49"/>
+          <w:sz w:val="22"/>
+        </w:rPr>
+        <w:t>Si las empresas grandes tienen cientos de servicios, por que nosotros solo tres: porque el numero de servicios que una organizacion puede sostener es funcion del numero de equipos autonomos y de la madurez de su automatizacion de despliegue y observabilidad</w:t>
+      </w:r>
+    </w:p>
+    <w:p>
+      <w:pPr>
+        <w:pStyle w:val="ListBullet2"/>
+      </w:pPr>
+      <w:r>
+        <w:rPr>
+          <w:b w:val="0"/>
+          <w:color w:val="4A4A49"/>
+          <w:sz w:val="22"/>
+        </w:rPr>
+        <w:t>Condiciones que un equipo de tres no tiene, y copiar la forma sin las condiciones produce lo que aqui se llama microservicios teatro.</w:t>
+      </w:r>
+    </w:p>
+    <w:p>
+      <w:pPr>
+        <w:pStyle w:val="ListBullet2"/>
+      </w:pPr>
+      <w:r>
+        <w:rPr>
+          <w:b w:val="0"/>
+          <w:color w:val="4A4A49"/>
+          <w:sz w:val="22"/>
+        </w:rPr>
+        <w:t>Y la tercera, que hay que responder sin ambiguedad: esta mal hacer un monolito.</w:t>
+      </w:r>
+    </w:p>
+    <w:p>
+      <w:pPr>
+        <w:pStyle w:val="ListBullet2"/>
+      </w:pPr>
+      <w:r>
+        <w:rPr>
+          <w:b w:val="0"/>
+          <w:color w:val="4A4A49"/>
+          <w:sz w:val="22"/>
+        </w:rPr>
+        <w:t>(No se proyecta) Conviene dictarlos asi, porque un estudiante que entiende por que son esos tres no escribe generalidades.</w:t>
+      </w:r>
+    </w:p>
+    <w:p>
+      <w:pPr>
+        <w:pStyle w:val="ListBullet2"/>
+      </w:pPr>
+      <w:r>
+        <w:rPr>
+          <w:b w:val="0"/>
+          <w:color w:val="4A4A49"/>
+          <w:sz w:val="22"/>
+        </w:rPr>
+        <w:t>(No se proyecta) «Se cae todo» vale la mitad de los puntos, y con razon: en un sistema bien partido nunca se cae todo, y el ejercicio consiste precisamente en descubrir que algunas cosas sobreviven.</w:t>
+      </w:r>
+    </w:p>
+    <w:p>
+      <w:pPr>
+        <w:pStyle w:val="ListBullet2"/>
+      </w:pPr>
+      <w:r>
+        <w:rPr>
+          <w:b w:val="0"/>
+          <w:color w:val="4A4A49"/>
+          <w:sz w:val="22"/>
+        </w:rPr>
+        <w:t>(No se proyecta) Ese razonamiento es el que en la Clase 7 permite decidir que va en cada zona de red y en la Clase 13 que pieza vale la pena replicar.</w:t>
+      </w:r>
+    </w:p>
+    <w:p>
+      <w:pPr>
+        <w:pStyle w:val="ListBullet2"/>
+      </w:pPr>
+      <w:r>
+        <w:rPr>
+          <w:b w:val="0"/>
+          <w:color w:val="4A4A49"/>
+          <w:sz w:val="22"/>
+        </w:rPr>
+        <w:t>(No se proyecta) Devolverle el diagrama es mas util que darle un ejemplo.</w:t>
       </w:r>
     </w:p>
     <w:p>
@@ -525,336 +2592,7 @@
           <w:color w:val="4A4A49"/>
           <w:sz w:val="22"/>
         </w:rPr>
-        <w:t>[Slide 12] Monolito: lo que la palabra realmente significa (4/4)</w:t>
-      </w:r>
-      <w:r>
-        <w:rPr>
-          <w:b w:val="0"/>
-          <w:color w:val="4A4A49"/>
-          <w:sz w:val="22"/>
-        </w:rPr>
-        <w:t xml:space="preserve"> — 3 vinetas.</w:t>
-      </w:r>
-    </w:p>
-    <w:p>
-      <w:r>
-        <w:rPr>
-          <w:b/>
-          <w:color w:val="4A4A49"/>
-          <w:sz w:val="22"/>
-        </w:rPr>
-        <w:t>[Slide 13] Las tres reglas del nivel Container y la trazabilidad con el Context (1/2)</w:t>
-      </w:r>
-      <w:r>
-        <w:rPr>
-          <w:b w:val="0"/>
-          <w:color w:val="4A4A49"/>
-          <w:sz w:val="22"/>
-        </w:rPr>
-        <w:t xml:space="preserve"> — 5 vinetas.</w:t>
-      </w:r>
-    </w:p>
-    <w:p>
-      <w:pPr>
-        <w:pStyle w:val="ListBullet2"/>
-      </w:pPr>
-      <w:r>
-        <w:rPr>
-          <w:b w:val="0"/>
-          <w:color w:val="4A4A49"/>
-          <w:sz w:val="22"/>
-        </w:rPr>
-        <w:t>Nombre, tecnologia y responsabilidad en una frase.</w:t>
-      </w:r>
-    </w:p>
-    <w:p>
-      <w:pPr>
-        <w:pStyle w:val="ListBullet2"/>
-      </w:pPr>
-      <w:r>
-        <w:rPr>
-          <w:b w:val="0"/>
-          <w:color w:val="4A4A49"/>
-          <w:sz w:val="22"/>
-        </w:rPr>
-        <w:t>«HTTP» a secas no dice como viajan los datos y «SQL» a secas no dice sobre que transporte; con las dos mitades, cualquiera que lea el diagrama sabe por donde puede romperse.</w:t>
-      </w:r>
-    </w:p>
-    <w:p>
-      <w:pPr>
-        <w:pStyle w:val="ListBullet2"/>
-      </w:pPr>
-      <w:r>
-        <w:rPr>
-          <w:b w:val="0"/>
-          <w:color w:val="4A4A49"/>
-          <w:sz w:val="22"/>
-        </w:rPr>
-        <w:t>(No se proyecta) Antes del ejemplo conviene fijar las tres reglas con las que se corrige el diagrama, porque cada una tiene puntos asignados y las tres se pierden por descuido y no por no saber.</w:t>
-      </w:r>
-    </w:p>
-    <w:p>
-      <w:pPr>
-        <w:pStyle w:val="ListBullet2"/>
-      </w:pPr>
-      <w:r>
-        <w:rPr>
-          <w:b w:val="0"/>
-          <w:color w:val="4A4A49"/>
-          <w:sz w:val="22"/>
-        </w:rPr>
-        <w:t>(No se proyecta) Y hay una cuarta condicion que no es del nivel sino de la continuidad del proyecto: los nombres tienen que ser IDENTICOS a los del C4 Context de la Clase 1.</w:t>
-      </w:r>
-    </w:p>
-    <w:p>
-      <w:pPr>
-        <w:pStyle w:val="ListBullet2"/>
-      </w:pPr>
-      <w:r>
-        <w:rPr>
-          <w:b w:val="0"/>
-          <w:color w:val="4A4A49"/>
-          <w:sz w:val="22"/>
-        </w:rPr>
-        <w:t>(No se proyecta) No es pedanteria de notacion; es lo unico que permite afirmar que los dos dibujos son el mismo sistema visto desde distinta altura, y es exactamente lo que se volvera a verificar en la Clase 7 contra el diagrama de despliegue y en la Clase 11 en la auditoria del paquete.</w:t>
-      </w:r>
-    </w:p>
-    <w:p>
-      <w:pPr>
-        <w:pStyle w:val="ListBullet2"/>
-      </w:pPr>
-      <w:r>
-        <w:rPr>
-          <w:b w:val="0"/>
-          <w:color w:val="4A4A49"/>
-          <w:sz w:val="22"/>
-        </w:rPr>
-        <w:t>(No se proyecta) Ese es el error de dibujo mas comun de la clase, meter al usuario o a la pasarela de pagos dentro del sistema propio, y se detecta en dos segundos preguntando quien lo opera.</w:t>
-      </w:r>
-    </w:p>
-    <w:p>
-      <w:r>
-        <w:rPr>
-          <w:b/>
-          <w:color w:val="4A4A49"/>
-          <w:sz w:val="22"/>
-        </w:rPr>
-        <w:t>[Slide 14] Las tres reglas del nivel Container y la trazabilidad con el Context (2/2)</w:t>
-      </w:r>
-      <w:r>
-        <w:rPr>
-          <w:b w:val="0"/>
-          <w:color w:val="4A4A49"/>
-          <w:sz w:val="22"/>
-        </w:rPr>
-        <w:t xml:space="preserve"> — 4 vinetas.</w:t>
-      </w:r>
-    </w:p>
-    <w:p>
-      <w:r>
-        <w:rPr>
-          <w:b/>
-          <w:color w:val="4A4A49"/>
-          <w:sz w:val="22"/>
-        </w:rPr>
-        <w:t>[Slide 15] C4Container en Mermaid: la sintaxis que se renderiza (1/2)</w:t>
-      </w:r>
-      <w:r>
-        <w:rPr>
-          <w:b w:val="0"/>
-          <w:color w:val="4A4A49"/>
-          <w:sz w:val="22"/>
-        </w:rPr>
-        <w:t xml:space="preserve"> — 4 vinetas.</w:t>
-      </w:r>
-    </w:p>
-    <w:p>
-      <w:pPr>
-        <w:pStyle w:val="ListBullet2"/>
-      </w:pPr>
-      <w:r>
-        <w:rPr>
-          <w:b w:val="0"/>
-          <w:color w:val="4A4A49"/>
-          <w:sz w:val="22"/>
-        </w:rPr>
-        <w:t>(No se proyecta) Eso cambia lo que el docente tiene que ensenar, porque un boceto correcto escrito con la sintaxis equivocada no renderiza y entonces no hay diagrama que calificar.</w:t>
-      </w:r>
-    </w:p>
-    <w:p>
-      <w:pPr>
-        <w:pStyle w:val="ListBullet2"/>
-      </w:pPr>
-      <w:r>
-        <w:rPr>
-          <w:b w:val="0"/>
-          <w:color w:val="4A4A49"/>
-          <w:sz w:val="22"/>
-        </w:rPr>
-        <w:t>(No se proyecta) Son cinco reglas de escritura y conviene recorrerlas sobre la diapositiva, linea por linea.</w:t>
-      </w:r>
-    </w:p>
-    <w:p>
-      <w:pPr>
-        <w:pStyle w:val="ListBullet2"/>
-      </w:pPr>
-      <w:r>
-        <w:rPr>
-          <w:b w:val="0"/>
-          <w:color w:val="4A4A49"/>
-          <w:sz w:val="22"/>
-        </w:rPr>
-        <w:t>(No se proyecta) C4Context es el nivel de la Clase 1 y graph TD es otro tipo de diagrama, y cualquiera de los dos deja la respuesta en el nivel equivocado.</w:t>
-      </w:r>
-    </w:p>
-    <w:p>
-      <w:pPr>
-        <w:pStyle w:val="ListBullet2"/>
-      </w:pPr>
-      <w:r>
-        <w:rPr>
-          <w:b w:val="0"/>
-          <w:color w:val="4A4A49"/>
-          <w:sz w:val="22"/>
-        </w:rPr>
-        <w:t>(No se proyecta) Vale la pena decir en voz alta que aqui el uso de una IA es legitimo y ademas recomendado: pasar un boceto a codigo Mermaid es justo la tarea mecanica en la que ayuda sin sustituir el criterio.</w:t>
-      </w:r>
-    </w:p>
-    <w:p>
-      <w:pPr>
-        <w:pStyle w:val="ListBullet2"/>
-      </w:pPr>
-      <w:r>
-        <w:rPr>
-          <w:b w:val="0"/>
-          <w:color w:val="4A4A49"/>
-          <w:sz w:val="22"/>
-        </w:rPr>
-        <w:t>(No se proyecta) Lo que NO delega el estudiante es la revision, y hay tres cosas que tiene que verificar el mismo antes de enviar, porque son las que la IA equivoca con frecuencia: que la primera linea sea C4Container, que la base de datos haya quedado como ContainerDb y no como Container, y que ninguna relacion haya perdido la mitad de su etiqueta.</w:t>
-      </w:r>
-    </w:p>
-    <w:p>
-      <w:pPr>
-        <w:pStyle w:val="ListBullet2"/>
-      </w:pPr>
-      <w:r>
-        <w:rPr>
-          <w:b w:val="0"/>
-          <w:color w:val="4A4A49"/>
-          <w:sz w:val="22"/>
-        </w:rPr>
-        <w:t>(No se proyecta) Un codigo que no renderiza vale cero, y es el unico punto del taller donde el estudiante puede comprobar su propia nota antes de entregar.</w:t>
-      </w:r>
-    </w:p>
-    <w:p>
-      <w:r>
-        <w:rPr>
-          <w:b/>
-          <w:color w:val="4A4A49"/>
-          <w:sz w:val="22"/>
-        </w:rPr>
-        <w:t>[Slide 16] C4Container en Mermaid: la sintaxis que se renderiza (2/2)</w:t>
-      </w:r>
-      <w:r>
-        <w:rPr>
-          <w:b w:val="0"/>
-          <w:color w:val="4A4A49"/>
-          <w:sz w:val="22"/>
-        </w:rPr>
-        <w:t xml:space="preserve"> — 3 vinetas.</w:t>
-      </w:r>
-    </w:p>
-    <w:p>
-      <w:r>
-        <w:rPr>
-          <w:b/>
-          <w:color w:val="4A4A49"/>
-          <w:sz w:val="22"/>
-        </w:rPr>
-        <w:t>[Slide 17] Primer ejemplo: los tres contenedores de CloudLite Turnos</w:t>
-      </w:r>
-      <w:r>
-        <w:rPr>
-          <w:b w:val="0"/>
-          <w:color w:val="4A4A49"/>
-          <w:sz w:val="22"/>
-        </w:rPr>
-        <w:t xml:space="preserve"> — 5 vinetas.</w:t>
-      </w:r>
-    </w:p>
-    <w:p>
-      <w:pPr>
-        <w:pStyle w:val="ListBullet2"/>
-      </w:pPr>
-      <w:r>
-        <w:rPr>
-          <w:b w:val="0"/>
-          <w:color w:val="4A4A49"/>
-          <w:sz w:val="22"/>
-        </w:rPr>
-        <w:t>La flecha entre la web y la API dice «HTTPS/JSON, consulta disponibilidad y crea reservas»; la flecha entre la API y la base de datos dice «TCP, lee y escribe turnos».</w:t>
-      </w:r>
-    </w:p>
-    <w:p>
-      <w:pPr>
-        <w:pStyle w:val="ListBullet2"/>
-      </w:pPr>
-      <w:r>
-        <w:rPr>
-          <w:b w:val="0"/>
-          <w:color w:val="4A4A49"/>
-          <w:sz w:val="22"/>
-        </w:rPr>
-        <w:t>Con eso ya existe un diagrama valido y defendible.</w:t>
-      </w:r>
-    </w:p>
-    <w:p>
-      <w:pPr>
-        <w:pStyle w:val="ListBullet2"/>
-      </w:pPr>
-      <w:r>
-        <w:rPr>
-          <w:b w:val="0"/>
-          <w:color w:val="4A4A49"/>
-          <w:sz w:val="22"/>
-        </w:rPr>
-        <w:t>Si la API espera ese envio antes de responder, la reserva de un turno hereda esa latencia y ese riesgo.</w:t>
-      </w:r>
-    </w:p>
-    <w:p>
-      <w:pPr>
-        <w:pStyle w:val="ListBullet2"/>
-      </w:pPr>
-      <w:r>
-        <w:rPr>
-          <w:b w:val="0"/>
-          <w:color w:val="4A4A49"/>
-          <w:sz w:val="22"/>
-        </w:rPr>
-        <w:t>Esa es una razon legitima para separar: se agrega una cola de mensajes y un trabajador de notificaciones, la API escribe el turno, publica un mensaje y responde en decenas de milisegundos, y el trabajador envia el correo despues, con reintentos si falla.</w:t>
-      </w:r>
-    </w:p>
-    <w:p>
-      <w:pPr>
-        <w:pStyle w:val="ListBullet2"/>
-      </w:pPr>
-      <w:r>
-        <w:rPr>
-          <w:b w:val="0"/>
-          <w:color w:val="4A4A49"/>
-          <w:sz w:val="22"/>
-        </w:rPr>
-        <w:t>(No se proyecta) Primer ejemplo concreto, y conviene construirlo en el tablero en vivo.</w:t>
-      </w:r>
-    </w:p>
-    <w:p>
-      <w:r>
-        <w:rPr>
-          <w:b/>
-          <w:color w:val="4A4A49"/>
-          <w:sz w:val="22"/>
-        </w:rPr>
-        <w:t>[Slide 18] Los contratos: cuatro datos por fila y un 409 obligatorio (1/2)</w:t>
+        <w:t>[Slide 21] Distribuido implica fallos</w:t>
       </w:r>
       <w:r>
         <w:rPr>
@@ -863,430 +2601,6 @@
           <w:sz w:val="22"/>
         </w:rPr>
         <w:t xml:space="preserve"> — 6 vinetas.</w:t>
-      </w:r>
-    </w:p>
-    <w:p>
-      <w:pPr>
-        <w:pStyle w:val="ListBullet2"/>
-      </w:pPr>
-      <w:r>
-        <w:rPr>
-          <w:b w:val="0"/>
-          <w:color w:val="4A4A49"/>
-          <w:sz w:val="22"/>
-        </w:rPr>
-        <w:t>(No se proyecta) Un 500 no es un error de negocio, es una falla del sistema; nadie lo disena, y por eso poner 500 en esa columna es la senal de que el estudiante no distinguio las dos cosas.</w:t>
-      </w:r>
-    </w:p>
-    <w:p>
-      <w:pPr>
-        <w:pStyle w:val="ListBullet2"/>
-      </w:pPr>
-      <w:r>
-        <w:rPr>
-          <w:b w:val="0"/>
-          <w:color w:val="4A4A49"/>
-          <w:sz w:val="22"/>
-        </w:rPr>
-        <w:t>(No se proyecta) La diapositiva proyecta los tres contratos resueltos sobre CloudLite Turnos y conviene recorrerlos leyendo la cuarta columna en voz alta, porque es lo que hay que replicar.</w:t>
-      </w:r>
-    </w:p>
-    <w:p>
-      <w:pPr>
-        <w:pStyle w:val="ListBullet2"/>
-      </w:pPr>
-      <w:r>
-        <w:rPr>
-          <w:b w:val="0"/>
-          <w:color w:val="4A4A49"/>
-          <w:sz w:val="22"/>
-        </w:rPr>
-        <w:t>(No se proyecta) Dos exigencias mas, que valen puntos y se pierden sin darse cuenta.</w:t>
-      </w:r>
-    </w:p>
-    <w:p>
-      <w:pPr>
-        <w:pStyle w:val="ListBullet2"/>
-      </w:pPr>
-      <w:r>
-        <w:rPr>
-          <w:b w:val="0"/>
-          <w:color w:val="4A4A49"/>
-          <w:sz w:val="22"/>
-        </w:rPr>
-        <w:t>(No se proyecta) Conviene tambien tener a mano la diferencia con sus vecinos, porque se confunden: 400 es que la peticion esta mal formada, 401 que no se sabe quien eres, 403 que se sabe y no te corresponde, 404 que no existe, 422 que esta bien formada pero sus datos no pasan una validacion, y 409 que choca con el estado actual.</w:t>
-      </w:r>
-    </w:p>
-    <w:p>
-      <w:pPr>
-        <w:pStyle w:val="ListBullet2"/>
-      </w:pPr>
-      <w:r>
-        <w:rPr>
-          <w:b w:val="0"/>
-          <w:color w:val="4A4A49"/>
-          <w:sz w:val="22"/>
-        </w:rPr>
-        <w:t>(No se proyecta) Tres filas que digan «App web → API» describen un solo canal contado tres veces, y lo que se esta evaluando es si el estudiante entendio que su sistema tiene varias fronteras.</w:t>
-      </w:r>
-    </w:p>
-    <w:p>
-      <w:r>
-        <w:rPr>
-          <w:b/>
-          <w:color w:val="4A4A49"/>
-          <w:sz w:val="22"/>
-        </w:rPr>
-        <w:t>[Slide 19] Los contratos: cuatro datos por fila y un 409 obligatorio (2/2)</w:t>
-      </w:r>
-      <w:r>
-        <w:rPr>
-          <w:b w:val="0"/>
-          <w:color w:val="4A4A49"/>
-          <w:sz w:val="22"/>
-        </w:rPr>
-        <w:t xml:space="preserve"> — 5 vinetas.</w:t>
-      </w:r>
-    </w:p>
-    <w:p>
-      <w:r>
-        <w:rPr>
-          <w:b/>
-          <w:color w:val="4A4A49"/>
-          <w:sz w:val="22"/>
-        </w:rPr>
-        <w:t>[Slide 20] Lo que se paga al distribuir: la red no es una llamada de funcion</w:t>
-      </w:r>
-      <w:r>
-        <w:rPr>
-          <w:b w:val="0"/>
-          <w:color w:val="4A4A49"/>
-          <w:sz w:val="22"/>
-        </w:rPr>
-        <w:t xml:space="preserve"> — 5 vinetas.</w:t>
-      </w:r>
-    </w:p>
-    <w:p>
-      <w:pPr>
-        <w:pStyle w:val="ListBullet2"/>
-      </w:pPr>
-      <w:r>
-        <w:rPr>
-          <w:b w:val="0"/>
-          <w:color w:val="4A4A49"/>
-          <w:sz w:val="22"/>
-        </w:rPr>
-        <w:t>(No se proyecta) Hay una aritmetica que conviene mostrar porque impresiona con razon: si una peticion del usuario atraviesa en cadena cinco servicios y cada uno esta disponible el 99,9 % del tiempo, la disponibilidad del recorrido completo es 0,999 elevado a la quinta potencia, alrededor del 99,5 %, lo que pasa de unos 43 minutos de indisponibilidad al mes a mas de tres horas.</w:t>
-      </w:r>
-    </w:p>
-    <w:p>
-      <w:r>
-        <w:rPr>
-          <w:b/>
-          <w:color w:val="4A4A49"/>
-          <w:sz w:val="22"/>
-        </w:rPr>
-        <w:t>[Slide 21] Timeout, reintento, idempotencia y circuit breaker (1/2)</w:t>
-      </w:r>
-      <w:r>
-        <w:rPr>
-          <w:b w:val="0"/>
-          <w:color w:val="4A4A49"/>
-          <w:sz w:val="22"/>
-        </w:rPr>
-        <w:t xml:space="preserve"> — 3 vinetas.</w:t>
-      </w:r>
-    </w:p>
-    <w:p>
-      <w:pPr>
-        <w:pStyle w:val="ListBullet2"/>
-      </w:pPr>
-      <w:r>
-        <w:rPr>
-          <w:b w:val="0"/>
-          <w:color w:val="4A4A49"/>
-          <w:sz w:val="22"/>
-        </w:rPr>
-        <w:t>De ahi salen cuatro mecanismos que el diagrama y la tabla deben poder mencionar.</w:t>
-      </w:r>
-    </w:p>
-    <w:p>
-      <w:pPr>
-        <w:pStyle w:val="ListBullet2"/>
-      </w:pPr>
-      <w:r>
-        <w:rPr>
-          <w:b w:val="0"/>
-          <w:color w:val="4A4A49"/>
-          <w:sz w:val="22"/>
-        </w:rPr>
-        <w:t>Los reintentos exigen idempotencia, que significa que ejecutar la misma operacion dos veces produzca el mismo resultado que ejecutarla una vez.</w:t>
-      </w:r>
-    </w:p>
-    <w:p>
-      <w:r>
-        <w:rPr>
-          <w:b/>
-          <w:color w:val="4A4A49"/>
-          <w:sz w:val="22"/>
-        </w:rPr>
-        <w:t>[Slide 22] Timeout, reintento, idempotencia y circuit breaker (2/2)</w:t>
-      </w:r>
-      <w:r>
-        <w:rPr>
-          <w:b w:val="0"/>
-          <w:color w:val="4A4A49"/>
-          <w:sz w:val="22"/>
-        </w:rPr>
-        <w:t xml:space="preserve"> — 2 vinetas.</w:t>
-      </w:r>
-    </w:p>
-    <w:p>
-      <w:r>
-        <w:rPr>
-          <w:b/>
-          <w:color w:val="4A4A49"/>
-          <w:sz w:val="22"/>
-        </w:rPr>
-        <w:t>[Slide 23] Los datos: donde se rompen los proyectos academicos (1/2)</w:t>
-      </w:r>
-      <w:r>
-        <w:rPr>
-          <w:b w:val="0"/>
-          <w:color w:val="4A4A49"/>
-          <w:sz w:val="22"/>
-        </w:rPr>
-        <w:t xml:space="preserve"> — 5 vinetas.</w:t>
-      </w:r>
-    </w:p>
-    <w:p>
-      <w:pPr>
-        <w:pStyle w:val="ListBullet2"/>
-      </w:pPr>
-      <w:r>
-        <w:rPr>
-          <w:b w:val="0"/>
-          <w:color w:val="4A4A49"/>
-          <w:sz w:val="22"/>
-        </w:rPr>
-        <w:t>Eso introduce consistencia eventual, es decir un lapso durante el cual dos partes del sistema tienen versiones distintas de la verdad, con consecuencias visibles para el usuario.</w:t>
-      </w:r>
-    </w:p>
-    <w:p>
-      <w:pPr>
-        <w:pStyle w:val="ListBullet2"/>
-      </w:pPr>
-      <w:r>
-        <w:rPr>
-          <w:b w:val="0"/>
-          <w:color w:val="4A4A49"/>
-          <w:sz w:val="22"/>
-        </w:rPr>
-        <w:t>(No se proyecta) La postura honesta para este curso es que un CloudLite con una base de datos compartida y propiedad de tablas claramente documentada resulta aceptable, siempre que el estudiante lo registre como un trade-off consciente en su informe y no lo presente como microservicios puros.</w:t>
-      </w:r>
-    </w:p>
-    <w:p>
-      <w:r>
-        <w:rPr>
-          <w:b/>
-          <w:color w:val="4A4A49"/>
-          <w:sz w:val="22"/>
-        </w:rPr>
-        <w:t>[Slide 24] Los datos: donde se rompen los proyectos academicos (2/2)</w:t>
-      </w:r>
-      <w:r>
-        <w:rPr>
-          <w:b w:val="0"/>
-          <w:color w:val="4A4A49"/>
-          <w:sz w:val="22"/>
-        </w:rPr>
-        <w:t xml:space="preserve"> — 4 vinetas.</w:t>
-      </w:r>
-    </w:p>
-    <w:p>
-      <w:r>
-        <w:rPr>
-          <w:b/>
-          <w:color w:val="4A4A49"/>
-          <w:sz w:val="22"/>
-        </w:rPr>
-        <w:t>[Slide 25] Los tres riesgos de distribuir, y por que son esos tres (1/3)</w:t>
-      </w:r>
-      <w:r>
-        <w:rPr>
-          <w:b w:val="0"/>
-          <w:color w:val="4A4A49"/>
-          <w:sz w:val="22"/>
-        </w:rPr>
-        <w:t xml:space="preserve"> — 5 vinetas.</w:t>
-      </w:r>
-    </w:p>
-    <w:p>
-      <w:pPr>
-        <w:pStyle w:val="ListBullet2"/>
-      </w:pPr>
-      <w:r>
-        <w:rPr>
-          <w:b w:val="0"/>
-          <w:color w:val="4A4A49"/>
-          <w:sz w:val="22"/>
-        </w:rPr>
-        <w:t>El primero pregunta que se cae.</w:t>
-      </w:r>
-    </w:p>
-    <w:p>
-      <w:pPr>
-        <w:pStyle w:val="ListBullet2"/>
-      </w:pPr>
-      <w:r>
-        <w:rPr>
-          <w:b w:val="0"/>
-          <w:color w:val="4A4A49"/>
-          <w:sz w:val="22"/>
-        </w:rPr>
-        <w:t>El segundo pregunta cuantos saltos de red tiene una operacion de punta a punta, y se responde con un numero, contado sobre el propio dibujo.</w:t>
-      </w:r>
-    </w:p>
-    <w:p>
-      <w:pPr>
-        <w:pStyle w:val="ListBullet2"/>
-      </w:pPr>
-      <w:r>
-        <w:rPr>
-          <w:b w:val="0"/>
-          <w:color w:val="4A4A49"/>
-          <w:sz w:val="22"/>
-        </w:rPr>
-        <w:t>(No se proyecta) Conviene dictarlos asi, porque un estudiante que entiende por que son esos tres no escribe generalidades.</w:t>
-      </w:r>
-    </w:p>
-    <w:p>
-      <w:pPr>
-        <w:pStyle w:val="ListBullet2"/>
-      </w:pPr>
-      <w:r>
-        <w:rPr>
-          <w:b w:val="0"/>
-          <w:color w:val="4A4A49"/>
-          <w:sz w:val="22"/>
-        </w:rPr>
-        <w:t>(No se proyecta) «Se cae todo» vale la mitad de los puntos, y con razon: en un sistema bien partido nunca se cae todo, y el ejercicio consiste precisamente en descubrir que algunas cosas sobreviven.</w:t>
-      </w:r>
-    </w:p>
-    <w:p>
-      <w:pPr>
-        <w:pStyle w:val="ListBullet2"/>
-      </w:pPr>
-      <w:r>
-        <w:rPr>
-          <w:b w:val="0"/>
-          <w:color w:val="4A4A49"/>
-          <w:sz w:val="22"/>
-        </w:rPr>
-        <w:t>(No se proyecta) Ese razonamiento es el que en la Clase 7 permite decidir que va en cada zona de red y en la Clase 13 que pieza vale la pena replicar.</w:t>
-      </w:r>
-    </w:p>
-    <w:p>
-      <w:pPr>
-        <w:pStyle w:val="ListBullet2"/>
-      </w:pPr>
-      <w:r>
-        <w:rPr>
-          <w:b w:val="0"/>
-          <w:color w:val="4A4A49"/>
-          <w:sz w:val="22"/>
-        </w:rPr>
-        <w:t>(No se proyecta) Devolverle el diagrama es mas util que darle un ejemplo.</w:t>
-      </w:r>
-    </w:p>
-    <w:p>
-      <w:r>
-        <w:rPr>
-          <w:b/>
-          <w:color w:val="4A4A49"/>
-          <w:sz w:val="22"/>
-        </w:rPr>
-        <w:t>[Slide 26] Los tres riesgos de distribuir, y por que son esos tres (2/3)</w:t>
-      </w:r>
-      <w:r>
-        <w:rPr>
-          <w:b w:val="0"/>
-          <w:color w:val="4A4A49"/>
-          <w:sz w:val="22"/>
-        </w:rPr>
-        <w:t xml:space="preserve"> — 5 vinetas.</w:t>
-      </w:r>
-    </w:p>
-    <w:p>
-      <w:r>
-        <w:rPr>
-          <w:b/>
-          <w:color w:val="4A4A49"/>
-          <w:sz w:val="22"/>
-        </w:rPr>
-        <w:t>[Slide 27] Los tres riesgos de distribuir, y por que son esos tres (3/3)</w:t>
-      </w:r>
-      <w:r>
-        <w:rPr>
-          <w:b w:val="0"/>
-          <w:color w:val="4A4A49"/>
-          <w:sz w:val="22"/>
-        </w:rPr>
-        <w:t xml:space="preserve"> — 3 vinetas.</w:t>
-      </w:r>
-    </w:p>
-    <w:p>
-      <w:r>
-        <w:rPr>
-          <w:b/>
-          <w:color w:val="4A4A49"/>
-          <w:sz w:val="22"/>
-        </w:rPr>
-        <w:t>[Slide 28] Preguntas frecuentes y cierre conceptual</w:t>
-      </w:r>
-      <w:r>
-        <w:rPr>
-          <w:b w:val="0"/>
-          <w:color w:val="4A4A49"/>
-          <w:sz w:val="22"/>
-        </w:rPr>
-        <w:t xml:space="preserve"> — 5 vinetas.</w:t>
-      </w:r>
-    </w:p>
-    <w:p>
-      <w:r>
-        <w:rPr>
-          <w:b/>
-          <w:color w:val="4A4A49"/>
-          <w:sz w:val="22"/>
-        </w:rPr>
-        <w:t>[Slide 29] El C4 Container en Mermaid: la forma que un visor renderiza</w:t>
-      </w:r>
-      <w:r>
-        <w:rPr>
-          <w:b w:val="0"/>
-          <w:color w:val="4A4A49"/>
-          <w:sz w:val="22"/>
-        </w:rPr>
-        <w:t xml:space="preserve"> — 17 vinetas.</w:t>
-      </w:r>
-    </w:p>
-    <w:p>
-      <w:r>
-        <w:rPr>
-          <w:b/>
-          <w:color w:val="4A4A49"/>
-          <w:sz w:val="22"/>
-        </w:rPr>
-        <w:t>[Slide 30] Lo que importa del diagrama, y no es el dibujo</w:t>
-      </w:r>
-      <w:r>
-        <w:rPr>
-          <w:b w:val="0"/>
-          <w:color w:val="4A4A49"/>
-          <w:sz w:val="22"/>
-        </w:rPr>
-        <w:t xml:space="preserve"> — 13 vinetas.</w:t>
       </w:r>
     </w:p>
     <w:p>
@@ -1388,6 +2702,32 @@
           <w:color w:val="4A4A49"/>
           <w:sz w:val="22"/>
         </w:rPr>
+        <w:t>De donde viene la clase y que se abre hoy</w:t>
+      </w:r>
+    </w:p>
+    <w:p>
+      <w:pPr>
+        <w:pStyle w:val="ListNumber"/>
+      </w:pPr>
+      <w:r>
+        <w:rPr>
+          <w:b w:val="0"/>
+          <w:color w:val="4A4A49"/>
+          <w:sz w:val="22"/>
+        </w:rPr>
+        <w:t>Monolito: lo que la palabra realmente significa</w:t>
+      </w:r>
+    </w:p>
+    <w:p>
+      <w:pPr>
+        <w:pStyle w:val="ListNumber"/>
+      </w:pPr>
+      <w:r>
+        <w:rPr>
+          <w:b w:val="0"/>
+          <w:color w:val="4A4A49"/>
+          <w:sz w:val="22"/>
+        </w:rPr>
         <w:t>Monolito vs microservicios (para el PI)</w:t>
       </w:r>
     </w:p>
@@ -1401,6 +2741,45 @@
           <w:color w:val="4A4A49"/>
           <w:sz w:val="22"/>
         </w:rPr>
+        <w:t>Microservicios de verdad vs microservicios teatro</w:t>
+      </w:r>
+    </w:p>
+    <w:p>
+      <w:pPr>
+        <w:pStyle w:val="ListNumber"/>
+      </w:pPr>
+      <w:r>
+        <w:rPr>
+          <w:b w:val="0"/>
+          <w:color w:val="4A4A49"/>
+          <w:sz w:val="22"/>
+        </w:rPr>
+        <w:t>Las tres reglas del nivel Container y la trazabilidad con el Context</w:t>
+      </w:r>
+    </w:p>
+    <w:p>
+      <w:pPr>
+        <w:pStyle w:val="ListNumber"/>
+      </w:pPr>
+      <w:r>
+        <w:rPr>
+          <w:b w:val="0"/>
+          <w:color w:val="4A4A49"/>
+          <w:sz w:val="22"/>
+        </w:rPr>
+        <w:t>Las tres reglas del C4 Container, en codigo</w:t>
+      </w:r>
+    </w:p>
+    <w:p>
+      <w:pPr>
+        <w:pStyle w:val="ListNumber"/>
+      </w:pPr>
+      <w:r>
+        <w:rPr>
+          <w:b w:val="0"/>
+          <w:color w:val="4A4A49"/>
+          <w:sz w:val="22"/>
+        </w:rPr>
         <w:t>C4-lite: del Context a los Containers</w:t>
       </w:r>
     </w:p>
@@ -1414,6 +2793,71 @@
           <w:color w:val="4A4A49"/>
           <w:sz w:val="22"/>
         </w:rPr>
+        <w:t>Ejemplo de diagrama C4 — nivel Containers</w:t>
+      </w:r>
+    </w:p>
+    <w:p>
+      <w:pPr>
+        <w:pStyle w:val="ListNumber"/>
+      </w:pPr>
+      <w:r>
+        <w:rPr>
+          <w:b w:val="0"/>
+          <w:color w:val="4A4A49"/>
+          <w:sz w:val="22"/>
+        </w:rPr>
+        <w:t>C4Container en Mermaid: la sintaxis que se renderiza</w:t>
+      </w:r>
+    </w:p>
+    <w:p>
+      <w:pPr>
+        <w:pStyle w:val="ListNumber"/>
+      </w:pPr>
+      <w:r>
+        <w:rPr>
+          <w:b w:val="0"/>
+          <w:color w:val="4A4A49"/>
+          <w:sz w:val="22"/>
+        </w:rPr>
+        <w:t>C4Container en Mermaid: el molde que un visor renderiza</w:t>
+      </w:r>
+    </w:p>
+    <w:p>
+      <w:pPr>
+        <w:pStyle w:val="ListNumber"/>
+      </w:pPr>
+      <w:r>
+        <w:rPr>
+          <w:b w:val="0"/>
+          <w:color w:val="4A4A49"/>
+          <w:sz w:val="22"/>
+        </w:rPr>
+        <w:t>Primer ejemplo: los tres contenedores de CloudLite Turnos</w:t>
+      </w:r>
+    </w:p>
+    <w:p>
+      <w:pPr>
+        <w:pStyle w:val="ListNumber"/>
+      </w:pPr>
+      <w:r>
+        <w:rPr>
+          <w:b w:val="0"/>
+          <w:color w:val="4A4A49"/>
+          <w:sz w:val="22"/>
+        </w:rPr>
+        <w:t>Los contratos: cuatro datos por fila y un 409 obligatorio</w:t>
+      </w:r>
+    </w:p>
+    <w:p>
+      <w:pPr>
+        <w:pStyle w:val="ListNumber"/>
+      </w:pPr>
+      <w:r>
+        <w:rPr>
+          <w:b w:val="0"/>
+          <w:color w:val="4A4A49"/>
+          <w:sz w:val="22"/>
+        </w:rPr>
         <w:t>Los tres contratos de CloudLite: cuatro datos por fila</w:t>
       </w:r>
     </w:p>
@@ -1427,345 +2871,59 @@
           <w:color w:val="4A4A49"/>
           <w:sz w:val="22"/>
         </w:rPr>
+        <w:t>Lo que se paga al distribuir: la red no es una llamada de funcion</w:t>
+      </w:r>
+    </w:p>
+    <w:p>
+      <w:pPr>
+        <w:pStyle w:val="ListNumber"/>
+      </w:pPr>
+      <w:r>
+        <w:rPr>
+          <w:b w:val="0"/>
+          <w:color w:val="4A4A49"/>
+          <w:sz w:val="22"/>
+        </w:rPr>
+        <w:t>Timeout, reintento, idempotencia y circuit breaker</w:t>
+      </w:r>
+    </w:p>
+    <w:p>
+      <w:pPr>
+        <w:pStyle w:val="ListNumber"/>
+      </w:pPr>
+      <w:r>
+        <w:rPr>
+          <w:b w:val="0"/>
+          <w:color w:val="4A4A49"/>
+          <w:sz w:val="22"/>
+        </w:rPr>
+        <w:t>Los datos: donde se rompen los proyectos academicos</w:t>
+      </w:r>
+    </w:p>
+    <w:p>
+      <w:pPr>
+        <w:pStyle w:val="ListNumber"/>
+      </w:pPr>
+      <w:r>
+        <w:rPr>
+          <w:b w:val="0"/>
+          <w:color w:val="4A4A49"/>
+          <w:sz w:val="22"/>
+        </w:rPr>
+        <w:t>Los tres riesgos de distribuir, y por que son esos tres</w:t>
+      </w:r>
+    </w:p>
+    <w:p>
+      <w:pPr>
+        <w:pStyle w:val="ListNumber"/>
+      </w:pPr>
+      <w:r>
+        <w:rPr>
+          <w:b w:val="0"/>
+          <w:color w:val="4A4A49"/>
+          <w:sz w:val="22"/>
+        </w:rPr>
         <w:t>Distribuido implica fallos</w:t>
-      </w:r>
-    </w:p>
-    <w:p>
-      <w:pPr>
-        <w:pStyle w:val="ListNumber"/>
-      </w:pPr>
-      <w:r>
-        <w:rPr>
-          <w:b w:val="0"/>
-          <w:color w:val="4A4A49"/>
-          <w:sz w:val="22"/>
-        </w:rPr>
-        <w:t>De donde viene la clase y que se abre hoy</w:t>
-      </w:r>
-    </w:p>
-    <w:p>
-      <w:pPr>
-        <w:pStyle w:val="ListNumber"/>
-      </w:pPr>
-      <w:r>
-        <w:rPr>
-          <w:b w:val="0"/>
-          <w:color w:val="4A4A49"/>
-          <w:sz w:val="22"/>
-        </w:rPr>
-        <w:t>Monolito: lo que la palabra realmente significa (1/4)</w:t>
-      </w:r>
-    </w:p>
-    <w:p>
-      <w:pPr>
-        <w:pStyle w:val="ListNumber"/>
-      </w:pPr>
-      <w:r>
-        <w:rPr>
-          <w:b w:val="0"/>
-          <w:color w:val="4A4A49"/>
-          <w:sz w:val="22"/>
-        </w:rPr>
-        <w:t>Monolito: lo que la palabra realmente significa (2/4)</w:t>
-      </w:r>
-    </w:p>
-    <w:p>
-      <w:pPr>
-        <w:pStyle w:val="ListNumber"/>
-      </w:pPr>
-      <w:r>
-        <w:rPr>
-          <w:b w:val="0"/>
-          <w:color w:val="4A4A49"/>
-          <w:sz w:val="22"/>
-        </w:rPr>
-        <w:t>Monolito: lo que la palabra realmente significa (3/4)</w:t>
-      </w:r>
-    </w:p>
-    <w:p>
-      <w:pPr>
-        <w:pStyle w:val="ListNumber"/>
-      </w:pPr>
-      <w:r>
-        <w:rPr>
-          <w:b w:val="0"/>
-          <w:color w:val="4A4A49"/>
-          <w:sz w:val="22"/>
-        </w:rPr>
-        <w:t>Monolito: lo que la palabra realmente significa (4/4)</w:t>
-      </w:r>
-    </w:p>
-    <w:p>
-      <w:pPr>
-        <w:pStyle w:val="ListNumber"/>
-      </w:pPr>
-      <w:r>
-        <w:rPr>
-          <w:b w:val="0"/>
-          <w:color w:val="4A4A49"/>
-          <w:sz w:val="22"/>
-        </w:rPr>
-        <w:t>Las tres reglas del nivel Container y la trazabilidad con el Context (1/2)</w:t>
-      </w:r>
-    </w:p>
-    <w:p>
-      <w:pPr>
-        <w:pStyle w:val="ListNumber"/>
-      </w:pPr>
-      <w:r>
-        <w:rPr>
-          <w:b w:val="0"/>
-          <w:color w:val="4A4A49"/>
-          <w:sz w:val="22"/>
-        </w:rPr>
-        <w:t>Las tres reglas del nivel Container y la trazabilidad con el Context (2/2)</w:t>
-      </w:r>
-    </w:p>
-    <w:p>
-      <w:pPr>
-        <w:pStyle w:val="ListNumber"/>
-      </w:pPr>
-      <w:r>
-        <w:rPr>
-          <w:b w:val="0"/>
-          <w:color w:val="4A4A49"/>
-          <w:sz w:val="22"/>
-        </w:rPr>
-        <w:t>C4Container en Mermaid: la sintaxis que se renderiza (1/2)</w:t>
-      </w:r>
-    </w:p>
-    <w:p>
-      <w:pPr>
-        <w:pStyle w:val="ListNumber"/>
-      </w:pPr>
-      <w:r>
-        <w:rPr>
-          <w:b w:val="0"/>
-          <w:color w:val="4A4A49"/>
-          <w:sz w:val="22"/>
-        </w:rPr>
-        <w:t>C4Container en Mermaid: la sintaxis que se renderiza (2/2)</w:t>
-      </w:r>
-    </w:p>
-    <w:p>
-      <w:pPr>
-        <w:pStyle w:val="ListNumber"/>
-      </w:pPr>
-      <w:r>
-        <w:rPr>
-          <w:b w:val="0"/>
-          <w:color w:val="4A4A49"/>
-          <w:sz w:val="22"/>
-        </w:rPr>
-        <w:t>Primer ejemplo: los tres contenedores de CloudLite Turnos</w:t>
-      </w:r>
-    </w:p>
-    <w:p>
-      <w:pPr>
-        <w:pStyle w:val="ListNumber"/>
-      </w:pPr>
-      <w:r>
-        <w:rPr>
-          <w:b w:val="0"/>
-          <w:color w:val="4A4A49"/>
-          <w:sz w:val="22"/>
-        </w:rPr>
-        <w:t>Los contratos: cuatro datos por fila y un 409 obligatorio (1/2)</w:t>
-      </w:r>
-    </w:p>
-    <w:p>
-      <w:pPr>
-        <w:pStyle w:val="ListNumber"/>
-      </w:pPr>
-      <w:r>
-        <w:rPr>
-          <w:b w:val="0"/>
-          <w:color w:val="4A4A49"/>
-          <w:sz w:val="22"/>
-        </w:rPr>
-        <w:t>Los contratos: cuatro datos por fila y un 409 obligatorio (2/2)</w:t>
-      </w:r>
-    </w:p>
-    <w:p>
-      <w:pPr>
-        <w:pStyle w:val="ListNumber"/>
-      </w:pPr>
-      <w:r>
-        <w:rPr>
-          <w:b w:val="0"/>
-          <w:color w:val="4A4A49"/>
-          <w:sz w:val="22"/>
-        </w:rPr>
-        <w:t>Lo que se paga al distribuir: la red no es una llamada de funcion</w:t>
-      </w:r>
-    </w:p>
-    <w:p>
-      <w:pPr>
-        <w:pStyle w:val="ListNumber"/>
-      </w:pPr>
-      <w:r>
-        <w:rPr>
-          <w:b w:val="0"/>
-          <w:color w:val="4A4A49"/>
-          <w:sz w:val="22"/>
-        </w:rPr>
-        <w:t>Timeout, reintento, idempotencia y circuit breaker (1/2)</w:t>
-      </w:r>
-    </w:p>
-    <w:p>
-      <w:pPr>
-        <w:pStyle w:val="ListNumber"/>
-      </w:pPr>
-      <w:r>
-        <w:rPr>
-          <w:b w:val="0"/>
-          <w:color w:val="4A4A49"/>
-          <w:sz w:val="22"/>
-        </w:rPr>
-        <w:t>Timeout, reintento, idempotencia y circuit breaker (2/2)</w:t>
-      </w:r>
-    </w:p>
-    <w:p>
-      <w:pPr>
-        <w:pStyle w:val="ListNumber"/>
-      </w:pPr>
-      <w:r>
-        <w:rPr>
-          <w:b w:val="0"/>
-          <w:color w:val="4A4A49"/>
-          <w:sz w:val="22"/>
-        </w:rPr>
-        <w:t>Los datos: donde se rompen los proyectos academicos (1/2)</w:t>
-      </w:r>
-    </w:p>
-    <w:p>
-      <w:pPr>
-        <w:pStyle w:val="ListNumber"/>
-      </w:pPr>
-      <w:r>
-        <w:rPr>
-          <w:b w:val="0"/>
-          <w:color w:val="4A4A49"/>
-          <w:sz w:val="22"/>
-        </w:rPr>
-        <w:t>Los datos: donde se rompen los proyectos academicos (2/2)</w:t>
-      </w:r>
-    </w:p>
-    <w:p>
-      <w:pPr>
-        <w:pStyle w:val="ListNumber"/>
-      </w:pPr>
-      <w:r>
-        <w:rPr>
-          <w:b w:val="0"/>
-          <w:color w:val="4A4A49"/>
-          <w:sz w:val="22"/>
-        </w:rPr>
-        <w:t>Los tres riesgos de distribuir, y por que son esos tres (1/3)</w:t>
-      </w:r>
-    </w:p>
-    <w:p>
-      <w:pPr>
-        <w:pStyle w:val="ListNumber"/>
-      </w:pPr>
-      <w:r>
-        <w:rPr>
-          <w:b w:val="0"/>
-          <w:color w:val="4A4A49"/>
-          <w:sz w:val="22"/>
-        </w:rPr>
-        <w:t>Los tres riesgos de distribuir, y por que son esos tres (2/3)</w:t>
-      </w:r>
-    </w:p>
-    <w:p>
-      <w:pPr>
-        <w:pStyle w:val="ListNumber"/>
-      </w:pPr>
-      <w:r>
-        <w:rPr>
-          <w:b w:val="0"/>
-          <w:color w:val="4A4A49"/>
-          <w:sz w:val="22"/>
-        </w:rPr>
-        <w:t>Los tres riesgos de distribuir, y por que son esos tres (3/3)</w:t>
-      </w:r>
-    </w:p>
-    <w:p>
-      <w:pPr>
-        <w:pStyle w:val="ListNumber"/>
-      </w:pPr>
-      <w:r>
-        <w:rPr>
-          <w:b w:val="0"/>
-          <w:color w:val="4A4A49"/>
-          <w:sz w:val="22"/>
-        </w:rPr>
-        <w:t>Preguntas frecuentes y cierre conceptual</w:t>
-      </w:r>
-    </w:p>
-    <w:p>
-      <w:pPr>
-        <w:pStyle w:val="ListNumber"/>
-      </w:pPr>
-      <w:r>
-        <w:rPr>
-          <w:b w:val="0"/>
-          <w:color w:val="4A4A49"/>
-          <w:sz w:val="22"/>
-        </w:rPr>
-        <w:t>El C4 Container en Mermaid: la forma que un visor renderiza</w:t>
-      </w:r>
-    </w:p>
-    <w:p>
-      <w:pPr>
-        <w:pStyle w:val="ListNumber"/>
-      </w:pPr>
-      <w:r>
-        <w:rPr>
-          <w:b w:val="0"/>
-          <w:color w:val="4A4A49"/>
-          <w:sz w:val="22"/>
-        </w:rPr>
-        <w:t>Lo que importa del diagrama, y no es el dibujo</w:t>
-      </w:r>
-    </w:p>
-    <w:p>
-      <w:pPr>
-        <w:pStyle w:val="ListNumber"/>
-      </w:pPr>
-      <w:r>
-        <w:rPr>
-          <w:b w:val="0"/>
-          <w:color w:val="4A4A49"/>
-          <w:sz w:val="22"/>
-        </w:rPr>
-        <w:t>Ejemplo de diagrama C4 — nivel Containers</w:t>
-      </w:r>
-    </w:p>
-    <w:p>
-      <w:pPr>
-        <w:pStyle w:val="ListNumber"/>
-      </w:pPr>
-      <w:r>
-        <w:rPr>
-          <w:b w:val="0"/>
-          <w:color w:val="4A4A49"/>
-          <w:sz w:val="22"/>
-        </w:rPr>
-        <w:t>Microservicios de verdad vs microservicios teatro</w:t>
-      </w:r>
-    </w:p>
-    <w:p>
-      <w:pPr>
-        <w:pStyle w:val="ListNumber"/>
-      </w:pPr>
-      <w:r>
-        <w:rPr>
-          <w:b w:val="0"/>
-          <w:color w:val="4A4A49"/>
-          <w:sz w:val="22"/>
-        </w:rPr>
-        <w:t>C4Container en Mermaid: el molde que un visor renderiza</w:t>
       </w:r>
     </w:p>
     <w:p>
@@ -1896,7 +3054,7 @@
           <w:color w:val="1A1C1D"/>
           <w:sz w:val="32"/>
         </w:rPr>
-        <w:t>10–40 · Teoría Core (al servicio del taller) · desde [Slide 4]</w:t>
+        <w:t>10–40 · Teoría Core (al servicio del taller) · desde [Slide 6]</w:t>
       </w:r>
     </w:p>
     <w:p>
@@ -1927,7 +3085,7 @@
           <w:color w:val="4A4A49"/>
           <w:sz w:val="22"/>
         </w:rPr>
-        <w:t xml:space="preserve"> · [Slide 4]</w:t>
+        <w:t xml:space="preserve"> · [Slide 6]</w:t>
       </w:r>
     </w:p>
     <w:p>
@@ -1948,7 +3106,7 @@
           <w:color w:val="4A4A49"/>
           <w:sz w:val="22"/>
         </w:rPr>
-        <w:t xml:space="preserve"> · [Slide 5]</w:t>
+        <w:t xml:space="preserve"> · [Slide 10]</w:t>
       </w:r>
     </w:p>
     <w:p>
@@ -1969,7 +3127,7 @@
           <w:color w:val="4A4A49"/>
           <w:sz w:val="22"/>
         </w:rPr>
-        <w:t xml:space="preserve"> · [Slide 6]</w:t>
+        <w:t xml:space="preserve"> · [Slide 16]</w:t>
       </w:r>
     </w:p>
     <w:p>
@@ -1990,7 +3148,7 @@
           <w:color w:val="4A4A49"/>
           <w:sz w:val="22"/>
         </w:rPr>
-        <w:t xml:space="preserve"> · [Slide 7]</w:t>
+        <w:t xml:space="preserve"> · [Slide 21]</w:t>
       </w:r>
     </w:p>
     <w:p>
@@ -2071,7 +3229,7 @@
           <w:color w:val="1A1C1D"/>
           <w:sz w:val="32"/>
         </w:rPr>
-        <w:t>40–55 · Demo en vivo · [Slide 34]</w:t>
+        <w:t>40–55 · Demo en vivo · [Slide 22]</w:t>
       </w:r>
     </w:p>
     <w:p>
@@ -2403,7 +3561,7 @@
           <w:color w:val="4A4A49"/>
           <w:sz w:val="22"/>
         </w:rPr>
-        <w:t>Narra los clics en voz alta. Si falla la red, proyecta la [Slide 33], que ya trae el resultado de la demo, y recórrela rótulo por rótulo.</w:t>
+        <w:t>Narra los clics en voz alta. Si falla la red, proyecta la [Slide 13], que ya trae el resultado de la demo, y recórrela rótulo por rótulo.</w:t>
       </w:r>
     </w:p>
     <w:p>
@@ -2773,7 +3931,7 @@
           <w:color w:val="1A1C1D"/>
           <w:sz w:val="32"/>
         </w:rPr>
-        <w:t>115–120 · Cierre · [Slide 35]</w:t>
+        <w:t>115–120 · Cierre · [Slide 23]</w:t>
       </w:r>
     </w:p>
     <w:p>

--- a/Arquitectura de Sistemas Computacionales/Kit docente/Clase 4/Guion Docente Clase 4 - Microservicios y arquitecturas distribuidas.docx
+++ b/Arquitectura de Sistemas Computacionales/Kit docente/Clase 4/Guion Docente Clase 4 - Microservicios y arquitecturas distribuidas.docx
@@ -1097,7 +1097,7 @@
           <w:color w:val="4A4A49"/>
           <w:sz w:val="22"/>
         </w:rPr>
-        <w:t xml:space="preserve"> — 9 vinetas.</w:t>
+        <w:t xml:space="preserve"> — 5 vinetas.</w:t>
       </w:r>
     </w:p>
     <w:p>

--- a/Arquitectura de Sistemas Computacionales/Kit docente/Clase 4/Guion Docente Clase 4 - Microservicios y arquitecturas distribuidas.docx
+++ b/Arquitectura de Sistemas Computacionales/Kit docente/Clase 4/Guion Docente Clase 4 - Microservicios y arquitecturas distribuidas.docx
@@ -1133,7 +1133,7 @@
           <w:color w:val="4A4A49"/>
           <w:sz w:val="22"/>
         </w:rPr>
-        <w:t xml:space="preserve"> — 6 vinetas.</w:t>
+        <w:t xml:space="preserve"> — 7 vinetas.</w:t>
       </w:r>
     </w:p>
     <w:p>

--- a/Arquitectura de Sistemas Computacionales/Kit docente/Clase 4/Guion Docente Clase 4 - Microservicios y arquitecturas distribuidas.docx
+++ b/Arquitectura de Sistemas Computacionales/Kit docente/Clase 4/Guion Docente Clase 4 - Microservicios y arquitecturas distribuidas.docx
@@ -858,7 +858,7 @@
           <w:color w:val="4A4A49"/>
           <w:sz w:val="22"/>
         </w:rPr>
-        <w:t xml:space="preserve"> — 3 vinetas.</w:t>
+        <w:t xml:space="preserve"> — 4 vinetas.</w:t>
       </w:r>
     </w:p>
     <w:p>
@@ -923,7 +923,7 @@
           <w:color w:val="4A4A49"/>
           <w:sz w:val="22"/>
         </w:rPr>
-        <w:t>En la notacion se marca como almacen —en el codigo, ContainerDb en lugar de Container— y esa distincion no es cosmetica: un almacen no se replica igual que un servicio, no se despliega igual y no falla igual, y todo eso se retoma en las Clases 7 y 13.</w:t>
+        <w:t>En la notacion se marca como almacen —en el codigo, ContainerDb en lugar de Container— y esa distincion no es un detalle de forma: un almacen no se replica igual que un servicio</w:t>
       </w:r>
     </w:p>
     <w:p>
@@ -936,6 +936,19 @@
           <w:color w:val="4A4A49"/>
           <w:sz w:val="22"/>
         </w:rPr>
+        <w:t>No se despliega igual y no falla igual, y todo eso se retoma en las Clases 7 y 13.</w:t>
+      </w:r>
+    </w:p>
+    <w:p>
+      <w:pPr>
+        <w:pStyle w:val="ListBullet2"/>
+      </w:pPr>
+      <w:r>
+        <w:rPr>
+          <w:b w:val="0"/>
+          <w:color w:val="4A4A49"/>
+          <w:sz w:val="22"/>
+        </w:rPr>
         <w:t>La tercera: ninguna flecha queda muda, y media etiqueta tampoco alcanza.</w:t>
       </w:r>
     </w:p>
@@ -1066,7 +1079,7 @@
           <w:color w:val="4A4A49"/>
           <w:sz w:val="22"/>
         </w:rPr>
-        <w:t>(No se proyecta) No es pedanteria de notacion; es lo unico que permite afirmar que los dos dibujos son el mismo sistema visto desde distinta altura, y es exactamente lo que se volvera a verificar en la Clase 7 contra el diagrama de despliegue y en la Clase 11 en la auditoria del paquete.</w:t>
+        <w:t>(No se proyecta) No es exceso de rigor con la notacion; es lo unico que permite afirmar que los dos dibujos son el mismo sistema visto desde distinta altura, y es exactamente lo que se volvera a verificar en la Clase 7 contra el diagrama de despliegue y en la Clase 11 en la auditoria del paquete.</w:t>
       </w:r>
     </w:p>
     <w:p>
